--- a/cpf-docs/deliverables/산출물목록.docx
+++ b/cpf-docs/deliverables/산출물목록.docx
@@ -1369,33 +1369,8 @@
         <w:jc w:val="left"/>
         <w:rPr/>
       </w:pPr>
-      <w:hyperlink w:anchor="27-공식-배포-형식---r19">
-        <w:bookmarkStart w:id="32" w:name="toc-27-공식-배포-형식---r19"/>
-        <w:bookmarkEnd w:id="32"/>
-        <w:r>
-          <w:rPr>
-            <w:rStyle w:val="Hyperlink"/>
-          </w:rPr>
-          <w:t xml:space="preserve">27. </w:t>
-        </w:r>
-        <w:r>
-          <w:rPr>
-            <w:rStyle w:val="Hyperlink"/>
-          </w:rPr>
-          <w:t xml:space="preserve">공식 배포 형식 </w:t>
-        </w:r>
-        <w:r>
-          <w:rPr>
-            <w:rStyle w:val="Hyperlink"/>
-          </w:rPr>
-          <w:t>- R19</w:t>
-        </w:r>
-      </w:hyperlink>
-      <w:r>
-        <w:rPr>
-          <w:rFonts w:ascii="Noto Sans CJK KR" w:hAnsi="Noto Sans CJK KR" w:eastAsia="Noto Sans CJK KR"/>
-        </w:rPr>
-        <w:t xml:space="preserve"> </w:t>
+      <w:r>
+        <w:t xml:space="preserve">27. 공식 배포 형식 - R20 </w:t>
       </w:r>
     </w:p>
     <w:p>
@@ -1439,6 +1414,14 @@
     </w:p>
     <w:p>
       <w:pPr>
+        <w:pStyle w:val="BodyText"/>
+      </w:pPr>
+      <w:r>
+        <w:t xml:space="preserve">29. 현재 제품 검증 상태와 R6J 사용 경계 </w:t>
+      </w:r>
+    </w:p>
+    <w:p>
+      <w:pPr>
         <w:pStyle w:val="Heading1"/>
         <w:keepNext/>
         <w:bidi w:val="0"/>
@@ -1477,196 +1460,166 @@
         <w:rPr>
           <w:rFonts w:ascii="Noto Sans CJK KR" w:hAnsi="Noto Sans CJK KR" w:eastAsia="Noto Sans CJK KR"/>
         </w:rPr>
-        <w:t xml:space="preserve">기준 </w:t>
-      </w:r>
-      <w:r>
-        <w:rPr>
-          <w:rFonts w:ascii="Noto Sans CJK KR" w:hAnsi="Noto Sans CJK KR" w:eastAsia="Noto Sans CJK KR"/>
-        </w:rPr>
-        <w:t xml:space="preserve">Repository: </w:t>
+        <w:t>기준 Repository: https://github.com/freeangelsun/202412_01_CPF 기준 Branch: master 문서 콘텐츠 기준 Commit: cd5baccb02245a980e5998aa0dc9bac579fc019f (07_04) 기준일: 2026-08-08 Asia/Seoul 기준 Commit: 현재 master 구현 기준 문서. Product Surface·Starter·Tool·EDU 식별자는 아래 기준 Commit의 Source 정본과 대조한다.</w:t>
+      </w:r>
+      <w:r>
+        <w:rPr>
+          <w:rFonts w:ascii="Noto Sans CJK KR" w:hAnsi="Noto Sans CJK KR" w:eastAsia="Noto Sans CJK KR"/>
+        </w:rPr>
       </w:r>
       <w:r>
         <w:rPr>
           <w:rStyle w:val="SourceText"/>
           <w:rFonts w:ascii="Noto Sans CJK KR" w:hAnsi="Noto Sans CJK KR" w:eastAsia="Noto Sans CJK KR"/>
         </w:rPr>
-        <w:t>https://github.com/freeangelsun/202412_01_CPF</w:t>
-      </w:r>
-      <w:r>
-        <w:rPr>
-          <w:rFonts w:ascii="Noto Sans CJK KR" w:hAnsi="Noto Sans CJK KR" w:eastAsia="Noto Sans CJK KR"/>
-        </w:rPr>
-        <w:t xml:space="preserve"> </w:t>
-      </w:r>
-      <w:r>
-        <w:rPr>
-          <w:rFonts w:ascii="Noto Sans CJK KR" w:hAnsi="Noto Sans CJK KR" w:eastAsia="Noto Sans CJK KR"/>
-        </w:rPr>
-        <w:t xml:space="preserve">기준 </w:t>
-      </w:r>
-      <w:r>
-        <w:rPr>
-          <w:rFonts w:ascii="Noto Sans CJK KR" w:hAnsi="Noto Sans CJK KR" w:eastAsia="Noto Sans CJK KR"/>
-        </w:rPr>
-        <w:t xml:space="preserve">Branch: </w:t>
+      </w:r>
+      <w:r>
+        <w:rPr>
+          <w:rFonts w:ascii="Noto Sans CJK KR" w:hAnsi="Noto Sans CJK KR" w:eastAsia="Noto Sans CJK KR"/>
+        </w:rPr>
+      </w:r>
+      <w:r>
+        <w:rPr>
+          <w:rFonts w:ascii="Noto Sans CJK KR" w:hAnsi="Noto Sans CJK KR" w:eastAsia="Noto Sans CJK KR"/>
+        </w:rPr>
+      </w:r>
+      <w:r>
+        <w:rPr>
+          <w:rFonts w:ascii="Noto Sans CJK KR" w:hAnsi="Noto Sans CJK KR" w:eastAsia="Noto Sans CJK KR"/>
+        </w:rPr>
       </w:r>
       <w:r>
         <w:rPr>
           <w:rStyle w:val="SourceText"/>
           <w:rFonts w:ascii="Noto Sans CJK KR" w:hAnsi="Noto Sans CJK KR" w:eastAsia="Noto Sans CJK KR"/>
         </w:rPr>
-        <w:t>master</w:t>
-      </w:r>
-      <w:r>
-        <w:rPr>
-          <w:rFonts w:ascii="Noto Sans CJK KR" w:hAnsi="Noto Sans CJK KR" w:eastAsia="Noto Sans CJK KR"/>
-        </w:rPr>
-        <w:t xml:space="preserve"> </w:t>
-      </w:r>
-      <w:r>
-        <w:rPr>
-          <w:rFonts w:ascii="Noto Sans CJK KR" w:hAnsi="Noto Sans CJK KR" w:eastAsia="Noto Sans CJK KR"/>
-        </w:rPr>
-        <w:t xml:space="preserve">문서 콘텐츠 기준 </w:t>
-      </w:r>
-      <w:r>
-        <w:rPr>
-          <w:rFonts w:ascii="Noto Sans CJK KR" w:hAnsi="Noto Sans CJK KR" w:eastAsia="Noto Sans CJK KR"/>
-        </w:rPr>
-        <w:t xml:space="preserve">Commit: </w:t>
+      </w:r>
+      <w:r>
+        <w:rPr>
+          <w:rFonts w:ascii="Noto Sans CJK KR" w:hAnsi="Noto Sans CJK KR" w:eastAsia="Noto Sans CJK KR"/>
+        </w:rPr>
+      </w:r>
+      <w:r>
+        <w:rPr>
+          <w:rFonts w:ascii="Noto Sans CJK KR" w:hAnsi="Noto Sans CJK KR" w:eastAsia="Noto Sans CJK KR"/>
+        </w:rPr>
+      </w:r>
+      <w:r>
+        <w:rPr>
+          <w:rFonts w:ascii="Noto Sans CJK KR" w:hAnsi="Noto Sans CJK KR" w:eastAsia="Noto Sans CJK KR"/>
+        </w:rPr>
       </w:r>
       <w:r>
         <w:rPr>
           <w:rStyle w:val="SourceText"/>
           <w:rFonts w:ascii="Noto Sans CJK KR" w:hAnsi="Noto Sans CJK KR" w:eastAsia="Noto Sans CJK KR"/>
         </w:rPr>
-        <w:t>3ed676061246c9db3e44f29e254c0393ecca3929</w:t>
-      </w:r>
-      <w:r>
-        <w:rPr>
-          <w:rFonts w:ascii="Noto Sans CJK KR" w:hAnsi="Noto Sans CJK KR" w:eastAsia="Noto Sans CJK KR"/>
-        </w:rPr>
-        <w:t xml:space="preserve"> (</w:t>
+      </w:r>
+      <w:r>
+        <w:rPr>
+          <w:rFonts w:ascii="Noto Sans CJK KR" w:hAnsi="Noto Sans CJK KR" w:eastAsia="Noto Sans CJK KR"/>
+        </w:rPr>
       </w:r>
       <w:r>
         <w:rPr>
           <w:rStyle w:val="SourceText"/>
           <w:rFonts w:ascii="Noto Sans CJK KR" w:hAnsi="Noto Sans CJK KR" w:eastAsia="Noto Sans CJK KR"/>
         </w:rPr>
-        <w:t>07_02</w:t>
-      </w:r>
-      <w:r>
-        <w:rPr>
-          <w:rFonts w:ascii="Noto Sans CJK KR" w:hAnsi="Noto Sans CJK KR" w:eastAsia="Noto Sans CJK KR"/>
-        </w:rPr>
-        <w:t xml:space="preserve">) </w:t>
-      </w:r>
-      <w:r>
-        <w:rPr>
-          <w:rFonts w:ascii="Noto Sans CJK KR" w:hAnsi="Noto Sans CJK KR" w:eastAsia="Noto Sans CJK KR"/>
-        </w:rPr>
-        <w:t>기준일</w:t>
-      </w:r>
-      <w:r>
-        <w:rPr>
-          <w:rFonts w:ascii="Noto Sans CJK KR" w:hAnsi="Noto Sans CJK KR" w:eastAsia="Noto Sans CJK KR"/>
-        </w:rPr>
-        <w:t xml:space="preserve">: </w:t>
+      </w:r>
+      <w:r>
+        <w:rPr>
+          <w:rFonts w:ascii="Noto Sans CJK KR" w:hAnsi="Noto Sans CJK KR" w:eastAsia="Noto Sans CJK KR"/>
+        </w:rPr>
+      </w:r>
+      <w:r>
+        <w:rPr>
+          <w:rFonts w:ascii="Noto Sans CJK KR" w:hAnsi="Noto Sans CJK KR" w:eastAsia="Noto Sans CJK KR"/>
+        </w:rPr>
+      </w:r>
+      <w:r>
+        <w:rPr>
+          <w:rFonts w:ascii="Noto Sans CJK KR" w:hAnsi="Noto Sans CJK KR" w:eastAsia="Noto Sans CJK KR"/>
+        </w:rPr>
       </w:r>
       <w:r>
         <w:rPr>
           <w:rStyle w:val="SourceText"/>
           <w:rFonts w:ascii="Noto Sans CJK KR" w:hAnsi="Noto Sans CJK KR" w:eastAsia="Noto Sans CJK KR"/>
         </w:rPr>
-        <w:t>2026-08-07 Asia/Seoul</w:t>
-      </w:r>
-      <w:r>
-        <w:rPr>
-          <w:rFonts w:ascii="Noto Sans CJK KR" w:hAnsi="Noto Sans CJK KR" w:eastAsia="Noto Sans CJK KR"/>
-        </w:rPr>
-        <w:t xml:space="preserve"> </w:t>
-      </w:r>
-      <w:r>
-        <w:rPr>
-          <w:rFonts w:ascii="Noto Sans CJK KR" w:hAnsi="Noto Sans CJK KR" w:eastAsia="Noto Sans CJK KR"/>
-        </w:rPr>
-        <w:t xml:space="preserve">기준 </w:t>
-      </w:r>
-      <w:r>
-        <w:rPr>
-          <w:rFonts w:ascii="Noto Sans CJK KR" w:hAnsi="Noto Sans CJK KR" w:eastAsia="Noto Sans CJK KR"/>
-        </w:rPr>
-        <w:t xml:space="preserve">Commit: </w:t>
+      </w:r>
+      <w:r>
+        <w:rPr>
+          <w:rFonts w:ascii="Noto Sans CJK KR" w:hAnsi="Noto Sans CJK KR" w:eastAsia="Noto Sans CJK KR"/>
+        </w:rPr>
+      </w:r>
+      <w:r>
+        <w:rPr>
+          <w:rFonts w:ascii="Noto Sans CJK KR" w:hAnsi="Noto Sans CJK KR" w:eastAsia="Noto Sans CJK KR"/>
+        </w:rPr>
+      </w:r>
+      <w:r>
+        <w:rPr>
+          <w:rFonts w:ascii="Noto Sans CJK KR" w:hAnsi="Noto Sans CJK KR" w:eastAsia="Noto Sans CJK KR"/>
+        </w:rPr>
       </w:r>
       <w:r>
         <w:rPr>
           <w:rStyle w:val="Strong"/>
           <w:rFonts w:ascii="Noto Sans CJK KR" w:hAnsi="Noto Sans CJK KR" w:eastAsia="Noto Sans CJK KR"/>
         </w:rPr>
-        <w:t xml:space="preserve">현재 </w:t>
       </w:r>
       <w:r>
         <w:rPr>
           <w:rStyle w:val="SourceText"/>
           <w:rFonts w:ascii="Noto Sans CJK KR" w:hAnsi="Noto Sans CJK KR" w:eastAsia="Noto Sans CJK KR"/>
         </w:rPr>
-        <w:t>master</w:t>
       </w:r>
       <w:r>
         <w:rPr>
           <w:rStyle w:val="Strong"/>
           <w:rFonts w:ascii="Noto Sans CJK KR" w:hAnsi="Noto Sans CJK KR" w:eastAsia="Noto Sans CJK KR"/>
         </w:rPr>
-        <w:t xml:space="preserve"> </w:t>
       </w:r>
       <w:r>
         <w:rPr>
           <w:rStyle w:val="Strong"/>
           <w:rFonts w:ascii="Noto Sans CJK KR" w:hAnsi="Noto Sans CJK KR" w:eastAsia="Noto Sans CJK KR"/>
         </w:rPr>
-        <w:t>구현 기준 문서</w:t>
-      </w:r>
-      <w:r>
-        <w:rPr>
-          <w:rFonts w:ascii="Noto Sans CJK KR" w:hAnsi="Noto Sans CJK KR" w:eastAsia="Noto Sans CJK KR"/>
-        </w:rPr>
-        <w:t xml:space="preserve">. Product Surface·Starter·Tool·EDU </w:t>
-      </w:r>
-      <w:r>
-        <w:rPr>
-          <w:rFonts w:ascii="Noto Sans CJK KR" w:hAnsi="Noto Sans CJK KR" w:eastAsia="Noto Sans CJK KR"/>
-        </w:rPr>
-        <w:t xml:space="preserve">식별자는 아래 기준 </w:t>
-      </w:r>
-      <w:r>
-        <w:rPr>
-          <w:rFonts w:ascii="Noto Sans CJK KR" w:hAnsi="Noto Sans CJK KR" w:eastAsia="Noto Sans CJK KR"/>
-        </w:rPr>
-        <w:t>Commit</w:t>
-      </w:r>
-      <w:r>
-        <w:rPr>
-          <w:rFonts w:ascii="Noto Sans CJK KR" w:hAnsi="Noto Sans CJK KR" w:eastAsia="Noto Sans CJK KR"/>
-        </w:rPr>
-        <w:t xml:space="preserve">의 </w:t>
-      </w:r>
-      <w:r>
-        <w:rPr>
-          <w:rFonts w:ascii="Noto Sans CJK KR" w:hAnsi="Noto Sans CJK KR" w:eastAsia="Noto Sans CJK KR"/>
-        </w:rPr>
-        <w:t xml:space="preserve">Source </w:t>
-      </w:r>
-      <w:r>
-        <w:rPr>
-          <w:rFonts w:ascii="Noto Sans CJK KR" w:hAnsi="Noto Sans CJK KR" w:eastAsia="Noto Sans CJK KR"/>
-        </w:rPr>
-        <w:t>정본과 대조한다</w:t>
-      </w:r>
-      <w:r>
-        <w:rPr>
-          <w:rFonts w:ascii="Noto Sans CJK KR" w:hAnsi="Noto Sans CJK KR" w:eastAsia="Noto Sans CJK KR"/>
-        </w:rPr>
-        <w:t>.</w:t>
+      </w:r>
+      <w:r>
+        <w:rPr>
+          <w:rFonts w:ascii="Noto Sans CJK KR" w:hAnsi="Noto Sans CJK KR" w:eastAsia="Noto Sans CJK KR"/>
+        </w:rPr>
+      </w:r>
+      <w:r>
+        <w:rPr>
+          <w:rFonts w:ascii="Noto Sans CJK KR" w:hAnsi="Noto Sans CJK KR" w:eastAsia="Noto Sans CJK KR"/>
+        </w:rPr>
+      </w:r>
+      <w:r>
+        <w:rPr>
+          <w:rFonts w:ascii="Noto Sans CJK KR" w:hAnsi="Noto Sans CJK KR" w:eastAsia="Noto Sans CJK KR"/>
+        </w:rPr>
+      </w:r>
+      <w:r>
+        <w:rPr>
+          <w:rFonts w:ascii="Noto Sans CJK KR" w:hAnsi="Noto Sans CJK KR" w:eastAsia="Noto Sans CJK KR"/>
+        </w:rPr>
+      </w:r>
+      <w:r>
+        <w:rPr>
+          <w:rFonts w:ascii="Noto Sans CJK KR" w:hAnsi="Noto Sans CJK KR" w:eastAsia="Noto Sans CJK KR"/>
+        </w:rPr>
+      </w:r>
+      <w:r>
+        <w:rPr>
+          <w:rFonts w:ascii="Noto Sans CJK KR" w:hAnsi="Noto Sans CJK KR" w:eastAsia="Noto Sans CJK KR"/>
+        </w:rPr>
+      </w:r>
+      <w:r>
+        <w:rPr>
+          <w:rFonts w:ascii="Noto Sans CJK KR" w:hAnsi="Noto Sans CJK KR" w:eastAsia="Noto Sans CJK KR"/>
+        </w:rPr>
       </w:r>
     </w:p>
     <w:tbl>
@@ -13754,25 +13707,8 @@
         <w:jc w:val="left"/>
         <w:rPr/>
       </w:pPr>
-      <w:bookmarkStart w:id="66" w:name="27-공식-배포-형식---r19"/>
-      <w:bookmarkEnd w:id="66"/>
-      <w:r>
-        <w:rPr>
-          <w:rFonts w:ascii="Noto Sans CJK KR" w:hAnsi="Noto Sans CJK KR" w:eastAsia="Noto Sans CJK KR"/>
-        </w:rPr>
-        <w:t xml:space="preserve">27. </w:t>
-      </w:r>
-      <w:r>
-        <w:rPr>
-          <w:rFonts w:ascii="Noto Sans CJK KR" w:hAnsi="Noto Sans CJK KR" w:eastAsia="Noto Sans CJK KR"/>
-        </w:rPr>
-        <w:t xml:space="preserve">공식 배포 형식 </w:t>
-      </w:r>
-      <w:r>
-        <w:rPr>
-          <w:rFonts w:ascii="Noto Sans CJK KR" w:hAnsi="Noto Sans CJK KR" w:eastAsia="Noto Sans CJK KR"/>
-        </w:rPr>
-        <w:t>- R19</w:t>
+      <w:r>
+        <w:t>27. 공식 배포 형식 - R20</w:t>
       </w:r>
     </w:p>
     <w:p>
@@ -14176,6 +14112,1684 @@
           <w:rFonts w:ascii="Noto Sans CJK KR" w:hAnsi="Noto Sans CJK KR" w:eastAsia="Noto Sans CJK KR"/>
         </w:rPr>
         <w:t>.</w:t>
+      </w:r>
+    </w:p>
+    <w:p>
+      <w:pPr>
+        <w:pStyle w:val="Heading2"/>
+        <w:spacing w:before="0" w:after="40" w:line="228" w:lineRule="auto"/>
+      </w:pPr>
+      <w:r>
+        <w:t>29. 현재 제품 검증 상태와 R6J 사용 경계</w:t>
+      </w:r>
+    </w:p>
+    <w:p>
+      <w:pPr>
+        <w:spacing w:before="0" w:after="40" w:line="228" w:lineRule="auto"/>
+      </w:pPr>
+      <w:r>
+        <w:rPr>
+          <w:b/>
+          <w:sz w:val="18"/>
+        </w:rPr>
+        <w:t xml:space="preserve">판정 기준: </w:t>
+      </w:r>
+      <w:r>
+        <w:rPr>
+          <w:sz w:val="18"/>
+        </w:rPr>
+        <w:t xml:space="preserve">master cd5baccb02245a980e5998aa0dc9bac579fc019f (07_04), R6J QA basis 3ed676061246c9db3e44f29e254c0393ecca3929 (07_02). </w:t>
+      </w:r>
+      <w:r>
+        <w:rPr>
+          <w:sz w:val="18"/>
+        </w:rPr>
+        <w:t>07_04 Commit은 전체 프로젝트 100% Finalization Mandate와 QA Scope 보정을 추가했으며 R6J 검수 대상 Product Source는 07_02와 동일하다.</w:t>
+      </w:r>
+    </w:p>
+    <w:p>
+      <w:pPr>
+        <w:pStyle w:val="Normal"/>
+      </w:pPr>
+      <w:r>
+        <w:t>• 07_04 정책에 따라 34개 직접 Rework는 전체 개발 Scope가 아니다. 중앙 Requirement 93/93, Finding 56/56, 최상위 Requirement 전체, Runtime/GA 전체와 작업 중 자체 발견 결함까지 프로젝트 완료 범위로 본다.</w:t>
+      </w:r>
+    </w:p>
+    <w:p>
+      <w:pPr>
+        <w:pStyle w:val="BodyText"/>
+        <w:spacing w:before="0" w:after="40" w:line="228" w:lineRule="auto"/>
+      </w:pPr>
+      <w:r>
+        <w:rPr>
+          <w:sz w:val="18"/>
+        </w:rPr>
+        <w:t>• 현재 문서 배포 Revision은 R20이며 기준 Commit은 cd5baccb(07_04)이다.</w:t>
+      </w:r>
+    </w:p>
+    <w:p>
+      <w:pPr>
+        <w:pStyle w:val="BodyText"/>
+        <w:spacing w:before="0" w:after="40" w:line="228" w:lineRule="auto"/>
+      </w:pPr>
+      <w:r>
+        <w:rPr>
+          <w:sz w:val="18"/>
+        </w:rPr>
+        <w:t>• R6J 중앙 QA 산출물은 Product Release PASS가 아니라 재개발 입력이다: Finding 56개, 직접 Rework 34개, product verdict 미통과(RELEASE_BLOCKED).</w:t>
+      </w:r>
+    </w:p>
+    <w:p>
+      <w:pPr>
+        <w:pStyle w:val="BodyText"/>
+        <w:spacing w:before="0" w:after="40" w:line="228" w:lineRule="auto"/>
+      </w:pPr>
+      <w:r>
+        <w:rPr>
+          <w:sz w:val="18"/>
+        </w:rPr>
+        <w:t>• R20 공식 사용자/설계 산출물은 PDF + 동일 basename DOCX이며 Authoring MD는 보관하지 않는다.</w:t>
+      </w:r>
+    </w:p>
+    <w:p>
+      <w:pPr>
+        <w:pStyle w:val="BodyText"/>
+        <w:spacing w:before="0" w:after="40" w:line="228" w:lineRule="auto"/>
+      </w:pPr>
+      <w:r>
+        <w:rPr>
+          <w:sz w:val="18"/>
+        </w:rPr>
+        <w:t>• 후속 제품 Source 재개발 결과가 Push되면 PDF/DOCX를 다시 current exact SHA에 맞춰 현행화하고 QA A/B 재검수 결과와 분리해 인수한다.</w:t>
+      </w:r>
+    </w:p>
+    <w:p>
+      <w:pPr>
+        <w:spacing w:before="0" w:after="40" w:line="228" w:lineRule="auto"/>
+      </w:pPr>
+      <w:r>
+        <w:rPr>
+          <w:sz w:val="18"/>
+        </w:rPr>
+        <w:t>이 문서에 직접 영향을 주는 R6J 재개발 항목: 16개. 아래 항목이 후속 exact SHA에서 닫히기 전에는 해당 기능을 Release 승인 근거로 사용하지 않는다.</w:t>
+      </w:r>
+      <w:r>
+        <w:t xml:space="preserve"> 이 표는 문서 영향 매핑이며 전체 프로젝트 Scope를 제한하지 않는다.</w:t>
+      </w:r>
+    </w:p>
+    <w:tbl>
+      <w:tblPr>
+        <w:tblW w:type="pct" w:w="5000"/>
+        <w:jc w:val="center"/>
+        <w:tblLook w:firstColumn="1" w:firstRow="1" w:lastColumn="0" w:lastRow="0" w:noHBand="0" w:noVBand="1" w:val="04A0"/>
+      </w:tblPr>
+      <w:tblGrid>
+        <w:gridCol w:w="2551"/>
+        <w:gridCol w:w="2551"/>
+        <w:gridCol w:w="2551"/>
+        <w:gridCol w:w="2551"/>
+      </w:tblGrid>
+      <w:tr>
+        <w:trPr/>
+        <w:tc>
+          <w:tcPr>
+            <w:tcW w:type="dxa" w:w="2551"/>
+            <w:tcMar>
+              <w:top w:w="25" w:type="dxa"/>
+              <w:start w:w="35" w:type="dxa"/>
+              <w:bottom w:w="25" w:type="dxa"/>
+              <w:end w:w="35" w:type="dxa"/>
+            </w:tcMar>
+          </w:tcPr>
+          <w:p>
+            <w:pPr>
+              <w:spacing w:before="0" w:after="0" w:line="216" w:lineRule="auto"/>
+            </w:pPr>
+            <w:r>
+              <w:rPr>
+                <w:b/>
+                <w:sz w:val="15"/>
+              </w:rPr>
+              <w:t>ID</w:t>
+            </w:r>
+          </w:p>
+        </w:tc>
+        <w:tc>
+          <w:tcPr>
+            <w:tcW w:type="dxa" w:w="2551"/>
+            <w:tcMar>
+              <w:top w:w="25" w:type="dxa"/>
+              <w:start w:w="35" w:type="dxa"/>
+              <w:bottom w:w="25" w:type="dxa"/>
+              <w:end w:w="35" w:type="dxa"/>
+            </w:tcMar>
+          </w:tcPr>
+          <w:p>
+            <w:pPr>
+              <w:spacing w:before="0" w:after="0" w:line="216" w:lineRule="auto"/>
+            </w:pPr>
+            <w:r>
+              <w:rPr>
+                <w:b/>
+                <w:sz w:val="15"/>
+              </w:rPr>
+              <w:t>우선순위</w:t>
+            </w:r>
+          </w:p>
+        </w:tc>
+        <w:tc>
+          <w:tcPr>
+            <w:tcW w:type="dxa" w:w="2551"/>
+            <w:tcMar>
+              <w:top w:w="25" w:type="dxa"/>
+              <w:start w:w="35" w:type="dxa"/>
+              <w:bottom w:w="25" w:type="dxa"/>
+              <w:end w:w="35" w:type="dxa"/>
+            </w:tcMar>
+          </w:tcPr>
+          <w:p>
+            <w:pPr>
+              <w:spacing w:before="0" w:after="0" w:line="216" w:lineRule="auto"/>
+            </w:pPr>
+            <w:r>
+              <w:rPr>
+                <w:b/>
+                <w:sz w:val="15"/>
+              </w:rPr>
+              <w:t>영역</w:t>
+            </w:r>
+          </w:p>
+        </w:tc>
+        <w:tc>
+          <w:tcPr>
+            <w:tcW w:type="dxa" w:w="2551"/>
+            <w:tcMar>
+              <w:top w:w="25" w:type="dxa"/>
+              <w:start w:w="35" w:type="dxa"/>
+              <w:bottom w:w="25" w:type="dxa"/>
+              <w:end w:w="35" w:type="dxa"/>
+            </w:tcMar>
+          </w:tcPr>
+          <w:p>
+            <w:pPr>
+              <w:spacing w:before="0" w:after="0" w:line="216" w:lineRule="auto"/>
+            </w:pPr>
+            <w:r>
+              <w:rPr>
+                <w:b/>
+                <w:sz w:val="15"/>
+              </w:rPr>
+              <w:t>현재 조치 기준</w:t>
+            </w:r>
+          </w:p>
+        </w:tc>
+      </w:tr>
+      <w:tr>
+        <w:trPr/>
+        <w:tc>
+          <w:tcPr>
+            <w:tcW w:type="dxa" w:w="2551"/>
+            <w:tcMar>
+              <w:top w:w="25" w:type="dxa"/>
+              <w:start w:w="35" w:type="dxa"/>
+              <w:bottom w:w="25" w:type="dxa"/>
+              <w:end w:w="35" w:type="dxa"/>
+            </w:tcMar>
+          </w:tcPr>
+          <w:p>
+            <w:pPr>
+              <w:spacing w:before="0" w:after="0" w:line="216" w:lineRule="auto"/>
+            </w:pPr>
+            <w:r>
+              <w:rPr>
+                <w:sz w:val="15"/>
+              </w:rPr>
+              <w:t>AB-R6-001</w:t>
+            </w:r>
+          </w:p>
+        </w:tc>
+        <w:tc>
+          <w:tcPr>
+            <w:tcW w:type="dxa" w:w="2551"/>
+            <w:tcMar>
+              <w:top w:w="25" w:type="dxa"/>
+              <w:start w:w="35" w:type="dxa"/>
+              <w:bottom w:w="25" w:type="dxa"/>
+              <w:end w:w="35" w:type="dxa"/>
+            </w:tcMar>
+          </w:tcPr>
+          <w:p>
+            <w:pPr>
+              <w:spacing w:before="0" w:after="0" w:line="216" w:lineRule="auto"/>
+            </w:pPr>
+            <w:r>
+              <w:rPr>
+                <w:sz w:val="15"/>
+              </w:rPr>
+              <w:t>P0</w:t>
+            </w:r>
+          </w:p>
+        </w:tc>
+        <w:tc>
+          <w:tcPr>
+            <w:tcW w:type="dxa" w:w="2551"/>
+            <w:tcMar>
+              <w:top w:w="25" w:type="dxa"/>
+              <w:start w:w="35" w:type="dxa"/>
+              <w:bottom w:w="25" w:type="dxa"/>
+              <w:end w:w="35" w:type="dxa"/>
+            </w:tcMar>
+          </w:tcPr>
+          <w:p>
+            <w:pPr>
+              <w:spacing w:before="0" w:after="0" w:line="216" w:lineRule="auto"/>
+            </w:pPr>
+            <w:r>
+              <w:rPr>
+                <w:sz w:val="15"/>
+              </w:rPr>
+              <w:t>Management/Quality</w:t>
+            </w:r>
+          </w:p>
+        </w:tc>
+        <w:tc>
+          <w:tcPr>
+            <w:tcW w:type="dxa" w:w="2551"/>
+            <w:tcMar>
+              <w:top w:w="25" w:type="dxa"/>
+              <w:start w:w="35" w:type="dxa"/>
+              <w:bottom w:w="25" w:type="dxa"/>
+              <w:end w:w="35" w:type="dxa"/>
+            </w:tcMar>
+          </w:tcPr>
+          <w:p>
+            <w:pPr>
+              <w:spacing w:before="0" w:after="0" w:line="216" w:lineRule="auto"/>
+            </w:pPr>
+            <w:r>
+              <w:rPr>
+                <w:sz w:val="15"/>
+              </w:rPr>
+              <w:t>Current result SHA와 execution Evidence provenance 미결속</w:t>
+            </w:r>
+          </w:p>
+        </w:tc>
+      </w:tr>
+      <w:tr>
+        <w:trPr/>
+        <w:tc>
+          <w:tcPr>
+            <w:tcW w:type="dxa" w:w="2551"/>
+            <w:tcMar>
+              <w:top w:w="25" w:type="dxa"/>
+              <w:start w:w="35" w:type="dxa"/>
+              <w:bottom w:w="25" w:type="dxa"/>
+              <w:end w:w="35" w:type="dxa"/>
+            </w:tcMar>
+          </w:tcPr>
+          <w:p>
+            <w:pPr>
+              <w:spacing w:before="0" w:after="0" w:line="216" w:lineRule="auto"/>
+            </w:pPr>
+            <w:r>
+              <w:rPr>
+                <w:sz w:val="15"/>
+              </w:rPr>
+              <w:t>AB-R6-002</w:t>
+            </w:r>
+          </w:p>
+        </w:tc>
+        <w:tc>
+          <w:tcPr>
+            <w:tcW w:type="dxa" w:w="2551"/>
+            <w:tcMar>
+              <w:top w:w="25" w:type="dxa"/>
+              <w:start w:w="35" w:type="dxa"/>
+              <w:bottom w:w="25" w:type="dxa"/>
+              <w:end w:w="35" w:type="dxa"/>
+            </w:tcMar>
+          </w:tcPr>
+          <w:p>
+            <w:pPr>
+              <w:spacing w:before="0" w:after="0" w:line="216" w:lineRule="auto"/>
+            </w:pPr>
+            <w:r>
+              <w:rPr>
+                <w:sz w:val="15"/>
+              </w:rPr>
+              <w:t>P0</w:t>
+            </w:r>
+          </w:p>
+        </w:tc>
+        <w:tc>
+          <w:tcPr>
+            <w:tcW w:type="dxa" w:w="2551"/>
+            <w:tcMar>
+              <w:top w:w="25" w:type="dxa"/>
+              <w:start w:w="35" w:type="dxa"/>
+              <w:bottom w:w="25" w:type="dxa"/>
+              <w:end w:w="35" w:type="dxa"/>
+            </w:tcMar>
+          </w:tcPr>
+          <w:p>
+            <w:pPr>
+              <w:spacing w:before="0" w:after="0" w:line="216" w:lineRule="auto"/>
+            </w:pPr>
+            <w:r>
+              <w:rPr>
+                <w:sz w:val="15"/>
+              </w:rPr>
+              <w:t>Runtime/Release</w:t>
+            </w:r>
+          </w:p>
+        </w:tc>
+        <w:tc>
+          <w:tcPr>
+            <w:tcW w:type="dxa" w:w="2551"/>
+            <w:tcMar>
+              <w:top w:w="25" w:type="dxa"/>
+              <w:start w:w="35" w:type="dxa"/>
+              <w:bottom w:w="25" w:type="dxa"/>
+              <w:end w:w="35" w:type="dxa"/>
+            </w:tcMar>
+          </w:tcPr>
+          <w:p>
+            <w:pPr>
+              <w:spacing w:before="0" w:after="0" w:line="216" w:lineRule="auto"/>
+            </w:pPr>
+            <w:r>
+              <w:rPr>
+                <w:sz w:val="15"/>
+              </w:rPr>
+              <w:t>Current master Push에 Release Workflow 실행 근거 없음</w:t>
+            </w:r>
+          </w:p>
+        </w:tc>
+      </w:tr>
+      <w:tr>
+        <w:trPr/>
+        <w:tc>
+          <w:tcPr>
+            <w:tcW w:type="dxa" w:w="2551"/>
+            <w:tcMar>
+              <w:top w:w="25" w:type="dxa"/>
+              <w:start w:w="35" w:type="dxa"/>
+              <w:bottom w:w="25" w:type="dxa"/>
+              <w:end w:w="35" w:type="dxa"/>
+            </w:tcMar>
+          </w:tcPr>
+          <w:p>
+            <w:pPr>
+              <w:spacing w:before="0" w:after="0" w:line="216" w:lineRule="auto"/>
+            </w:pPr>
+            <w:r>
+              <w:rPr>
+                <w:sz w:val="15"/>
+              </w:rPr>
+              <w:t>AB-R6-028</w:t>
+            </w:r>
+          </w:p>
+        </w:tc>
+        <w:tc>
+          <w:tcPr>
+            <w:tcW w:type="dxa" w:w="2551"/>
+            <w:tcMar>
+              <w:top w:w="25" w:type="dxa"/>
+              <w:start w:w="35" w:type="dxa"/>
+              <w:bottom w:w="25" w:type="dxa"/>
+              <w:end w:w="35" w:type="dxa"/>
+            </w:tcMar>
+          </w:tcPr>
+          <w:p>
+            <w:pPr>
+              <w:spacing w:before="0" w:after="0" w:line="216" w:lineRule="auto"/>
+            </w:pPr>
+            <w:r>
+              <w:rPr>
+                <w:sz w:val="15"/>
+              </w:rPr>
+              <w:t>P0</w:t>
+            </w:r>
+          </w:p>
+        </w:tc>
+        <w:tc>
+          <w:tcPr>
+            <w:tcW w:type="dxa" w:w="2551"/>
+            <w:tcMar>
+              <w:top w:w="25" w:type="dxa"/>
+              <w:start w:w="35" w:type="dxa"/>
+              <w:bottom w:w="25" w:type="dxa"/>
+              <w:end w:w="35" w:type="dxa"/>
+            </w:tcMar>
+          </w:tcPr>
+          <w:p>
+            <w:pPr>
+              <w:spacing w:before="0" w:after="0" w:line="216" w:lineRule="auto"/>
+            </w:pPr>
+            <w:r>
+              <w:rPr>
+                <w:sz w:val="15"/>
+              </w:rPr>
+              <w:t>EDU/Sample</w:t>
+            </w:r>
+          </w:p>
+        </w:tc>
+        <w:tc>
+          <w:tcPr>
+            <w:tcW w:type="dxa" w:w="2551"/>
+            <w:tcMar>
+              <w:top w:w="25" w:type="dxa"/>
+              <w:start w:w="35" w:type="dxa"/>
+              <w:bottom w:w="25" w:type="dxa"/>
+              <w:end w:w="35" w:type="dxa"/>
+            </w:tcMar>
+          </w:tcPr>
+          <w:p>
+            <w:pPr>
+              <w:spacing w:before="0" w:after="0" w:line="216" w:lineRule="auto"/>
+            </w:pPr>
+            <w:r>
+              <w:rPr>
+                <w:sz w:val="15"/>
+              </w:rPr>
+              <w:t>EDU Catalog/Handler/Scenario requiredRole 정합성 결함</w:t>
+            </w:r>
+          </w:p>
+        </w:tc>
+      </w:tr>
+      <w:tr>
+        <w:trPr/>
+        <w:tc>
+          <w:tcPr>
+            <w:tcW w:type="dxa" w:w="2551"/>
+            <w:tcMar>
+              <w:top w:w="25" w:type="dxa"/>
+              <w:start w:w="35" w:type="dxa"/>
+              <w:bottom w:w="25" w:type="dxa"/>
+              <w:end w:w="35" w:type="dxa"/>
+            </w:tcMar>
+          </w:tcPr>
+          <w:p>
+            <w:pPr>
+              <w:spacing w:before="0" w:after="0" w:line="216" w:lineRule="auto"/>
+            </w:pPr>
+            <w:r>
+              <w:rPr>
+                <w:sz w:val="15"/>
+              </w:rPr>
+              <w:t>AB-R6-029</w:t>
+            </w:r>
+          </w:p>
+        </w:tc>
+        <w:tc>
+          <w:tcPr>
+            <w:tcW w:type="dxa" w:w="2551"/>
+            <w:tcMar>
+              <w:top w:w="25" w:type="dxa"/>
+              <w:start w:w="35" w:type="dxa"/>
+              <w:bottom w:w="25" w:type="dxa"/>
+              <w:end w:w="35" w:type="dxa"/>
+            </w:tcMar>
+          </w:tcPr>
+          <w:p>
+            <w:pPr>
+              <w:spacing w:before="0" w:after="0" w:line="216" w:lineRule="auto"/>
+            </w:pPr>
+            <w:r>
+              <w:rPr>
+                <w:sz w:val="15"/>
+              </w:rPr>
+              <w:t>P0</w:t>
+            </w:r>
+          </w:p>
+        </w:tc>
+        <w:tc>
+          <w:tcPr>
+            <w:tcW w:type="dxa" w:w="2551"/>
+            <w:tcMar>
+              <w:top w:w="25" w:type="dxa"/>
+              <w:start w:w="35" w:type="dxa"/>
+              <w:bottom w:w="25" w:type="dxa"/>
+              <w:end w:w="35" w:type="dxa"/>
+            </w:tcMar>
+          </w:tcPr>
+          <w:p>
+            <w:pPr>
+              <w:spacing w:before="0" w:after="0" w:line="216" w:lineRule="auto"/>
+            </w:pPr>
+            <w:r>
+              <w:rPr>
+                <w:sz w:val="15"/>
+              </w:rPr>
+              <w:t>EDU/Sample</w:t>
+            </w:r>
+          </w:p>
+        </w:tc>
+        <w:tc>
+          <w:tcPr>
+            <w:tcW w:type="dxa" w:w="2551"/>
+            <w:tcMar>
+              <w:top w:w="25" w:type="dxa"/>
+              <w:start w:w="35" w:type="dxa"/>
+              <w:bottom w:w="25" w:type="dxa"/>
+              <w:end w:w="35" w:type="dxa"/>
+            </w:tcMar>
+          </w:tcPr>
+          <w:p>
+            <w:pPr>
+              <w:spacing w:before="0" w:after="0" w:line="216" w:lineRule="auto"/>
+            </w:pPr>
+            <w:r>
+              <w:rPr>
+                <w:sz w:val="15"/>
+              </w:rPr>
+              <w:t>EDU Test가 실제 Product Consumer Runtime을 충분히 증명하지 못함</w:t>
+            </w:r>
+          </w:p>
+        </w:tc>
+      </w:tr>
+      <w:tr>
+        <w:trPr/>
+        <w:tc>
+          <w:tcPr>
+            <w:tcW w:type="dxa" w:w="2551"/>
+            <w:tcMar>
+              <w:top w:w="25" w:type="dxa"/>
+              <w:start w:w="35" w:type="dxa"/>
+              <w:bottom w:w="25" w:type="dxa"/>
+              <w:end w:w="35" w:type="dxa"/>
+            </w:tcMar>
+          </w:tcPr>
+          <w:p>
+            <w:pPr>
+              <w:spacing w:before="0" w:after="0" w:line="216" w:lineRule="auto"/>
+            </w:pPr>
+            <w:r>
+              <w:rPr>
+                <w:sz w:val="15"/>
+              </w:rPr>
+              <w:t>AB-R6-030</w:t>
+            </w:r>
+          </w:p>
+        </w:tc>
+        <w:tc>
+          <w:tcPr>
+            <w:tcW w:type="dxa" w:w="2551"/>
+            <w:tcMar>
+              <w:top w:w="25" w:type="dxa"/>
+              <w:start w:w="35" w:type="dxa"/>
+              <w:bottom w:w="25" w:type="dxa"/>
+              <w:end w:w="35" w:type="dxa"/>
+            </w:tcMar>
+          </w:tcPr>
+          <w:p>
+            <w:pPr>
+              <w:spacing w:before="0" w:after="0" w:line="216" w:lineRule="auto"/>
+            </w:pPr>
+            <w:r>
+              <w:rPr>
+                <w:sz w:val="15"/>
+              </w:rPr>
+              <w:t>P0</w:t>
+            </w:r>
+          </w:p>
+        </w:tc>
+        <w:tc>
+          <w:tcPr>
+            <w:tcW w:type="dxa" w:w="2551"/>
+            <w:tcMar>
+              <w:top w:w="25" w:type="dxa"/>
+              <w:start w:w="35" w:type="dxa"/>
+              <w:bottom w:w="25" w:type="dxa"/>
+              <w:end w:w="35" w:type="dxa"/>
+            </w:tcMar>
+          </w:tcPr>
+          <w:p>
+            <w:pPr>
+              <w:spacing w:before="0" w:after="0" w:line="216" w:lineRule="auto"/>
+            </w:pPr>
+            <w:r>
+              <w:rPr>
+                <w:sz w:val="15"/>
+              </w:rPr>
+              <w:t>EDU/Sample</w:t>
+            </w:r>
+          </w:p>
+        </w:tc>
+        <w:tc>
+          <w:tcPr>
+            <w:tcW w:type="dxa" w:w="2551"/>
+            <w:tcMar>
+              <w:top w:w="25" w:type="dxa"/>
+              <w:start w:w="35" w:type="dxa"/>
+              <w:bottom w:w="25" w:type="dxa"/>
+              <w:end w:w="35" w:type="dxa"/>
+            </w:tcMar>
+          </w:tcPr>
+          <w:p>
+            <w:pPr>
+              <w:spacing w:before="0" w:after="0" w:line="216" w:lineRule="auto"/>
+            </w:pPr>
+            <w:r>
+              <w:rPr>
+                <w:sz w:val="15"/>
+              </w:rPr>
+              <w:t>EDU-ADM 17의 generic product-mimic 구조</w:t>
+            </w:r>
+          </w:p>
+        </w:tc>
+      </w:tr>
+      <w:tr>
+        <w:trPr/>
+        <w:tc>
+          <w:tcPr>
+            <w:tcW w:type="dxa" w:w="2551"/>
+            <w:tcMar>
+              <w:top w:w="25" w:type="dxa"/>
+              <w:start w:w="35" w:type="dxa"/>
+              <w:bottom w:w="25" w:type="dxa"/>
+              <w:end w:w="35" w:type="dxa"/>
+            </w:tcMar>
+          </w:tcPr>
+          <w:p>
+            <w:pPr>
+              <w:spacing w:before="0" w:after="0" w:line="216" w:lineRule="auto"/>
+            </w:pPr>
+            <w:r>
+              <w:rPr>
+                <w:sz w:val="15"/>
+              </w:rPr>
+              <w:t>AB-R6-032</w:t>
+            </w:r>
+          </w:p>
+        </w:tc>
+        <w:tc>
+          <w:tcPr>
+            <w:tcW w:type="dxa" w:w="2551"/>
+            <w:tcMar>
+              <w:top w:w="25" w:type="dxa"/>
+              <w:start w:w="35" w:type="dxa"/>
+              <w:bottom w:w="25" w:type="dxa"/>
+              <w:end w:w="35" w:type="dxa"/>
+            </w:tcMar>
+          </w:tcPr>
+          <w:p>
+            <w:pPr>
+              <w:spacing w:before="0" w:after="0" w:line="216" w:lineRule="auto"/>
+            </w:pPr>
+            <w:r>
+              <w:rPr>
+                <w:sz w:val="15"/>
+              </w:rPr>
+              <w:t>P0</w:t>
+            </w:r>
+          </w:p>
+        </w:tc>
+        <w:tc>
+          <w:tcPr>
+            <w:tcW w:type="dxa" w:w="2551"/>
+            <w:tcMar>
+              <w:top w:w="25" w:type="dxa"/>
+              <w:start w:w="35" w:type="dxa"/>
+              <w:bottom w:w="25" w:type="dxa"/>
+              <w:end w:w="35" w:type="dxa"/>
+            </w:tcMar>
+          </w:tcPr>
+          <w:p>
+            <w:pPr>
+              <w:spacing w:before="0" w:after="0" w:line="216" w:lineRule="auto"/>
+            </w:pPr>
+            <w:r>
+              <w:rPr>
+                <w:sz w:val="15"/>
+              </w:rPr>
+              <w:t>EDU/Sample</w:t>
+            </w:r>
+          </w:p>
+        </w:tc>
+        <w:tc>
+          <w:tcPr>
+            <w:tcW w:type="dxa" w:w="2551"/>
+            <w:tcMar>
+              <w:top w:w="25" w:type="dxa"/>
+              <w:start w:w="35" w:type="dxa"/>
+              <w:bottom w:w="25" w:type="dxa"/>
+              <w:end w:w="35" w:type="dxa"/>
+            </w:tcMar>
+          </w:tcPr>
+          <w:p>
+            <w:pPr>
+              <w:spacing w:before="0" w:after="0" w:line="216" w:lineRule="auto"/>
+            </w:pPr>
+            <w:r>
+              <w:rPr>
+                <w:sz w:val="15"/>
+              </w:rPr>
+              <w:t>EDU-ADM-04 승인 교육 예제의 실제 제품 계약 미사용</w:t>
+            </w:r>
+          </w:p>
+        </w:tc>
+      </w:tr>
+      <w:tr>
+        <w:trPr/>
+        <w:tc>
+          <w:tcPr>
+            <w:tcW w:type="dxa" w:w="2551"/>
+            <w:tcMar>
+              <w:top w:w="25" w:type="dxa"/>
+              <w:start w:w="35" w:type="dxa"/>
+              <w:bottom w:w="25" w:type="dxa"/>
+              <w:end w:w="35" w:type="dxa"/>
+            </w:tcMar>
+          </w:tcPr>
+          <w:p>
+            <w:pPr>
+              <w:spacing w:before="0" w:after="0" w:line="216" w:lineRule="auto"/>
+            </w:pPr>
+            <w:r>
+              <w:rPr>
+                <w:sz w:val="15"/>
+              </w:rPr>
+              <w:t>AB-R6-033</w:t>
+            </w:r>
+          </w:p>
+        </w:tc>
+        <w:tc>
+          <w:tcPr>
+            <w:tcW w:type="dxa" w:w="2551"/>
+            <w:tcMar>
+              <w:top w:w="25" w:type="dxa"/>
+              <w:start w:w="35" w:type="dxa"/>
+              <w:bottom w:w="25" w:type="dxa"/>
+              <w:end w:w="35" w:type="dxa"/>
+            </w:tcMar>
+          </w:tcPr>
+          <w:p>
+            <w:pPr>
+              <w:spacing w:before="0" w:after="0" w:line="216" w:lineRule="auto"/>
+            </w:pPr>
+            <w:r>
+              <w:rPr>
+                <w:sz w:val="15"/>
+              </w:rPr>
+              <w:t>P0</w:t>
+            </w:r>
+          </w:p>
+        </w:tc>
+        <w:tc>
+          <w:tcPr>
+            <w:tcW w:type="dxa" w:w="2551"/>
+            <w:tcMar>
+              <w:top w:w="25" w:type="dxa"/>
+              <w:start w:w="35" w:type="dxa"/>
+              <w:bottom w:w="25" w:type="dxa"/>
+              <w:end w:w="35" w:type="dxa"/>
+            </w:tcMar>
+          </w:tcPr>
+          <w:p>
+            <w:pPr>
+              <w:spacing w:before="0" w:after="0" w:line="216" w:lineRule="auto"/>
+            </w:pPr>
+            <w:r>
+              <w:rPr>
+                <w:sz w:val="15"/>
+              </w:rPr>
+              <w:t>EDU/Sample</w:t>
+            </w:r>
+          </w:p>
+        </w:tc>
+        <w:tc>
+          <w:tcPr>
+            <w:tcW w:type="dxa" w:w="2551"/>
+            <w:tcMar>
+              <w:top w:w="25" w:type="dxa"/>
+              <w:start w:w="35" w:type="dxa"/>
+              <w:bottom w:w="25" w:type="dxa"/>
+              <w:end w:w="35" w:type="dxa"/>
+            </w:tcMar>
+          </w:tcPr>
+          <w:p>
+            <w:pPr>
+              <w:spacing w:before="0" w:after="0" w:line="216" w:lineRule="auto"/>
+            </w:pPr>
+            <w:r>
+              <w:rPr>
+                <w:sz w:val="15"/>
+              </w:rPr>
+              <w:t>EDU-ADM-08 masking/IDOR/browser role matrix 미충족</w:t>
+            </w:r>
+          </w:p>
+        </w:tc>
+      </w:tr>
+      <w:tr>
+        <w:trPr/>
+        <w:tc>
+          <w:tcPr>
+            <w:tcW w:type="dxa" w:w="2551"/>
+            <w:tcMar>
+              <w:top w:w="25" w:type="dxa"/>
+              <w:start w:w="35" w:type="dxa"/>
+              <w:bottom w:w="25" w:type="dxa"/>
+              <w:end w:w="35" w:type="dxa"/>
+            </w:tcMar>
+          </w:tcPr>
+          <w:p>
+            <w:pPr>
+              <w:spacing w:before="0" w:after="0" w:line="216" w:lineRule="auto"/>
+            </w:pPr>
+            <w:r>
+              <w:rPr>
+                <w:sz w:val="15"/>
+              </w:rPr>
+              <w:t>AB-R6-034</w:t>
+            </w:r>
+          </w:p>
+        </w:tc>
+        <w:tc>
+          <w:tcPr>
+            <w:tcW w:type="dxa" w:w="2551"/>
+            <w:tcMar>
+              <w:top w:w="25" w:type="dxa"/>
+              <w:start w:w="35" w:type="dxa"/>
+              <w:bottom w:w="25" w:type="dxa"/>
+              <w:end w:w="35" w:type="dxa"/>
+            </w:tcMar>
+          </w:tcPr>
+          <w:p>
+            <w:pPr>
+              <w:spacing w:before="0" w:after="0" w:line="216" w:lineRule="auto"/>
+            </w:pPr>
+            <w:r>
+              <w:rPr>
+                <w:sz w:val="15"/>
+              </w:rPr>
+              <w:t>P0</w:t>
+            </w:r>
+          </w:p>
+        </w:tc>
+        <w:tc>
+          <w:tcPr>
+            <w:tcW w:type="dxa" w:w="2551"/>
+            <w:tcMar>
+              <w:top w:w="25" w:type="dxa"/>
+              <w:start w:w="35" w:type="dxa"/>
+              <w:bottom w:w="25" w:type="dxa"/>
+              <w:end w:w="35" w:type="dxa"/>
+            </w:tcMar>
+          </w:tcPr>
+          <w:p>
+            <w:pPr>
+              <w:spacing w:before="0" w:after="0" w:line="216" w:lineRule="auto"/>
+            </w:pPr>
+            <w:r>
+              <w:rPr>
+                <w:sz w:val="15"/>
+              </w:rPr>
+              <w:t>EDU/Sample</w:t>
+            </w:r>
+          </w:p>
+        </w:tc>
+        <w:tc>
+          <w:tcPr>
+            <w:tcW w:type="dxa" w:w="2551"/>
+            <w:tcMar>
+              <w:top w:w="25" w:type="dxa"/>
+              <w:start w:w="35" w:type="dxa"/>
+              <w:bottom w:w="25" w:type="dxa"/>
+              <w:end w:w="35" w:type="dxa"/>
+            </w:tcMar>
+          </w:tcPr>
+          <w:p>
+            <w:pPr>
+              <w:spacing w:before="0" w:after="0" w:line="216" w:lineRule="auto"/>
+            </w:pPr>
+            <w:r>
+              <w:rPr>
+                <w:sz w:val="15"/>
+              </w:rPr>
+              <w:t>EDU-ADM-09 version conflict/browser flow 의미 불일치</w:t>
+            </w:r>
+          </w:p>
+        </w:tc>
+      </w:tr>
+      <w:tr>
+        <w:trPr/>
+        <w:tc>
+          <w:tcPr>
+            <w:tcW w:type="dxa" w:w="2551"/>
+            <w:tcMar>
+              <w:top w:w="25" w:type="dxa"/>
+              <w:start w:w="35" w:type="dxa"/>
+              <w:bottom w:w="25" w:type="dxa"/>
+              <w:end w:w="35" w:type="dxa"/>
+            </w:tcMar>
+          </w:tcPr>
+          <w:p>
+            <w:pPr>
+              <w:spacing w:before="0" w:after="0" w:line="216" w:lineRule="auto"/>
+            </w:pPr>
+            <w:r>
+              <w:rPr>
+                <w:sz w:val="15"/>
+              </w:rPr>
+              <w:t>AB-R6-035</w:t>
+            </w:r>
+          </w:p>
+        </w:tc>
+        <w:tc>
+          <w:tcPr>
+            <w:tcW w:type="dxa" w:w="2551"/>
+            <w:tcMar>
+              <w:top w:w="25" w:type="dxa"/>
+              <w:start w:w="35" w:type="dxa"/>
+              <w:bottom w:w="25" w:type="dxa"/>
+              <w:end w:w="35" w:type="dxa"/>
+            </w:tcMar>
+          </w:tcPr>
+          <w:p>
+            <w:pPr>
+              <w:spacing w:before="0" w:after="0" w:line="216" w:lineRule="auto"/>
+            </w:pPr>
+            <w:r>
+              <w:rPr>
+                <w:sz w:val="15"/>
+              </w:rPr>
+              <w:t>P0</w:t>
+            </w:r>
+          </w:p>
+        </w:tc>
+        <w:tc>
+          <w:tcPr>
+            <w:tcW w:type="dxa" w:w="2551"/>
+            <w:tcMar>
+              <w:top w:w="25" w:type="dxa"/>
+              <w:start w:w="35" w:type="dxa"/>
+              <w:bottom w:w="25" w:type="dxa"/>
+              <w:end w:w="35" w:type="dxa"/>
+            </w:tcMar>
+          </w:tcPr>
+          <w:p>
+            <w:pPr>
+              <w:spacing w:before="0" w:after="0" w:line="216" w:lineRule="auto"/>
+            </w:pPr>
+            <w:r>
+              <w:rPr>
+                <w:sz w:val="15"/>
+              </w:rPr>
+              <w:t>EDU/Sample</w:t>
+            </w:r>
+          </w:p>
+        </w:tc>
+        <w:tc>
+          <w:tcPr>
+            <w:tcW w:type="dxa" w:w="2551"/>
+            <w:tcMar>
+              <w:top w:w="25" w:type="dxa"/>
+              <w:start w:w="35" w:type="dxa"/>
+              <w:bottom w:w="25" w:type="dxa"/>
+              <w:end w:w="35" w:type="dxa"/>
+            </w:tcMar>
+          </w:tcPr>
+          <w:p>
+            <w:pPr>
+              <w:spacing w:before="0" w:after="0" w:line="216" w:lineRule="auto"/>
+            </w:pPr>
+            <w:r>
+              <w:rPr>
+                <w:sz w:val="15"/>
+              </w:rPr>
+              <w:t>EDU-ADM-10 bulk target semantics가 실제 Product와 분리됨</w:t>
+            </w:r>
+          </w:p>
+        </w:tc>
+      </w:tr>
+      <w:tr>
+        <w:trPr/>
+        <w:tc>
+          <w:tcPr>
+            <w:tcW w:type="dxa" w:w="2551"/>
+            <w:tcMar>
+              <w:top w:w="25" w:type="dxa"/>
+              <w:start w:w="35" w:type="dxa"/>
+              <w:bottom w:w="25" w:type="dxa"/>
+              <w:end w:w="35" w:type="dxa"/>
+            </w:tcMar>
+          </w:tcPr>
+          <w:p>
+            <w:pPr>
+              <w:spacing w:before="0" w:after="0" w:line="216" w:lineRule="auto"/>
+            </w:pPr>
+            <w:r>
+              <w:rPr>
+                <w:sz w:val="15"/>
+              </w:rPr>
+              <w:t>AB-R6-036</w:t>
+            </w:r>
+          </w:p>
+        </w:tc>
+        <w:tc>
+          <w:tcPr>
+            <w:tcW w:type="dxa" w:w="2551"/>
+            <w:tcMar>
+              <w:top w:w="25" w:type="dxa"/>
+              <w:start w:w="35" w:type="dxa"/>
+              <w:bottom w:w="25" w:type="dxa"/>
+              <w:end w:w="35" w:type="dxa"/>
+            </w:tcMar>
+          </w:tcPr>
+          <w:p>
+            <w:pPr>
+              <w:spacing w:before="0" w:after="0" w:line="216" w:lineRule="auto"/>
+            </w:pPr>
+            <w:r>
+              <w:rPr>
+                <w:sz w:val="15"/>
+              </w:rPr>
+              <w:t>P1</w:t>
+            </w:r>
+          </w:p>
+        </w:tc>
+        <w:tc>
+          <w:tcPr>
+            <w:tcW w:type="dxa" w:w="2551"/>
+            <w:tcMar>
+              <w:top w:w="25" w:type="dxa"/>
+              <w:start w:w="35" w:type="dxa"/>
+              <w:bottom w:w="25" w:type="dxa"/>
+              <w:end w:w="35" w:type="dxa"/>
+            </w:tcMar>
+          </w:tcPr>
+          <w:p>
+            <w:pPr>
+              <w:spacing w:before="0" w:after="0" w:line="216" w:lineRule="auto"/>
+            </w:pPr>
+            <w:r>
+              <w:rPr>
+                <w:sz w:val="15"/>
+              </w:rPr>
+              <w:t>EDU/Sample</w:t>
+            </w:r>
+          </w:p>
+        </w:tc>
+        <w:tc>
+          <w:tcPr>
+            <w:tcW w:type="dxa" w:w="2551"/>
+            <w:tcMar>
+              <w:top w:w="25" w:type="dxa"/>
+              <w:start w:w="35" w:type="dxa"/>
+              <w:bottom w:w="25" w:type="dxa"/>
+              <w:end w:w="35" w:type="dxa"/>
+            </w:tcMar>
+          </w:tcPr>
+          <w:p>
+            <w:pPr>
+              <w:spacing w:before="0" w:after="0" w:line="216" w:lineRule="auto"/>
+            </w:pPr>
+            <w:r>
+              <w:rPr>
+                <w:sz w:val="15"/>
+              </w:rPr>
+              <w:t>EDU-ADM-11 maintenance/LKG rollback 의미가 generic ledger에 머묾</w:t>
+            </w:r>
+          </w:p>
+        </w:tc>
+      </w:tr>
+      <w:tr>
+        <w:trPr/>
+        <w:tc>
+          <w:tcPr>
+            <w:tcW w:type="dxa" w:w="2551"/>
+            <w:tcMar>
+              <w:top w:w="25" w:type="dxa"/>
+              <w:start w:w="35" w:type="dxa"/>
+              <w:bottom w:w="25" w:type="dxa"/>
+              <w:end w:w="35" w:type="dxa"/>
+            </w:tcMar>
+          </w:tcPr>
+          <w:p>
+            <w:pPr>
+              <w:spacing w:before="0" w:after="0" w:line="216" w:lineRule="auto"/>
+            </w:pPr>
+            <w:r>
+              <w:rPr>
+                <w:sz w:val="15"/>
+              </w:rPr>
+              <w:t>AB-R6-037</w:t>
+            </w:r>
+          </w:p>
+        </w:tc>
+        <w:tc>
+          <w:tcPr>
+            <w:tcW w:type="dxa" w:w="2551"/>
+            <w:tcMar>
+              <w:top w:w="25" w:type="dxa"/>
+              <w:start w:w="35" w:type="dxa"/>
+              <w:bottom w:w="25" w:type="dxa"/>
+              <w:end w:w="35" w:type="dxa"/>
+            </w:tcMar>
+          </w:tcPr>
+          <w:p>
+            <w:pPr>
+              <w:spacing w:before="0" w:after="0" w:line="216" w:lineRule="auto"/>
+            </w:pPr>
+            <w:r>
+              <w:rPr>
+                <w:sz w:val="15"/>
+              </w:rPr>
+              <w:t>P0</w:t>
+            </w:r>
+          </w:p>
+        </w:tc>
+        <w:tc>
+          <w:tcPr>
+            <w:tcW w:type="dxa" w:w="2551"/>
+            <w:tcMar>
+              <w:top w:w="25" w:type="dxa"/>
+              <w:start w:w="35" w:type="dxa"/>
+              <w:bottom w:w="25" w:type="dxa"/>
+              <w:end w:w="35" w:type="dxa"/>
+            </w:tcMar>
+          </w:tcPr>
+          <w:p>
+            <w:pPr>
+              <w:spacing w:before="0" w:after="0" w:line="216" w:lineRule="auto"/>
+            </w:pPr>
+            <w:r>
+              <w:rPr>
+                <w:sz w:val="15"/>
+              </w:rPr>
+              <w:t>EDU/Sample</w:t>
+            </w:r>
+          </w:p>
+        </w:tc>
+        <w:tc>
+          <w:tcPr>
+            <w:tcW w:type="dxa" w:w="2551"/>
+            <w:tcMar>
+              <w:top w:w="25" w:type="dxa"/>
+              <w:start w:w="35" w:type="dxa"/>
+              <w:bottom w:w="25" w:type="dxa"/>
+              <w:end w:w="35" w:type="dxa"/>
+            </w:tcMar>
+          </w:tcPr>
+          <w:p>
+            <w:pPr>
+              <w:spacing w:before="0" w:after="0" w:line="216" w:lineRule="auto"/>
+            </w:pPr>
+            <w:r>
+              <w:rPr>
+                <w:sz w:val="15"/>
+              </w:rPr>
+              <w:t>EDU-ADM-12~17이 제품 기능을 generic JDBC 상태로 모사</w:t>
+            </w:r>
+          </w:p>
+        </w:tc>
+      </w:tr>
+      <w:tr>
+        <w:trPr/>
+        <w:tc>
+          <w:tcPr>
+            <w:tcW w:type="dxa" w:w="2551"/>
+            <w:tcMar>
+              <w:top w:w="25" w:type="dxa"/>
+              <w:start w:w="35" w:type="dxa"/>
+              <w:bottom w:w="25" w:type="dxa"/>
+              <w:end w:w="35" w:type="dxa"/>
+            </w:tcMar>
+          </w:tcPr>
+          <w:p>
+            <w:pPr>
+              <w:spacing w:before="0" w:after="0" w:line="216" w:lineRule="auto"/>
+            </w:pPr>
+            <w:r>
+              <w:rPr>
+                <w:sz w:val="15"/>
+              </w:rPr>
+              <w:t>AB-R6-038</w:t>
+            </w:r>
+          </w:p>
+        </w:tc>
+        <w:tc>
+          <w:tcPr>
+            <w:tcW w:type="dxa" w:w="2551"/>
+            <w:tcMar>
+              <w:top w:w="25" w:type="dxa"/>
+              <w:start w:w="35" w:type="dxa"/>
+              <w:bottom w:w="25" w:type="dxa"/>
+              <w:end w:w="35" w:type="dxa"/>
+            </w:tcMar>
+          </w:tcPr>
+          <w:p>
+            <w:pPr>
+              <w:spacing w:before="0" w:after="0" w:line="216" w:lineRule="auto"/>
+            </w:pPr>
+            <w:r>
+              <w:rPr>
+                <w:sz w:val="15"/>
+              </w:rPr>
+              <w:t>P0</w:t>
+            </w:r>
+          </w:p>
+        </w:tc>
+        <w:tc>
+          <w:tcPr>
+            <w:tcW w:type="dxa" w:w="2551"/>
+            <w:tcMar>
+              <w:top w:w="25" w:type="dxa"/>
+              <w:start w:w="35" w:type="dxa"/>
+              <w:bottom w:w="25" w:type="dxa"/>
+              <w:end w:w="35" w:type="dxa"/>
+            </w:tcMar>
+          </w:tcPr>
+          <w:p>
+            <w:pPr>
+              <w:spacing w:before="0" w:after="0" w:line="216" w:lineRule="auto"/>
+            </w:pPr>
+            <w:r>
+              <w:rPr>
+                <w:sz w:val="15"/>
+              </w:rPr>
+              <w:t>EDU/Sample</w:t>
+            </w:r>
+          </w:p>
+        </w:tc>
+        <w:tc>
+          <w:tcPr>
+            <w:tcW w:type="dxa" w:w="2551"/>
+            <w:tcMar>
+              <w:top w:w="25" w:type="dxa"/>
+              <w:start w:w="35" w:type="dxa"/>
+              <w:bottom w:w="25" w:type="dxa"/>
+              <w:end w:w="35" w:type="dxa"/>
+            </w:tcMar>
+          </w:tcPr>
+          <w:p>
+            <w:pPr>
+              <w:spacing w:before="0" w:after="0" w:line="216" w:lineRule="auto"/>
+            </w:pPr>
+            <w:r>
+              <w:rPr>
+                <w:sz w:val="15"/>
+              </w:rPr>
+              <w:t>QA37 EDU closure Gate가 semantic drift를 탐지하지 못함</w:t>
+            </w:r>
+          </w:p>
+        </w:tc>
+      </w:tr>
+      <w:tr>
+        <w:trPr/>
+        <w:tc>
+          <w:tcPr>
+            <w:tcW w:type="dxa" w:w="2551"/>
+            <w:tcMar>
+              <w:top w:w="25" w:type="dxa"/>
+              <w:start w:w="35" w:type="dxa"/>
+              <w:bottom w:w="25" w:type="dxa"/>
+              <w:end w:w="35" w:type="dxa"/>
+            </w:tcMar>
+          </w:tcPr>
+          <w:p>
+            <w:pPr>
+              <w:spacing w:before="0" w:after="0" w:line="216" w:lineRule="auto"/>
+            </w:pPr>
+            <w:r>
+              <w:rPr>
+                <w:sz w:val="15"/>
+              </w:rPr>
+              <w:t>R6J-CENTRAL-NEW-001</w:t>
+            </w:r>
+          </w:p>
+        </w:tc>
+        <w:tc>
+          <w:tcPr>
+            <w:tcW w:type="dxa" w:w="2551"/>
+            <w:tcMar>
+              <w:top w:w="25" w:type="dxa"/>
+              <w:start w:w="35" w:type="dxa"/>
+              <w:bottom w:w="25" w:type="dxa"/>
+              <w:end w:w="35" w:type="dxa"/>
+            </w:tcMar>
+          </w:tcPr>
+          <w:p>
+            <w:pPr>
+              <w:spacing w:before="0" w:after="0" w:line="216" w:lineRule="auto"/>
+            </w:pPr>
+            <w:r>
+              <w:rPr>
+                <w:sz w:val="15"/>
+              </w:rPr>
+              <w:t>P0</w:t>
+            </w:r>
+          </w:p>
+        </w:tc>
+        <w:tc>
+          <w:tcPr>
+            <w:tcW w:type="dxa" w:w="2551"/>
+            <w:tcMar>
+              <w:top w:w="25" w:type="dxa"/>
+              <w:start w:w="35" w:type="dxa"/>
+              <w:bottom w:w="25" w:type="dxa"/>
+              <w:end w:w="35" w:type="dxa"/>
+            </w:tcMar>
+          </w:tcPr>
+          <w:p>
+            <w:pPr>
+              <w:spacing w:before="0" w:after="0" w:line="216" w:lineRule="auto"/>
+            </w:pPr>
+            <w:r>
+              <w:rPr>
+                <w:sz w:val="15"/>
+              </w:rPr>
+              <w:t>Architecture/EDU</w:t>
+            </w:r>
+          </w:p>
+        </w:tc>
+        <w:tc>
+          <w:tcPr>
+            <w:tcW w:type="dxa" w:w="2551"/>
+            <w:tcMar>
+              <w:top w:w="25" w:type="dxa"/>
+              <w:start w:w="35" w:type="dxa"/>
+              <w:bottom w:w="25" w:type="dxa"/>
+              <w:end w:w="35" w:type="dxa"/>
+            </w:tcMar>
+          </w:tcPr>
+          <w:p>
+            <w:pPr>
+              <w:spacing w:before="0" w:after="0" w:line="216" w:lineRule="auto"/>
+            </w:pPr>
+            <w:r>
+              <w:rPr>
+                <w:sz w:val="15"/>
+              </w:rPr>
+              <w:t>ADM Product와 EDU-ADM generic duplicate implementation Architecture 충돌</w:t>
+            </w:r>
+          </w:p>
+        </w:tc>
+      </w:tr>
+      <w:tr>
+        <w:trPr/>
+        <w:tc>
+          <w:tcPr>
+            <w:tcW w:type="dxa" w:w="2551"/>
+            <w:tcMar>
+              <w:top w:w="25" w:type="dxa"/>
+              <w:start w:w="35" w:type="dxa"/>
+              <w:bottom w:w="25" w:type="dxa"/>
+              <w:end w:w="35" w:type="dxa"/>
+            </w:tcMar>
+          </w:tcPr>
+          <w:p>
+            <w:pPr>
+              <w:spacing w:before="0" w:after="0" w:line="216" w:lineRule="auto"/>
+            </w:pPr>
+            <w:r>
+              <w:rPr>
+                <w:sz w:val="15"/>
+              </w:rPr>
+              <w:t>R6J-CENTRAL-NEW-002</w:t>
+            </w:r>
+          </w:p>
+        </w:tc>
+        <w:tc>
+          <w:tcPr>
+            <w:tcW w:type="dxa" w:w="2551"/>
+            <w:tcMar>
+              <w:top w:w="25" w:type="dxa"/>
+              <w:start w:w="35" w:type="dxa"/>
+              <w:bottom w:w="25" w:type="dxa"/>
+              <w:end w:w="35" w:type="dxa"/>
+            </w:tcMar>
+          </w:tcPr>
+          <w:p>
+            <w:pPr>
+              <w:spacing w:before="0" w:after="0" w:line="216" w:lineRule="auto"/>
+            </w:pPr>
+            <w:r>
+              <w:rPr>
+                <w:sz w:val="15"/>
+              </w:rPr>
+              <w:t>P0</w:t>
+            </w:r>
+          </w:p>
+        </w:tc>
+        <w:tc>
+          <w:tcPr>
+            <w:tcW w:type="dxa" w:w="2551"/>
+            <w:tcMar>
+              <w:top w:w="25" w:type="dxa"/>
+              <w:start w:w="35" w:type="dxa"/>
+              <w:bottom w:w="25" w:type="dxa"/>
+              <w:end w:w="35" w:type="dxa"/>
+            </w:tcMar>
+          </w:tcPr>
+          <w:p>
+            <w:pPr>
+              <w:spacing w:before="0" w:after="0" w:line="216" w:lineRule="auto"/>
+            </w:pPr>
+            <w:r>
+              <w:rPr>
+                <w:sz w:val="15"/>
+              </w:rPr>
+              <w:t>Runtime/Release</w:t>
+            </w:r>
+          </w:p>
+        </w:tc>
+        <w:tc>
+          <w:tcPr>
+            <w:tcW w:type="dxa" w:w="2551"/>
+            <w:tcMar>
+              <w:top w:w="25" w:type="dxa"/>
+              <w:start w:w="35" w:type="dxa"/>
+              <w:bottom w:w="25" w:type="dxa"/>
+              <w:end w:w="35" w:type="dxa"/>
+            </w:tcMar>
+          </w:tcPr>
+          <w:p>
+            <w:pPr>
+              <w:spacing w:before="0" w:after="0" w:line="216" w:lineRule="auto"/>
+            </w:pPr>
+            <w:r>
+              <w:rPr>
+                <w:sz w:val="15"/>
+              </w:rPr>
+              <w:t>Release Workflow ADM frontend URL preflight 변수명 불일치</w:t>
+            </w:r>
+          </w:p>
+        </w:tc>
+      </w:tr>
+      <w:tr>
+        <w:trPr/>
+        <w:tc>
+          <w:tcPr>
+            <w:tcW w:type="dxa" w:w="2551"/>
+            <w:tcMar>
+              <w:top w:w="25" w:type="dxa"/>
+              <w:start w:w="35" w:type="dxa"/>
+              <w:bottom w:w="25" w:type="dxa"/>
+              <w:end w:w="35" w:type="dxa"/>
+            </w:tcMar>
+          </w:tcPr>
+          <w:p>
+            <w:pPr>
+              <w:spacing w:before="0" w:after="0" w:line="216" w:lineRule="auto"/>
+            </w:pPr>
+            <w:r>
+              <w:rPr>
+                <w:sz w:val="15"/>
+              </w:rPr>
+              <w:t>R6J-CENTRAL-NEW-005</w:t>
+            </w:r>
+          </w:p>
+        </w:tc>
+        <w:tc>
+          <w:tcPr>
+            <w:tcW w:type="dxa" w:w="2551"/>
+            <w:tcMar>
+              <w:top w:w="25" w:type="dxa"/>
+              <w:start w:w="35" w:type="dxa"/>
+              <w:bottom w:w="25" w:type="dxa"/>
+              <w:end w:w="35" w:type="dxa"/>
+            </w:tcMar>
+          </w:tcPr>
+          <w:p>
+            <w:pPr>
+              <w:spacing w:before="0" w:after="0" w:line="216" w:lineRule="auto"/>
+            </w:pPr>
+            <w:r>
+              <w:rPr>
+                <w:sz w:val="15"/>
+              </w:rPr>
+              <w:t>P0</w:t>
+            </w:r>
+          </w:p>
+        </w:tc>
+        <w:tc>
+          <w:tcPr>
+            <w:tcW w:type="dxa" w:w="2551"/>
+            <w:tcMar>
+              <w:top w:w="25" w:type="dxa"/>
+              <w:start w:w="35" w:type="dxa"/>
+              <w:bottom w:w="25" w:type="dxa"/>
+              <w:end w:w="35" w:type="dxa"/>
+            </w:tcMar>
+          </w:tcPr>
+          <w:p>
+            <w:pPr>
+              <w:spacing w:before="0" w:after="0" w:line="216" w:lineRule="auto"/>
+            </w:pPr>
+            <w:r>
+              <w:rPr>
+                <w:sz w:val="15"/>
+              </w:rPr>
+              <w:t>Management/Requirement</w:t>
+            </w:r>
+          </w:p>
+        </w:tc>
+        <w:tc>
+          <w:tcPr>
+            <w:tcW w:type="dxa" w:w="2551"/>
+            <w:tcMar>
+              <w:top w:w="25" w:type="dxa"/>
+              <w:start w:w="35" w:type="dxa"/>
+              <w:bottom w:w="25" w:type="dxa"/>
+              <w:end w:w="35" w:type="dxa"/>
+            </w:tcMar>
+          </w:tcPr>
+          <w:p>
+            <w:pPr>
+              <w:spacing w:before="0" w:after="0" w:line="216" w:lineRule="auto"/>
+            </w:pPr>
+            <w:r>
+              <w:rPr>
+                <w:sz w:val="15"/>
+              </w:rPr>
+              <w:t>거래/File/DB Logging 신규 정본이 이전 개발원장에 미반영</w:t>
+            </w:r>
+          </w:p>
+        </w:tc>
+      </w:tr>
+      <w:tr>
+        <w:trPr/>
+        <w:tc>
+          <w:tcPr>
+            <w:tcW w:type="dxa" w:w="2551"/>
+            <w:tcMar>
+              <w:top w:w="25" w:type="dxa"/>
+              <w:start w:w="35" w:type="dxa"/>
+              <w:bottom w:w="25" w:type="dxa"/>
+              <w:end w:w="35" w:type="dxa"/>
+            </w:tcMar>
+          </w:tcPr>
+          <w:p>
+            <w:pPr>
+              <w:spacing w:before="0" w:after="0" w:line="216" w:lineRule="auto"/>
+            </w:pPr>
+            <w:r>
+              <w:rPr>
+                <w:sz w:val="15"/>
+              </w:rPr>
+              <w:t>R6J-CENTRAL-NEW-011</w:t>
+            </w:r>
+          </w:p>
+        </w:tc>
+        <w:tc>
+          <w:tcPr>
+            <w:tcW w:type="dxa" w:w="2551"/>
+            <w:tcMar>
+              <w:top w:w="25" w:type="dxa"/>
+              <w:start w:w="35" w:type="dxa"/>
+              <w:bottom w:w="25" w:type="dxa"/>
+              <w:end w:w="35" w:type="dxa"/>
+            </w:tcMar>
+          </w:tcPr>
+          <w:p>
+            <w:pPr>
+              <w:spacing w:before="0" w:after="0" w:line="216" w:lineRule="auto"/>
+            </w:pPr>
+            <w:r>
+              <w:rPr>
+                <w:sz w:val="15"/>
+              </w:rPr>
+              <w:t>P0</w:t>
+            </w:r>
+          </w:p>
+        </w:tc>
+        <w:tc>
+          <w:tcPr>
+            <w:tcW w:type="dxa" w:w="2551"/>
+            <w:tcMar>
+              <w:top w:w="25" w:type="dxa"/>
+              <w:start w:w="35" w:type="dxa"/>
+              <w:bottom w:w="25" w:type="dxa"/>
+              <w:end w:w="35" w:type="dxa"/>
+            </w:tcMar>
+          </w:tcPr>
+          <w:p>
+            <w:pPr>
+              <w:spacing w:before="0" w:after="0" w:line="216" w:lineRule="auto"/>
+            </w:pPr>
+            <w:r>
+              <w:rPr>
+                <w:sz w:val="15"/>
+              </w:rPr>
+              <w:t>BZA/Frontend/Consumer</w:t>
+            </w:r>
+          </w:p>
+        </w:tc>
+        <w:tc>
+          <w:tcPr>
+            <w:tcW w:type="dxa" w:w="2551"/>
+            <w:tcMar>
+              <w:top w:w="25" w:type="dxa"/>
+              <w:start w:w="35" w:type="dxa"/>
+              <w:bottom w:w="25" w:type="dxa"/>
+              <w:end w:w="35" w:type="dxa"/>
+            </w:tcMar>
+          </w:tcPr>
+          <w:p>
+            <w:pPr>
+              <w:spacing w:before="0" w:after="0" w:line="216" w:lineRule="auto"/>
+            </w:pPr>
+            <w:r>
+              <w:rPr>
+                <w:sz w:val="15"/>
+              </w:rPr>
+              <w:t>Retired HTTP 410 Approval GET가 active consumer로 계산됨</w:t>
+            </w:r>
+          </w:p>
+        </w:tc>
+      </w:tr>
+    </w:tbl>
+    <w:p>
+      <w:pPr>
+        <w:spacing w:before="0" w:after="40" w:line="228" w:lineRule="auto"/>
+      </w:pPr>
+      <w:r>
+        <w:rPr>
+          <w:sz w:val="18"/>
+        </w:rPr>
+        <w:t>정상화 판정은 Source 존재가 아니라 실제 Consumer·권한·실패·동시성·복구가 current exact SHA에서 실행되고, generated diff 0과 Evidence hash가 결속된 결과로 한다.</w:t>
       </w:r>
     </w:p>
     <w:sectPr>

--- a/cpf-docs/deliverables/산출물목록.docx
+++ b/cpf-docs/deliverables/산출물목록.docx
@@ -369,11 +369,8 @@
             </w:tcMar>
           </w:tcPr>
           <w:p>
-            <w:pPr>
-              <w:jc w:val="center"/>
-            </w:pPr>
-            <w:r>
-              <w:t>4870b2073387 · 07_06</w:t>
+            <w:r>
+              <w:t>b4b6b18b43e9 · 07_09</w:t>
             </w:r>
           </w:p>
         </w:tc>
@@ -389,11 +386,8 @@
             </w:tcMar>
           </w:tcPr>
           <w:p>
-            <w:pPr>
-              <w:jc w:val="center"/>
-            </w:pPr>
-            <w:r>
-              <w:t>34/34 반영 · 신규 31 Action</w:t>
+            <w:r>
+              <w:t>07_08 Product Source rework · QA 재검수 대기</w:t>
             </w:r>
           </w:p>
         </w:tc>
@@ -451,7 +445,7 @@
         <w:spacing w:before="200" w:after="80"/>
       </w:pPr>
       <w:r>
-        <w:t>07_06 Final QA 반영</w:t>
+        <w:t>07_09 문서 기준 · 07_08 Product Source rework 반영</w:t>
       </w:r>
     </w:p>
     <w:tbl>
@@ -568,7 +562,7 @@
           </w:tcPr>
           <w:p>
             <w:r>
-              <w:t>● R21은 07_06 current master 기준</w:t>
+              <w:t>● 현재본은 07_09 current master 기준</w:t>
             </w:r>
           </w:p>
         </w:tc>
@@ -593,22 +587,7 @@
           </w:tcPr>
           <w:p>
             <w:r>
-              <w:rPr>
-                <w:rFonts w:ascii="NanumSquare" w:hAnsi="NanumSquare" w:eastAsia="NanumSquare"/>
-                <w:b/>
-                <w:color w:val="2A7B62"/>
-                <w:sz w:val="17"/>
-              </w:rPr>
-              <w:t xml:space="preserve">● </w:t>
-            </w:r>
-            <w:r>
-              <w:rPr>
-                <w:rFonts w:ascii="NanumBarunGothic" w:hAnsi="NanumBarunGothic" w:eastAsia="NanumBarunGothic"/>
-                <w:b w:val="0"/>
-                <w:color w:val="17212B"/>
-                <w:sz w:val="17"/>
-              </w:rPr>
-              <w:t>과거 Evidence/중간 산출물 정리 대상</w:t>
+              <w:t>● 사용자 배포물은 PDF + DOCX 현행본만 유지</w:t>
             </w:r>
           </w:p>
         </w:tc>
@@ -1207,6 +1186,696 @@
     <w:p>
       <w:pPr>
         <w:pStyle w:val="Heading2"/>
+      </w:pPr>
+      <w:r>
+        <w:t>0. 기능 바로 찾기 — 질문에서 해당 절로</w:t>
+      </w:r>
+    </w:p>
+    <w:tbl>
+      <w:tblPr>
+        <w:tblW w:type="auto" w:w="0"/>
+        <w:jc w:val="center"/>
+        <w:tblLook w:firstColumn="1" w:firstRow="1" w:lastColumn="0" w:lastRow="0" w:noHBand="0" w:noVBand="1" w:val="04A0"/>
+        <w:tblBorders>
+          <w:top w:val="single" w:sz="8" w:space="0" w:color="C9B458"/>
+          <w:left w:val="single" w:sz="8" w:space="0" w:color="C9B458"/>
+          <w:bottom w:val="single" w:sz="8" w:space="0" w:color="C9B458"/>
+          <w:right w:val="single" w:sz="8" w:space="0" w:color="C9B458"/>
+          <w:insideH w:val="single" w:sz="8" w:space="0" w:color="C9B458"/>
+          <w:insideV w:val="single" w:sz="8" w:space="0" w:color="C9B458"/>
+        </w:tblBorders>
+      </w:tblPr>
+      <w:tblGrid>
+        <w:gridCol w:w="9922"/>
+      </w:tblGrid>
+      <w:tr>
+        <w:tc>
+          <w:tcPr>
+            <w:tcW w:type="dxa" w:w="9922"/>
+            <w:shd w:fill="EAF2F8"/>
+            <w:tcMar>
+              <w:top w:w="120" w:type="dxa"/>
+              <w:start w:w="150" w:type="dxa"/>
+              <w:bottom w:w="120" w:type="dxa"/>
+              <w:end w:w="150" w:type="dxa"/>
+            </w:tcMar>
+          </w:tcPr>
+          <w:p>
+            <w:r>
+              <w:rPr>
+                <w:b/>
+                <w:color w:val="5F4900"/>
+                <w:sz w:val="20"/>
+              </w:rPr>
+              <w:t>이 표부터 시작</w:t>
+            </w:r>
+          </w:p>
+          <w:p>
+            <w:pPr>
+              <w:pStyle w:val="BodyText"/>
+              <w:spacing w:after="0"/>
+            </w:pPr>
+            <w:r>
+              <w:t>제품 기능명을 기준으로 바로 해당 절로 이동합니다. 메뉴/EDU 번호가 아니라 실제 업무 질문을 기준으로 구성했습니다.</w:t>
+            </w:r>
+          </w:p>
+        </w:tc>
+      </w:tr>
+    </w:tbl>
+    <w:tbl>
+      <w:tblPr>
+        <w:tblW w:type="auto" w:w="0"/>
+        <w:jc w:val="center"/>
+        <w:tblLook w:firstColumn="1" w:firstRow="1" w:lastColumn="0" w:lastRow="0" w:noHBand="0" w:noVBand="1" w:val="04A0"/>
+        <w:tblBorders>
+          <w:top w:val="single" w:sz="6" w:space="0" w:color="B7C9D6"/>
+          <w:left w:val="single" w:sz="6" w:space="0" w:color="B7C9D6"/>
+          <w:bottom w:val="single" w:sz="6" w:space="0" w:color="B7C9D6"/>
+          <w:right w:val="single" w:sz="6" w:space="0" w:color="B7C9D6"/>
+          <w:insideH w:val="single" w:sz="6" w:space="0" w:color="B7C9D6"/>
+          <w:insideV w:val="single" w:sz="6" w:space="0" w:color="B7C9D6"/>
+        </w:tblBorders>
+      </w:tblPr>
+      <w:tblGrid>
+        <w:gridCol w:w="3307"/>
+        <w:gridCol w:w="3307"/>
+        <w:gridCol w:w="3307"/>
+      </w:tblGrid>
+      <w:tr>
+        <w:trPr>
+          <w:cantSplit/>
+          <w:tblHeader w:val="true"/>
+        </w:trPr>
+        <w:tc>
+          <w:tcPr>
+            <w:tcW w:type="dxa" w:w="4104"/>
+            <w:vAlign w:val="center"/>
+            <w:tcMar>
+              <w:top w:w="90" w:type="dxa"/>
+              <w:start w:w="110" w:type="dxa"/>
+              <w:bottom w:w="90" w:type="dxa"/>
+              <w:end w:w="110" w:type="dxa"/>
+            </w:tcMar>
+            <w:shd w:fill="DCE6F1"/>
+          </w:tcPr>
+          <w:p>
+            <w:pPr>
+              <w:spacing w:after="30" w:before="30"/>
+            </w:pPr>
+            <w:r>
+              <w:rPr>
+                <w:b/>
+                <w:color w:val="1F374F"/>
+                <w:sz w:val="16"/>
+              </w:rPr>
+              <w:t>질문/기능</w:t>
+            </w:r>
+          </w:p>
+        </w:tc>
+        <w:tc>
+          <w:tcPr>
+            <w:tcW w:type="dxa" w:w="5256"/>
+            <w:vAlign w:val="center"/>
+            <w:tcMar>
+              <w:top w:w="90" w:type="dxa"/>
+              <w:start w:w="110" w:type="dxa"/>
+              <w:bottom w:w="90" w:type="dxa"/>
+              <w:end w:w="110" w:type="dxa"/>
+            </w:tcMar>
+            <w:shd w:fill="DCE6F1"/>
+          </w:tcPr>
+          <w:p>
+            <w:pPr>
+              <w:spacing w:after="30" w:before="30"/>
+            </w:pPr>
+            <w:r>
+              <w:rPr>
+                <w:b/>
+                <w:color w:val="1F374F"/>
+                <w:sz w:val="16"/>
+              </w:rPr>
+              <w:t>이 문서에서 보는 내용</w:t>
+            </w:r>
+          </w:p>
+        </w:tc>
+        <w:tc>
+          <w:tcPr>
+            <w:tcW w:type="dxa" w:w="2376"/>
+            <w:vAlign w:val="center"/>
+            <w:tcMar>
+              <w:top w:w="90" w:type="dxa"/>
+              <w:start w:w="110" w:type="dxa"/>
+              <w:bottom w:w="90" w:type="dxa"/>
+              <w:end w:w="110" w:type="dxa"/>
+            </w:tcMar>
+            <w:shd w:fill="DCE6F1"/>
+          </w:tcPr>
+          <w:p>
+            <w:pPr>
+              <w:spacing w:after="30" w:before="30"/>
+            </w:pPr>
+            <w:r>
+              <w:rPr>
+                <w:b/>
+                <w:color w:val="1F374F"/>
+                <w:sz w:val="16"/>
+              </w:rPr>
+              <w:t>상세 위치</w:t>
+            </w:r>
+          </w:p>
+        </w:tc>
+      </w:tr>
+      <w:tr>
+        <w:trPr>
+          <w:cantSplit/>
+        </w:trPr>
+        <w:tc>
+          <w:tcPr>
+            <w:tcW w:type="dxa" w:w="4104"/>
+            <w:vAlign w:val="center"/>
+            <w:tcMar>
+              <w:top w:w="90" w:type="dxa"/>
+              <w:start w:w="110" w:type="dxa"/>
+              <w:bottom w:w="90" w:type="dxa"/>
+              <w:end w:w="110" w:type="dxa"/>
+            </w:tcMar>
+          </w:tcPr>
+          <w:p>
+            <w:pPr>
+              <w:spacing w:after="30" w:before="30"/>
+            </w:pPr>
+            <w:r>
+              <w:rPr>
+                <w:sz w:val="16"/>
+              </w:rPr>
+              <w:t>CPF 기능을 이해</w:t>
+            </w:r>
+          </w:p>
+        </w:tc>
+        <w:tc>
+          <w:tcPr>
+            <w:tcW w:type="dxa" w:w="5256"/>
+            <w:vAlign w:val="center"/>
+            <w:tcMar>
+              <w:top w:w="90" w:type="dxa"/>
+              <w:start w:w="110" w:type="dxa"/>
+              <w:bottom w:w="90" w:type="dxa"/>
+              <w:end w:w="110" w:type="dxa"/>
+            </w:tcMar>
+          </w:tcPr>
+          <w:p>
+            <w:pPr>
+              <w:spacing w:after="30" w:before="30"/>
+            </w:pPr>
+            <w:r>
+              <w:rPr>
+                <w:sz w:val="16"/>
+              </w:rPr>
+              <w:t>00 프레임워크 안내</w:t>
+            </w:r>
+          </w:p>
+        </w:tc>
+        <w:tc>
+          <w:tcPr>
+            <w:tcW w:type="dxa" w:w="2376"/>
+            <w:vAlign w:val="center"/>
+            <w:tcMar>
+              <w:top w:w="90" w:type="dxa"/>
+              <w:start w:w="110" w:type="dxa"/>
+              <w:bottom w:w="90" w:type="dxa"/>
+              <w:end w:w="110" w:type="dxa"/>
+            </w:tcMar>
+          </w:tcPr>
+          <w:p>
+            <w:pPr>
+              <w:spacing w:after="30" w:before="30"/>
+            </w:pPr>
+            <w:r>
+              <w:rPr>
+                <w:sz w:val="16"/>
+              </w:rPr>
+              <w:t>Guide 목록</w:t>
+            </w:r>
+          </w:p>
+        </w:tc>
+      </w:tr>
+      <w:tr>
+        <w:trPr>
+          <w:cantSplit/>
+        </w:trPr>
+        <w:tc>
+          <w:tcPr>
+            <w:tcW w:type="dxa" w:w="4104"/>
+            <w:vAlign w:val="center"/>
+            <w:tcMar>
+              <w:top w:w="90" w:type="dxa"/>
+              <w:start w:w="110" w:type="dxa"/>
+              <w:bottom w:w="90" w:type="dxa"/>
+              <w:end w:w="110" w:type="dxa"/>
+            </w:tcMar>
+            <w:shd w:fill="F7F9FC"/>
+          </w:tcPr>
+          <w:p>
+            <w:pPr>
+              <w:spacing w:after="30" w:before="30"/>
+            </w:pPr>
+            <w:r>
+              <w:rPr>
+                <w:sz w:val="16"/>
+              </w:rPr>
+              <w:t>온라인 개발</w:t>
+            </w:r>
+          </w:p>
+        </w:tc>
+        <w:tc>
+          <w:tcPr>
+            <w:tcW w:type="dxa" w:w="5256"/>
+            <w:vAlign w:val="center"/>
+            <w:tcMar>
+              <w:top w:w="90" w:type="dxa"/>
+              <w:start w:w="110" w:type="dxa"/>
+              <w:bottom w:w="90" w:type="dxa"/>
+              <w:end w:w="110" w:type="dxa"/>
+            </w:tcMar>
+            <w:shd w:fill="F7F9FC"/>
+          </w:tcPr>
+          <w:p>
+            <w:pPr>
+              <w:spacing w:after="30" w:before="30"/>
+            </w:pPr>
+            <w:r>
+              <w:rPr>
+                <w:sz w:val="16"/>
+              </w:rPr>
+              <w:t>01 개발자 매뉴얼</w:t>
+            </w:r>
+          </w:p>
+        </w:tc>
+        <w:tc>
+          <w:tcPr>
+            <w:tcW w:type="dxa" w:w="2376"/>
+            <w:vAlign w:val="center"/>
+            <w:tcMar>
+              <w:top w:w="90" w:type="dxa"/>
+              <w:start w:w="110" w:type="dxa"/>
+              <w:bottom w:w="90" w:type="dxa"/>
+              <w:end w:w="110" w:type="dxa"/>
+            </w:tcMar>
+            <w:shd w:fill="F7F9FC"/>
+          </w:tcPr>
+          <w:p>
+            <w:pPr>
+              <w:spacing w:after="30" w:before="30"/>
+            </w:pPr>
+            <w:r>
+              <w:rPr>
+                <w:sz w:val="16"/>
+              </w:rPr>
+              <w:t>Guide 목록</w:t>
+            </w:r>
+          </w:p>
+        </w:tc>
+      </w:tr>
+      <w:tr>
+        <w:trPr>
+          <w:cantSplit/>
+        </w:trPr>
+        <w:tc>
+          <w:tcPr>
+            <w:tcW w:type="dxa" w:w="4104"/>
+            <w:vAlign w:val="center"/>
+            <w:tcMar>
+              <w:top w:w="90" w:type="dxa"/>
+              <w:start w:w="110" w:type="dxa"/>
+              <w:bottom w:w="90" w:type="dxa"/>
+              <w:end w:w="110" w:type="dxa"/>
+            </w:tcMar>
+          </w:tcPr>
+          <w:p>
+            <w:pPr>
+              <w:spacing w:after="30" w:before="30"/>
+            </w:pPr>
+            <w:r>
+              <w:rPr>
+                <w:sz w:val="16"/>
+              </w:rPr>
+              <w:t>배치 개발</w:t>
+            </w:r>
+          </w:p>
+        </w:tc>
+        <w:tc>
+          <w:tcPr>
+            <w:tcW w:type="dxa" w:w="5256"/>
+            <w:vAlign w:val="center"/>
+            <w:tcMar>
+              <w:top w:w="90" w:type="dxa"/>
+              <w:start w:w="110" w:type="dxa"/>
+              <w:bottom w:w="90" w:type="dxa"/>
+              <w:end w:w="110" w:type="dxa"/>
+            </w:tcMar>
+          </w:tcPr>
+          <w:p>
+            <w:pPr>
+              <w:spacing w:after="30" w:before="30"/>
+            </w:pPr>
+            <w:r>
+              <w:rPr>
+                <w:sz w:val="16"/>
+              </w:rPr>
+              <w:t>02 배치 개발 매뉴얼</w:t>
+            </w:r>
+          </w:p>
+        </w:tc>
+        <w:tc>
+          <w:tcPr>
+            <w:tcW w:type="dxa" w:w="2376"/>
+            <w:vAlign w:val="center"/>
+            <w:tcMar>
+              <w:top w:w="90" w:type="dxa"/>
+              <w:start w:w="110" w:type="dxa"/>
+              <w:bottom w:w="90" w:type="dxa"/>
+              <w:end w:w="110" w:type="dxa"/>
+            </w:tcMar>
+          </w:tcPr>
+          <w:p>
+            <w:pPr>
+              <w:spacing w:after="30" w:before="30"/>
+            </w:pPr>
+            <w:r>
+              <w:rPr>
+                <w:sz w:val="16"/>
+              </w:rPr>
+              <w:t>Guide 목록</w:t>
+            </w:r>
+          </w:p>
+        </w:tc>
+      </w:tr>
+      <w:tr>
+        <w:trPr>
+          <w:cantSplit/>
+        </w:trPr>
+        <w:tc>
+          <w:tcPr>
+            <w:tcW w:type="dxa" w:w="4104"/>
+            <w:vAlign w:val="center"/>
+            <w:tcMar>
+              <w:top w:w="90" w:type="dxa"/>
+              <w:start w:w="110" w:type="dxa"/>
+              <w:bottom w:w="90" w:type="dxa"/>
+              <w:end w:w="110" w:type="dxa"/>
+            </w:tcMar>
+            <w:shd w:fill="F7F9FC"/>
+          </w:tcPr>
+          <w:p>
+            <w:pPr>
+              <w:spacing w:after="30" w:before="30"/>
+            </w:pPr>
+            <w:r>
+              <w:rPr>
+                <w:sz w:val="16"/>
+              </w:rPr>
+              <w:t>ADM 개발/운영</w:t>
+            </w:r>
+          </w:p>
+        </w:tc>
+        <w:tc>
+          <w:tcPr>
+            <w:tcW w:type="dxa" w:w="5256"/>
+            <w:vAlign w:val="center"/>
+            <w:tcMar>
+              <w:top w:w="90" w:type="dxa"/>
+              <w:start w:w="110" w:type="dxa"/>
+              <w:bottom w:w="90" w:type="dxa"/>
+              <w:end w:w="110" w:type="dxa"/>
+            </w:tcMar>
+            <w:shd w:fill="F7F9FC"/>
+          </w:tcPr>
+          <w:p>
+            <w:pPr>
+              <w:spacing w:after="30" w:before="30"/>
+            </w:pPr>
+            <w:r>
+              <w:rPr>
+                <w:sz w:val="16"/>
+              </w:rPr>
+              <w:t>03/04</w:t>
+            </w:r>
+          </w:p>
+        </w:tc>
+        <w:tc>
+          <w:tcPr>
+            <w:tcW w:type="dxa" w:w="2376"/>
+            <w:vAlign w:val="center"/>
+            <w:tcMar>
+              <w:top w:w="90" w:type="dxa"/>
+              <w:start w:w="110" w:type="dxa"/>
+              <w:bottom w:w="90" w:type="dxa"/>
+              <w:end w:w="110" w:type="dxa"/>
+            </w:tcMar>
+            <w:shd w:fill="F7F9FC"/>
+          </w:tcPr>
+          <w:p>
+            <w:pPr>
+              <w:spacing w:after="30" w:before="30"/>
+            </w:pPr>
+            <w:r>
+              <w:rPr>
+                <w:sz w:val="16"/>
+              </w:rPr>
+              <w:t>Guide 목록</w:t>
+            </w:r>
+          </w:p>
+        </w:tc>
+      </w:tr>
+      <w:tr>
+        <w:trPr>
+          <w:cantSplit/>
+        </w:trPr>
+        <w:tc>
+          <w:tcPr>
+            <w:tcW w:type="dxa" w:w="4104"/>
+            <w:vAlign w:val="center"/>
+            <w:tcMar>
+              <w:top w:w="90" w:type="dxa"/>
+              <w:start w:w="110" w:type="dxa"/>
+              <w:bottom w:w="90" w:type="dxa"/>
+              <w:end w:w="110" w:type="dxa"/>
+            </w:tcMar>
+          </w:tcPr>
+          <w:p>
+            <w:pPr>
+              <w:spacing w:after="30" w:before="30"/>
+            </w:pPr>
+            <w:r>
+              <w:rPr>
+                <w:sz w:val="16"/>
+              </w:rPr>
+              <w:t>플랫폼 운영</w:t>
+            </w:r>
+          </w:p>
+        </w:tc>
+        <w:tc>
+          <w:tcPr>
+            <w:tcW w:type="dxa" w:w="5256"/>
+            <w:vAlign w:val="center"/>
+            <w:tcMar>
+              <w:top w:w="90" w:type="dxa"/>
+              <w:start w:w="110" w:type="dxa"/>
+              <w:bottom w:w="90" w:type="dxa"/>
+              <w:end w:w="110" w:type="dxa"/>
+            </w:tcMar>
+          </w:tcPr>
+          <w:p>
+            <w:pPr>
+              <w:spacing w:after="30" w:before="30"/>
+            </w:pPr>
+            <w:r>
+              <w:rPr>
+                <w:sz w:val="16"/>
+              </w:rPr>
+              <w:t>05</w:t>
+            </w:r>
+          </w:p>
+        </w:tc>
+        <w:tc>
+          <w:tcPr>
+            <w:tcW w:type="dxa" w:w="2376"/>
+            <w:vAlign w:val="center"/>
+            <w:tcMar>
+              <w:top w:w="90" w:type="dxa"/>
+              <w:start w:w="110" w:type="dxa"/>
+              <w:bottom w:w="90" w:type="dxa"/>
+              <w:end w:w="110" w:type="dxa"/>
+            </w:tcMar>
+          </w:tcPr>
+          <w:p>
+            <w:pPr>
+              <w:spacing w:after="30" w:before="30"/>
+            </w:pPr>
+            <w:r>
+              <w:rPr>
+                <w:sz w:val="16"/>
+              </w:rPr>
+              <w:t>Guide 목록</w:t>
+            </w:r>
+          </w:p>
+        </w:tc>
+      </w:tr>
+      <w:tr>
+        <w:trPr>
+          <w:cantSplit/>
+        </w:trPr>
+        <w:tc>
+          <w:tcPr>
+            <w:tcW w:type="dxa" w:w="4104"/>
+            <w:vAlign w:val="center"/>
+            <w:tcMar>
+              <w:top w:w="90" w:type="dxa"/>
+              <w:start w:w="110" w:type="dxa"/>
+              <w:bottom w:w="90" w:type="dxa"/>
+              <w:end w:w="110" w:type="dxa"/>
+            </w:tcMar>
+            <w:shd w:fill="F7F9FC"/>
+          </w:tcPr>
+          <w:p>
+            <w:pPr>
+              <w:spacing w:after="30" w:before="30"/>
+            </w:pPr>
+            <w:r>
+              <w:rPr>
+                <w:sz w:val="16"/>
+              </w:rPr>
+              <w:t>BZA/Gateway</w:t>
+            </w:r>
+          </w:p>
+        </w:tc>
+        <w:tc>
+          <w:tcPr>
+            <w:tcW w:type="dxa" w:w="5256"/>
+            <w:vAlign w:val="center"/>
+            <w:tcMar>
+              <w:top w:w="90" w:type="dxa"/>
+              <w:start w:w="110" w:type="dxa"/>
+              <w:bottom w:w="90" w:type="dxa"/>
+              <w:end w:w="110" w:type="dxa"/>
+            </w:tcMar>
+            <w:shd w:fill="F7F9FC"/>
+          </w:tcPr>
+          <w:p>
+            <w:pPr>
+              <w:spacing w:after="30" w:before="30"/>
+            </w:pPr>
+            <w:r>
+              <w:rPr>
+                <w:sz w:val="16"/>
+              </w:rPr>
+              <w:t>90/91</w:t>
+            </w:r>
+          </w:p>
+        </w:tc>
+        <w:tc>
+          <w:tcPr>
+            <w:tcW w:type="dxa" w:w="2376"/>
+            <w:vAlign w:val="center"/>
+            <w:tcMar>
+              <w:top w:w="90" w:type="dxa"/>
+              <w:start w:w="110" w:type="dxa"/>
+              <w:bottom w:w="90" w:type="dxa"/>
+              <w:end w:w="110" w:type="dxa"/>
+            </w:tcMar>
+            <w:shd w:fill="F7F9FC"/>
+          </w:tcPr>
+          <w:p>
+            <w:pPr>
+              <w:spacing w:after="30" w:before="30"/>
+            </w:pPr>
+            <w:r>
+              <w:rPr>
+                <w:sz w:val="16"/>
+              </w:rPr>
+              <w:t>Guide 목록</w:t>
+            </w:r>
+          </w:p>
+        </w:tc>
+      </w:tr>
+      <w:tr>
+        <w:trPr>
+          <w:cantSplit/>
+        </w:trPr>
+        <w:tc>
+          <w:tcPr>
+            <w:tcW w:type="dxa" w:w="4104"/>
+            <w:vAlign w:val="center"/>
+            <w:tcMar>
+              <w:top w:w="90" w:type="dxa"/>
+              <w:start w:w="110" w:type="dxa"/>
+              <w:bottom w:w="90" w:type="dxa"/>
+              <w:end w:w="110" w:type="dxa"/>
+            </w:tcMar>
+          </w:tcPr>
+          <w:p>
+            <w:pPr>
+              <w:spacing w:after="30" w:before="30"/>
+            </w:pPr>
+            <w:r>
+              <w:rPr>
+                <w:sz w:val="16"/>
+              </w:rPr>
+              <w:t>Architecture/표준</w:t>
+            </w:r>
+          </w:p>
+        </w:tc>
+        <w:tc>
+          <w:tcPr>
+            <w:tcW w:type="dxa" w:w="5256"/>
+            <w:vAlign w:val="center"/>
+            <w:tcMar>
+              <w:top w:w="90" w:type="dxa"/>
+              <w:start w:w="110" w:type="dxa"/>
+              <w:bottom w:w="90" w:type="dxa"/>
+              <w:end w:w="110" w:type="dxa"/>
+            </w:tcMar>
+          </w:tcPr>
+          <w:p>
+            <w:pPr>
+              <w:spacing w:after="30" w:before="30"/>
+            </w:pPr>
+            <w:r>
+              <w:rPr>
+                <w:sz w:val="16"/>
+              </w:rPr>
+              <w:t>설계 산출물 5종</w:t>
+            </w:r>
+          </w:p>
+        </w:tc>
+        <w:tc>
+          <w:tcPr>
+            <w:tcW w:type="dxa" w:w="2376"/>
+            <w:vAlign w:val="center"/>
+            <w:tcMar>
+              <w:top w:w="90" w:type="dxa"/>
+              <w:start w:w="110" w:type="dxa"/>
+              <w:bottom w:w="90" w:type="dxa"/>
+              <w:end w:w="110" w:type="dxa"/>
+            </w:tcMar>
+          </w:tcPr>
+          <w:p>
+            <w:pPr>
+              <w:spacing w:after="30" w:before="30"/>
+            </w:pPr>
+            <w:r>
+              <w:rPr>
+                <w:sz w:val="16"/>
+              </w:rPr>
+              <w:t>Deliverable 목록</w:t>
+            </w:r>
+          </w:p>
+        </w:tc>
+      </w:tr>
+    </w:tbl>
+    <w:p>
+      <w:pPr>
+        <w:pStyle w:val="Heading2"/>
         <w:keepNext/>
         <w:bidi w:val="0"/>
         <w:ind w:hanging="0" w:left="0" w:right="0"/>
@@ -15028,7 +15697,7 @@
               <w:rPr/>
             </w:pPr>
             <w:r>
-              <w:t>4870b2073387…</w:t>
+              <w:t>b4b6b18b43e9…</w:t>
             </w:r>
           </w:p>
         </w:tc>
@@ -15185,7 +15854,7 @@
               <w:rPr/>
             </w:pPr>
             <w:r>
-              <w:t>4870b2073387…</w:t>
+              <w:t>b4b6b18b43e9…</w:t>
             </w:r>
           </w:p>
         </w:tc>
@@ -15342,7 +16011,7 @@
               <w:rPr/>
             </w:pPr>
             <w:r>
-              <w:t>4870b2073387…</w:t>
+              <w:t>b4b6b18b43e9…</w:t>
             </w:r>
           </w:p>
         </w:tc>
@@ -15499,7 +16168,7 @@
               <w:rPr/>
             </w:pPr>
             <w:r>
-              <w:t>4870b2073387…</w:t>
+              <w:t>b4b6b18b43e9…</w:t>
             </w:r>
           </w:p>
         </w:tc>
@@ -15656,7 +16325,7 @@
               <w:rPr/>
             </w:pPr>
             <w:r>
-              <w:t>4870b2073387…</w:t>
+              <w:t>b4b6b18b43e9…</w:t>
             </w:r>
           </w:p>
         </w:tc>
@@ -15813,7 +16482,7 @@
               <w:rPr/>
             </w:pPr>
             <w:r>
-              <w:t>4870b2073387…</w:t>
+              <w:t>b4b6b18b43e9…</w:t>
             </w:r>
           </w:p>
         </w:tc>
@@ -15970,7 +16639,7 @@
               <w:rPr/>
             </w:pPr>
             <w:r>
-              <w:t>4870b2073387…</w:t>
+              <w:t>b4b6b18b43e9…</w:t>
             </w:r>
           </w:p>
         </w:tc>
@@ -16127,7 +16796,7 @@
               <w:rPr/>
             </w:pPr>
             <w:r>
-              <w:t>4870b2073387…</w:t>
+              <w:t>b4b6b18b43e9…</w:t>
             </w:r>
           </w:p>
         </w:tc>
@@ -16284,7 +16953,7 @@
               <w:rPr/>
             </w:pPr>
             <w:r>
-              <w:t>4870b2073387…</w:t>
+              <w:t>b4b6b18b43e9…</w:t>
             </w:r>
           </w:p>
         </w:tc>
@@ -16441,7 +17110,7 @@
               <w:rPr/>
             </w:pPr>
             <w:r>
-              <w:t>4870b2073387…</w:t>
+              <w:t>b4b6b18b43e9…</w:t>
             </w:r>
           </w:p>
         </w:tc>
@@ -16598,7 +17267,7 @@
               <w:rPr/>
             </w:pPr>
             <w:r>
-              <w:t>4870b2073387…</w:t>
+              <w:t>b4b6b18b43e9…</w:t>
             </w:r>
           </w:p>
         </w:tc>
@@ -16755,7 +17424,7 @@
               <w:rPr/>
             </w:pPr>
             <w:r>
-              <w:t>4870b2073387…</w:t>
+              <w:t>b4b6b18b43e9…</w:t>
             </w:r>
           </w:p>
         </w:tc>
@@ -16912,7 +17581,7 @@
               <w:rPr/>
             </w:pPr>
             <w:r>
-              <w:t>4870b2073387…</w:t>
+              <w:t>b4b6b18b43e9…</w:t>
             </w:r>
           </w:p>
         </w:tc>
@@ -17069,7 +17738,7 @@
               <w:rPr/>
             </w:pPr>
             <w:r>
-              <w:t>4870b2073387…</w:t>
+              <w:t>b4b6b18b43e9…</w:t>
             </w:r>
           </w:p>
         </w:tc>
@@ -17226,7 +17895,7 @@
               <w:rPr/>
             </w:pPr>
             <w:r>
-              <w:t>4870b2073387…</w:t>
+              <w:t>b4b6b18b43e9…</w:t>
             </w:r>
           </w:p>
         </w:tc>
@@ -17383,7 +18052,7 @@
               <w:rPr/>
             </w:pPr>
             <w:r>
-              <w:t>4870b2073387…</w:t>
+              <w:t>b4b6b18b43e9…</w:t>
             </w:r>
           </w:p>
         </w:tc>
@@ -17809,7 +18478,7 @@
         </w:pBdr>
       </w:pPr>
       <w:r>
-        <w:t>27. 공식 배포 형식 - R21</w:t>
+        <w:t>27. 공식 배포 형식 - 현재본</w:t>
       </w:r>
     </w:p>
     <w:p>
@@ -18298,7 +18967,7 @@
         <w:pStyle w:val="CPFCallout"/>
       </w:pPr>
       <w:r>
-        <w:t>07_06 Final QA 중앙 Merge: 현재 master는 07_05 제품 Source 위에 QA/Control 산출물을 추가한 Commit이며 Product Source 변경은 없다. Final verdict는 FAIL / REDEVELOPMENT REQUIRED + UNVERIFIED / RELEASE_BLOCKED다. Canonical 완료 분모는 169 Requirement이고, 신규 독립 개발 Action은 31개(P0 22 / P1 9)다. 전체 Scope는 169 Requirement + 기존 56 Finding + 신규 31 + self-found + Runtime 13 + 개발 중 추가 발견 전체이며, 34/34 direct rework 구현 사실만으로 완료 판정하지 않는다.</w:t>
+        <w:t>현재 master 기준은 b4b6b18b43e9(07_09)이며 실제 Product Source 변경 기준은 f0aa49f29cba(07_08)이다. Developer current-state 보고에서는 Canonical 169, 중앙 Action 31, 기존 Finding 56에 대한 Source 구현/재점검을 마쳤다고 기록한다. 중앙 Release 판단은 UNVERIFIED / RELEASE_BLOCKED이며 Java 25·Gradle 9.1 exact-SHA clean build, live Oracle/PostgreSQL/MariaDB, 인증 Browser, 2+ instance/process-kill, Broker/Network/DB fault, 성능·보안·DR, Generator fresh-consumer, ADM 전체 Runtime consumer, 독립 Codex, multi-system Transaction/Logging E2E와 QA A/B·Special Review 재검수가 남아 있다.</w:t>
       </w:r>
     </w:p>
     <w:p>
@@ -18306,7 +18975,7 @@
         <w:pStyle w:val="CPFCallout"/>
       </w:pPr>
       <w:r>
-        <w:t>07_06 Final QA 중앙 Merge는 신규 독립 개발 Action 31개(P0 22/P1 9)를 확정했다. 따라서 07_05 개발 Evidence와 R21 문서는 후속 개발 입력/사용자 가이드이며 Product Release PASS 산출물이 아니다.</w:t>
+        <w:t>현재 중앙 Control은 Product Source rework를 QA PASS로 자동 승계하지 않는다. 사용자 문서는 current Source 사용법을 설명하며 Product Release PASS를 의미하지 않는다.</w:t>
       </w:r>
     </w:p>
     <w:p>
@@ -18321,7 +18990,7 @@
           <w:color w:val="17212B"/>
           <w:sz w:val="18"/>
         </w:rPr>
-        <w:t>• 현재 문서 배포 Revision은 R21이며 기준 Commit은 4870b2073387(07_06)이다.</w:t>
+        <w:t>• 현재 문서 배포 기준은 master b4b6b18b43e9(07_09)이다.</w:t>
       </w:r>
     </w:p>
     <w:p>
@@ -18331,12 +19000,7 @@
         <w:ind w:left="198" w:hanging="102"/>
       </w:pPr>
       <w:r>
-        <w:rPr>
-          <w:rFonts w:ascii="NanumBarunGothic" w:hAnsi="NanumBarunGothic" w:eastAsia="NanumBarunGothic"/>
-          <w:color w:val="17212B"/>
-          <w:sz w:val="18"/>
-        </w:rPr>
-        <w:t>• R6J 중앙 QA 산출물은 Product Release PASS가 아니라 재개발 입력이다: Finding 56개, 직접 Rework 34개, product verdict 미통과(RELEASE_BLOCKED).</w:t>
+        <w:t>• 현재 개발/QA 상태는 fixed current-state 파일에서 관리한다. 사용자 문서에는 과거 Revision history를 누적하지 않고 현 Source 계약과 미검증 Runtime 경계만 남긴다.</w:t>
       </w:r>
     </w:p>
     <w:p>
@@ -18346,7 +19010,7 @@
         <w:ind w:left="198" w:hanging="102"/>
       </w:pPr>
       <w:r>
-        <w:t>• R21 공식 사용자/설계 산출물은 PDF + 동일 basename DOCX이며 Authoring MD는 보관하지 않는다.</w:t>
+        <w:t>• 현재 공식 사용자/설계 산출물은 PDF + 동일 basename DOCX이며 Authoring MD는 보관하지 않는다.</w:t>
       </w:r>
     </w:p>
     <w:p>
@@ -18488,6 +19152,14 @@
         </w:tc>
       </w:tr>
     </w:tbl>
+    <w:p>
+      <w:pPr>
+        <w:pStyle w:val="CPFCaption"/>
+      </w:pPr>
+      <w:r>
+        <w:t>문서 기준: master b4b6b18b43e9 (07_09). Product Source 기준은 f0aa49f29cba (07_08)이며 중앙 Release 상태는 UNVERIFIED / RELEASE_BLOCKED이다.</w:t>
+      </w:r>
+    </w:p>
     <w:sectPr>
       <w:headerReference w:type="default" r:id="rId6"/>
       <w:footerReference w:type="default" r:id="rId7"/>
@@ -18655,7 +19327,7 @@
       </w:pBdr>
     </w:pPr>
     <w:r>
-      <w:t>CPF 산출물 목록   |   Master 07_06 · 4870b2073387</w:t>
+      <w:t>CPF 산출물 목록   |   Master 07_09 · b4b6b18b43e9</w:t>
     </w:r>
   </w:p>
 </w:hdr>

--- a/cpf-docs/deliverables/산출물목록.docx
+++ b/cpf-docs/deliverables/산출물목록.docx
@@ -143,7 +143,7 @@
           <w:color w:val="5F6368"/>
           <w:sz w:val="19"/>
         </w:rPr>
-        <w:t xml:space="preserve">Harness v1.1.3 / </w:t>
+        <w:t xml:space="preserve">Harness v1.2.5 / </w:t>
       </w:r>
       <w:r>
         <w:rPr>
@@ -159,7 +159,7 @@
           <w:color w:val="5F6368"/>
           <w:sz w:val="19"/>
         </w:rPr>
-        <w:t>Rev. 1</w:t>
+        <w:t>Rev. 2</w:t>
       </w:r>
       <w:r>
         <w:rPr>
@@ -218,7 +218,7 @@
           <w:color w:val="5F6368"/>
           <w:sz w:val="19"/>
         </w:rPr>
-        <w:t>2026-08-25</w:t>
+        <w:t>2026-08-26</w:t>
       </w:r>
     </w:p>
     <w:p>
@@ -238,552 +238,511 @@
         <w:t>목차</w:t>
       </w:r>
     </w:p>
-    <w:sdt>
-      <w:sdtPr>
-        <w:docPartObj>
-          <w:docPartGallery w:val="Table of Contents"/>
-          <w:docPartUnique w:val="true"/>
-        </w:docPartObj>
-      </w:sdtPr>
-      <w:sdtContent>
-        <w:p>
-          <w:pPr>
-            <w:pStyle w:val="TOC1"/>
-            <w:tabs>
-              <w:tab w:val="clear" w:pos="10772"/>
-              <w:tab w:val="right" w:pos="10771" w:leader="dot"/>
-            </w:tabs>
-            <w:rPr/>
-          </w:pPr>
-          <w:r>
-            <w:fldChar w:fldCharType="begin"/>
-          </w:r>
-          <w:r>
-            <w:rPr>
-              <w:webHidden/>
-              <w:rStyle w:val="IndexLink"/>
-            </w:rPr>
-            <w:instrText xml:space="preserve"> TOC \z \o "1-2" \u \h</w:instrText>
-          </w:r>
-          <w:r>
-            <w:rPr>
-              <w:webHidden/>
-              <w:rStyle w:val="IndexLink"/>
-            </w:rPr>
-            <w:fldChar w:fldCharType="separate"/>
-          </w:r>
-          <w:hyperlink w:anchor="__RefHeading___Toc11804_1069379125">
+    <w:tbl>
+      <w:tblPr>
+        <w:tblW w:type="auto" w:w="0"/>
+        <w:tblLayout w:type="fixed"/>
+        <w:tblLook w:firstColumn="1" w:firstRow="1" w:lastColumn="0" w:lastRow="0" w:noHBand="0" w:noVBand="1" w:val="04A0"/>
+        <w:tblBorders>
+          <w:top w:val="nil"/>
+          <w:left w:val="nil"/>
+          <w:bottom w:val="nil"/>
+          <w:right w:val="nil"/>
+          <w:insideH w:val="nil"/>
+          <w:insideV w:val="nil"/>
+        </w:tblBorders>
+      </w:tblPr>
+      <w:tblGrid>
+        <w:gridCol w:w="4535"/>
+        <w:gridCol w:w="4535"/>
+      </w:tblGrid>
+      <w:tr>
+        <w:trPr>
+          <w:tblHeader w:val="true"/>
+        </w:trPr>
+        <w:tc>
+          <w:tcPr>
+            <w:tcW w:type="dxa" w:w="5386"/>
+            <w:vAlign w:val="top"/>
+            <w:tcMar>
+              <w:top w:w="60" w:type="dxa"/>
+              <w:start w:w="80" w:type="dxa"/>
+              <w:bottom w:w="60" w:type="dxa"/>
+              <w:end w:w="80" w:type="dxa"/>
+            </w:tcMar>
+          </w:tcPr>
+          <w:p>
+            <w:pPr>
+              <w:spacing w:before="0" w:after="20" w:line="240" w:lineRule="auto"/>
+              <w:jc w:val="left"/>
+            </w:pPr>
             <w:r>
               <w:rPr>
-                <w:webHidden/>
-                <w:rStyle w:val="IndexLink"/>
+                <w:rFonts w:ascii="Noto Sans CJK KR" w:hAnsi="Noto Sans CJK KR"/>
+                <w:b/>
+                <w:color w:val="17324D"/>
+                <w:sz w:val="16"/>
               </w:rPr>
-              <w:t xml:space="preserve">1. CPF </w:t>
+              <w:t>1. CPF 문서 길찾기  ·  p.2</w:t>
             </w:r>
+          </w:p>
+        </w:tc>
+        <w:tc>
+          <w:tcPr>
+            <w:tcW w:type="dxa" w:w="5386"/>
+            <w:vAlign w:val="top"/>
+            <w:tcMar>
+              <w:top w:w="60" w:type="dxa"/>
+              <w:start w:w="80" w:type="dxa"/>
+              <w:bottom w:w="60" w:type="dxa"/>
+              <w:end w:w="80" w:type="dxa"/>
+            </w:tcMar>
+          </w:tcPr>
+          <w:p>
+            <w:pPr>
+              <w:spacing w:before="0" w:after="20" w:line="240" w:lineRule="auto"/>
+              <w:jc w:val="left"/>
+            </w:pPr>
             <w:r>
               <w:rPr>
-                <w:rStyle w:val="IndexLink"/>
+                <w:rFonts w:ascii="Noto Sans CJK KR" w:hAnsi="Noto Sans CJK KR"/>
+                <w:b/>
+                <w:color w:val="17324D"/>
+                <w:sz w:val="16"/>
               </w:rPr>
-              <w:t>문서 길찾기</w:t>
+              <w:t>3. 공식 산출물 목록  ·  p.3</w:t>
             </w:r>
+          </w:p>
+        </w:tc>
+      </w:tr>
+      <w:tr>
+        <w:tc>
+          <w:tcPr>
+            <w:tcW w:type="dxa" w:w="5386"/>
+            <w:vAlign w:val="top"/>
+            <w:tcMar>
+              <w:top w:w="60" w:type="dxa"/>
+              <w:start w:w="80" w:type="dxa"/>
+              <w:bottom w:w="60" w:type="dxa"/>
+              <w:end w:w="80" w:type="dxa"/>
+            </w:tcMar>
+          </w:tcPr>
+          <w:p>
+            <w:pPr>
+              <w:spacing w:before="0" w:after="20" w:line="240" w:lineRule="auto"/>
+              <w:jc w:val="left"/>
+            </w:pPr>
             <w:r>
               <w:rPr>
-                <w:rStyle w:val="IndexLink"/>
+                <w:rFonts w:ascii="Noto Sans CJK KR" w:hAnsi="Noto Sans CJK KR"/>
+                <w:b w:val="0"/>
+                <w:color w:val="52667A"/>
+                <w:sz w:val="15"/>
               </w:rPr>
-              <w:tab/>
-              <w:t>3</w:t>
+              <w:t xml:space="preserve">   1.1 처음 보는 경우  ·  p.2</w:t>
             </w:r>
-          </w:hyperlink>
-        </w:p>
-        <w:p>
-          <w:pPr>
-            <w:pStyle w:val="TOC2"/>
-            <w:tabs>
-              <w:tab w:val="clear" w:pos="10489"/>
-              <w:tab w:val="right" w:pos="10771" w:leader="dot"/>
-            </w:tabs>
-            <w:rPr/>
-          </w:pPr>
-          <w:hyperlink w:anchor="__RefHeading___Toc11806_1069379125">
+          </w:p>
+        </w:tc>
+        <w:tc>
+          <w:tcPr>
+            <w:tcW w:type="dxa" w:w="5386"/>
+            <w:vAlign w:val="top"/>
+            <w:tcMar>
+              <w:top w:w="60" w:type="dxa"/>
+              <w:start w:w="80" w:type="dxa"/>
+              <w:bottom w:w="60" w:type="dxa"/>
+              <w:end w:w="80" w:type="dxa"/>
+            </w:tcMar>
+          </w:tcPr>
+          <w:p>
+            <w:pPr>
+              <w:spacing w:before="0" w:after="20" w:line="240" w:lineRule="auto"/>
+              <w:jc w:val="left"/>
+            </w:pPr>
             <w:r>
               <w:rPr>
-                <w:webHidden/>
-                <w:rStyle w:val="IndexLink"/>
+                <w:rFonts w:ascii="Noto Sans CJK KR" w:hAnsi="Noto Sans CJK KR"/>
+                <w:b w:val="0"/>
+                <w:color w:val="52667A"/>
+                <w:sz w:val="15"/>
               </w:rPr>
-              <w:t xml:space="preserve">1.1 </w:t>
+              <w:t xml:space="preserve">   3.1 README  ·  p.3</w:t>
             </w:r>
+          </w:p>
+        </w:tc>
+      </w:tr>
+      <w:tr>
+        <w:tc>
+          <w:tcPr>
+            <w:tcW w:type="dxa" w:w="5386"/>
+            <w:vAlign w:val="top"/>
+            <w:tcMar>
+              <w:top w:w="60" w:type="dxa"/>
+              <w:start w:w="80" w:type="dxa"/>
+              <w:bottom w:w="60" w:type="dxa"/>
+              <w:end w:w="80" w:type="dxa"/>
+            </w:tcMar>
+          </w:tcPr>
+          <w:p>
+            <w:pPr>
+              <w:spacing w:before="0" w:after="20" w:line="240" w:lineRule="auto"/>
+              <w:jc w:val="left"/>
+            </w:pPr>
             <w:r>
               <w:rPr>
-                <w:rStyle w:val="IndexLink"/>
+                <w:rFonts w:ascii="Noto Sans CJK KR" w:hAnsi="Noto Sans CJK KR"/>
+                <w:b w:val="0"/>
+                <w:color w:val="52667A"/>
+                <w:sz w:val="15"/>
               </w:rPr>
-              <w:t>처음 보는 경우</w:t>
+              <w:t xml:space="preserve">   1.2 업무 개발  ·  p.2</w:t>
             </w:r>
+          </w:p>
+        </w:tc>
+        <w:tc>
+          <w:tcPr>
+            <w:tcW w:type="dxa" w:w="5386"/>
+            <w:vAlign w:val="top"/>
+            <w:tcMar>
+              <w:top w:w="60" w:type="dxa"/>
+              <w:start w:w="80" w:type="dxa"/>
+              <w:bottom w:w="60" w:type="dxa"/>
+              <w:end w:w="80" w:type="dxa"/>
+            </w:tcMar>
+          </w:tcPr>
+          <w:p>
+            <w:pPr>
+              <w:spacing w:before="0" w:after="20" w:line="240" w:lineRule="auto"/>
+              <w:jc w:val="left"/>
+            </w:pPr>
             <w:r>
               <w:rPr>
-                <w:rStyle w:val="IndexLink"/>
+                <w:rFonts w:ascii="Noto Sans CJK KR" w:hAnsi="Noto Sans CJK KR"/>
+                <w:b w:val="0"/>
+                <w:color w:val="52667A"/>
+                <w:sz w:val="15"/>
               </w:rPr>
-              <w:tab/>
-              <w:t>3</w:t>
+              <w:t xml:space="preserve">   3.2 Guide  ·  p.3</w:t>
             </w:r>
-          </w:hyperlink>
-        </w:p>
-        <w:p>
-          <w:pPr>
-            <w:pStyle w:val="TOC2"/>
-            <w:tabs>
-              <w:tab w:val="clear" w:pos="10489"/>
-              <w:tab w:val="right" w:pos="10771" w:leader="dot"/>
-            </w:tabs>
-            <w:rPr/>
-          </w:pPr>
-          <w:hyperlink w:anchor="__RefHeading___Toc11808_1069379125">
+          </w:p>
+        </w:tc>
+      </w:tr>
+      <w:tr>
+        <w:tc>
+          <w:tcPr>
+            <w:tcW w:type="dxa" w:w="5386"/>
+            <w:vAlign w:val="top"/>
+            <w:tcMar>
+              <w:top w:w="60" w:type="dxa"/>
+              <w:start w:w="80" w:type="dxa"/>
+              <w:bottom w:w="60" w:type="dxa"/>
+              <w:end w:w="80" w:type="dxa"/>
+            </w:tcMar>
+          </w:tcPr>
+          <w:p>
+            <w:pPr>
+              <w:spacing w:before="0" w:after="20" w:line="240" w:lineRule="auto"/>
+              <w:jc w:val="left"/>
+            </w:pPr>
             <w:r>
               <w:rPr>
-                <w:webHidden/>
-                <w:rStyle w:val="IndexLink"/>
+                <w:rFonts w:ascii="Noto Sans CJK KR" w:hAnsi="Noto Sans CJK KR"/>
+                <w:b w:val="0"/>
+                <w:color w:val="52667A"/>
+                <w:sz w:val="15"/>
               </w:rPr>
-              <w:t xml:space="preserve">1.2 </w:t>
+              <w:t xml:space="preserve">   1.3 Batch 개발  ·  p.2</w:t>
             </w:r>
+          </w:p>
+        </w:tc>
+        <w:tc>
+          <w:tcPr>
+            <w:tcW w:type="dxa" w:w="5386"/>
+            <w:vAlign w:val="top"/>
+            <w:tcMar>
+              <w:top w:w="60" w:type="dxa"/>
+              <w:start w:w="80" w:type="dxa"/>
+              <w:bottom w:w="60" w:type="dxa"/>
+              <w:end w:w="80" w:type="dxa"/>
+            </w:tcMar>
+          </w:tcPr>
+          <w:p>
+            <w:pPr>
+              <w:spacing w:before="0" w:after="20" w:line="240" w:lineRule="auto"/>
+              <w:jc w:val="left"/>
+            </w:pPr>
             <w:r>
               <w:rPr>
-                <w:rStyle w:val="IndexLink"/>
+                <w:rFonts w:ascii="Noto Sans CJK KR" w:hAnsi="Noto Sans CJK KR"/>
+                <w:b w:val="0"/>
+                <w:color w:val="52667A"/>
+                <w:sz w:val="15"/>
               </w:rPr>
-              <w:t>업무 개발</w:t>
+              <w:t xml:space="preserve">   3.3 Deliverable  ·  p.3</w:t>
             </w:r>
+          </w:p>
+        </w:tc>
+      </w:tr>
+      <w:tr>
+        <w:tc>
+          <w:tcPr>
+            <w:tcW w:type="dxa" w:w="5386"/>
+            <w:vAlign w:val="top"/>
+            <w:tcMar>
+              <w:top w:w="60" w:type="dxa"/>
+              <w:start w:w="80" w:type="dxa"/>
+              <w:bottom w:w="60" w:type="dxa"/>
+              <w:end w:w="80" w:type="dxa"/>
+            </w:tcMar>
+          </w:tcPr>
+          <w:p>
+            <w:pPr>
+              <w:spacing w:before="0" w:after="20" w:line="240" w:lineRule="auto"/>
+              <w:jc w:val="left"/>
+            </w:pPr>
             <w:r>
               <w:rPr>
-                <w:rStyle w:val="IndexLink"/>
+                <w:rFonts w:ascii="Noto Sans CJK KR" w:hAnsi="Noto Sans CJK KR"/>
+                <w:b w:val="0"/>
+                <w:color w:val="52667A"/>
+                <w:sz w:val="15"/>
               </w:rPr>
-              <w:tab/>
-              <w:t>3</w:t>
+              <w:t xml:space="preserve">   1.4 운영  ·  p.2</w:t>
             </w:r>
-          </w:hyperlink>
-        </w:p>
-        <w:p>
-          <w:pPr>
-            <w:pStyle w:val="TOC2"/>
-            <w:tabs>
-              <w:tab w:val="clear" w:pos="10489"/>
-              <w:tab w:val="right" w:pos="10771" w:leader="dot"/>
-            </w:tabs>
-            <w:rPr/>
-          </w:pPr>
-          <w:hyperlink w:anchor="__RefHeading___Toc11810_1069379125">
+          </w:p>
+        </w:tc>
+        <w:tc>
+          <w:tcPr>
+            <w:tcW w:type="dxa" w:w="5386"/>
+            <w:vAlign w:val="top"/>
+            <w:tcMar>
+              <w:top w:w="60" w:type="dxa"/>
+              <w:start w:w="80" w:type="dxa"/>
+              <w:bottom w:w="60" w:type="dxa"/>
+              <w:end w:w="80" w:type="dxa"/>
+            </w:tcMar>
+          </w:tcPr>
+          <w:p>
+            <w:pPr>
+              <w:spacing w:before="0" w:after="20" w:line="240" w:lineRule="auto"/>
+              <w:jc w:val="left"/>
+            </w:pPr>
             <w:r>
               <w:rPr>
-                <w:webHidden/>
-                <w:rStyle w:val="IndexLink"/>
+                <w:rFonts w:ascii="Noto Sans CJK KR" w:hAnsi="Noto Sans CJK KR"/>
+                <w:b/>
+                <w:color w:val="17324D"/>
+                <w:sz w:val="16"/>
               </w:rPr>
-              <w:t xml:space="preserve">1.3 Batch </w:t>
+              <w:t>4. 갱신 조건과 Source 영향  ·  p.4</w:t>
             </w:r>
+          </w:p>
+        </w:tc>
+      </w:tr>
+      <w:tr>
+        <w:tc>
+          <w:tcPr>
+            <w:tcW w:type="dxa" w:w="5386"/>
+            <w:vAlign w:val="top"/>
+            <w:tcMar>
+              <w:top w:w="60" w:type="dxa"/>
+              <w:start w:w="80" w:type="dxa"/>
+              <w:bottom w:w="60" w:type="dxa"/>
+              <w:end w:w="80" w:type="dxa"/>
+            </w:tcMar>
+          </w:tcPr>
+          <w:p>
+            <w:pPr>
+              <w:spacing w:before="0" w:after="20" w:line="240" w:lineRule="auto"/>
+              <w:jc w:val="left"/>
+            </w:pPr>
             <w:r>
               <w:rPr>
-                <w:rStyle w:val="IndexLink"/>
+                <w:rFonts w:ascii="Noto Sans CJK KR" w:hAnsi="Noto Sans CJK KR"/>
+                <w:b/>
+                <w:color w:val="17324D"/>
+                <w:sz w:val="16"/>
               </w:rPr>
-              <w:t>개발</w:t>
+              <w:t>2. Architecture·Contract·표준  ·  p.3</w:t>
             </w:r>
+          </w:p>
+        </w:tc>
+        <w:tc>
+          <w:tcPr>
+            <w:tcW w:type="dxa" w:w="5386"/>
+            <w:vAlign w:val="top"/>
+            <w:tcMar>
+              <w:top w:w="60" w:type="dxa"/>
+              <w:start w:w="80" w:type="dxa"/>
+              <w:bottom w:w="60" w:type="dxa"/>
+              <w:end w:w="80" w:type="dxa"/>
+            </w:tcMar>
+          </w:tcPr>
+          <w:p>
+            <w:pPr>
+              <w:spacing w:before="0" w:after="20" w:line="240" w:lineRule="auto"/>
+              <w:jc w:val="left"/>
+            </w:pPr>
             <w:r>
               <w:rPr>
-                <w:rStyle w:val="IndexLink"/>
+                <w:rFonts w:ascii="Noto Sans CJK KR" w:hAnsi="Noto Sans CJK KR"/>
+                <w:b w:val="0"/>
+                <w:color w:val="52667A"/>
+                <w:sz w:val="15"/>
               </w:rPr>
-              <w:tab/>
-              <w:t>3</w:t>
+              <w:t xml:space="preserve">   4.1 언제 갱신하는가  ·  p.4</w:t>
             </w:r>
-          </w:hyperlink>
-        </w:p>
-        <w:p>
-          <w:pPr>
-            <w:pStyle w:val="TOC2"/>
-            <w:tabs>
-              <w:tab w:val="clear" w:pos="10489"/>
-              <w:tab w:val="right" w:pos="10771" w:leader="dot"/>
-            </w:tabs>
-            <w:rPr/>
-          </w:pPr>
-          <w:hyperlink w:anchor="__RefHeading___Toc11812_1069379125">
+          </w:p>
+        </w:tc>
+      </w:tr>
+      <w:tr>
+        <w:tc>
+          <w:tcPr>
+            <w:tcW w:type="dxa" w:w="5386"/>
+            <w:vAlign w:val="top"/>
+            <w:tcMar>
+              <w:top w:w="60" w:type="dxa"/>
+              <w:start w:w="80" w:type="dxa"/>
+              <w:bottom w:w="60" w:type="dxa"/>
+              <w:end w:w="80" w:type="dxa"/>
+            </w:tcMar>
+          </w:tcPr>
+          <w:p>
+            <w:pPr>
+              <w:spacing w:before="0" w:after="20" w:line="240" w:lineRule="auto"/>
+              <w:jc w:val="left"/>
+            </w:pPr>
             <w:r>
               <w:rPr>
-                <w:webHidden/>
-                <w:rStyle w:val="IndexLink"/>
+                <w:rFonts w:ascii="Noto Sans CJK KR" w:hAnsi="Noto Sans CJK KR"/>
+                <w:b w:val="0"/>
+                <w:color w:val="52667A"/>
+                <w:sz w:val="15"/>
               </w:rPr>
-              <w:t xml:space="preserve">1.4 </w:t>
+              <w:t xml:space="preserve">   2.1 Architecture  ·  p.3</w:t>
             </w:r>
+          </w:p>
+        </w:tc>
+        <w:tc>
+          <w:tcPr>
+            <w:tcW w:type="dxa" w:w="5386"/>
+            <w:vAlign w:val="top"/>
+            <w:tcMar>
+              <w:top w:w="60" w:type="dxa"/>
+              <w:start w:w="80" w:type="dxa"/>
+              <w:bottom w:w="60" w:type="dxa"/>
+              <w:end w:w="80" w:type="dxa"/>
+            </w:tcMar>
+          </w:tcPr>
+          <w:p>
+            <w:pPr>
+              <w:spacing w:before="0" w:after="20" w:line="240" w:lineRule="auto"/>
+              <w:jc w:val="left"/>
+            </w:pPr>
             <w:r>
               <w:rPr>
-                <w:rStyle w:val="IndexLink"/>
+                <w:rFonts w:ascii="Noto Sans CJK KR" w:hAnsi="Noto Sans CJK KR"/>
+                <w:b w:val="0"/>
+                <w:color w:val="52667A"/>
+                <w:sz w:val="15"/>
               </w:rPr>
-              <w:t>운영</w:t>
+              <w:t xml:space="preserve">   4.2 Source 변경과 문서 영향  ·  p.4</w:t>
             </w:r>
+          </w:p>
+        </w:tc>
+      </w:tr>
+      <w:tr>
+        <w:tc>
+          <w:tcPr>
+            <w:tcW w:type="dxa" w:w="5386"/>
+            <w:vAlign w:val="top"/>
+            <w:tcMar>
+              <w:top w:w="60" w:type="dxa"/>
+              <w:start w:w="80" w:type="dxa"/>
+              <w:bottom w:w="60" w:type="dxa"/>
+              <w:end w:w="80" w:type="dxa"/>
+            </w:tcMar>
+          </w:tcPr>
+          <w:p>
+            <w:pPr>
+              <w:spacing w:before="0" w:after="20" w:line="240" w:lineRule="auto"/>
+              <w:jc w:val="left"/>
+            </w:pPr>
             <w:r>
               <w:rPr>
-                <w:rStyle w:val="IndexLink"/>
+                <w:rFonts w:ascii="Noto Sans CJK KR" w:hAnsi="Noto Sans CJK KR"/>
+                <w:b w:val="0"/>
+                <w:color w:val="52667A"/>
+                <w:sz w:val="15"/>
               </w:rPr>
-              <w:tab/>
-              <w:t>3</w:t>
+              <w:t xml:space="preserve">   2.2 Specification  ·  p.3</w:t>
             </w:r>
-          </w:hyperlink>
-        </w:p>
-        <w:p>
-          <w:pPr>
-            <w:pStyle w:val="TOC1"/>
-            <w:tabs>
-              <w:tab w:val="clear" w:pos="10772"/>
-              <w:tab w:val="right" w:pos="10771" w:leader="dot"/>
-            </w:tabs>
-            <w:rPr/>
-          </w:pPr>
-          <w:hyperlink w:anchor="__RefHeading___Toc11814_1069379125">
+          </w:p>
+        </w:tc>
+        <w:tc>
+          <w:tcPr>
+            <w:tcW w:type="dxa" w:w="5386"/>
+            <w:vAlign w:val="top"/>
+            <w:tcMar>
+              <w:top w:w="60" w:type="dxa"/>
+              <w:start w:w="80" w:type="dxa"/>
+              <w:bottom w:w="60" w:type="dxa"/>
+              <w:end w:w="80" w:type="dxa"/>
+            </w:tcMar>
+          </w:tcPr>
+          <w:p>
+            <w:pPr>
+              <w:spacing w:before="0" w:after="20" w:line="240" w:lineRule="auto"/>
+              <w:jc w:val="left"/>
+            </w:pPr>
             <w:r>
               <w:rPr>
-                <w:webHidden/>
-                <w:rStyle w:val="IndexLink"/>
+                <w:rFonts w:ascii="Noto Sans CJK KR" w:hAnsi="Noto Sans CJK KR"/>
+                <w:b w:val="0"/>
+                <w:color w:val="52667A"/>
+                <w:sz w:val="15"/>
               </w:rPr>
-              <w:t>2. Architecture·Contract·</w:t>
+              <w:t xml:space="preserve">   4.3 정본 우선순위  ·  p.4</w:t>
             </w:r>
+          </w:p>
+        </w:tc>
+      </w:tr>
+      <w:tr>
+        <w:tc>
+          <w:tcPr>
+            <w:tcW w:type="dxa" w:w="5386"/>
+            <w:vAlign w:val="top"/>
+            <w:tcMar>
+              <w:top w:w="60" w:type="dxa"/>
+              <w:start w:w="80" w:type="dxa"/>
+              <w:bottom w:w="60" w:type="dxa"/>
+              <w:end w:w="80" w:type="dxa"/>
+            </w:tcMar>
+          </w:tcPr>
+          <w:p>
+            <w:pPr>
+              <w:spacing w:before="0" w:after="20" w:line="240" w:lineRule="auto"/>
+              <w:jc w:val="left"/>
+            </w:pPr>
             <w:r>
               <w:rPr>
-                <w:rStyle w:val="IndexLink"/>
+                <w:rFonts w:ascii="Noto Sans CJK KR" w:hAnsi="Noto Sans CJK KR"/>
+                <w:b w:val="0"/>
+                <w:color w:val="52667A"/>
+                <w:sz w:val="15"/>
               </w:rPr>
-              <w:t>표준</w:t>
+              <w:t xml:space="preserve">   2.3 기술/DB 표준  ·  p.3</w:t>
             </w:r>
-            <w:r>
-              <w:rPr>
-                <w:rStyle w:val="IndexLink"/>
-              </w:rPr>
-              <w:tab/>
-              <w:t>3</w:t>
-            </w:r>
-          </w:hyperlink>
-        </w:p>
-        <w:p>
-          <w:pPr>
-            <w:pStyle w:val="TOC2"/>
-            <w:tabs>
-              <w:tab w:val="clear" w:pos="10489"/>
-              <w:tab w:val="right" w:pos="10771" w:leader="dot"/>
-            </w:tabs>
-            <w:rPr/>
-          </w:pPr>
-          <w:hyperlink w:anchor="__RefHeading___Toc11816_1069379125">
-            <w:r>
-              <w:rPr>
-                <w:webHidden/>
-                <w:rStyle w:val="IndexLink"/>
-              </w:rPr>
-              <w:t>2.1 Architecture</w:t>
-              <w:tab/>
-              <w:t>3</w:t>
-            </w:r>
-          </w:hyperlink>
-        </w:p>
-        <w:p>
-          <w:pPr>
-            <w:pStyle w:val="TOC2"/>
-            <w:tabs>
-              <w:tab w:val="clear" w:pos="10489"/>
-              <w:tab w:val="right" w:pos="10771" w:leader="dot"/>
-            </w:tabs>
-            <w:rPr/>
-          </w:pPr>
-          <w:hyperlink w:anchor="__RefHeading___Toc11818_1069379125">
-            <w:r>
-              <w:rPr>
-                <w:webHidden/>
-                <w:rStyle w:val="IndexLink"/>
-              </w:rPr>
-              <w:t>2.2 Specification</w:t>
-              <w:tab/>
-              <w:t>3</w:t>
-            </w:r>
-          </w:hyperlink>
-        </w:p>
-        <w:p>
-          <w:pPr>
-            <w:pStyle w:val="TOC2"/>
-            <w:tabs>
-              <w:tab w:val="clear" w:pos="10489"/>
-              <w:tab w:val="right" w:pos="10771" w:leader="dot"/>
-            </w:tabs>
-            <w:rPr/>
-          </w:pPr>
-          <w:hyperlink w:anchor="__RefHeading___Toc11820_1069379125">
-            <w:r>
-              <w:rPr>
-                <w:webHidden/>
-                <w:rStyle w:val="IndexLink"/>
-              </w:rPr>
-              <w:t xml:space="preserve">2.3 </w:t>
-            </w:r>
-            <w:r>
-              <w:rPr>
-                <w:rStyle w:val="IndexLink"/>
-              </w:rPr>
-              <w:t>기술</w:t>
-            </w:r>
-            <w:r>
-              <w:rPr>
-                <w:rStyle w:val="IndexLink"/>
-              </w:rPr>
-              <w:t xml:space="preserve">/DB </w:t>
-            </w:r>
-            <w:r>
-              <w:rPr>
-                <w:rStyle w:val="IndexLink"/>
-              </w:rPr>
-              <w:t>표준</w:t>
-            </w:r>
-            <w:r>
-              <w:rPr>
-                <w:rStyle w:val="IndexLink"/>
-              </w:rPr>
-              <w:tab/>
-              <w:t>3</w:t>
-            </w:r>
-          </w:hyperlink>
-        </w:p>
-        <w:p>
-          <w:pPr>
-            <w:pStyle w:val="TOC1"/>
-            <w:tabs>
-              <w:tab w:val="clear" w:pos="10772"/>
-              <w:tab w:val="right" w:pos="10771" w:leader="dot"/>
-            </w:tabs>
-            <w:rPr/>
-          </w:pPr>
-          <w:hyperlink w:anchor="__RefHeading___Toc11822_1069379125">
-            <w:r>
-              <w:rPr>
-                <w:webHidden/>
-                <w:rStyle w:val="IndexLink"/>
-              </w:rPr>
-              <w:t xml:space="preserve">3. </w:t>
-            </w:r>
-            <w:r>
-              <w:rPr>
-                <w:rStyle w:val="IndexLink"/>
-              </w:rPr>
-              <w:t>공식 산출물 목록</w:t>
-            </w:r>
-            <w:r>
-              <w:rPr>
-                <w:rStyle w:val="IndexLink"/>
-              </w:rPr>
-              <w:tab/>
-              <w:t>4</w:t>
-            </w:r>
-          </w:hyperlink>
-        </w:p>
-        <w:p>
-          <w:pPr>
-            <w:pStyle w:val="TOC2"/>
-            <w:tabs>
-              <w:tab w:val="clear" w:pos="10489"/>
-              <w:tab w:val="right" w:pos="10771" w:leader="dot"/>
-            </w:tabs>
-            <w:rPr/>
-          </w:pPr>
-          <w:hyperlink w:anchor="__RefHeading___Toc11824_1069379125">
-            <w:r>
-              <w:rPr>
-                <w:webHidden/>
-                <w:rStyle w:val="IndexLink"/>
-              </w:rPr>
-              <w:t>3.1 README</w:t>
-              <w:tab/>
-              <w:t>4</w:t>
-            </w:r>
-          </w:hyperlink>
-        </w:p>
-        <w:p>
-          <w:pPr>
-            <w:pStyle w:val="TOC2"/>
-            <w:tabs>
-              <w:tab w:val="clear" w:pos="10489"/>
-              <w:tab w:val="right" w:pos="10771" w:leader="dot"/>
-            </w:tabs>
-            <w:rPr/>
-          </w:pPr>
-          <w:hyperlink w:anchor="__RefHeading___Toc11826_1069379125">
-            <w:r>
-              <w:rPr>
-                <w:webHidden/>
-                <w:rStyle w:val="IndexLink"/>
-              </w:rPr>
-              <w:t>3.2 Guide</w:t>
-              <w:tab/>
-              <w:t>4</w:t>
-            </w:r>
-          </w:hyperlink>
-        </w:p>
-        <w:p>
-          <w:pPr>
-            <w:pStyle w:val="TOC2"/>
-            <w:tabs>
-              <w:tab w:val="clear" w:pos="10489"/>
-              <w:tab w:val="right" w:pos="10771" w:leader="dot"/>
-            </w:tabs>
-            <w:rPr/>
-          </w:pPr>
-          <w:hyperlink w:anchor="__RefHeading___Toc11828_1069379125">
-            <w:r>
-              <w:rPr>
-                <w:webHidden/>
-                <w:rStyle w:val="IndexLink"/>
-              </w:rPr>
-              <w:t>3.3 Deliverable</w:t>
-              <w:tab/>
-              <w:t>4</w:t>
-            </w:r>
-          </w:hyperlink>
-        </w:p>
-        <w:p>
-          <w:pPr>
-            <w:pStyle w:val="TOC1"/>
-            <w:tabs>
-              <w:tab w:val="clear" w:pos="10772"/>
-              <w:tab w:val="right" w:pos="10771" w:leader="dot"/>
-            </w:tabs>
-            <w:rPr/>
-          </w:pPr>
-          <w:hyperlink w:anchor="__RefHeading___Toc11830_1069379125">
-            <w:r>
-              <w:rPr>
-                <w:webHidden/>
-                <w:rStyle w:val="IndexLink"/>
-              </w:rPr>
-              <w:t xml:space="preserve">4. </w:t>
-            </w:r>
-            <w:r>
-              <w:rPr>
-                <w:rStyle w:val="IndexLink"/>
-              </w:rPr>
-              <w:t xml:space="preserve">갱신 조건과 </w:t>
-            </w:r>
-            <w:r>
-              <w:rPr>
-                <w:rStyle w:val="IndexLink"/>
-              </w:rPr>
-              <w:t xml:space="preserve">Source </w:t>
-            </w:r>
-            <w:r>
-              <w:rPr>
-                <w:rStyle w:val="IndexLink"/>
-              </w:rPr>
-              <w:t>영향</w:t>
-            </w:r>
-            <w:r>
-              <w:rPr>
-                <w:rStyle w:val="IndexLink"/>
-              </w:rPr>
-              <w:tab/>
-              <w:t>4</w:t>
-            </w:r>
-          </w:hyperlink>
-        </w:p>
-        <w:p>
-          <w:pPr>
-            <w:pStyle w:val="TOC2"/>
-            <w:tabs>
-              <w:tab w:val="clear" w:pos="10489"/>
-              <w:tab w:val="right" w:pos="10771" w:leader="dot"/>
-            </w:tabs>
-            <w:rPr/>
-          </w:pPr>
-          <w:hyperlink w:anchor="__RefHeading___Toc11832_1069379125">
-            <w:r>
-              <w:rPr>
-                <w:webHidden/>
-                <w:rStyle w:val="IndexLink"/>
-              </w:rPr>
-              <w:t xml:space="preserve">4.1 </w:t>
-            </w:r>
-            <w:r>
-              <w:rPr>
-                <w:rStyle w:val="IndexLink"/>
-              </w:rPr>
-              <w:t>언제 갱신하는가</w:t>
-            </w:r>
-            <w:r>
-              <w:rPr>
-                <w:rStyle w:val="IndexLink"/>
-              </w:rPr>
-              <w:tab/>
-              <w:t>5</w:t>
-            </w:r>
-          </w:hyperlink>
-        </w:p>
-        <w:p>
-          <w:pPr>
-            <w:pStyle w:val="TOC2"/>
-            <w:tabs>
-              <w:tab w:val="clear" w:pos="10489"/>
-              <w:tab w:val="right" w:pos="10771" w:leader="dot"/>
-            </w:tabs>
-            <w:rPr/>
-          </w:pPr>
-          <w:hyperlink w:anchor="__RefHeading___Toc11834_1069379125">
-            <w:r>
-              <w:rPr>
-                <w:webHidden/>
-                <w:rStyle w:val="IndexLink"/>
-              </w:rPr>
-              <w:t xml:space="preserve">4.2 Source </w:t>
-            </w:r>
-            <w:r>
-              <w:rPr>
-                <w:rStyle w:val="IndexLink"/>
-              </w:rPr>
-              <w:t>변경과 문서 영향</w:t>
-            </w:r>
-            <w:r>
-              <w:rPr>
-                <w:rStyle w:val="IndexLink"/>
-              </w:rPr>
-              <w:tab/>
-              <w:t>5</w:t>
-            </w:r>
-          </w:hyperlink>
-        </w:p>
-        <w:p>
-          <w:pPr>
-            <w:pStyle w:val="TOC2"/>
-            <w:tabs>
-              <w:tab w:val="clear" w:pos="10489"/>
-              <w:tab w:val="right" w:pos="10771" w:leader="dot"/>
-            </w:tabs>
-            <w:rPr/>
-          </w:pPr>
-          <w:hyperlink w:anchor="__RefHeading___Toc11836_1069379125">
-            <w:r>
-              <w:rPr>
-                <w:webHidden/>
-                <w:rStyle w:val="IndexLink"/>
-              </w:rPr>
-              <w:t xml:space="preserve">4.3 </w:t>
-            </w:r>
-            <w:r>
-              <w:rPr>
-                <w:rStyle w:val="IndexLink"/>
-              </w:rPr>
-              <w:t>정본 우선순위</w:t>
-            </w:r>
-            <w:r>
-              <w:rPr>
-                <w:rStyle w:val="IndexLink"/>
-              </w:rPr>
-              <w:tab/>
-              <w:t>5</w:t>
-            </w:r>
-          </w:hyperlink>
-          <w:r>
-            <w:rPr>
-              <w:rStyle w:val="IndexLink"/>
-            </w:rPr>
-            <w:fldChar w:fldCharType="end"/>
-          </w:r>
-        </w:p>
-      </w:sdtContent>
-    </w:sdt>
+          </w:p>
+        </w:tc>
+        <w:tc>
+          <w:tcPr>
+            <w:tcW w:type="dxa" w:w="5386"/>
+          </w:tcPr>
+          <w:p/>
+        </w:tc>
+      </w:tr>
+    </w:tbl>
     <w:p>
       <w:pPr>
         <w:pStyle w:val="Heading1"/>
@@ -794,9 +753,7 @@
         <w:spacing w:before="0" w:after="160"/>
         <w:rPr/>
       </w:pPr>
-      <w:r>
-        <w:br w:type="page"/>
-      </w:r>
+      <w:r/>
       <w:bookmarkStart w:id="0" w:name="__RefHeading___Toc11804_1069379125"/>
       <w:bookmarkEnd w:id="0"/>
       <w:r>
@@ -4900,10 +4857,49 @@
   <w:p>
     <w:pPr>
       <w:pStyle w:val="Footer"/>
+      <w:tabs>
+        <w:tab w:pos="9354" w:val="right"/>
+      </w:tabs>
       <w:rPr/>
     </w:pPr>
     <w:r>
-      <w:rPr/>
+      <w:rPr>
+        <w:rFonts w:ascii="Noto Sans CJK KR" w:hAnsi="Noto Sans CJK KR"/>
+        <w:color w:val="5F6368"/>
+        <w:sz w:val="16"/>
+      </w:rPr>
+      <w:t>Core Platform Framework</w:t>
+    </w:r>
+    <w:r>
+      <w:tab/>
+    </w:r>
+    <w:r>
+      <w:rPr>
+        <w:rFonts w:ascii="Noto Sans CJK KR" w:hAnsi="Noto Sans CJK KR"/>
+        <w:color w:val="5F6368"/>
+        <w:sz w:val="16"/>
+      </w:rPr>
+      <w:t xml:space="preserve">p. </w:t>
+    </w:r>
+    <w:r>
+      <w:fldChar w:fldCharType="begin"/>
+    </w:r>
+    <w:r>
+      <w:instrText xml:space="preserve"> PAGE </w:instrText>
+    </w:r>
+    <w:r>
+      <w:fldChar w:fldCharType="separate"/>
+    </w:r>
+    <w:r>
+      <w:rPr>
+        <w:rFonts w:ascii="Noto Sans CJK KR" w:hAnsi="Noto Sans CJK KR"/>
+        <w:color w:val="5F6368"/>
+        <w:sz w:val="16"/>
+      </w:rPr>
+      <w:t>1</w:t>
+    </w:r>
+    <w:r>
+      <w:fldChar w:fldCharType="end"/>
     </w:r>
   </w:p>
 </w:ftr>
@@ -4942,46 +4938,48 @@
   <w:p>
     <w:pPr>
       <w:pStyle w:val="Footer"/>
+      <w:tabs>
+        <w:tab w:pos="9354" w:val="right"/>
+      </w:tabs>
       <w:rPr/>
     </w:pPr>
     <w:r>
       <w:rPr>
-        <w:rFonts w:eastAsia="Noto Sans CJK KR"/>
+        <w:rFonts w:ascii="Noto Sans CJK KR" w:hAnsi="Noto Sans CJK KR"/>
         <w:color w:val="5F6368"/>
         <w:sz w:val="16"/>
       </w:rPr>
       <w:t>Core Platform Framework</w:t>
     </w:r>
     <w:r>
-      <w:rPr/>
-      <w:t xml:space="preserve">            </w:t>
+      <w:tab/>
     </w:r>
     <w:r>
       <w:rPr>
-        <w:rFonts w:eastAsia="Noto Sans CJK KR"/>
+        <w:rFonts w:ascii="Noto Sans CJK KR" w:hAnsi="Noto Sans CJK KR"/>
         <w:color w:val="5F6368"/>
         <w:sz w:val="16"/>
       </w:rPr>
       <w:t xml:space="preserve">p. </w:t>
     </w:r>
     <w:r>
-      <w:rPr/>
       <w:fldChar w:fldCharType="begin"/>
     </w:r>
     <w:r>
-      <w:rPr/>
       <w:instrText xml:space="preserve"> PAGE </w:instrText>
     </w:r>
     <w:r>
-      <w:rPr/>
       <w:fldChar w:fldCharType="separate"/>
     </w:r>
     <w:r>
-      <w:rPr/>
-      <w:t>5</w:t>
+      <w:rPr>
+        <w:rFonts w:ascii="Noto Sans CJK KR" w:hAnsi="Noto Sans CJK KR"/>
+        <w:color w:val="5F6368"/>
+        <w:sz w:val="16"/>
+      </w:rPr>
+      <w:t>1</w:t>
     </w:r>
     <w:r>
-      <w:rPr/>
       <w:fldChar w:fldCharType="end"/>
     </w:r>
   </w:p>
@@ -5126,7 +5124,7 @@
         <w:color w:val="5F6368"/>
         <w:sz w:val="16"/>
       </w:rPr>
-      <w:t xml:space="preserve">Harness v1.1.3 / </w:t>
+      <w:t xml:space="preserve">Harness v1.2.5 / </w:t>
     </w:r>
     <w:r>
       <w:rPr>
@@ -5142,7 +5140,7 @@
         <w:color w:val="5F6368"/>
         <w:sz w:val="16"/>
       </w:rPr>
-      <w:t>Rev. 1</w:t>
+      <w:t>Rev. 2</w:t>
     </w:r>
   </w:p>
 </w:hdr>
@@ -5179,7 +5177,7 @@
         <w:color w:val="5F6368"/>
         <w:sz w:val="16"/>
       </w:rPr>
-      <w:t xml:space="preserve">Harness v1.1.3 / </w:t>
+      <w:t xml:space="preserve">Harness v1.2.5 / </w:t>
     </w:r>
     <w:r>
       <w:rPr>

--- a/cpf-docs/deliverables/산출물목록.docx
+++ b/cpf-docs/deliverables/산출물목록.docx
@@ -2,73 +2,239 @@
 <file path=word/document.xml><?xml version="1.0" encoding="utf-8"?>
 <w:document xmlns:wpc="http://schemas.microsoft.com/office/word/2010/wordprocessingCanvas" xmlns:mo="http://schemas.microsoft.com/office/mac/office/2008/main" xmlns:mc="http://schemas.openxmlformats.org/markup-compatibility/2006" xmlns:mv="urn:schemas-microsoft-com:mac:vml" xmlns:o="urn:schemas-microsoft-com:office:office" xmlns:r="http://schemas.openxmlformats.org/officeDocument/2006/relationships" xmlns:m="http://schemas.openxmlformats.org/officeDocument/2006/math" xmlns:v="urn:schemas-microsoft-com:vml" xmlns:wp14="http://schemas.microsoft.com/office/word/2010/wordprocessingDrawing" xmlns:wp="http://schemas.openxmlformats.org/drawingml/2006/wordprocessingDrawing" xmlns:w10="urn:schemas-microsoft-com:office:word" xmlns:w="http://schemas.openxmlformats.org/wordprocessingml/2006/main" xmlns:w14="http://schemas.microsoft.com/office/word/2010/wordml" xmlns:wpg="http://schemas.microsoft.com/office/word/2010/wordprocessingGroup" xmlns:wpi="http://schemas.microsoft.com/office/word/2010/wordprocessingInk" xmlns:wne="http://schemas.microsoft.com/office/word/2006/wordml" xmlns:wps="http://schemas.microsoft.com/office/word/2010/wordprocessingShape" mc:Ignorable="w14 wp14">
   <w:body>
+    <w:p>
+      <w:pPr>
+        <w:spacing w:before="600"/>
+      </w:pPr>
+      <w:r>
+        <w:rPr>
+          <w:rFonts w:ascii="Noto Sans KR" w:hAnsi="Noto Sans KR"/>
+          <w:b/>
+          <w:color w:val="00B882"/>
+          <w:sz w:val="22"/>
+        </w:rPr>
+        <w:t>CORE PLATFORM FRAMEWORK</w:t>
+      </w:r>
+    </w:p>
+    <w:p>
+      <w:pPr>
+        <w:pStyle w:val="Title"/>
+      </w:pPr>
+      <w:r>
+        <w:t>산출물목록</w:t>
+      </w:r>
+    </w:p>
+    <w:p>
+      <w:pPr>
+        <w:pStyle w:val="Subtitle"/>
+      </w:pPr>
+      <w:r>
+        <w:t>파일명이 아니라 독자의 상황으로 문서를 찾는 Navigation</w:t>
+      </w:r>
+    </w:p>
+    <w:p>
+      <w:pPr>
+        <w:spacing w:before="240" w:after="160"/>
+      </w:pPr>
+    </w:p>
     <w:tbl>
       <w:tblPr>
         <w:tblW w:type="auto" w:w="0"/>
         <w:jc w:val="left"/>
+        <w:tblLayout w:type="fixed"/>
         <w:tblLook w:firstColumn="1" w:firstRow="1" w:lastColumn="0" w:lastRow="0" w:noHBand="0" w:noVBand="1" w:val="04A0"/>
       </w:tblPr>
       <w:tblGrid>
-        <w:gridCol w:w="10880"/>
+        <w:gridCol w:w="4933"/>
+        <w:gridCol w:w="4933"/>
       </w:tblGrid>
       <w:tr>
+        <w:trPr>
+          <w:tblHeader w:val="true"/>
+        </w:trPr>
         <w:tc>
           <w:tcPr>
-            <w:tcW w:type="dxa" w:w="10880"/>
-            <w:shd w:fill="0B2137"/>
+            <w:tcW w:type="dxa" w:w="4933"/>
             <w:tcMar>
-              <w:top w:w="220" w:type="dxa"/>
-              <w:start w:w="260" w:type="dxa"/>
-              <w:bottom w:w="220" w:type="dxa"/>
-              <w:end w:w="260" w:type="dxa"/>
+              <w:top w:w="100" w:type="dxa"/>
+              <w:start w:w="150" w:type="dxa"/>
+              <w:bottom w:w="100" w:type="dxa"/>
+              <w:end w:w="150" w:type="dxa"/>
+            </w:tcMar>
+            <w:shd w:fill="17324D"/>
+          </w:tcPr>
+          <w:p>
+            <w:r>
+              <w:rPr>
+                <w:b/>
+                <w:color w:val="FFFFFF"/>
+                <w:sz w:val="18"/>
+              </w:rPr>
+              <w:t>누가 보는가</w:t>
+            </w:r>
+          </w:p>
+        </w:tc>
+        <w:tc>
+          <w:tcPr>
+            <w:tcW w:type="dxa" w:w="4933"/>
+            <w:tcMar>
+              <w:top w:w="100" w:type="dxa"/>
+              <w:start w:w="150" w:type="dxa"/>
+              <w:bottom w:w="100" w:type="dxa"/>
+              <w:end w:w="150" w:type="dxa"/>
             </w:tcMar>
           </w:tcPr>
           <w:p>
             <w:r>
               <w:rPr>
-                <w:rFonts w:ascii="Noto Sans CJK KR" w:hAnsi="Noto Sans CJK KR"/>
-                <w:b/>
-                <w:color w:val="FFFFFF"/>
-                <w:sz w:val="28"/>
+                <w:sz w:val="18"/>
               </w:rPr>
-              <w:t>CPF  |  Core Platform Framework</w:t>
-            </w:r>
-          </w:p>
-          <w:p>
-            <w:pPr>
-              <w:spacing w:before="80" w:after="0"/>
-            </w:pPr>
-            <w:r>
-              <w:rPr>
-                <w:rFonts w:ascii="Noto Sans CJK KR" w:hAnsi="Noto Sans CJK KR"/>
-                <w:color w:val="CFE2F5"/>
-                <w:sz w:val="19"/>
-              </w:rPr>
-              <w:t>Business Platform Documentation</w:t>
+              <w:t>모든 CPF 사용자</w:t>
             </w:r>
           </w:p>
         </w:tc>
-        <w:trPr>
-          <w:tblHeader/>
-        </w:trPr>
+      </w:tr>
+      <w:tr>
+        <w:tc>
+          <w:tcPr>
+            <w:tcW w:type="dxa" w:w="4933"/>
+            <w:tcMar>
+              <w:top w:w="100" w:type="dxa"/>
+              <w:start w:w="150" w:type="dxa"/>
+              <w:bottom w:w="100" w:type="dxa"/>
+              <w:end w:w="150" w:type="dxa"/>
+            </w:tcMar>
+            <w:shd w:fill="17324D"/>
+          </w:tcPr>
+          <w:p>
+            <w:r>
+              <w:rPr>
+                <w:b/>
+                <w:color w:val="FFFFFF"/>
+                <w:sz w:val="18"/>
+              </w:rPr>
+              <w:t>이 문서로 끝낼 일</w:t>
+            </w:r>
+          </w:p>
+        </w:tc>
+        <w:tc>
+          <w:tcPr>
+            <w:tcW w:type="dxa" w:w="4933"/>
+            <w:tcMar>
+              <w:top w:w="100" w:type="dxa"/>
+              <w:start w:w="150" w:type="dxa"/>
+              <w:bottom w:w="100" w:type="dxa"/>
+              <w:end w:w="150" w:type="dxa"/>
+            </w:tcMar>
+          </w:tcPr>
+          <w:p>
+            <w:r>
+              <w:rPr>
+                <w:sz w:val="18"/>
+              </w:rPr>
+              <w:t>내 역할과 하려는 일에 맞는 PDF를 바로 선택한다</w:t>
+            </w:r>
+          </w:p>
+        </w:tc>
+      </w:tr>
+      <w:tr>
+        <w:tc>
+          <w:tcPr>
+            <w:tcW w:type="dxa" w:w="4933"/>
+            <w:tcMar>
+              <w:top w:w="100" w:type="dxa"/>
+              <w:start w:w="150" w:type="dxa"/>
+              <w:bottom w:w="100" w:type="dxa"/>
+              <w:end w:w="150" w:type="dxa"/>
+            </w:tcMar>
+            <w:shd w:fill="17324D"/>
+          </w:tcPr>
+          <w:p>
+            <w:r>
+              <w:rPr>
+                <w:b/>
+                <w:color w:val="FFFFFF"/>
+                <w:sz w:val="18"/>
+              </w:rPr>
+              <w:t>기준</w:t>
+            </w:r>
+          </w:p>
+        </w:tc>
+        <w:tc>
+          <w:tcPr>
+            <w:tcW w:type="dxa" w:w="4933"/>
+            <w:tcMar>
+              <w:top w:w="100" w:type="dxa"/>
+              <w:start w:w="150" w:type="dxa"/>
+              <w:bottom w:w="100" w:type="dxa"/>
+              <w:end w:w="150" w:type="dxa"/>
+            </w:tcMar>
+          </w:tcPr>
+          <w:p>
+            <w:r>
+              <w:rPr>
+                <w:sz w:val="18"/>
+              </w:rPr>
+              <w:t>Harness 2.2.0 · Source 054d894b47f4 · Oracle/PostgreSQL/MariaDB</w:t>
+            </w:r>
+          </w:p>
+        </w:tc>
       </w:tr>
     </w:tbl>
     <w:p>
       <w:pPr>
-        <w:pStyle w:val="Title"/>
-        <w:spacing w:before="680"/>
+        <w:spacing w:before="200"/>
+      </w:pPr>
+    </w:p>
+    <w:p>
+      <w:pPr>
+        <w:pStyle w:val="ListBullet"/>
+        <w:spacing w:after="60"/>
+        <w:ind w:left="283"/>
       </w:pPr>
       <w:r>
-        <w:t>CPF 산출물목록</w:t>
+        <w:t>개발자·운영자·설계/검수자별로 문서를 고릅니다.</w:t>
       </w:r>
     </w:p>
     <w:p>
       <w:pPr>
-        <w:pStyle w:val="Subtitle"/>
-        <w:spacing w:after="440"/>
+        <w:pStyle w:val="ListBullet"/>
+        <w:spacing w:after="60"/>
+        <w:ind w:left="283"/>
       </w:pPr>
       <w:r>
-        <w:t>역할별 문서 길찾기와 공식 README·Guide·Specification·Standard Pair를 한눈에 제공합니다.</w:t>
+        <w:t>사용자 바로 열기는 PDF만 제공합니다.</w:t>
+      </w:r>
+    </w:p>
+    <w:p>
+      <w:pPr>
+        <w:pStyle w:val="ListBullet"/>
+        <w:spacing w:after="60"/>
+        <w:ind w:left="283"/>
+      </w:pPr>
+      <w:r>
+        <w:t>DOCX는 편집·납품용으로 ZIP에만 포함합니다.</w:t>
+      </w:r>
+    </w:p>
+    <w:p>
+      <w:r>
+        <w:br w:type="page"/>
+      </w:r>
+    </w:p>
+    <w:p>
+      <w:pPr>
+        <w:pStyle w:val="Heading1"/>
+      </w:pPr>
+      <w:r>
+        <w:t>찾아보기</w:t>
+      </w:r>
+    </w:p>
+    <w:p>
+      <w:pPr>
+        <w:spacing w:after="100"/>
+      </w:pPr>
+      <w:r>
+        <w:t>필요한 작업을 먼저 찾고 해당 장으로 이동합니다. 페이지 번호는 최종 PDF 기준입니다.</w:t>
       </w:r>
     </w:p>
     <w:tbl>
@@ -79,633 +245,59 @@
         <w:tblLook w:firstColumn="1" w:firstRow="1" w:lastColumn="0" w:lastRow="0" w:noHBand="0" w:noVBand="1" w:val="04A0"/>
       </w:tblPr>
       <w:tblGrid>
-        <w:gridCol w:w="5440"/>
-        <w:gridCol w:w="5440"/>
+        <w:gridCol w:w="3289"/>
+        <w:gridCol w:w="3289"/>
+        <w:gridCol w:w="3289"/>
       </w:tblGrid>
       <w:tr>
+        <w:trPr>
+          <w:tblHeader w:val="true"/>
+        </w:trPr>
         <w:tc>
           <w:tcPr>
-            <w:tcW w:type="dxa" w:w="2154"/>
-            <w:shd w:fill="F4F7FA"/>
-            <w:tcMar>
-              <w:top w:w="80" w:type="dxa"/>
-              <w:start w:w="90" w:type="dxa"/>
-              <w:bottom w:w="80" w:type="dxa"/>
-              <w:end w:w="90" w:type="dxa"/>
-            </w:tcMar>
+            <w:tcW w:type="dxa" w:w="1247"/>
+            <w:shd w:fill="17324D"/>
           </w:tcPr>
           <w:p>
             <w:r>
               <w:rPr>
-                <w:rFonts w:ascii="Noto Sans CJK KR" w:hAnsi="Noto Sans CJK KR"/>
                 <w:b/>
-                <w:sz w:val="18"/>
+                <w:color w:val="FFFFFF"/>
+                <w:sz w:val="17"/>
               </w:rPr>
-              <w:t>문서 기준</w:t>
+              <w:t>구분</w:t>
             </w:r>
           </w:p>
         </w:tc>
         <w:tc>
           <w:tcPr>
-            <w:tcW w:type="dxa" w:w="7370"/>
-            <w:tcMar>
-              <w:top w:w="80" w:type="dxa"/>
-              <w:start w:w="90" w:type="dxa"/>
-              <w:bottom w:w="80" w:type="dxa"/>
-              <w:end w:w="90" w:type="dxa"/>
-            </w:tcMar>
+            <w:tcW w:type="dxa" w:w="7087"/>
+            <w:shd w:fill="17324D"/>
           </w:tcPr>
           <w:p>
             <w:r>
               <w:rPr>
-                <w:rFonts w:ascii="Noto Sans CJK KR" w:hAnsi="Noto Sans CJK KR"/>
-                <w:sz w:val="18"/>
+                <w:b/>
+                <w:color w:val="FFFFFF"/>
+                <w:sz w:val="17"/>
               </w:rPr>
-              <w:t>Documentation Harness v2.1.0</w:t>
-            </w:r>
-          </w:p>
-        </w:tc>
-        <w:trPr>
-          <w:tblHeader/>
-        </w:trPr>
-      </w:tr>
-      <w:tr>
-        <w:tc>
-          <w:tcPr>
-            <w:tcW w:type="dxa" w:w="2154"/>
-            <w:shd w:fill="F4F7FA"/>
-            <w:tcMar>
-              <w:top w:w="80" w:type="dxa"/>
-              <w:start w:w="90" w:type="dxa"/>
-              <w:bottom w:w="80" w:type="dxa"/>
-              <w:end w:w="90" w:type="dxa"/>
-            </w:tcMar>
-          </w:tcPr>
-          <w:p>
-            <w:r>
-              <w:rPr>
-                <w:rFonts w:ascii="Noto Sans CJK KR" w:hAnsi="Noto Sans CJK KR"/>
-                <w:b/>
-                <w:sz w:val="18"/>
-              </w:rPr>
-              <w:t>기준 Source</w:t>
+              <w:t>내용</w:t>
             </w:r>
           </w:p>
         </w:tc>
         <w:tc>
           <w:tcPr>
-            <w:tcW w:type="dxa" w:w="7370"/>
-            <w:tcMar>
-              <w:top w:w="80" w:type="dxa"/>
-              <w:start w:w="90" w:type="dxa"/>
-              <w:bottom w:w="80" w:type="dxa"/>
-              <w:end w:w="90" w:type="dxa"/>
-            </w:tcMar>
-          </w:tcPr>
-          <w:p>
-            <w:r>
-              <w:rPr>
-                <w:rFonts w:ascii="Noto Sans CJK KR" w:hAnsi="Noto Sans CJK KR"/>
-                <w:sz w:val="18"/>
-              </w:rPr>
-              <w:t>master 054d894b47f4be8323439dc6f9e58b7d8b60fe54</w:t>
-            </w:r>
-          </w:p>
-        </w:tc>
-      </w:tr>
-      <w:tr>
-        <w:tc>
-          <w:tcPr>
-            <w:tcW w:type="dxa" w:w="2154"/>
-            <w:shd w:fill="F4F7FA"/>
-            <w:tcMar>
-              <w:top w:w="80" w:type="dxa"/>
-              <w:start w:w="90" w:type="dxa"/>
-              <w:bottom w:w="80" w:type="dxa"/>
-              <w:end w:w="90" w:type="dxa"/>
-            </w:tcMar>
-          </w:tcPr>
-          <w:p>
-            <w:r>
-              <w:rPr>
-                <w:rFonts w:ascii="Noto Sans CJK KR" w:hAnsi="Noto Sans CJK KR"/>
-                <w:b/>
-                <w:sz w:val="18"/>
-              </w:rPr>
-              <w:t>기준일</w:t>
-            </w:r>
-          </w:p>
-        </w:tc>
-        <w:tc>
-          <w:tcPr>
-            <w:tcW w:type="dxa" w:w="7370"/>
-            <w:tcMar>
-              <w:top w:w="80" w:type="dxa"/>
-              <w:start w:w="90" w:type="dxa"/>
-              <w:bottom w:w="80" w:type="dxa"/>
-              <w:end w:w="90" w:type="dxa"/>
-            </w:tcMar>
-          </w:tcPr>
-          <w:p>
-            <w:r>
-              <w:rPr>
-                <w:rFonts w:ascii="Noto Sans CJK KR" w:hAnsi="Noto Sans CJK KR"/>
-                <w:sz w:val="18"/>
-              </w:rPr>
-              <w:t>2026-08-26</w:t>
-            </w:r>
-          </w:p>
-        </w:tc>
-      </w:tr>
-    </w:tbl>
-    <w:p>
-      <w:pPr>
-        <w:pStyle w:val="Subtitle"/>
-      </w:pPr>
-      <w:r>
-        <w:t>이 문서는 최신 Source의 공개 계약과 운영 경계를 기준으로 작성하며, 실행하지 않은 검증을 성공으로 기록하지 않습니다.</w:t>
-      </w:r>
-    </w:p>
-    <w:p>
-      <w:r>
-        <w:br w:type="page"/>
-      </w:r>
-    </w:p>
-    <w:p>
-      <w:pPr>
-        <w:pStyle w:val="Title"/>
-      </w:pPr>
-      <w:r>
-        <w:t>목차</w:t>
-      </w:r>
-    </w:p>
-    <w:p>
-      <w:pPr>
-        <w:pStyle w:val="Subtitle"/>
-      </w:pPr>
-      <w:r>
-        <w:t>역할과 질문을 기준으로 필요한 절을 빠르게 찾습니다.</w:t>
-      </w:r>
-    </w:p>
-    <w:p>
-      <w:pPr>
-        <w:pStyle w:val="TOC1"/>
-        <w:spacing w:after="20"/>
-      </w:pPr>
-      <w:r>
-        <w:t>1. CPF 문서 길찾기</w:t>
-      </w:r>
-    </w:p>
-    <w:p>
-      <w:pPr>
-        <w:pStyle w:val="TOC2"/>
-        <w:spacing w:after="20"/>
-      </w:pPr>
-      <w:r>
-        <w:t>1.1 처음 보는 경우</w:t>
-      </w:r>
-    </w:p>
-    <w:p>
-      <w:pPr>
-        <w:pStyle w:val="TOC2"/>
-        <w:spacing w:after="20"/>
-      </w:pPr>
-      <w:r>
-        <w:t>1.2 업무 개발</w:t>
-      </w:r>
-    </w:p>
-    <w:p>
-      <w:pPr>
-        <w:pStyle w:val="TOC2"/>
-        <w:spacing w:after="20"/>
-      </w:pPr>
-      <w:r>
-        <w:t>1.3 Batch 개발</w:t>
-      </w:r>
-    </w:p>
-    <w:p>
-      <w:pPr>
-        <w:pStyle w:val="TOC2"/>
-        <w:spacing w:after="20"/>
-      </w:pPr>
-      <w:r>
-        <w:t>1.4 운영</w:t>
-      </w:r>
-    </w:p>
-    <w:p>
-      <w:pPr>
-        <w:pStyle w:val="TOC1"/>
-        <w:spacing w:after="20"/>
-      </w:pPr>
-      <w:r>
-        <w:t>2. Architecture·Contract·표준</w:t>
-      </w:r>
-    </w:p>
-    <w:p>
-      <w:pPr>
-        <w:pStyle w:val="TOC2"/>
-        <w:spacing w:after="20"/>
-      </w:pPr>
-      <w:r>
-        <w:t>2.1 Architecture</w:t>
-      </w:r>
-    </w:p>
-    <w:p>
-      <w:pPr>
-        <w:pStyle w:val="TOC2"/>
-        <w:spacing w:after="20"/>
-      </w:pPr>
-      <w:r>
-        <w:t>2.2 Specification</w:t>
-      </w:r>
-    </w:p>
-    <w:p>
-      <w:pPr>
-        <w:pStyle w:val="TOC2"/>
-        <w:spacing w:after="20"/>
-      </w:pPr>
-      <w:r>
-        <w:t>2.3 기술/DB 표준</w:t>
-      </w:r>
-    </w:p>
-    <w:p>
-      <w:pPr>
-        <w:pStyle w:val="TOC1"/>
-        <w:spacing w:after="20"/>
-      </w:pPr>
-      <w:r>
-        <w:t>3. 공식 산출물 목록</w:t>
-      </w:r>
-    </w:p>
-    <w:p>
-      <w:pPr>
-        <w:pStyle w:val="TOC2"/>
-        <w:spacing w:after="20"/>
-      </w:pPr>
-      <w:r>
-        <w:t>3.1 README</w:t>
-      </w:r>
-    </w:p>
-    <w:p>
-      <w:pPr>
-        <w:pStyle w:val="TOC2"/>
-        <w:spacing w:after="20"/>
-      </w:pPr>
-      <w:r>
-        <w:t>3.2 Guide</w:t>
-      </w:r>
-    </w:p>
-    <w:p>
-      <w:pPr>
-        <w:pStyle w:val="TOC2"/>
-        <w:spacing w:after="20"/>
-      </w:pPr>
-      <w:r>
-        <w:t>3.3 Deliverable</w:t>
-      </w:r>
-    </w:p>
-    <w:p>
-      <w:pPr>
-        <w:pStyle w:val="TOC1"/>
-        <w:spacing w:after="20"/>
-      </w:pPr>
-      <w:r>
-        <w:t>4. 갱신 조건과 Source 영향</w:t>
-      </w:r>
-    </w:p>
-    <w:p>
-      <w:pPr>
-        <w:pStyle w:val="TOC2"/>
-        <w:spacing w:after="20"/>
-      </w:pPr>
-      <w:r>
-        <w:t>4.1 언제 갱신하는가</w:t>
-      </w:r>
-    </w:p>
-    <w:p>
-      <w:pPr>
-        <w:pStyle w:val="TOC2"/>
-        <w:spacing w:after="20"/>
-      </w:pPr>
-      <w:r>
-        <w:t>4.2 Source 변경과 문서 영향</w:t>
-      </w:r>
-    </w:p>
-    <w:p>
-      <w:pPr>
-        <w:pStyle w:val="TOC2"/>
-        <w:spacing w:after="20"/>
-      </w:pPr>
-      <w:r>
-        <w:t>4.3 정본 우선순위</w:t>
-      </w:r>
-    </w:p>
-    <w:p>
-      <w:r>
-        <w:br w:type="page"/>
-      </w:r>
-    </w:p>
-    <w:p>
-      <w:pPr>
-        <w:pStyle w:val="Heading1"/>
-        <w:keepNext/>
-        <w:keepLines/>
-        <w:widowControl/>
-      </w:pPr>
-      <w:r>
-        <w:t>1. CPF 문서 길찾기</w:t>
-      </w:r>
-    </w:p>
-    <w:p>
-      <w:pPr>
-        <w:pStyle w:val="FigureCaption"/>
-        <w:jc w:val="left"/>
-        <w:keepNext/>
-        <w:keepLines/>
-        <w:widowControl/>
-      </w:pPr>
-      <w:r>
-        <w:t>그림 1-1. 역할별 문서 길찾기</w:t>
-      </w:r>
-    </w:p>
-    <w:p>
-      <w:pPr>
-        <w:spacing w:after="40"/>
-        <w:jc w:val="center"/>
-        <w:keepNext/>
-        <w:keepLines/>
-        <w:widowControl/>
-      </w:pPr>
-      <w:r>
-        <w:drawing>
-          <wp:inline xmlns:a="http://schemas.openxmlformats.org/drawingml/2006/main" xmlns:pic="http://schemas.openxmlformats.org/drawingml/2006/picture">
-            <wp:extent cx="6408000" cy="3204000"/>
-            <wp:docPr id="1" name="Picture 1" descr="그림 1-1. 역할별 문서 길찾기 - 처음 보는 사용자·개발자·Batch·운영자별로 가장 먼저 열 문서를 구분합니다." title="그림 1-1. 역할별 문서 길찾기"/>
-            <wp:cNvGraphicFramePr>
-              <a:graphicFrameLocks noChangeAspect="1"/>
-            </wp:cNvGraphicFramePr>
-            <a:graphic>
-              <a:graphicData uri="http://schemas.openxmlformats.org/drawingml/2006/picture">
-                <pic:pic>
-                  <pic:nvPicPr>
-                    <pic:cNvPr id="0" name="docs.png"/>
-                    <pic:cNvPicPr/>
-                  </pic:nvPicPr>
-                  <pic:blipFill>
-                    <a:blip r:embed="rId11"/>
-                    <a:stretch>
-                      <a:fillRect/>
-                    </a:stretch>
-                  </pic:blipFill>
-                  <pic:spPr>
-                    <a:xfrm>
-                      <a:off x="0" y="0"/>
-                      <a:ext cx="6408000" cy="3204000"/>
-                    </a:xfrm>
-                    <a:prstGeom prst="rect"/>
-                  </pic:spPr>
-                </pic:pic>
-              </a:graphicData>
-            </a:graphic>
-          </wp:inline>
-        </w:drawing>
-      </w:r>
-    </w:p>
-    <w:p>
-      <w:pPr>
-        <w:pStyle w:val="FigureExplain"/>
-        <w:keepLines/>
-        <w:widowControl/>
-      </w:pPr>
-      <w:r>
-        <w:t>처음 보는 사용자·개발자·Batch·운영자별로 가장 먼저 열 문서를 구분합니다.</w:t>
-      </w:r>
-    </w:p>
-    <w:p>
-      <w:pPr>
-        <w:pStyle w:val="BodyRail"/>
-      </w:pPr>
-      <w:r>
-        <w:t>처음 보는 경우 · 업무 개발 · Batch 개발을 중심으로 독자가 먼저 볼 문서와 다음 문서를 연결합니다.</w:t>
-      </w:r>
-    </w:p>
-    <w:p>
-      <w:pPr>
-        <w:pStyle w:val="Heading2"/>
-        <w:keepNext/>
-        <w:keepLines/>
-        <w:widowControl/>
-      </w:pPr>
-      <w:r>
-        <w:t>1.1 처음 보는 경우</w:t>
-      </w:r>
-    </w:p>
-    <w:p>
-      <w:pPr>
-        <w:pStyle w:val="BodyRail"/>
-      </w:pPr>
-      <w:r>
-        <w:t>처음 접하는 사용자는 Root README에서 CPF의 목적·장점·전체 Architecture를 파악한 뒤 자신의 역할에 맞는 Guide로 이동합니다.</w:t>
-      </w:r>
-    </w:p>
-    <w:p>
-      <w:pPr>
-        <w:pStyle w:val="Heading2"/>
-        <w:keepNext/>
-        <w:keepLines/>
-        <w:widowControl/>
-      </w:pPr>
-      <w:r>
-        <w:t>1.2 업무 개발</w:t>
-      </w:r>
-    </w:p>
-    <w:p>
-      <w:pPr>
-        <w:pStyle w:val="BodyRail"/>
-      </w:pPr>
-      <w:r>
-        <w:t>업무 개발자는 프레임워크 개발자 가이드에서 CRUD·Transaction·Domain Invocation·공통 기능 선택을 확인하고 정확한 계약은 Specification에서 확인합니다.</w:t>
-      </w:r>
-    </w:p>
-    <w:p>
-      <w:pPr>
-        <w:pStyle w:val="Heading2"/>
-        <w:keepNext/>
-        <w:keepLines/>
-        <w:widowControl/>
-      </w:pPr>
-      <w:r>
-        <w:t>1.3 Batch 개발</w:t>
-      </w:r>
-    </w:p>
-    <w:p>
-      <w:pPr>
-        <w:pStyle w:val="BodyRail"/>
-      </w:pPr>
-      <w:r>
-        <w:t>Batch 개발자는 배치 개발자 가이드에서 Job·Step·Chunk·Partition과 복구 설계를 확인하고 운영 단계는 배치 운영 가이드로 연결합니다.</w:t>
-      </w:r>
-    </w:p>
-    <w:p>
-      <w:pPr>
-        <w:pStyle w:val="Heading2"/>
-        <w:keepNext/>
-        <w:keepLines/>
-        <w:widowControl/>
-      </w:pPr>
-      <w:r>
-        <w:t>1.4 운영</w:t>
-      </w:r>
-    </w:p>
-    <w:p>
-      <w:pPr>
-        <w:pStyle w:val="BodyRail"/>
-      </w:pPr>
-      <w:r>
-        <w:t>운영자는 운영자 매뉴얼에서 거래 식별자·상태·오류·조치·Audit 흐름을 확인하고 Batch 장애는 배치 운영 가이드에서 판단합니다.</w:t>
-      </w:r>
-    </w:p>
-    <w:p>
-      <w:pPr>
-        <w:pStyle w:val="BodyRail"/>
-      </w:pPr>
-      <w:r>
-        <w:t>운영 장애·위험 조치·정상화 판단에 먼저 사용할 Manual과 Batch 운영 문서를 확인합니다.</w:t>
-      </w:r>
-    </w:p>
-    <w:p>
-      <w:pPr>
-        <w:pStyle w:val="TableTitle"/>
-        <w:keepNext/>
-        <w:keepLines/>
-        <w:widowControl/>
-      </w:pPr>
-      <w:r>
-        <w:t>표 1-1. 상황 / 먼저 볼 문서 / 얻는 답 / 다음 문서</w:t>
-      </w:r>
-    </w:p>
-    <w:p>
-      <w:pPr>
-        <w:pStyle w:val="TablePurpose"/>
-        <w:keepNext/>
-        <w:keepLines/>
-        <w:widowControl/>
-      </w:pPr>
-      <w:r>
-        <w:t>비교·선택·확인에 필요한 항목만 압축해 정리합니다.</w:t>
-      </w:r>
-    </w:p>
-    <w:tbl>
-      <w:tblPr>
-        <w:tblW w:type="auto" w:w="0"/>
-        <w:jc w:val="left"/>
-        <w:tblLayout w:type="autofit"/>
-        <w:tblLook w:firstColumn="1" w:firstRow="1" w:lastColumn="0" w:lastRow="0" w:noHBand="0" w:noVBand="1" w:val="04A0"/>
-      </w:tblPr>
-      <w:tblGrid>
-        <w:gridCol w:w="2720"/>
-        <w:gridCol w:w="2720"/>
-        <w:gridCol w:w="2720"/>
-        <w:gridCol w:w="2720"/>
-      </w:tblGrid>
-      <w:tr>
-        <w:trPr>
-          <w:cantSplit/>
-          <w:tblHeader w:val="true"/>
-        </w:trPr>
-        <w:tc>
-          <w:tcPr>
-            <w:tcW w:type="dxa" w:w="2720"/>
-            <w:tcMar>
-              <w:top w:w="70" w:type="dxa"/>
-              <w:start w:w="80" w:type="dxa"/>
-              <w:bottom w:w="70" w:type="dxa"/>
-              <w:end w:w="80" w:type="dxa"/>
-            </w:tcMar>
-            <w:vAlign w:val="top"/>
+            <w:tcW w:type="dxa" w:w="1020"/>
             <w:shd w:fill="17324D"/>
           </w:tcPr>
           <w:p>
             <w:r>
               <w:rPr>
-                <w:rFonts w:ascii="Noto Sans CJK KR" w:hAnsi="Noto Sans CJK KR"/>
                 <w:b/>
                 <w:color w:val="FFFFFF"/>
                 <w:sz w:val="17"/>
               </w:rPr>
-              <w:t>상황</w:t>
-            </w:r>
-          </w:p>
-        </w:tc>
-        <w:tc>
-          <w:tcPr>
-            <w:tcW w:type="dxa" w:w="2720"/>
-            <w:tcMar>
-              <w:top w:w="70" w:type="dxa"/>
-              <w:start w:w="80" w:type="dxa"/>
-              <w:bottom w:w="70" w:type="dxa"/>
-              <w:end w:w="80" w:type="dxa"/>
-            </w:tcMar>
-            <w:vAlign w:val="top"/>
-            <w:shd w:fill="17324D"/>
-          </w:tcPr>
-          <w:p>
-            <w:r>
-              <w:rPr>
-                <w:rFonts w:ascii="Noto Sans CJK KR" w:hAnsi="Noto Sans CJK KR"/>
-                <w:b/>
-                <w:color w:val="FFFFFF"/>
-                <w:sz w:val="17"/>
-              </w:rPr>
-              <w:t>먼저 볼 문서</w:t>
-            </w:r>
-          </w:p>
-        </w:tc>
-        <w:tc>
-          <w:tcPr>
-            <w:tcW w:type="dxa" w:w="2720"/>
-            <w:tcMar>
-              <w:top w:w="70" w:type="dxa"/>
-              <w:start w:w="80" w:type="dxa"/>
-              <w:bottom w:w="70" w:type="dxa"/>
-              <w:end w:w="80" w:type="dxa"/>
-            </w:tcMar>
-            <w:vAlign w:val="top"/>
-            <w:shd w:fill="17324D"/>
-          </w:tcPr>
-          <w:p>
-            <w:r>
-              <w:rPr>
-                <w:rFonts w:ascii="Noto Sans CJK KR" w:hAnsi="Noto Sans CJK KR"/>
-                <w:b/>
-                <w:color w:val="FFFFFF"/>
-                <w:sz w:val="17"/>
-              </w:rPr>
-              <w:t>얻는 답</w:t>
-            </w:r>
-          </w:p>
-        </w:tc>
-        <w:tc>
-          <w:tcPr>
-            <w:tcW w:type="dxa" w:w="2720"/>
-            <w:tcMar>
-              <w:top w:w="70" w:type="dxa"/>
-              <w:start w:w="80" w:type="dxa"/>
-              <w:bottom w:w="70" w:type="dxa"/>
-              <w:end w:w="80" w:type="dxa"/>
-            </w:tcMar>
-            <w:vAlign w:val="top"/>
-            <w:shd w:fill="17324D"/>
-          </w:tcPr>
-          <w:p>
-            <w:r>
-              <w:rPr>
-                <w:rFonts w:ascii="Noto Sans CJK KR" w:hAnsi="Noto Sans CJK KR"/>
-                <w:b/>
-                <w:color w:val="FFFFFF"/>
-                <w:sz w:val="17"/>
-              </w:rPr>
-              <w:t>다음 문서</w:t>
+              <w:t>쪽</w:t>
             </w:r>
           </w:p>
         </w:tc>
@@ -716,102 +308,53 @@
         </w:trPr>
         <w:tc>
           <w:tcPr>
-            <w:tcW w:type="dxa" w:w="2720"/>
+            <w:tcW w:type="dxa" w:w="1247"/>
+            <w:shd w:fill="E9F6F2"/>
             <w:tcMar>
               <w:top w:w="70" w:type="dxa"/>
-              <w:start w:w="80" w:type="dxa"/>
+              <w:start w:w="100" w:type="dxa"/>
               <w:bottom w:w="70" w:type="dxa"/>
-              <w:end w:w="80" w:type="dxa"/>
+              <w:end w:w="100" w:type="dxa"/>
             </w:tcMar>
-            <w:vAlign w:val="top"/>
-            <w:shd w:fill="F4F7FA"/>
           </w:tcPr>
           <w:p>
-            <w:pPr>
-              <w:spacing w:after="0" w:line="252" w:lineRule="auto"/>
-            </w:pPr>
             <w:r>
-              <w:rPr>
-                <w:rFonts w:ascii="Noto Sans CJK KR" w:hAnsi="Noto Sans CJK KR"/>
-                <w:color w:val="202124"/>
-                <w:sz w:val="17"/>
-              </w:rPr>
-              <w:t>처음 CPF 파악</w:t>
+              <w:t>대메뉴</w:t>
             </w:r>
           </w:p>
         </w:tc>
         <w:tc>
           <w:tcPr>
-            <w:tcW w:type="dxa" w:w="2720"/>
+            <w:tcW w:type="dxa" w:w="7087"/>
             <w:tcMar>
               <w:top w:w="70" w:type="dxa"/>
-              <w:start w:w="80" w:type="dxa"/>
+              <w:start w:w="100" w:type="dxa"/>
               <w:bottom w:w="70" w:type="dxa"/>
-              <w:end w:w="80" w:type="dxa"/>
+              <w:end w:w="100" w:type="dxa"/>
             </w:tcMar>
-            <w:vAlign w:val="top"/>
           </w:tcPr>
           <w:p>
-            <w:pPr>
-              <w:spacing w:after="0" w:line="252" w:lineRule="auto"/>
-            </w:pPr>
             <w:r>
               <w:rPr>
-                <w:rFonts w:ascii="Noto Sans CJK KR" w:hAnsi="Noto Sans CJK KR"/>
-                <w:color w:val="202124"/>
-                <w:sz w:val="17"/>
+                <w:b/>
               </w:rPr>
-              <w:t>README</w:t>
+              <w:t>1 내가 개발자라면</w:t>
             </w:r>
           </w:p>
         </w:tc>
         <w:tc>
           <w:tcPr>
-            <w:tcW w:type="dxa" w:w="2720"/>
+            <w:tcW w:type="dxa" w:w="1020"/>
             <w:tcMar>
               <w:top w:w="70" w:type="dxa"/>
-              <w:start w:w="80" w:type="dxa"/>
+              <w:start w:w="100" w:type="dxa"/>
               <w:bottom w:w="70" w:type="dxa"/>
-              <w:end w:w="80" w:type="dxa"/>
+              <w:end w:w="100" w:type="dxa"/>
             </w:tcMar>
-            <w:vAlign w:val="top"/>
           </w:tcPr>
           <w:p>
-            <w:pPr>
-              <w:spacing w:after="0" w:line="252" w:lineRule="auto"/>
-            </w:pPr>
             <w:r>
-              <w:rPr>
-                <w:rFonts w:ascii="Noto Sans CJK KR" w:hAnsi="Noto Sans CJK KR"/>
-                <w:color w:val="202124"/>
-                <w:sz w:val="17"/>
-              </w:rPr>
-              <w:t>제품 구조·가치</w:t>
-            </w:r>
-          </w:p>
-        </w:tc>
-        <w:tc>
-          <w:tcPr>
-            <w:tcW w:type="dxa" w:w="2720"/>
-            <w:tcMar>
-              <w:top w:w="70" w:type="dxa"/>
-              <w:start w:w="80" w:type="dxa"/>
-              <w:bottom w:w="70" w:type="dxa"/>
-              <w:end w:w="80" w:type="dxa"/>
-            </w:tcMar>
-            <w:vAlign w:val="top"/>
-          </w:tcPr>
-          <w:p>
-            <w:pPr>
-              <w:spacing w:after="0" w:line="252" w:lineRule="auto"/>
-            </w:pPr>
-            <w:r>
-              <w:rPr>
-                <w:rFonts w:ascii="Noto Sans CJK KR" w:hAnsi="Noto Sans CJK KR"/>
-                <w:color w:val="202124"/>
-                <w:sz w:val="17"/>
-              </w:rPr>
-              <w:t>아키텍처설계서</w:t>
+              <w:t>3</w:t>
             </w:r>
           </w:p>
         </w:tc>
@@ -822,102 +365,53 @@
         </w:trPr>
         <w:tc>
           <w:tcPr>
-            <w:tcW w:type="dxa" w:w="2720"/>
+            <w:tcW w:type="dxa" w:w="1247"/>
+            <w:shd w:fill="E9F6F2"/>
             <w:tcMar>
               <w:top w:w="70" w:type="dxa"/>
-              <w:start w:w="80" w:type="dxa"/>
+              <w:start w:w="100" w:type="dxa"/>
               <w:bottom w:w="70" w:type="dxa"/>
-              <w:end w:w="80" w:type="dxa"/>
+              <w:end w:w="100" w:type="dxa"/>
             </w:tcMar>
-            <w:vAlign w:val="top"/>
-            <w:shd w:fill="F4F7FA"/>
           </w:tcPr>
           <w:p>
-            <w:pPr>
-              <w:spacing w:after="0" w:line="252" w:lineRule="auto"/>
-            </w:pPr>
             <w:r>
-              <w:rPr>
-                <w:rFonts w:ascii="Noto Sans CJK KR" w:hAnsi="Noto Sans CJK KR"/>
-                <w:color w:val="202124"/>
-                <w:sz w:val="17"/>
-              </w:rPr>
-              <w:t>업무 개발</w:t>
+              <w:t>대메뉴</w:t>
             </w:r>
           </w:p>
         </w:tc>
         <w:tc>
           <w:tcPr>
-            <w:tcW w:type="dxa" w:w="2720"/>
+            <w:tcW w:type="dxa" w:w="7087"/>
             <w:tcMar>
               <w:top w:w="70" w:type="dxa"/>
-              <w:start w:w="80" w:type="dxa"/>
+              <w:start w:w="100" w:type="dxa"/>
               <w:bottom w:w="70" w:type="dxa"/>
-              <w:end w:w="80" w:type="dxa"/>
+              <w:end w:w="100" w:type="dxa"/>
             </w:tcMar>
-            <w:vAlign w:val="top"/>
           </w:tcPr>
           <w:p>
-            <w:pPr>
-              <w:spacing w:after="0" w:line="252" w:lineRule="auto"/>
-            </w:pPr>
             <w:r>
               <w:rPr>
-                <w:rFonts w:ascii="Noto Sans CJK KR" w:hAnsi="Noto Sans CJK KR"/>
-                <w:color w:val="202124"/>
-                <w:sz w:val="17"/>
+                <w:b/>
               </w:rPr>
-              <w:t>프레임워크 개발자 가이드</w:t>
+              <w:t>2 내가 운영자라면</w:t>
             </w:r>
           </w:p>
         </w:tc>
         <w:tc>
           <w:tcPr>
-            <w:tcW w:type="dxa" w:w="2720"/>
+            <w:tcW w:type="dxa" w:w="1020"/>
             <w:tcMar>
               <w:top w:w="70" w:type="dxa"/>
-              <w:start w:w="80" w:type="dxa"/>
+              <w:start w:w="100" w:type="dxa"/>
               <w:bottom w:w="70" w:type="dxa"/>
-              <w:end w:w="80" w:type="dxa"/>
+              <w:end w:w="100" w:type="dxa"/>
             </w:tcMar>
-            <w:vAlign w:val="top"/>
           </w:tcPr>
           <w:p>
-            <w:pPr>
-              <w:spacing w:after="0" w:line="252" w:lineRule="auto"/>
-            </w:pPr>
             <w:r>
-              <w:rPr>
-                <w:rFonts w:ascii="Noto Sans CJK KR" w:hAnsi="Noto Sans CJK KR"/>
-                <w:color w:val="202124"/>
-                <w:sz w:val="17"/>
-              </w:rPr>
-              <w:t>기능/API 선택</w:t>
-            </w:r>
-          </w:p>
-        </w:tc>
-        <w:tc>
-          <w:tcPr>
-            <w:tcW w:type="dxa" w:w="2720"/>
-            <w:tcMar>
-              <w:top w:w="70" w:type="dxa"/>
-              <w:start w:w="80" w:type="dxa"/>
-              <w:bottom w:w="70" w:type="dxa"/>
-              <w:end w:w="80" w:type="dxa"/>
-            </w:tcMar>
-            <w:vAlign w:val="top"/>
-          </w:tcPr>
-          <w:p>
-            <w:pPr>
-              <w:spacing w:after="0" w:line="252" w:lineRule="auto"/>
-            </w:pPr>
-            <w:r>
-              <w:rPr>
-                <w:rFonts w:ascii="Noto Sans CJK KR" w:hAnsi="Noto Sans CJK KR"/>
-                <w:color w:val="202124"/>
-                <w:sz w:val="17"/>
-              </w:rPr>
-              <w:t>Specification</w:t>
+              <w:t>3</w:t>
             </w:r>
           </w:p>
         </w:tc>
@@ -928,102 +422,212 @@
         </w:trPr>
         <w:tc>
           <w:tcPr>
-            <w:tcW w:type="dxa" w:w="2720"/>
+            <w:tcW w:type="dxa" w:w="1247"/>
+            <w:shd w:fill="E9F6F2"/>
             <w:tcMar>
               <w:top w:w="70" w:type="dxa"/>
-              <w:start w:w="80" w:type="dxa"/>
+              <w:start w:w="100" w:type="dxa"/>
               <w:bottom w:w="70" w:type="dxa"/>
-              <w:end w:w="80" w:type="dxa"/>
+              <w:end w:w="100" w:type="dxa"/>
             </w:tcMar>
-            <w:vAlign w:val="top"/>
-            <w:shd w:fill="F4F7FA"/>
           </w:tcPr>
           <w:p>
-            <w:pPr>
-              <w:spacing w:after="0" w:line="252" w:lineRule="auto"/>
-            </w:pPr>
             <w:r>
-              <w:rPr>
-                <w:rFonts w:ascii="Noto Sans CJK KR" w:hAnsi="Noto Sans CJK KR"/>
-                <w:color w:val="202124"/>
-                <w:sz w:val="17"/>
-              </w:rPr>
-              <w:t>Batch 개발</w:t>
+              <w:t>대메뉴</w:t>
             </w:r>
           </w:p>
         </w:tc>
         <w:tc>
           <w:tcPr>
-            <w:tcW w:type="dxa" w:w="2720"/>
+            <w:tcW w:type="dxa" w:w="7087"/>
             <w:tcMar>
               <w:top w:w="70" w:type="dxa"/>
-              <w:start w:w="80" w:type="dxa"/>
+              <w:start w:w="100" w:type="dxa"/>
               <w:bottom w:w="70" w:type="dxa"/>
-              <w:end w:w="80" w:type="dxa"/>
+              <w:end w:w="100" w:type="dxa"/>
             </w:tcMar>
-            <w:vAlign w:val="top"/>
           </w:tcPr>
           <w:p>
-            <w:pPr>
-              <w:spacing w:after="0" w:line="252" w:lineRule="auto"/>
-            </w:pPr>
             <w:r>
               <w:rPr>
-                <w:rFonts w:ascii="Noto Sans CJK KR" w:hAnsi="Noto Sans CJK KR"/>
-                <w:color w:val="202124"/>
-                <w:sz w:val="17"/>
+                <w:b/>
               </w:rPr>
-              <w:t>배치 개발자 가이드</w:t>
+              <w:t>3 내가 아키텍트·검수자라면</w:t>
             </w:r>
           </w:p>
         </w:tc>
         <w:tc>
           <w:tcPr>
-            <w:tcW w:type="dxa" w:w="2720"/>
+            <w:tcW w:type="dxa" w:w="1020"/>
             <w:tcMar>
               <w:top w:w="70" w:type="dxa"/>
-              <w:start w:w="80" w:type="dxa"/>
+              <w:start w:w="100" w:type="dxa"/>
               <w:bottom w:w="70" w:type="dxa"/>
-              <w:end w:w="80" w:type="dxa"/>
+              <w:end w:w="100" w:type="dxa"/>
             </w:tcMar>
-            <w:vAlign w:val="top"/>
           </w:tcPr>
           <w:p>
-            <w:pPr>
-              <w:spacing w:after="0" w:line="252" w:lineRule="auto"/>
-            </w:pPr>
+            <w:r>
+              <w:t>3</w:t>
+            </w:r>
+          </w:p>
+        </w:tc>
+      </w:tr>
+    </w:tbl>
+    <w:p>
+      <w:r>
+        <w:br w:type="page"/>
+      </w:r>
+    </w:p>
+    <w:p>
+      <w:pPr>
+        <w:pStyle w:val="Heading1"/>
+      </w:pPr>
+      <w:r>
+        <w:t>1 내가 개발자라면</w:t>
+      </w:r>
+    </w:p>
+    <w:tbl>
+      <w:tblPr>
+        <w:tblW w:type="auto" w:w="0"/>
+        <w:jc w:val="left"/>
+        <w:tblLayout w:type="fixed"/>
+        <w:tblLook w:firstColumn="1" w:firstRow="1" w:lastColumn="0" w:lastRow="0" w:noHBand="0" w:noVBand="1" w:val="04A0"/>
+      </w:tblPr>
+      <w:tblGrid>
+        <w:gridCol w:w="4933"/>
+        <w:gridCol w:w="4933"/>
+      </w:tblGrid>
+      <w:tr>
+        <w:trPr>
+          <w:tblHeader w:val="true"/>
+        </w:trPr>
+        <w:tc>
+          <w:tcPr>
+            <w:tcW w:type="dxa" w:w="1927"/>
+            <w:shd w:fill="17324D"/>
+            <w:tcMar>
+              <w:top w:w="110" w:type="dxa"/>
+              <w:start w:w="140" w:type="dxa"/>
+              <w:bottom w:w="110" w:type="dxa"/>
+              <w:end w:w="140" w:type="dxa"/>
+            </w:tcMar>
+          </w:tcPr>
+          <w:p>
             <w:r>
               <w:rPr>
-                <w:rFonts w:ascii="Noto Sans CJK KR" w:hAnsi="Noto Sans CJK KR"/>
-                <w:color w:val="202124"/>
-                <w:sz w:val="17"/>
+                <w:b/>
+                <w:color w:val="FFFFFF"/>
               </w:rPr>
-              <w:t>실행·복구 계약</w:t>
+              <w:t>이 장을 보는 이유</w:t>
             </w:r>
           </w:p>
         </w:tc>
         <w:tc>
           <w:tcPr>
-            <w:tcW w:type="dxa" w:w="2720"/>
+            <w:tcW w:type="dxa" w:w="7371"/>
             <w:tcMar>
-              <w:top w:w="70" w:type="dxa"/>
-              <w:start w:w="80" w:type="dxa"/>
-              <w:bottom w:w="70" w:type="dxa"/>
-              <w:end w:w="80" w:type="dxa"/>
+              <w:top w:w="110" w:type="dxa"/>
+              <w:start w:w="140" w:type="dxa"/>
+              <w:bottom w:w="110" w:type="dxa"/>
+              <w:end w:w="140" w:type="dxa"/>
             </w:tcMar>
-            <w:vAlign w:val="top"/>
           </w:tcPr>
           <w:p>
-            <w:pPr>
-              <w:spacing w:after="0" w:line="252" w:lineRule="auto"/>
-            </w:pPr>
+            <w:r>
+              <w:t>개발 시작·API 선택·오류/Transaction 구현에 필요한 문서를 먼저 엽니다.</w:t>
+            </w:r>
+          </w:p>
+        </w:tc>
+      </w:tr>
+    </w:tbl>
+    <w:p>
+      <w:pPr>
+        <w:pStyle w:val="CPFLabel"/>
+      </w:pPr>
+      <w:r>
+        <w:t>개발자용</w:t>
+      </w:r>
+    </w:p>
+    <w:tbl>
+      <w:tblPr>
+        <w:tblW w:type="auto" w:w="0"/>
+        <w:jc w:val="left"/>
+        <w:tblLayout w:type="fixed"/>
+        <w:tblLook w:firstColumn="1" w:firstRow="1" w:lastColumn="0" w:lastRow="0" w:noHBand="0" w:noVBand="1" w:val="04A0"/>
+      </w:tblPr>
+      <w:tblGrid>
+        <w:gridCol w:w="3289"/>
+        <w:gridCol w:w="3289"/>
+        <w:gridCol w:w="3289"/>
+      </w:tblGrid>
+      <w:tr>
+        <w:trPr>
+          <w:tblHeader w:val="true"/>
+        </w:trPr>
+        <w:tc>
+          <w:tcPr>
+            <w:tcW w:type="dxa" w:w="1843"/>
+            <w:shd w:fill="17324D"/>
+            <w:tcMar>
+              <w:top w:w="90" w:type="dxa"/>
+              <w:start w:w="110" w:type="dxa"/>
+              <w:bottom w:w="90" w:type="dxa"/>
+              <w:end w:w="110" w:type="dxa"/>
+            </w:tcMar>
+          </w:tcPr>
+          <w:p>
             <w:r>
               <w:rPr>
-                <w:rFonts w:ascii="Noto Sans CJK KR" w:hAnsi="Noto Sans CJK KR"/>
-                <w:color w:val="202124"/>
-                <w:sz w:val="17"/>
+                <w:b/>
+                <w:color w:val="FFFFFF"/>
+                <w:sz w:val="16"/>
               </w:rPr>
-              <w:t>배치 운영 가이드</w:t>
+              <w:t>필요</w:t>
+            </w:r>
+          </w:p>
+        </w:tc>
+        <w:tc>
+          <w:tcPr>
+            <w:tcW w:type="dxa" w:w="3380"/>
+            <w:shd w:fill="17324D"/>
+            <w:tcMar>
+              <w:top w:w="90" w:type="dxa"/>
+              <w:start w:w="110" w:type="dxa"/>
+              <w:bottom w:w="90" w:type="dxa"/>
+              <w:end w:w="110" w:type="dxa"/>
+            </w:tcMar>
+          </w:tcPr>
+          <w:p>
+            <w:r>
+              <w:rPr>
+                <w:b/>
+                <w:color w:val="FFFFFF"/>
+                <w:sz w:val="16"/>
+              </w:rPr>
+              <w:t>먼저 볼 PDF</w:t>
+            </w:r>
+          </w:p>
+        </w:tc>
+        <w:tc>
+          <w:tcPr>
+            <w:tcW w:type="dxa" w:w="4301"/>
+            <w:shd w:fill="17324D"/>
+            <w:tcMar>
+              <w:top w:w="90" w:type="dxa"/>
+              <w:start w:w="110" w:type="dxa"/>
+              <w:bottom w:w="90" w:type="dxa"/>
+              <w:end w:w="110" w:type="dxa"/>
+            </w:tcMar>
+          </w:tcPr>
+          <w:p>
+            <w:r>
+              <w:rPr>
+                <w:b/>
+                <w:color w:val="FFFFFF"/>
+                <w:sz w:val="16"/>
+              </w:rPr>
+              <w:t>얻는 답</w:t>
             </w:r>
           </w:p>
         </w:tc>
@@ -1034,15 +638,14 @@
         </w:trPr>
         <w:tc>
           <w:tcPr>
-            <w:tcW w:type="dxa" w:w="2720"/>
+            <w:tcW w:type="dxa" w:w="1843"/>
             <w:tcMar>
-              <w:top w:w="70" w:type="dxa"/>
-              <w:start w:w="80" w:type="dxa"/>
-              <w:bottom w:w="70" w:type="dxa"/>
-              <w:end w:w="80" w:type="dxa"/>
+              <w:top w:w="80" w:type="dxa"/>
+              <w:start w:w="100" w:type="dxa"/>
+              <w:bottom w:w="80" w:type="dxa"/>
+              <w:end w:w="100" w:type="dxa"/>
             </w:tcMar>
-            <w:vAlign w:val="top"/>
-            <w:shd w:fill="F4F7FA"/>
+            <w:vAlign w:val="center"/>
           </w:tcPr>
           <w:p>
             <w:pPr>
@@ -1050,24 +653,23 @@
             </w:pPr>
             <w:r>
               <w:rPr>
-                <w:rFonts w:ascii="Noto Sans CJK KR" w:hAnsi="Noto Sans CJK KR"/>
-                <w:color w:val="202124"/>
-                <w:sz w:val="17"/>
+                <w:rFonts w:ascii="Noto Sans KR" w:hAnsi="Noto Sans KR" w:eastAsia="Noto Sans KR"/>
+                <w:sz w:val="16"/>
               </w:rPr>
-              <w:t>운영 장애</w:t>
+              <w:t>CRUD/Transaction/API</w:t>
             </w:r>
           </w:p>
         </w:tc>
         <w:tc>
           <w:tcPr>
-            <w:tcW w:type="dxa" w:w="2720"/>
+            <w:tcW w:type="dxa" w:w="3380"/>
             <w:tcMar>
-              <w:top w:w="70" w:type="dxa"/>
-              <w:start w:w="80" w:type="dxa"/>
-              <w:bottom w:w="70" w:type="dxa"/>
-              <w:end w:w="80" w:type="dxa"/>
+              <w:top w:w="80" w:type="dxa"/>
+              <w:start w:w="100" w:type="dxa"/>
+              <w:bottom w:w="80" w:type="dxa"/>
+              <w:end w:w="100" w:type="dxa"/>
             </w:tcMar>
-            <w:vAlign w:val="top"/>
+            <w:vAlign w:val="center"/>
           </w:tcPr>
           <w:p>
             <w:pPr>
@@ -1075,24 +677,23 @@
             </w:pPr>
             <w:r>
               <w:rPr>
-                <w:rFonts w:ascii="Noto Sans CJK KR" w:hAnsi="Noto Sans CJK KR"/>
-                <w:color w:val="202124"/>
-                <w:sz w:val="17"/>
+                <w:rFonts w:ascii="Noto Sans KR" w:hAnsi="Noto Sans KR" w:eastAsia="Noto Sans KR"/>
+                <w:sz w:val="16"/>
               </w:rPr>
-              <w:t>운영자 매뉴얼</w:t>
+              <w:t>02_프레임워크_개발자_가이드.pdf</w:t>
             </w:r>
           </w:p>
         </w:tc>
         <w:tc>
           <w:tcPr>
-            <w:tcW w:type="dxa" w:w="2720"/>
+            <w:tcW w:type="dxa" w:w="4301"/>
             <w:tcMar>
-              <w:top w:w="70" w:type="dxa"/>
-              <w:start w:w="80" w:type="dxa"/>
-              <w:bottom w:w="70" w:type="dxa"/>
-              <w:end w:w="80" w:type="dxa"/>
+              <w:top w:w="80" w:type="dxa"/>
+              <w:start w:w="100" w:type="dxa"/>
+              <w:bottom w:w="80" w:type="dxa"/>
+              <w:end w:w="100" w:type="dxa"/>
             </w:tcMar>
-            <w:vAlign w:val="top"/>
+            <w:vAlign w:val="center"/>
           </w:tcPr>
           <w:p>
             <w:pPr>
@@ -1100,36 +701,10 @@
             </w:pPr>
             <w:r>
               <w:rPr>
-                <w:rFonts w:ascii="Noto Sans CJK KR" w:hAnsi="Noto Sans CJK KR"/>
-                <w:color w:val="202124"/>
-                <w:sz w:val="17"/>
+                <w:rFonts w:ascii="Noto Sans KR" w:hAnsi="Noto Sans KR" w:eastAsia="Noto Sans KR"/>
+                <w:sz w:val="16"/>
               </w:rPr>
-              <w:t>판단·조치·Audit</w:t>
-            </w:r>
-          </w:p>
-        </w:tc>
-        <w:tc>
-          <w:tcPr>
-            <w:tcW w:type="dxa" w:w="2720"/>
-            <w:tcMar>
-              <w:top w:w="70" w:type="dxa"/>
-              <w:start w:w="80" w:type="dxa"/>
-              <w:bottom w:w="70" w:type="dxa"/>
-              <w:end w:w="80" w:type="dxa"/>
-            </w:tcMar>
-            <w:vAlign w:val="top"/>
-          </w:tcPr>
-          <w:p>
-            <w:pPr>
-              <w:spacing w:after="0" w:line="252" w:lineRule="auto"/>
-            </w:pPr>
-            <w:r>
-              <w:rPr>
-                <w:rFonts w:ascii="Noto Sans CJK KR" w:hAnsi="Noto Sans CJK KR"/>
-                <w:color w:val="202124"/>
-                <w:sz w:val="17"/>
-              </w:rPr>
-              <w:t>관련 기술 명세</w:t>
+              <w:t>Public API·옵션·선택·실패·예제</w:t>
             </w:r>
           </w:p>
         </w:tc>
@@ -1140,15 +715,15 @@
         </w:trPr>
         <w:tc>
           <w:tcPr>
-            <w:tcW w:type="dxa" w:w="2720"/>
+            <w:tcW w:type="dxa" w:w="1843"/>
             <w:tcMar>
-              <w:top w:w="70" w:type="dxa"/>
-              <w:start w:w="80" w:type="dxa"/>
-              <w:bottom w:w="70" w:type="dxa"/>
-              <w:end w:w="80" w:type="dxa"/>
+              <w:top w:w="80" w:type="dxa"/>
+              <w:start w:w="100" w:type="dxa"/>
+              <w:bottom w:w="80" w:type="dxa"/>
+              <w:end w:w="100" w:type="dxa"/>
             </w:tcMar>
-            <w:vAlign w:val="top"/>
-            <w:shd w:fill="F4F7FA"/>
+            <w:vAlign w:val="center"/>
+            <w:shd w:fill="F7FAFC"/>
           </w:tcPr>
           <w:p>
             <w:pPr>
@@ -1156,24 +731,24 @@
             </w:pPr>
             <w:r>
               <w:rPr>
-                <w:rFonts w:ascii="Noto Sans CJK KR" w:hAnsi="Noto Sans CJK KR"/>
-                <w:color w:val="202124"/>
-                <w:sz w:val="17"/>
+                <w:rFonts w:ascii="Noto Sans KR" w:hAnsi="Noto Sans KR" w:eastAsia="Noto Sans KR"/>
+                <w:sz w:val="16"/>
               </w:rPr>
-              <w:t>구현 Review</w:t>
+              <w:t>Batch 개발</w:t>
             </w:r>
           </w:p>
         </w:tc>
         <w:tc>
           <w:tcPr>
-            <w:tcW w:type="dxa" w:w="2720"/>
+            <w:tcW w:type="dxa" w:w="3380"/>
             <w:tcMar>
-              <w:top w:w="70" w:type="dxa"/>
-              <w:start w:w="80" w:type="dxa"/>
-              <w:bottom w:w="70" w:type="dxa"/>
-              <w:end w:w="80" w:type="dxa"/>
+              <w:top w:w="80" w:type="dxa"/>
+              <w:start w:w="100" w:type="dxa"/>
+              <w:bottom w:w="80" w:type="dxa"/>
+              <w:end w:w="100" w:type="dxa"/>
             </w:tcMar>
-            <w:vAlign w:val="top"/>
+            <w:vAlign w:val="center"/>
+            <w:shd w:fill="F7FAFC"/>
           </w:tcPr>
           <w:p>
             <w:pPr>
@@ -1181,24 +756,24 @@
             </w:pPr>
             <w:r>
               <w:rPr>
-                <w:rFonts w:ascii="Noto Sans CJK KR" w:hAnsi="Noto Sans CJK KR"/>
-                <w:color w:val="202124"/>
-                <w:sz w:val="17"/>
+                <w:rFonts w:ascii="Noto Sans KR" w:hAnsi="Noto Sans KR" w:eastAsia="Noto Sans KR"/>
+                <w:sz w:val="16"/>
               </w:rPr>
-              <w:t>기술표준서</w:t>
+              <w:t>03_배치_개발자_가이드.pdf</w:t>
             </w:r>
           </w:p>
         </w:tc>
         <w:tc>
           <w:tcPr>
-            <w:tcW w:type="dxa" w:w="2720"/>
+            <w:tcW w:type="dxa" w:w="4301"/>
             <w:tcMar>
-              <w:top w:w="70" w:type="dxa"/>
-              <w:start w:w="80" w:type="dxa"/>
-              <w:bottom w:w="70" w:type="dxa"/>
-              <w:end w:w="80" w:type="dxa"/>
+              <w:top w:w="80" w:type="dxa"/>
+              <w:start w:w="100" w:type="dxa"/>
+              <w:bottom w:w="80" w:type="dxa"/>
+              <w:end w:w="100" w:type="dxa"/>
             </w:tcMar>
-            <w:vAlign w:val="top"/>
+            <w:vAlign w:val="center"/>
+            <w:shd w:fill="F7FAFC"/>
           </w:tcPr>
           <w:p>
             <w:pPr>
@@ -1206,267 +781,10 @@
             </w:pPr>
             <w:r>
               <w:rPr>
-                <w:rFonts w:ascii="Noto Sans CJK KR" w:hAnsi="Noto Sans CJK KR"/>
-                <w:color w:val="202124"/>
-                <w:sz w:val="17"/>
+                <w:rFonts w:ascii="Noto Sans KR" w:hAnsi="Noto Sans KR" w:eastAsia="Noto Sans KR"/>
+                <w:sz w:val="16"/>
               </w:rPr>
-              <w:t>필수·금지 규칙</w:t>
-            </w:r>
-          </w:p>
-        </w:tc>
-        <w:tc>
-          <w:tcPr>
-            <w:tcW w:type="dxa" w:w="2720"/>
-            <w:tcMar>
-              <w:top w:w="70" w:type="dxa"/>
-              <w:start w:w="80" w:type="dxa"/>
-              <w:bottom w:w="70" w:type="dxa"/>
-              <w:end w:w="80" w:type="dxa"/>
-            </w:tcMar>
-            <w:vAlign w:val="top"/>
-          </w:tcPr>
-          <w:p>
-            <w:pPr>
-              <w:spacing w:after="0" w:line="252" w:lineRule="auto"/>
-            </w:pPr>
-            <w:r>
-              <w:rPr>
-                <w:rFonts w:ascii="Noto Sans CJK KR" w:hAnsi="Noto Sans CJK KR"/>
-                <w:color w:val="202124"/>
-                <w:sz w:val="17"/>
-              </w:rPr>
-              <w:t>기술사양서</w:t>
-            </w:r>
-          </w:p>
-        </w:tc>
-      </w:tr>
-    </w:tbl>
-    <w:p/>
-    <w:p>
-      <w:pPr>
-        <w:pStyle w:val="SourceRail"/>
-      </w:pPr>
-      <w:r>
-        <w:t>Source 길찾기 cpf-docs/governance/documentation-harness/scope.json</w:t>
-      </w:r>
-    </w:p>
-    <w:p>
-      <w:pPr>
-        <w:pStyle w:val="Heading1"/>
-        <w:keepNext/>
-        <w:keepLines/>
-        <w:widowControl/>
-      </w:pPr>
-      <w:r>
-        <w:t>2. Architecture·Contract·표준</w:t>
-      </w:r>
-    </w:p>
-    <w:p>
-      <w:pPr>
-        <w:pStyle w:val="BodyRail"/>
-      </w:pPr>
-      <w:r>
-        <w:t>Architecture · Specification · 기술/DB 표준을 중심으로 독자가 먼저 볼 문서와 다음 문서를 연결합니다.</w:t>
-      </w:r>
-    </w:p>
-    <w:p>
-      <w:pPr>
-        <w:pStyle w:val="Heading2"/>
-        <w:keepNext/>
-        <w:keepLines/>
-        <w:widowControl/>
-      </w:pPr>
-      <w:r>
-        <w:t>2.1 Architecture</w:t>
-      </w:r>
-    </w:p>
-    <w:p>
-      <w:pPr>
-        <w:pStyle w:val="BodyRail"/>
-      </w:pPr>
-      <w:r>
-        <w:t>Architecture 판단은 아키텍처설계서에서 Owner·Dependency·Topology·Failure Boundary·Optionality를 확인합니다.</w:t>
-      </w:r>
-    </w:p>
-    <w:p>
-      <w:pPr>
-        <w:pStyle w:val="Heading2"/>
-        <w:keepNext/>
-        <w:keepLines/>
-        <w:widowControl/>
-      </w:pPr>
-      <w:r>
-        <w:t>2.2 Specification</w:t>
-      </w:r>
-    </w:p>
-    <w:p>
-      <w:pPr>
-        <w:pStyle w:val="BodyRail"/>
-      </w:pPr>
-      <w:r>
-        <w:t>정확한 Header·Operation·Error·State·Retry·Runtime 계약은 Specification 기술 명세를 기준으로 확인합니다.</w:t>
-      </w:r>
-    </w:p>
-    <w:p>
-      <w:pPr>
-        <w:pStyle w:val="Heading2"/>
-        <w:keepNext/>
-        <w:keepLines/>
-        <w:widowControl/>
-      </w:pPr>
-      <w:r>
-        <w:t>2.3 기술/DB 표준</w:t>
-      </w:r>
-    </w:p>
-    <w:p>
-      <w:pPr>
-        <w:pStyle w:val="BodyRail"/>
-      </w:pPr>
-      <w:r>
-        <w:t>기술표준서는 구현·Review 규칙을, 데이터베이스표준서는 DB3 Lifecycle과 Vendor 규칙을 확인할 때 사용합니다.</w:t>
-      </w:r>
-    </w:p>
-    <w:p>
-      <w:pPr>
-        <w:pStyle w:val="BodyRail"/>
-      </w:pPr>
-      <w:r>
-        <w:t>구현 Review와 DB 변경 검수에 적용할 기술표준서·DB표준서를 선택합니다.</w:t>
-      </w:r>
-    </w:p>
-    <w:p>
-      <w:pPr>
-        <w:pStyle w:val="TableTitle"/>
-        <w:keepNext/>
-        <w:keepLines/>
-        <w:widowControl/>
-      </w:pPr>
-      <w:r>
-        <w:t>표 2-1. 상황 / 먼저 볼 문서 / 얻는 답 / 다음 문서</w:t>
-      </w:r>
-    </w:p>
-    <w:p>
-      <w:pPr>
-        <w:pStyle w:val="TablePurpose"/>
-        <w:keepNext/>
-        <w:keepLines/>
-        <w:widowControl/>
-      </w:pPr>
-      <w:r>
-        <w:t>비교·선택·확인에 필요한 항목만 압축해 정리합니다.</w:t>
-      </w:r>
-    </w:p>
-    <w:tbl>
-      <w:tblPr>
-        <w:tblW w:type="auto" w:w="0"/>
-        <w:jc w:val="left"/>
-        <w:tblLayout w:type="autofit"/>
-        <w:tblLook w:firstColumn="1" w:firstRow="1" w:lastColumn="0" w:lastRow="0" w:noHBand="0" w:noVBand="1" w:val="04A0"/>
-      </w:tblPr>
-      <w:tblGrid>
-        <w:gridCol w:w="2720"/>
-        <w:gridCol w:w="2720"/>
-        <w:gridCol w:w="2720"/>
-        <w:gridCol w:w="2720"/>
-      </w:tblGrid>
-      <w:tr>
-        <w:trPr>
-          <w:cantSplit/>
-          <w:tblHeader w:val="true"/>
-        </w:trPr>
-        <w:tc>
-          <w:tcPr>
-            <w:tcW w:type="dxa" w:w="2720"/>
-            <w:tcMar>
-              <w:top w:w="70" w:type="dxa"/>
-              <w:start w:w="80" w:type="dxa"/>
-              <w:bottom w:w="70" w:type="dxa"/>
-              <w:end w:w="80" w:type="dxa"/>
-            </w:tcMar>
-            <w:vAlign w:val="top"/>
-            <w:shd w:fill="17324D"/>
-          </w:tcPr>
-          <w:p>
-            <w:r>
-              <w:rPr>
-                <w:rFonts w:ascii="Noto Sans CJK KR" w:hAnsi="Noto Sans CJK KR"/>
-                <w:b/>
-                <w:color w:val="FFFFFF"/>
-                <w:sz w:val="17"/>
-              </w:rPr>
-              <w:t>상황</w:t>
-            </w:r>
-          </w:p>
-        </w:tc>
-        <w:tc>
-          <w:tcPr>
-            <w:tcW w:type="dxa" w:w="2720"/>
-            <w:tcMar>
-              <w:top w:w="70" w:type="dxa"/>
-              <w:start w:w="80" w:type="dxa"/>
-              <w:bottom w:w="70" w:type="dxa"/>
-              <w:end w:w="80" w:type="dxa"/>
-            </w:tcMar>
-            <w:vAlign w:val="top"/>
-            <w:shd w:fill="17324D"/>
-          </w:tcPr>
-          <w:p>
-            <w:r>
-              <w:rPr>
-                <w:rFonts w:ascii="Noto Sans CJK KR" w:hAnsi="Noto Sans CJK KR"/>
-                <w:b/>
-                <w:color w:val="FFFFFF"/>
-                <w:sz w:val="17"/>
-              </w:rPr>
-              <w:t>먼저 볼 문서</w:t>
-            </w:r>
-          </w:p>
-        </w:tc>
-        <w:tc>
-          <w:tcPr>
-            <w:tcW w:type="dxa" w:w="2720"/>
-            <w:tcMar>
-              <w:top w:w="70" w:type="dxa"/>
-              <w:start w:w="80" w:type="dxa"/>
-              <w:bottom w:w="70" w:type="dxa"/>
-              <w:end w:w="80" w:type="dxa"/>
-            </w:tcMar>
-            <w:vAlign w:val="top"/>
-            <w:shd w:fill="17324D"/>
-          </w:tcPr>
-          <w:p>
-            <w:r>
-              <w:rPr>
-                <w:rFonts w:ascii="Noto Sans CJK KR" w:hAnsi="Noto Sans CJK KR"/>
-                <w:b/>
-                <w:color w:val="FFFFFF"/>
-                <w:sz w:val="17"/>
-              </w:rPr>
-              <w:t>얻는 답</w:t>
-            </w:r>
-          </w:p>
-        </w:tc>
-        <w:tc>
-          <w:tcPr>
-            <w:tcW w:type="dxa" w:w="2720"/>
-            <w:tcMar>
-              <w:top w:w="70" w:type="dxa"/>
-              <w:start w:w="80" w:type="dxa"/>
-              <w:bottom w:w="70" w:type="dxa"/>
-              <w:end w:w="80" w:type="dxa"/>
-            </w:tcMar>
-            <w:vAlign w:val="top"/>
-            <w:shd w:fill="17324D"/>
-          </w:tcPr>
-          <w:p>
-            <w:r>
-              <w:rPr>
-                <w:rFonts w:ascii="Noto Sans CJK KR" w:hAnsi="Noto Sans CJK KR"/>
-                <w:b/>
-                <w:color w:val="FFFFFF"/>
-                <w:sz w:val="17"/>
-              </w:rPr>
-              <w:t>다음 문서</w:t>
+              <w:t>Job/Step/Policy/Lease/Fencing/복구</w:t>
             </w:r>
           </w:p>
         </w:tc>
@@ -1477,15 +795,14 @@
         </w:trPr>
         <w:tc>
           <w:tcPr>
-            <w:tcW w:type="dxa" w:w="2720"/>
+            <w:tcW w:type="dxa" w:w="1843"/>
             <w:tcMar>
-              <w:top w:w="70" w:type="dxa"/>
-              <w:start w:w="80" w:type="dxa"/>
-              <w:bottom w:w="70" w:type="dxa"/>
-              <w:end w:w="80" w:type="dxa"/>
+              <w:top w:w="80" w:type="dxa"/>
+              <w:start w:w="100" w:type="dxa"/>
+              <w:bottom w:w="80" w:type="dxa"/>
+              <w:end w:w="100" w:type="dxa"/>
             </w:tcMar>
-            <w:vAlign w:val="top"/>
-            <w:shd w:fill="F4F7FA"/>
+            <w:vAlign w:val="center"/>
           </w:tcPr>
           <w:p>
             <w:pPr>
@@ -1493,24 +810,23 @@
             </w:pPr>
             <w:r>
               <w:rPr>
-                <w:rFonts w:ascii="Noto Sans CJK KR" w:hAnsi="Noto Sans CJK KR"/>
-                <w:color w:val="202124"/>
-                <w:sz w:val="17"/>
+                <w:rFonts w:ascii="Noto Sans KR" w:hAnsi="Noto Sans KR" w:eastAsia="Noto Sans KR"/>
+                <w:sz w:val="16"/>
               </w:rPr>
-              <w:t>처음 CPF 파악</w:t>
+              <w:t>Gateway 연동</w:t>
             </w:r>
           </w:p>
         </w:tc>
         <w:tc>
           <w:tcPr>
-            <w:tcW w:type="dxa" w:w="2720"/>
+            <w:tcW w:type="dxa" w:w="3380"/>
             <w:tcMar>
-              <w:top w:w="70" w:type="dxa"/>
-              <w:start w:w="80" w:type="dxa"/>
-              <w:bottom w:w="70" w:type="dxa"/>
-              <w:end w:w="80" w:type="dxa"/>
+              <w:top w:w="80" w:type="dxa"/>
+              <w:start w:w="100" w:type="dxa"/>
+              <w:bottom w:w="80" w:type="dxa"/>
+              <w:end w:w="100" w:type="dxa"/>
             </w:tcMar>
-            <w:vAlign w:val="top"/>
+            <w:vAlign w:val="center"/>
           </w:tcPr>
           <w:p>
             <w:pPr>
@@ -1518,24 +834,23 @@
             </w:pPr>
             <w:r>
               <w:rPr>
-                <w:rFonts w:ascii="Noto Sans CJK KR" w:hAnsi="Noto Sans CJK KR"/>
-                <w:color w:val="202124"/>
-                <w:sz w:val="17"/>
+                <w:rFonts w:ascii="Noto Sans KR" w:hAnsi="Noto Sans KR" w:eastAsia="Noto Sans KR"/>
+                <w:sz w:val="16"/>
               </w:rPr>
-              <w:t>README</w:t>
+              <w:t>06_Gateway_개발_사용_가이드.pdf</w:t>
             </w:r>
           </w:p>
         </w:tc>
         <w:tc>
           <w:tcPr>
-            <w:tcW w:type="dxa" w:w="2720"/>
+            <w:tcW w:type="dxa" w:w="4301"/>
             <w:tcMar>
-              <w:top w:w="70" w:type="dxa"/>
-              <w:start w:w="80" w:type="dxa"/>
-              <w:bottom w:w="70" w:type="dxa"/>
-              <w:end w:w="80" w:type="dxa"/>
+              <w:top w:w="80" w:type="dxa"/>
+              <w:start w:w="100" w:type="dxa"/>
+              <w:bottom w:w="80" w:type="dxa"/>
+              <w:end w:w="100" w:type="dxa"/>
             </w:tcMar>
-            <w:vAlign w:val="top"/>
+            <w:vAlign w:val="center"/>
           </w:tcPr>
           <w:p>
             <w:pPr>
@@ -1543,36 +858,10 @@
             </w:pPr>
             <w:r>
               <w:rPr>
-                <w:rFonts w:ascii="Noto Sans CJK KR" w:hAnsi="Noto Sans CJK KR"/>
-                <w:color w:val="202124"/>
-                <w:sz w:val="17"/>
+                <w:rFonts w:ascii="Noto Sans KR" w:hAnsi="Noto Sans KR" w:eastAsia="Noto Sans KR"/>
+                <w:sz w:val="16"/>
               </w:rPr>
-              <w:t>제품 구조·가치</w:t>
-            </w:r>
-          </w:p>
-        </w:tc>
-        <w:tc>
-          <w:tcPr>
-            <w:tcW w:type="dxa" w:w="2720"/>
-            <w:tcMar>
-              <w:top w:w="70" w:type="dxa"/>
-              <w:start w:w="80" w:type="dxa"/>
-              <w:bottom w:w="70" w:type="dxa"/>
-              <w:end w:w="80" w:type="dxa"/>
-            </w:tcMar>
-            <w:vAlign w:val="top"/>
-          </w:tcPr>
-          <w:p>
-            <w:pPr>
-              <w:spacing w:after="0" w:line="252" w:lineRule="auto"/>
-            </w:pPr>
-            <w:r>
-              <w:rPr>
-                <w:rFonts w:ascii="Noto Sans CJK KR" w:hAnsi="Noto Sans CJK KR"/>
-                <w:color w:val="202124"/>
-                <w:sz w:val="17"/>
-              </w:rPr>
-              <w:t>아키텍처설계서</w:t>
+              <w:t>언제 Gateway를 쓰고 언제 쓰지 않는지</w:t>
             </w:r>
           </w:p>
         </w:tc>
@@ -1583,15 +872,15 @@
         </w:trPr>
         <w:tc>
           <w:tcPr>
-            <w:tcW w:type="dxa" w:w="2720"/>
+            <w:tcW w:type="dxa" w:w="1843"/>
             <w:tcMar>
-              <w:top w:w="70" w:type="dxa"/>
-              <w:start w:w="80" w:type="dxa"/>
-              <w:bottom w:w="70" w:type="dxa"/>
-              <w:end w:w="80" w:type="dxa"/>
+              <w:top w:w="80" w:type="dxa"/>
+              <w:start w:w="100" w:type="dxa"/>
+              <w:bottom w:w="80" w:type="dxa"/>
+              <w:end w:w="100" w:type="dxa"/>
             </w:tcMar>
-            <w:vAlign w:val="top"/>
-            <w:shd w:fill="F4F7FA"/>
+            <w:vAlign w:val="center"/>
+            <w:shd w:fill="F7FAFC"/>
           </w:tcPr>
           <w:p>
             <w:pPr>
@@ -1599,24 +888,24 @@
             </w:pPr>
             <w:r>
               <w:rPr>
-                <w:rFonts w:ascii="Noto Sans CJK KR" w:hAnsi="Noto Sans CJK KR"/>
-                <w:color w:val="202124"/>
-                <w:sz w:val="17"/>
+                <w:rFonts w:ascii="Noto Sans KR" w:hAnsi="Noto Sans KR" w:eastAsia="Noto Sans KR"/>
+                <w:sz w:val="16"/>
               </w:rPr>
-              <w:t>업무 개발</w:t>
+              <w:t>정확한 계약</w:t>
             </w:r>
           </w:p>
         </w:tc>
         <w:tc>
           <w:tcPr>
-            <w:tcW w:type="dxa" w:w="2720"/>
+            <w:tcW w:type="dxa" w:w="3380"/>
             <w:tcMar>
-              <w:top w:w="70" w:type="dxa"/>
-              <w:start w:w="80" w:type="dxa"/>
-              <w:bottom w:w="70" w:type="dxa"/>
-              <w:end w:w="80" w:type="dxa"/>
+              <w:top w:w="80" w:type="dxa"/>
+              <w:start w:w="100" w:type="dxa"/>
+              <w:bottom w:w="80" w:type="dxa"/>
+              <w:end w:w="100" w:type="dxa"/>
             </w:tcMar>
-            <w:vAlign w:val="top"/>
+            <w:vAlign w:val="center"/>
+            <w:shd w:fill="F7FAFC"/>
           </w:tcPr>
           <w:p>
             <w:pPr>
@@ -1624,24 +913,24 @@
             </w:pPr>
             <w:r>
               <w:rPr>
-                <w:rFonts w:ascii="Noto Sans CJK KR" w:hAnsi="Noto Sans CJK KR"/>
-                <w:color w:val="202124"/>
-                <w:sz w:val="17"/>
+                <w:rFonts w:ascii="Noto Sans KR" w:hAnsi="Noto Sans KR" w:eastAsia="Noto Sans KR"/>
+                <w:sz w:val="16"/>
               </w:rPr>
-              <w:t>프레임워크 개발자 가이드</w:t>
+              <w:t>07_Specification_기술_명세.pdf</w:t>
             </w:r>
           </w:p>
         </w:tc>
         <w:tc>
           <w:tcPr>
-            <w:tcW w:type="dxa" w:w="2720"/>
+            <w:tcW w:type="dxa" w:w="4301"/>
             <w:tcMar>
-              <w:top w:w="70" w:type="dxa"/>
-              <w:start w:w="80" w:type="dxa"/>
-              <w:bottom w:w="70" w:type="dxa"/>
-              <w:end w:w="80" w:type="dxa"/>
+              <w:top w:w="80" w:type="dxa"/>
+              <w:start w:w="100" w:type="dxa"/>
+              <w:bottom w:w="80" w:type="dxa"/>
+              <w:end w:w="100" w:type="dxa"/>
             </w:tcMar>
-            <w:vAlign w:val="top"/>
+            <w:vAlign w:val="center"/>
+            <w:shd w:fill="F7FAFC"/>
           </w:tcPr>
           <w:p>
             <w:pPr>
@@ -1649,36 +938,164 @@
             </w:pPr>
             <w:r>
               <w:rPr>
-                <w:rFonts w:ascii="Noto Sans CJK KR" w:hAnsi="Noto Sans CJK KR"/>
-                <w:color w:val="202124"/>
-                <w:sz w:val="17"/>
+                <w:rFonts w:ascii="Noto Sans KR" w:hAnsi="Noto Sans KR" w:eastAsia="Noto Sans KR"/>
+                <w:sz w:val="16"/>
               </w:rPr>
-              <w:t>기능/API 선택</w:t>
+              <w:t>Stack/Public Contract/Identity/DB3</w:t>
+            </w:r>
+          </w:p>
+        </w:tc>
+      </w:tr>
+    </w:tbl>
+    <w:p>
+      <w:pPr>
+        <w:pStyle w:val="Heading1"/>
+      </w:pPr>
+      <w:r>
+        <w:t>2 내가 운영자라면</w:t>
+      </w:r>
+    </w:p>
+    <w:tbl>
+      <w:tblPr>
+        <w:tblW w:type="auto" w:w="0"/>
+        <w:jc w:val="left"/>
+        <w:tblLayout w:type="fixed"/>
+        <w:tblLook w:firstColumn="1" w:firstRow="1" w:lastColumn="0" w:lastRow="0" w:noHBand="0" w:noVBand="1" w:val="04A0"/>
+      </w:tblPr>
+      <w:tblGrid>
+        <w:gridCol w:w="4933"/>
+        <w:gridCol w:w="4933"/>
+      </w:tblGrid>
+      <w:tr>
+        <w:trPr>
+          <w:tblHeader w:val="true"/>
+        </w:trPr>
+        <w:tc>
+          <w:tcPr>
+            <w:tcW w:type="dxa" w:w="1927"/>
+            <w:shd w:fill="17324D"/>
+            <w:tcMar>
+              <w:top w:w="110" w:type="dxa"/>
+              <w:start w:w="140" w:type="dxa"/>
+              <w:bottom w:w="110" w:type="dxa"/>
+              <w:end w:w="140" w:type="dxa"/>
+            </w:tcMar>
+          </w:tcPr>
+          <w:p>
+            <w:r>
+              <w:rPr>
+                <w:b/>
+                <w:color w:val="FFFFFF"/>
+              </w:rPr>
+              <w:t>이 장을 보는 이유</w:t>
             </w:r>
           </w:p>
         </w:tc>
         <w:tc>
           <w:tcPr>
-            <w:tcW w:type="dxa" w:w="2720"/>
+            <w:tcW w:type="dxa" w:w="7371"/>
             <w:tcMar>
-              <w:top w:w="70" w:type="dxa"/>
-              <w:start w:w="80" w:type="dxa"/>
-              <w:bottom w:w="70" w:type="dxa"/>
-              <w:end w:w="80" w:type="dxa"/>
+              <w:top w:w="110" w:type="dxa"/>
+              <w:start w:w="140" w:type="dxa"/>
+              <w:bottom w:w="110" w:type="dxa"/>
+              <w:end w:w="140" w:type="dxa"/>
             </w:tcMar>
-            <w:vAlign w:val="top"/>
           </w:tcPr>
           <w:p>
-            <w:pPr>
-              <w:spacing w:after="0" w:line="252" w:lineRule="auto"/>
-            </w:pPr>
+            <w:r>
+              <w:t>장애·Batch·배포·DB 변경을 안전하게 처리할 문서를 고릅니다.</w:t>
+            </w:r>
+          </w:p>
+        </w:tc>
+      </w:tr>
+    </w:tbl>
+    <w:p>
+      <w:pPr>
+        <w:pStyle w:val="CPFLabel"/>
+      </w:pPr>
+      <w:r>
+        <w:t>운영자용</w:t>
+      </w:r>
+    </w:p>
+    <w:tbl>
+      <w:tblPr>
+        <w:tblW w:type="auto" w:w="0"/>
+        <w:jc w:val="left"/>
+        <w:tblLayout w:type="fixed"/>
+        <w:tblLook w:firstColumn="1" w:firstRow="1" w:lastColumn="0" w:lastRow="0" w:noHBand="0" w:noVBand="1" w:val="04A0"/>
+      </w:tblPr>
+      <w:tblGrid>
+        <w:gridCol w:w="3289"/>
+        <w:gridCol w:w="3289"/>
+        <w:gridCol w:w="3289"/>
+      </w:tblGrid>
+      <w:tr>
+        <w:trPr>
+          <w:tblHeader w:val="true"/>
+        </w:trPr>
+        <w:tc>
+          <w:tcPr>
+            <w:tcW w:type="dxa" w:w="1843"/>
+            <w:shd w:fill="17324D"/>
+            <w:tcMar>
+              <w:top w:w="90" w:type="dxa"/>
+              <w:start w:w="110" w:type="dxa"/>
+              <w:bottom w:w="90" w:type="dxa"/>
+              <w:end w:w="110" w:type="dxa"/>
+            </w:tcMar>
+          </w:tcPr>
+          <w:p>
             <w:r>
               <w:rPr>
-                <w:rFonts w:ascii="Noto Sans CJK KR" w:hAnsi="Noto Sans CJK KR"/>
-                <w:color w:val="202124"/>
-                <w:sz w:val="17"/>
+                <w:b/>
+                <w:color w:val="FFFFFF"/>
+                <w:sz w:val="16"/>
               </w:rPr>
-              <w:t>Specification</w:t>
+              <w:t>필요</w:t>
+            </w:r>
+          </w:p>
+        </w:tc>
+        <w:tc>
+          <w:tcPr>
+            <w:tcW w:type="dxa" w:w="3380"/>
+            <w:shd w:fill="17324D"/>
+            <w:tcMar>
+              <w:top w:w="90" w:type="dxa"/>
+              <w:start w:w="110" w:type="dxa"/>
+              <w:bottom w:w="90" w:type="dxa"/>
+              <w:end w:w="110" w:type="dxa"/>
+            </w:tcMar>
+          </w:tcPr>
+          <w:p>
+            <w:r>
+              <w:rPr>
+                <w:b/>
+                <w:color w:val="FFFFFF"/>
+                <w:sz w:val="16"/>
+              </w:rPr>
+              <w:t>먼저 볼 PDF</w:t>
+            </w:r>
+          </w:p>
+        </w:tc>
+        <w:tc>
+          <w:tcPr>
+            <w:tcW w:type="dxa" w:w="4301"/>
+            <w:shd w:fill="17324D"/>
+            <w:tcMar>
+              <w:top w:w="90" w:type="dxa"/>
+              <w:start w:w="110" w:type="dxa"/>
+              <w:bottom w:w="90" w:type="dxa"/>
+              <w:end w:w="110" w:type="dxa"/>
+            </w:tcMar>
+          </w:tcPr>
+          <w:p>
+            <w:r>
+              <w:rPr>
+                <w:b/>
+                <w:color w:val="FFFFFF"/>
+                <w:sz w:val="16"/>
+              </w:rPr>
+              <w:t>얻는 답</w:t>
             </w:r>
           </w:p>
         </w:tc>
@@ -1689,15 +1106,14 @@
         </w:trPr>
         <w:tc>
           <w:tcPr>
-            <w:tcW w:type="dxa" w:w="2720"/>
+            <w:tcW w:type="dxa" w:w="1843"/>
             <w:tcMar>
-              <w:top w:w="70" w:type="dxa"/>
-              <w:start w:w="80" w:type="dxa"/>
-              <w:bottom w:w="70" w:type="dxa"/>
-              <w:end w:w="80" w:type="dxa"/>
+              <w:top w:w="80" w:type="dxa"/>
+              <w:start w:w="100" w:type="dxa"/>
+              <w:bottom w:w="80" w:type="dxa"/>
+              <w:end w:w="100" w:type="dxa"/>
             </w:tcMar>
-            <w:vAlign w:val="top"/>
-            <w:shd w:fill="F4F7FA"/>
+            <w:vAlign w:val="center"/>
           </w:tcPr>
           <w:p>
             <w:pPr>
@@ -1705,24 +1121,23 @@
             </w:pPr>
             <w:r>
               <w:rPr>
-                <w:rFonts w:ascii="Noto Sans CJK KR" w:hAnsi="Noto Sans CJK KR"/>
-                <w:color w:val="202124"/>
-                <w:sz w:val="17"/>
+                <w:rFonts w:ascii="Noto Sans KR" w:hAnsi="Noto Sans KR" w:eastAsia="Noto Sans KR"/>
+                <w:sz w:val="16"/>
               </w:rPr>
-              <w:t>Batch 개발</w:t>
+              <w:t>장애/배포/복구</w:t>
             </w:r>
           </w:p>
         </w:tc>
         <w:tc>
           <w:tcPr>
-            <w:tcW w:type="dxa" w:w="2720"/>
+            <w:tcW w:type="dxa" w:w="3380"/>
             <w:tcMar>
-              <w:top w:w="70" w:type="dxa"/>
-              <w:start w:w="80" w:type="dxa"/>
-              <w:bottom w:w="70" w:type="dxa"/>
-              <w:end w:w="80" w:type="dxa"/>
+              <w:top w:w="80" w:type="dxa"/>
+              <w:start w:w="100" w:type="dxa"/>
+              <w:bottom w:w="80" w:type="dxa"/>
+              <w:end w:w="100" w:type="dxa"/>
             </w:tcMar>
-            <w:vAlign w:val="top"/>
+            <w:vAlign w:val="center"/>
           </w:tcPr>
           <w:p>
             <w:pPr>
@@ -1730,24 +1145,23 @@
             </w:pPr>
             <w:r>
               <w:rPr>
-                <w:rFonts w:ascii="Noto Sans CJK KR" w:hAnsi="Noto Sans CJK KR"/>
-                <w:color w:val="202124"/>
-                <w:sz w:val="17"/>
+                <w:rFonts w:ascii="Noto Sans KR" w:hAnsi="Noto Sans KR" w:eastAsia="Noto Sans KR"/>
+                <w:sz w:val="16"/>
               </w:rPr>
-              <w:t>배치 개발자 가이드</w:t>
+              <w:t>04_운영자_매뉴얼.pdf</w:t>
             </w:r>
           </w:p>
         </w:tc>
         <w:tc>
           <w:tcPr>
-            <w:tcW w:type="dxa" w:w="2720"/>
+            <w:tcW w:type="dxa" w:w="4301"/>
             <w:tcMar>
-              <w:top w:w="70" w:type="dxa"/>
-              <w:start w:w="80" w:type="dxa"/>
-              <w:bottom w:w="70" w:type="dxa"/>
-              <w:end w:w="80" w:type="dxa"/>
+              <w:top w:w="80" w:type="dxa"/>
+              <w:start w:w="100" w:type="dxa"/>
+              <w:bottom w:w="80" w:type="dxa"/>
+              <w:end w:w="100" w:type="dxa"/>
             </w:tcMar>
-            <w:vAlign w:val="top"/>
+            <w:vAlign w:val="center"/>
           </w:tcPr>
           <w:p>
             <w:pPr>
@@ -1755,36 +1169,10 @@
             </w:pPr>
             <w:r>
               <w:rPr>
-                <w:rFonts w:ascii="Noto Sans CJK KR" w:hAnsi="Noto Sans CJK KR"/>
-                <w:color w:val="202124"/>
-                <w:sz w:val="17"/>
+                <w:rFonts w:ascii="Noto Sans KR" w:hAnsi="Noto Sans KR" w:eastAsia="Noto Sans KR"/>
+                <w:sz w:val="16"/>
               </w:rPr>
-              <w:t>실행·복구 계약</w:t>
-            </w:r>
-          </w:p>
-        </w:tc>
-        <w:tc>
-          <w:tcPr>
-            <w:tcW w:type="dxa" w:w="2720"/>
-            <w:tcMar>
-              <w:top w:w="70" w:type="dxa"/>
-              <w:start w:w="80" w:type="dxa"/>
-              <w:bottom w:w="70" w:type="dxa"/>
-              <w:end w:w="80" w:type="dxa"/>
-            </w:tcMar>
-            <w:vAlign w:val="top"/>
-          </w:tcPr>
-          <w:p>
-            <w:pPr>
-              <w:spacing w:after="0" w:line="252" w:lineRule="auto"/>
-            </w:pPr>
-            <w:r>
-              <w:rPr>
-                <w:rFonts w:ascii="Noto Sans CJK KR" w:hAnsi="Noto Sans CJK KR"/>
-                <w:color w:val="202124"/>
-                <w:sz w:val="17"/>
-              </w:rPr>
-              <w:t>배치 운영 가이드</w:t>
+              <w:t>상태별 런북/승인/DB migration</w:t>
             </w:r>
           </w:p>
         </w:tc>
@@ -1795,15 +1183,15 @@
         </w:trPr>
         <w:tc>
           <w:tcPr>
-            <w:tcW w:type="dxa" w:w="2720"/>
+            <w:tcW w:type="dxa" w:w="1843"/>
             <w:tcMar>
-              <w:top w:w="70" w:type="dxa"/>
-              <w:start w:w="80" w:type="dxa"/>
-              <w:bottom w:w="70" w:type="dxa"/>
-              <w:end w:w="80" w:type="dxa"/>
+              <w:top w:w="80" w:type="dxa"/>
+              <w:start w:w="100" w:type="dxa"/>
+              <w:bottom w:w="80" w:type="dxa"/>
+              <w:end w:w="100" w:type="dxa"/>
             </w:tcMar>
-            <w:vAlign w:val="top"/>
-            <w:shd w:fill="F4F7FA"/>
+            <w:vAlign w:val="center"/>
+            <w:shd w:fill="F7FAFC"/>
           </w:tcPr>
           <w:p>
             <w:pPr>
@@ -1811,24 +1199,24 @@
             </w:pPr>
             <w:r>
               <w:rPr>
-                <w:rFonts w:ascii="Noto Sans CJK KR" w:hAnsi="Noto Sans CJK KR"/>
-                <w:color w:val="202124"/>
-                <w:sz w:val="17"/>
+                <w:rFonts w:ascii="Noto Sans KR" w:hAnsi="Noto Sans KR" w:eastAsia="Noto Sans KR"/>
+                <w:sz w:val="16"/>
               </w:rPr>
-              <w:t>운영 장애</w:t>
+              <w:t>Batch 운영</w:t>
             </w:r>
           </w:p>
         </w:tc>
         <w:tc>
           <w:tcPr>
-            <w:tcW w:type="dxa" w:w="2720"/>
+            <w:tcW w:type="dxa" w:w="3380"/>
             <w:tcMar>
-              <w:top w:w="70" w:type="dxa"/>
-              <w:start w:w="80" w:type="dxa"/>
-              <w:bottom w:w="70" w:type="dxa"/>
-              <w:end w:w="80" w:type="dxa"/>
+              <w:top w:w="80" w:type="dxa"/>
+              <w:start w:w="100" w:type="dxa"/>
+              <w:bottom w:w="80" w:type="dxa"/>
+              <w:end w:w="100" w:type="dxa"/>
             </w:tcMar>
-            <w:vAlign w:val="top"/>
+            <w:vAlign w:val="center"/>
+            <w:shd w:fill="F7FAFC"/>
           </w:tcPr>
           <w:p>
             <w:pPr>
@@ -1836,24 +1224,24 @@
             </w:pPr>
             <w:r>
               <w:rPr>
-                <w:rFonts w:ascii="Noto Sans CJK KR" w:hAnsi="Noto Sans CJK KR"/>
-                <w:color w:val="202124"/>
-                <w:sz w:val="17"/>
+                <w:rFonts w:ascii="Noto Sans KR" w:hAnsi="Noto Sans KR" w:eastAsia="Noto Sans KR"/>
+                <w:sz w:val="16"/>
               </w:rPr>
-              <w:t>운영자 매뉴얼</w:t>
+              <w:t>05_배치_운영_가이드.pdf</w:t>
             </w:r>
           </w:p>
         </w:tc>
         <w:tc>
           <w:tcPr>
-            <w:tcW w:type="dxa" w:w="2720"/>
+            <w:tcW w:type="dxa" w:w="4301"/>
             <w:tcMar>
-              <w:top w:w="70" w:type="dxa"/>
-              <w:start w:w="80" w:type="dxa"/>
-              <w:bottom w:w="70" w:type="dxa"/>
-              <w:end w:w="80" w:type="dxa"/>
+              <w:top w:w="80" w:type="dxa"/>
+              <w:start w:w="100" w:type="dxa"/>
+              <w:bottom w:w="80" w:type="dxa"/>
+              <w:end w:w="100" w:type="dxa"/>
             </w:tcMar>
-            <w:vAlign w:val="top"/>
+            <w:vAlign w:val="center"/>
+            <w:shd w:fill="F7FAFC"/>
           </w:tcPr>
           <w:p>
             <w:pPr>
@@ -1861,36 +1249,10 @@
             </w:pPr>
             <w:r>
               <w:rPr>
-                <w:rFonts w:ascii="Noto Sans CJK KR" w:hAnsi="Noto Sans CJK KR"/>
-                <w:color w:val="202124"/>
-                <w:sz w:val="17"/>
+                <w:rFonts w:ascii="Noto Sans KR" w:hAnsi="Noto Sans KR" w:eastAsia="Noto Sans KR"/>
+                <w:sz w:val="16"/>
               </w:rPr>
-              <w:t>판단·조치·Audit</w:t>
-            </w:r>
-          </w:p>
-        </w:tc>
-        <w:tc>
-          <w:tcPr>
-            <w:tcW w:type="dxa" w:w="2720"/>
-            <w:tcMar>
-              <w:top w:w="70" w:type="dxa"/>
-              <w:start w:w="80" w:type="dxa"/>
-              <w:bottom w:w="70" w:type="dxa"/>
-              <w:end w:w="80" w:type="dxa"/>
-            </w:tcMar>
-            <w:vAlign w:val="top"/>
-          </w:tcPr>
-          <w:p>
-            <w:pPr>
-              <w:spacing w:after="0" w:line="252" w:lineRule="auto"/>
-            </w:pPr>
-            <w:r>
-              <w:rPr>
-                <w:rFonts w:ascii="Noto Sans CJK KR" w:hAnsi="Noto Sans CJK KR"/>
-                <w:color w:val="202124"/>
-                <w:sz w:val="17"/>
-              </w:rPr>
-              <w:t>관련 기술 명세</w:t>
+              <w:t>stop/restart/rerun/reconcile</w:t>
             </w:r>
           </w:p>
         </w:tc>
@@ -1901,15 +1263,14 @@
         </w:trPr>
         <w:tc>
           <w:tcPr>
-            <w:tcW w:type="dxa" w:w="2720"/>
+            <w:tcW w:type="dxa" w:w="1843"/>
             <w:tcMar>
-              <w:top w:w="70" w:type="dxa"/>
-              <w:start w:w="80" w:type="dxa"/>
-              <w:bottom w:w="70" w:type="dxa"/>
-              <w:end w:w="80" w:type="dxa"/>
+              <w:top w:w="80" w:type="dxa"/>
+              <w:start w:w="100" w:type="dxa"/>
+              <w:bottom w:w="80" w:type="dxa"/>
+              <w:end w:w="100" w:type="dxa"/>
             </w:tcMar>
-            <w:vAlign w:val="top"/>
-            <w:shd w:fill="F4F7FA"/>
+            <w:vAlign w:val="center"/>
           </w:tcPr>
           <w:p>
             <w:pPr>
@@ -1917,24 +1278,23 @@
             </w:pPr>
             <w:r>
               <w:rPr>
-                <w:rFonts w:ascii="Noto Sans CJK KR" w:hAnsi="Noto Sans CJK KR"/>
-                <w:color w:val="202124"/>
-                <w:sz w:val="17"/>
+                <w:rFonts w:ascii="Noto Sans KR" w:hAnsi="Noto Sans KR" w:eastAsia="Noto Sans KR"/>
+                <w:sz w:val="16"/>
               </w:rPr>
-              <w:t>구현 Review</w:t>
+              <w:t>구조 파악</w:t>
             </w:r>
           </w:p>
         </w:tc>
         <w:tc>
           <w:tcPr>
-            <w:tcW w:type="dxa" w:w="2720"/>
+            <w:tcW w:type="dxa" w:w="3380"/>
             <w:tcMar>
-              <w:top w:w="70" w:type="dxa"/>
-              <w:start w:w="80" w:type="dxa"/>
-              <w:bottom w:w="70" w:type="dxa"/>
-              <w:end w:w="80" w:type="dxa"/>
+              <w:top w:w="80" w:type="dxa"/>
+              <w:start w:w="100" w:type="dxa"/>
+              <w:bottom w:w="80" w:type="dxa"/>
+              <w:end w:w="100" w:type="dxa"/>
             </w:tcMar>
-            <w:vAlign w:val="top"/>
+            <w:vAlign w:val="center"/>
           </w:tcPr>
           <w:p>
             <w:pPr>
@@ -1942,24 +1302,23 @@
             </w:pPr>
             <w:r>
               <w:rPr>
-                <w:rFonts w:ascii="Noto Sans CJK KR" w:hAnsi="Noto Sans CJK KR"/>
-                <w:color w:val="202124"/>
-                <w:sz w:val="17"/>
+                <w:rFonts w:ascii="Noto Sans KR" w:hAnsi="Noto Sans KR" w:eastAsia="Noto Sans KR"/>
+                <w:sz w:val="16"/>
               </w:rPr>
-              <w:t>기술표준서</w:t>
+              <w:t>아키텍처설계서.pdf</w:t>
             </w:r>
           </w:p>
         </w:tc>
         <w:tc>
           <w:tcPr>
-            <w:tcW w:type="dxa" w:w="2720"/>
+            <w:tcW w:type="dxa" w:w="4301"/>
             <w:tcMar>
-              <w:top w:w="70" w:type="dxa"/>
-              <w:start w:w="80" w:type="dxa"/>
-              <w:bottom w:w="70" w:type="dxa"/>
-              <w:end w:w="80" w:type="dxa"/>
+              <w:top w:w="80" w:type="dxa"/>
+              <w:start w:w="100" w:type="dxa"/>
+              <w:bottom w:w="80" w:type="dxa"/>
+              <w:end w:w="100" w:type="dxa"/>
             </w:tcMar>
-            <w:vAlign w:val="top"/>
+            <w:vAlign w:val="center"/>
           </w:tcPr>
           <w:p>
             <w:pPr>
@@ -1967,267 +1326,164 @@
             </w:pPr>
             <w:r>
               <w:rPr>
-                <w:rFonts w:ascii="Noto Sans CJK KR" w:hAnsi="Noto Sans CJK KR"/>
-                <w:color w:val="202124"/>
-                <w:sz w:val="17"/>
+                <w:rFonts w:ascii="Noto Sans KR" w:hAnsi="Noto Sans KR" w:eastAsia="Noto Sans KR"/>
+                <w:sz w:val="16"/>
               </w:rPr>
-              <w:t>필수·금지 규칙</w:t>
-            </w:r>
-          </w:p>
-        </w:tc>
-        <w:tc>
-          <w:tcPr>
-            <w:tcW w:type="dxa" w:w="2720"/>
-            <w:tcMar>
-              <w:top w:w="70" w:type="dxa"/>
-              <w:start w:w="80" w:type="dxa"/>
-              <w:bottom w:w="70" w:type="dxa"/>
-              <w:end w:w="80" w:type="dxa"/>
-            </w:tcMar>
-            <w:vAlign w:val="top"/>
-          </w:tcPr>
-          <w:p>
-            <w:pPr>
-              <w:spacing w:after="0" w:line="252" w:lineRule="auto"/>
-            </w:pPr>
-            <w:r>
-              <w:rPr>
-                <w:rFonts w:ascii="Noto Sans CJK KR" w:hAnsi="Noto Sans CJK KR"/>
-                <w:color w:val="202124"/>
-                <w:sz w:val="17"/>
-              </w:rPr>
-              <w:t>기술사양서</w:t>
+              <w:t>Owner/호출/DB3/Operations</w:t>
             </w:r>
           </w:p>
         </w:tc>
       </w:tr>
     </w:tbl>
-    <w:p/>
-    <w:p>
-      <w:pPr>
-        <w:pStyle w:val="SourceRail"/>
-      </w:pPr>
-      <w:r>
-        <w:t>Source 길찾기 cpf-docs/governance/documentation-harness/scope.json</w:t>
-      </w:r>
-    </w:p>
     <w:p>
       <w:pPr>
         <w:pStyle w:val="Heading1"/>
-        <w:keepNext/>
-        <w:keepLines/>
-        <w:widowControl/>
       </w:pPr>
       <w:r>
-        <w:t>3. 공식 산출물 목록</w:t>
-      </w:r>
-    </w:p>
-    <w:p>
-      <w:pPr>
-        <w:pStyle w:val="BodyRail"/>
-      </w:pPr>
-      <w:r>
-        <w:t>README · Guide · Deliverable을 중심으로 독자가 먼저 볼 문서와 다음 문서를 연결합니다.</w:t>
-      </w:r>
-    </w:p>
-    <w:p>
-      <w:pPr>
-        <w:pStyle w:val="Heading2"/>
-        <w:keepNext/>
-        <w:keepLines/>
-        <w:widowControl/>
-      </w:pPr>
-      <w:r>
-        <w:t>3.1 README</w:t>
-      </w:r>
-    </w:p>
-    <w:p>
-      <w:pPr>
-        <w:pStyle w:val="BodyRail"/>
-      </w:pPr>
-      <w:r>
-        <w:t>Root README는 CPF가 무엇인지, 무엇을 덜 직접 구현하게 되는지, 전체 Runtime과 운영 구조가 어떻게 연결되는지 빠르게 이해하는 시작점입니다.</w:t>
-      </w:r>
-    </w:p>
-    <w:p>
-      <w:pPr>
-        <w:pStyle w:val="Heading2"/>
-        <w:keepNext/>
-        <w:keepLines/>
-        <w:widowControl/>
-      </w:pPr>
-      <w:r>
-        <w:t>3.2 Guide</w:t>
-      </w:r>
-    </w:p>
-    <w:p>
-      <w:pPr>
-        <w:pStyle w:val="BodyRail"/>
-      </w:pPr>
-      <w:r>
-        <w:t>Guide 문서는 개발·운영 Task를 수행할 때 선택 기준, API/옵션, 실패·복구, 확인 경로를 제공합니다.</w:t>
-      </w:r>
-    </w:p>
-    <w:p>
-      <w:pPr>
-        <w:pStyle w:val="Heading2"/>
-        <w:keepNext/>
-        <w:keepLines/>
-        <w:widowControl/>
-      </w:pPr>
-      <w:r>
-        <w:t>3.3 Deliverable</w:t>
-      </w:r>
-    </w:p>
-    <w:p>
-      <w:pPr>
-        <w:pStyle w:val="BodyRail"/>
-      </w:pPr>
-      <w:r>
-        <w:t>Deliverable 문서는 Architecture, 기술 사양·표준, DB 표준처럼 설계·검수 기준을 확인하는 공식 산출물입니다.</w:t>
-      </w:r>
-    </w:p>
-    <w:p>
-      <w:pPr>
-        <w:pStyle w:val="BodyRail"/>
-      </w:pPr>
-      <w:r>
-        <w:t>설계·사양·표준을 검토할 때 어떤 Deliverable이 정본 역할을 하는지 확인합니다.</w:t>
-      </w:r>
-    </w:p>
-    <w:p>
-      <w:pPr>
-        <w:pStyle w:val="TableTitle"/>
-        <w:keepNext/>
-        <w:keepLines/>
-        <w:widowControl/>
-      </w:pPr>
-      <w:r>
-        <w:t>표 3-1. 상황 / 먼저 볼 문서 / 얻는 답 / 다음 문서</w:t>
-      </w:r>
-    </w:p>
-    <w:p>
-      <w:pPr>
-        <w:pStyle w:val="TablePurpose"/>
-        <w:keepNext/>
-        <w:keepLines/>
-        <w:widowControl/>
-      </w:pPr>
-      <w:r>
-        <w:t>비교·선택·확인에 필요한 항목만 압축해 정리합니다.</w:t>
+        <w:t>3 내가 아키텍트·검수자라면</w:t>
       </w:r>
     </w:p>
     <w:tbl>
       <w:tblPr>
         <w:tblW w:type="auto" w:w="0"/>
         <w:jc w:val="left"/>
-        <w:tblLayout w:type="autofit"/>
+        <w:tblLayout w:type="fixed"/>
         <w:tblLook w:firstColumn="1" w:firstRow="1" w:lastColumn="0" w:lastRow="0" w:noHBand="0" w:noVBand="1" w:val="04A0"/>
       </w:tblPr>
       <w:tblGrid>
-        <w:gridCol w:w="2720"/>
-        <w:gridCol w:w="2720"/>
-        <w:gridCol w:w="2720"/>
-        <w:gridCol w:w="2720"/>
+        <w:gridCol w:w="4933"/>
+        <w:gridCol w:w="4933"/>
       </w:tblGrid>
       <w:tr>
         <w:trPr>
-          <w:cantSplit/>
           <w:tblHeader w:val="true"/>
         </w:trPr>
         <w:tc>
           <w:tcPr>
-            <w:tcW w:type="dxa" w:w="2720"/>
+            <w:tcW w:type="dxa" w:w="1927"/>
+            <w:shd w:fill="17324D"/>
             <w:tcMar>
-              <w:top w:w="70" w:type="dxa"/>
-              <w:start w:w="80" w:type="dxa"/>
-              <w:bottom w:w="70" w:type="dxa"/>
-              <w:end w:w="80" w:type="dxa"/>
+              <w:top w:w="110" w:type="dxa"/>
+              <w:start w:w="140" w:type="dxa"/>
+              <w:bottom w:w="110" w:type="dxa"/>
+              <w:end w:w="140" w:type="dxa"/>
             </w:tcMar>
-            <w:vAlign w:val="top"/>
-            <w:shd w:fill="17324D"/>
           </w:tcPr>
           <w:p>
             <w:r>
               <w:rPr>
-                <w:rFonts w:ascii="Noto Sans CJK KR" w:hAnsi="Noto Sans CJK KR"/>
                 <w:b/>
                 <w:color w:val="FFFFFF"/>
-                <w:sz w:val="17"/>
               </w:rPr>
-              <w:t>상황</w:t>
+              <w:t>이 장을 보는 이유</w:t>
             </w:r>
           </w:p>
         </w:tc>
         <w:tc>
           <w:tcPr>
-            <w:tcW w:type="dxa" w:w="2720"/>
+            <w:tcW w:type="dxa" w:w="7371"/>
             <w:tcMar>
-              <w:top w:w="70" w:type="dxa"/>
-              <w:start w:w="80" w:type="dxa"/>
-              <w:bottom w:w="70" w:type="dxa"/>
-              <w:end w:w="80" w:type="dxa"/>
+              <w:top w:w="110" w:type="dxa"/>
+              <w:start w:w="140" w:type="dxa"/>
+              <w:bottom w:w="110" w:type="dxa"/>
+              <w:end w:w="140" w:type="dxa"/>
             </w:tcMar>
-            <w:vAlign w:val="top"/>
+          </w:tcPr>
+          <w:p>
+            <w:r>
+              <w:t>구조·표준·DB·기술 사양을 교차 확인합니다.</w:t>
+            </w:r>
+          </w:p>
+        </w:tc>
+      </w:tr>
+    </w:tbl>
+    <w:p>
+      <w:pPr>
+        <w:pStyle w:val="CPFLabel"/>
+      </w:pPr>
+      <w:r>
+        <w:t>설계/검수용</w:t>
+      </w:r>
+    </w:p>
+    <w:tbl>
+      <w:tblPr>
+        <w:tblW w:type="auto" w:w="0"/>
+        <w:jc w:val="left"/>
+        <w:tblLayout w:type="fixed"/>
+        <w:tblLook w:firstColumn="1" w:firstRow="1" w:lastColumn="0" w:lastRow="0" w:noHBand="0" w:noVBand="1" w:val="04A0"/>
+      </w:tblPr>
+      <w:tblGrid>
+        <w:gridCol w:w="3289"/>
+        <w:gridCol w:w="3289"/>
+        <w:gridCol w:w="3289"/>
+      </w:tblGrid>
+      <w:tr>
+        <w:trPr>
+          <w:tblHeader w:val="true"/>
+        </w:trPr>
+        <w:tc>
+          <w:tcPr>
+            <w:tcW w:type="dxa" w:w="1843"/>
             <w:shd w:fill="17324D"/>
+            <w:tcMar>
+              <w:top w:w="90" w:type="dxa"/>
+              <w:start w:w="110" w:type="dxa"/>
+              <w:bottom w:w="90" w:type="dxa"/>
+              <w:end w:w="110" w:type="dxa"/>
+            </w:tcMar>
           </w:tcPr>
           <w:p>
             <w:r>
               <w:rPr>
-                <w:rFonts w:ascii="Noto Sans CJK KR" w:hAnsi="Noto Sans CJK KR"/>
                 <w:b/>
                 <w:color w:val="FFFFFF"/>
-                <w:sz w:val="17"/>
+                <w:sz w:val="16"/>
               </w:rPr>
-              <w:t>먼저 볼 문서</w:t>
+              <w:t>필요</w:t>
             </w:r>
           </w:p>
         </w:tc>
         <w:tc>
           <w:tcPr>
-            <w:tcW w:type="dxa" w:w="2720"/>
+            <w:tcW w:type="dxa" w:w="3380"/>
+            <w:shd w:fill="17324D"/>
             <w:tcMar>
-              <w:top w:w="70" w:type="dxa"/>
-              <w:start w:w="80" w:type="dxa"/>
-              <w:bottom w:w="70" w:type="dxa"/>
-              <w:end w:w="80" w:type="dxa"/>
+              <w:top w:w="90" w:type="dxa"/>
+              <w:start w:w="110" w:type="dxa"/>
+              <w:bottom w:w="90" w:type="dxa"/>
+              <w:end w:w="110" w:type="dxa"/>
             </w:tcMar>
-            <w:vAlign w:val="top"/>
-            <w:shd w:fill="17324D"/>
           </w:tcPr>
           <w:p>
             <w:r>
               <w:rPr>
-                <w:rFonts w:ascii="Noto Sans CJK KR" w:hAnsi="Noto Sans CJK KR"/>
                 <w:b/>
                 <w:color w:val="FFFFFF"/>
-                <w:sz w:val="17"/>
+                <w:sz w:val="16"/>
               </w:rPr>
-              <w:t>얻는 답</w:t>
+              <w:t>PDF</w:t>
             </w:r>
           </w:p>
         </w:tc>
         <w:tc>
           <w:tcPr>
-            <w:tcW w:type="dxa" w:w="2720"/>
+            <w:tcW w:type="dxa" w:w="4301"/>
+            <w:shd w:fill="17324D"/>
             <w:tcMar>
-              <w:top w:w="70" w:type="dxa"/>
-              <w:start w:w="80" w:type="dxa"/>
-              <w:bottom w:w="70" w:type="dxa"/>
-              <w:end w:w="80" w:type="dxa"/>
+              <w:top w:w="90" w:type="dxa"/>
+              <w:start w:w="110" w:type="dxa"/>
+              <w:bottom w:w="90" w:type="dxa"/>
+              <w:end w:w="110" w:type="dxa"/>
             </w:tcMar>
-            <w:vAlign w:val="top"/>
-            <w:shd w:fill="17324D"/>
           </w:tcPr>
           <w:p>
             <w:r>
               <w:rPr>
-                <w:rFonts w:ascii="Noto Sans CJK KR" w:hAnsi="Noto Sans CJK KR"/>
                 <w:b/>
                 <w:color w:val="FFFFFF"/>
-                <w:sz w:val="17"/>
+                <w:sz w:val="16"/>
               </w:rPr>
-              <w:t>다음 문서</w:t>
+              <w:t>핵심</w:t>
             </w:r>
           </w:p>
         </w:tc>
@@ -2238,15 +1494,14 @@
         </w:trPr>
         <w:tc>
           <w:tcPr>
-            <w:tcW w:type="dxa" w:w="2720"/>
+            <w:tcW w:type="dxa" w:w="1843"/>
             <w:tcMar>
-              <w:top w:w="70" w:type="dxa"/>
-              <w:start w:w="80" w:type="dxa"/>
-              <w:bottom w:w="70" w:type="dxa"/>
-              <w:end w:w="80" w:type="dxa"/>
+              <w:top w:w="80" w:type="dxa"/>
+              <w:start w:w="100" w:type="dxa"/>
+              <w:bottom w:w="80" w:type="dxa"/>
+              <w:end w:w="100" w:type="dxa"/>
             </w:tcMar>
-            <w:vAlign w:val="top"/>
-            <w:shd w:fill="F4F7FA"/>
+            <w:vAlign w:val="center"/>
           </w:tcPr>
           <w:p>
             <w:pPr>
@@ -2254,24 +1509,23 @@
             </w:pPr>
             <w:r>
               <w:rPr>
-                <w:rFonts w:ascii="Noto Sans CJK KR" w:hAnsi="Noto Sans CJK KR"/>
-                <w:color w:val="202124"/>
-                <w:sz w:val="17"/>
+                <w:rFonts w:ascii="Noto Sans KR" w:hAnsi="Noto Sans KR" w:eastAsia="Noto Sans KR"/>
+                <w:sz w:val="16"/>
               </w:rPr>
-              <w:t>처음 CPF 파악</w:t>
+              <w:t>Architecture</w:t>
             </w:r>
           </w:p>
         </w:tc>
         <w:tc>
           <w:tcPr>
-            <w:tcW w:type="dxa" w:w="2720"/>
+            <w:tcW w:type="dxa" w:w="3380"/>
             <w:tcMar>
-              <w:top w:w="70" w:type="dxa"/>
-              <w:start w:w="80" w:type="dxa"/>
-              <w:bottom w:w="70" w:type="dxa"/>
-              <w:end w:w="80" w:type="dxa"/>
+              <w:top w:w="80" w:type="dxa"/>
+              <w:start w:w="100" w:type="dxa"/>
+              <w:bottom w:w="80" w:type="dxa"/>
+              <w:end w:w="100" w:type="dxa"/>
             </w:tcMar>
-            <w:vAlign w:val="top"/>
+            <w:vAlign w:val="center"/>
           </w:tcPr>
           <w:p>
             <w:pPr>
@@ -2279,24 +1533,23 @@
             </w:pPr>
             <w:r>
               <w:rPr>
-                <w:rFonts w:ascii="Noto Sans CJK KR" w:hAnsi="Noto Sans CJK KR"/>
-                <w:color w:val="202124"/>
-                <w:sz w:val="17"/>
+                <w:rFonts w:ascii="Noto Sans KR" w:hAnsi="Noto Sans KR" w:eastAsia="Noto Sans KR"/>
+                <w:sz w:val="16"/>
               </w:rPr>
-              <w:t>README</w:t>
+              <w:t>아키텍처설계서.pdf</w:t>
             </w:r>
           </w:p>
         </w:tc>
         <w:tc>
           <w:tcPr>
-            <w:tcW w:type="dxa" w:w="2720"/>
+            <w:tcW w:type="dxa" w:w="4301"/>
             <w:tcMar>
-              <w:top w:w="70" w:type="dxa"/>
-              <w:start w:w="80" w:type="dxa"/>
-              <w:bottom w:w="70" w:type="dxa"/>
-              <w:end w:w="80" w:type="dxa"/>
+              <w:top w:w="80" w:type="dxa"/>
+              <w:start w:w="100" w:type="dxa"/>
+              <w:bottom w:w="80" w:type="dxa"/>
+              <w:end w:w="100" w:type="dxa"/>
             </w:tcMar>
-            <w:vAlign w:val="top"/>
+            <w:vAlign w:val="center"/>
           </w:tcPr>
           <w:p>
             <w:pPr>
@@ -2304,36 +1557,10 @@
             </w:pPr>
             <w:r>
               <w:rPr>
-                <w:rFonts w:ascii="Noto Sans CJK KR" w:hAnsi="Noto Sans CJK KR"/>
-                <w:color w:val="202124"/>
-                <w:sz w:val="17"/>
+                <w:rFonts w:ascii="Noto Sans KR" w:hAnsi="Noto Sans KR" w:eastAsia="Noto Sans KR"/>
+                <w:sz w:val="16"/>
               </w:rPr>
-              <w:t>제품 구조·가치</w:t>
-            </w:r>
-          </w:p>
-        </w:tc>
-        <w:tc>
-          <w:tcPr>
-            <w:tcW w:type="dxa" w:w="2720"/>
-            <w:tcMar>
-              <w:top w:w="70" w:type="dxa"/>
-              <w:start w:w="80" w:type="dxa"/>
-              <w:bottom w:w="70" w:type="dxa"/>
-              <w:end w:w="80" w:type="dxa"/>
-            </w:tcMar>
-            <w:vAlign w:val="top"/>
-          </w:tcPr>
-          <w:p>
-            <w:pPr>
-              <w:spacing w:after="0" w:line="252" w:lineRule="auto"/>
-            </w:pPr>
-            <w:r>
-              <w:rPr>
-                <w:rFonts w:ascii="Noto Sans CJK KR" w:hAnsi="Noto Sans CJK KR"/>
-                <w:color w:val="202124"/>
-                <w:sz w:val="17"/>
-              </w:rPr>
-              <w:t>아키텍처설계서</w:t>
+              <w:t>Owner/Dependency/Topology</w:t>
             </w:r>
           </w:p>
         </w:tc>
@@ -2344,15 +1571,15 @@
         </w:trPr>
         <w:tc>
           <w:tcPr>
-            <w:tcW w:type="dxa" w:w="2720"/>
+            <w:tcW w:type="dxa" w:w="1843"/>
             <w:tcMar>
-              <w:top w:w="70" w:type="dxa"/>
-              <w:start w:w="80" w:type="dxa"/>
-              <w:bottom w:w="70" w:type="dxa"/>
-              <w:end w:w="80" w:type="dxa"/>
+              <w:top w:w="80" w:type="dxa"/>
+              <w:start w:w="100" w:type="dxa"/>
+              <w:bottom w:w="80" w:type="dxa"/>
+              <w:end w:w="100" w:type="dxa"/>
             </w:tcMar>
-            <w:vAlign w:val="top"/>
-            <w:shd w:fill="F4F7FA"/>
+            <w:vAlign w:val="center"/>
+            <w:shd w:fill="F7FAFC"/>
           </w:tcPr>
           <w:p>
             <w:pPr>
@@ -2360,24 +1587,24 @@
             </w:pPr>
             <w:r>
               <w:rPr>
-                <w:rFonts w:ascii="Noto Sans CJK KR" w:hAnsi="Noto Sans CJK KR"/>
-                <w:color w:val="202124"/>
-                <w:sz w:val="17"/>
+                <w:rFonts w:ascii="Noto Sans KR" w:hAnsi="Noto Sans KR" w:eastAsia="Noto Sans KR"/>
+                <w:sz w:val="16"/>
               </w:rPr>
-              <w:t>업무 개발</w:t>
+              <w:t>기술 Stack/계약</w:t>
             </w:r>
           </w:p>
         </w:tc>
         <w:tc>
           <w:tcPr>
-            <w:tcW w:type="dxa" w:w="2720"/>
+            <w:tcW w:type="dxa" w:w="3380"/>
             <w:tcMar>
-              <w:top w:w="70" w:type="dxa"/>
-              <w:start w:w="80" w:type="dxa"/>
-              <w:bottom w:w="70" w:type="dxa"/>
-              <w:end w:w="80" w:type="dxa"/>
+              <w:top w:w="80" w:type="dxa"/>
+              <w:start w:w="100" w:type="dxa"/>
+              <w:bottom w:w="80" w:type="dxa"/>
+              <w:end w:w="100" w:type="dxa"/>
             </w:tcMar>
-            <w:vAlign w:val="top"/>
+            <w:vAlign w:val="center"/>
+            <w:shd w:fill="F7FAFC"/>
           </w:tcPr>
           <w:p>
             <w:pPr>
@@ -2385,24 +1612,24 @@
             </w:pPr>
             <w:r>
               <w:rPr>
-                <w:rFonts w:ascii="Noto Sans CJK KR" w:hAnsi="Noto Sans CJK KR"/>
-                <w:color w:val="202124"/>
-                <w:sz w:val="17"/>
+                <w:rFonts w:ascii="Noto Sans KR" w:hAnsi="Noto Sans KR" w:eastAsia="Noto Sans KR"/>
+                <w:sz w:val="16"/>
               </w:rPr>
-              <w:t>프레임워크 개발자 가이드</w:t>
+              <w:t>기술사양서.pdf</w:t>
             </w:r>
           </w:p>
         </w:tc>
         <w:tc>
           <w:tcPr>
-            <w:tcW w:type="dxa" w:w="2720"/>
+            <w:tcW w:type="dxa" w:w="4301"/>
             <w:tcMar>
-              <w:top w:w="70" w:type="dxa"/>
-              <w:start w:w="80" w:type="dxa"/>
-              <w:bottom w:w="70" w:type="dxa"/>
-              <w:end w:w="80" w:type="dxa"/>
+              <w:top w:w="80" w:type="dxa"/>
+              <w:start w:w="100" w:type="dxa"/>
+              <w:bottom w:w="80" w:type="dxa"/>
+              <w:end w:w="100" w:type="dxa"/>
             </w:tcMar>
-            <w:vAlign w:val="top"/>
+            <w:vAlign w:val="center"/>
+            <w:shd w:fill="F7FAFC"/>
           </w:tcPr>
           <w:p>
             <w:pPr>
@@ -2410,36 +1637,10 @@
             </w:pPr>
             <w:r>
               <w:rPr>
-                <w:rFonts w:ascii="Noto Sans CJK KR" w:hAnsi="Noto Sans CJK KR"/>
-                <w:color w:val="202124"/>
-                <w:sz w:val="17"/>
+                <w:rFonts w:ascii="Noto Sans KR" w:hAnsi="Noto Sans KR" w:eastAsia="Noto Sans KR"/>
+                <w:sz w:val="16"/>
               </w:rPr>
-              <w:t>기능/API 선택</w:t>
-            </w:r>
-          </w:p>
-        </w:tc>
-        <w:tc>
-          <w:tcPr>
-            <w:tcW w:type="dxa" w:w="2720"/>
-            <w:tcMar>
-              <w:top w:w="70" w:type="dxa"/>
-              <w:start w:w="80" w:type="dxa"/>
-              <w:bottom w:w="70" w:type="dxa"/>
-              <w:end w:w="80" w:type="dxa"/>
-            </w:tcMar>
-            <w:vAlign w:val="top"/>
-          </w:tcPr>
-          <w:p>
-            <w:pPr>
-              <w:spacing w:after="0" w:line="252" w:lineRule="auto"/>
-            </w:pPr>
-            <w:r>
-              <w:rPr>
-                <w:rFonts w:ascii="Noto Sans CJK KR" w:hAnsi="Noto Sans CJK KR"/>
-                <w:color w:val="202124"/>
-                <w:sz w:val="17"/>
-              </w:rPr>
-              <w:t>Specification</w:t>
+              <w:t>기술 구성/Public surface</w:t>
             </w:r>
           </w:p>
         </w:tc>
@@ -2450,15 +1651,14 @@
         </w:trPr>
         <w:tc>
           <w:tcPr>
-            <w:tcW w:type="dxa" w:w="2720"/>
+            <w:tcW w:type="dxa" w:w="1843"/>
             <w:tcMar>
-              <w:top w:w="70" w:type="dxa"/>
-              <w:start w:w="80" w:type="dxa"/>
-              <w:bottom w:w="70" w:type="dxa"/>
-              <w:end w:w="80" w:type="dxa"/>
+              <w:top w:w="80" w:type="dxa"/>
+              <w:start w:w="100" w:type="dxa"/>
+              <w:bottom w:w="80" w:type="dxa"/>
+              <w:end w:w="100" w:type="dxa"/>
             </w:tcMar>
-            <w:vAlign w:val="top"/>
-            <w:shd w:fill="F4F7FA"/>
+            <w:vAlign w:val="center"/>
           </w:tcPr>
           <w:p>
             <w:pPr>
@@ -2466,24 +1666,23 @@
             </w:pPr>
             <w:r>
               <w:rPr>
-                <w:rFonts w:ascii="Noto Sans CJK KR" w:hAnsi="Noto Sans CJK KR"/>
-                <w:color w:val="202124"/>
-                <w:sz w:val="17"/>
+                <w:rFonts w:ascii="Noto Sans KR" w:hAnsi="Noto Sans KR" w:eastAsia="Noto Sans KR"/>
+                <w:sz w:val="16"/>
               </w:rPr>
-              <w:t>Batch 개발</w:t>
+              <w:t>개발 규칙</w:t>
             </w:r>
           </w:p>
         </w:tc>
         <w:tc>
           <w:tcPr>
-            <w:tcW w:type="dxa" w:w="2720"/>
+            <w:tcW w:type="dxa" w:w="3380"/>
             <w:tcMar>
-              <w:top w:w="70" w:type="dxa"/>
-              <w:start w:w="80" w:type="dxa"/>
-              <w:bottom w:w="70" w:type="dxa"/>
-              <w:end w:w="80" w:type="dxa"/>
+              <w:top w:w="80" w:type="dxa"/>
+              <w:start w:w="100" w:type="dxa"/>
+              <w:bottom w:w="80" w:type="dxa"/>
+              <w:end w:w="100" w:type="dxa"/>
             </w:tcMar>
-            <w:vAlign w:val="top"/>
+            <w:vAlign w:val="center"/>
           </w:tcPr>
           <w:p>
             <w:pPr>
@@ -2491,24 +1690,23 @@
             </w:pPr>
             <w:r>
               <w:rPr>
-                <w:rFonts w:ascii="Noto Sans CJK KR" w:hAnsi="Noto Sans CJK KR"/>
-                <w:color w:val="202124"/>
-                <w:sz w:val="17"/>
+                <w:rFonts w:ascii="Noto Sans KR" w:hAnsi="Noto Sans KR" w:eastAsia="Noto Sans KR"/>
+                <w:sz w:val="16"/>
               </w:rPr>
-              <w:t>배치 개발자 가이드</w:t>
+              <w:t>기술표준서.pdf</w:t>
             </w:r>
           </w:p>
         </w:tc>
         <w:tc>
           <w:tcPr>
-            <w:tcW w:type="dxa" w:w="2720"/>
+            <w:tcW w:type="dxa" w:w="4301"/>
             <w:tcMar>
-              <w:top w:w="70" w:type="dxa"/>
-              <w:start w:w="80" w:type="dxa"/>
-              <w:bottom w:w="70" w:type="dxa"/>
-              <w:end w:w="80" w:type="dxa"/>
+              <w:top w:w="80" w:type="dxa"/>
+              <w:start w:w="100" w:type="dxa"/>
+              <w:bottom w:w="80" w:type="dxa"/>
+              <w:end w:w="100" w:type="dxa"/>
             </w:tcMar>
-            <w:vAlign w:val="top"/>
+            <w:vAlign w:val="center"/>
           </w:tcPr>
           <w:p>
             <w:pPr>
@@ -2516,36 +1714,10 @@
             </w:pPr>
             <w:r>
               <w:rPr>
-                <w:rFonts w:ascii="Noto Sans CJK KR" w:hAnsi="Noto Sans CJK KR"/>
-                <w:color w:val="202124"/>
-                <w:sz w:val="17"/>
+                <w:rFonts w:ascii="Noto Sans KR" w:hAnsi="Noto Sans KR" w:eastAsia="Noto Sans KR"/>
+                <w:sz w:val="16"/>
               </w:rPr>
-              <w:t>실행·복구 계약</w:t>
-            </w:r>
-          </w:p>
-        </w:tc>
-        <w:tc>
-          <w:tcPr>
-            <w:tcW w:type="dxa" w:w="2720"/>
-            <w:tcMar>
-              <w:top w:w="70" w:type="dxa"/>
-              <w:start w:w="80" w:type="dxa"/>
-              <w:bottom w:w="70" w:type="dxa"/>
-              <w:end w:w="80" w:type="dxa"/>
-            </w:tcMar>
-            <w:vAlign w:val="top"/>
-          </w:tcPr>
-          <w:p>
-            <w:pPr>
-              <w:spacing w:after="0" w:line="252" w:lineRule="auto"/>
-            </w:pPr>
-            <w:r>
-              <w:rPr>
-                <w:rFonts w:ascii="Noto Sans CJK KR" w:hAnsi="Noto Sans CJK KR"/>
-                <w:color w:val="202124"/>
-                <w:sz w:val="17"/>
-              </w:rPr>
-              <w:t>배치 운영 가이드</w:t>
+              <w:t>MUST/MUST NOT</w:t>
             </w:r>
           </w:p>
         </w:tc>
@@ -2556,15 +1728,15 @@
         </w:trPr>
         <w:tc>
           <w:tcPr>
-            <w:tcW w:type="dxa" w:w="2720"/>
+            <w:tcW w:type="dxa" w:w="1843"/>
             <w:tcMar>
-              <w:top w:w="70" w:type="dxa"/>
-              <w:start w:w="80" w:type="dxa"/>
-              <w:bottom w:w="70" w:type="dxa"/>
-              <w:end w:w="80" w:type="dxa"/>
+              <w:top w:w="80" w:type="dxa"/>
+              <w:start w:w="100" w:type="dxa"/>
+              <w:bottom w:w="80" w:type="dxa"/>
+              <w:end w:w="100" w:type="dxa"/>
             </w:tcMar>
-            <w:vAlign w:val="top"/>
-            <w:shd w:fill="F4F7FA"/>
+            <w:vAlign w:val="center"/>
+            <w:shd w:fill="F7FAFC"/>
           </w:tcPr>
           <w:p>
             <w:pPr>
@@ -2572,24 +1744,24 @@
             </w:pPr>
             <w:r>
               <w:rPr>
-                <w:rFonts w:ascii="Noto Sans CJK KR" w:hAnsi="Noto Sans CJK KR"/>
-                <w:color w:val="202124"/>
-                <w:sz w:val="17"/>
+                <w:rFonts w:ascii="Noto Sans KR" w:hAnsi="Noto Sans KR" w:eastAsia="Noto Sans KR"/>
+                <w:sz w:val="16"/>
               </w:rPr>
-              <w:t>운영 장애</w:t>
+              <w:t>DB</w:t>
             </w:r>
           </w:p>
         </w:tc>
         <w:tc>
           <w:tcPr>
-            <w:tcW w:type="dxa" w:w="2720"/>
+            <w:tcW w:type="dxa" w:w="3380"/>
             <w:tcMar>
-              <w:top w:w="70" w:type="dxa"/>
-              <w:start w:w="80" w:type="dxa"/>
-              <w:bottom w:w="70" w:type="dxa"/>
-              <w:end w:w="80" w:type="dxa"/>
+              <w:top w:w="80" w:type="dxa"/>
+              <w:start w:w="100" w:type="dxa"/>
+              <w:bottom w:w="80" w:type="dxa"/>
+              <w:end w:w="100" w:type="dxa"/>
             </w:tcMar>
-            <w:vAlign w:val="top"/>
+            <w:vAlign w:val="center"/>
+            <w:shd w:fill="F7FAFC"/>
           </w:tcPr>
           <w:p>
             <w:pPr>
@@ -2597,24 +1769,24 @@
             </w:pPr>
             <w:r>
               <w:rPr>
-                <w:rFonts w:ascii="Noto Sans CJK KR" w:hAnsi="Noto Sans CJK KR"/>
-                <w:color w:val="202124"/>
-                <w:sz w:val="17"/>
+                <w:rFonts w:ascii="Noto Sans KR" w:hAnsi="Noto Sans KR" w:eastAsia="Noto Sans KR"/>
+                <w:sz w:val="16"/>
               </w:rPr>
-              <w:t>운영자 매뉴얼</w:t>
+              <w:t>데이터베이스표준서.pdf</w:t>
             </w:r>
           </w:p>
         </w:tc>
         <w:tc>
           <w:tcPr>
-            <w:tcW w:type="dxa" w:w="2720"/>
+            <w:tcW w:type="dxa" w:w="4301"/>
             <w:tcMar>
-              <w:top w:w="70" w:type="dxa"/>
-              <w:start w:w="80" w:type="dxa"/>
-              <w:bottom w:w="70" w:type="dxa"/>
-              <w:end w:w="80" w:type="dxa"/>
+              <w:top w:w="80" w:type="dxa"/>
+              <w:start w:w="100" w:type="dxa"/>
+              <w:bottom w:w="80" w:type="dxa"/>
+              <w:end w:w="100" w:type="dxa"/>
             </w:tcMar>
-            <w:vAlign w:val="top"/>
+            <w:vAlign w:val="center"/>
+            <w:shd w:fill="F7FAFC"/>
           </w:tcPr>
           <w:p>
             <w:pPr>
@@ -2622,36 +1794,10 @@
             </w:pPr>
             <w:r>
               <w:rPr>
-                <w:rFonts w:ascii="Noto Sans CJK KR" w:hAnsi="Noto Sans CJK KR"/>
-                <w:color w:val="202124"/>
-                <w:sz w:val="17"/>
+                <w:rFonts w:ascii="Noto Sans KR" w:hAnsi="Noto Sans KR" w:eastAsia="Noto Sans KR"/>
+                <w:sz w:val="16"/>
               </w:rPr>
-              <w:t>판단·조치·Audit</w:t>
-            </w:r>
-          </w:p>
-        </w:tc>
-        <w:tc>
-          <w:tcPr>
-            <w:tcW w:type="dxa" w:w="2720"/>
-            <w:tcMar>
-              <w:top w:w="70" w:type="dxa"/>
-              <w:start w:w="80" w:type="dxa"/>
-              <w:bottom w:w="70" w:type="dxa"/>
-              <w:end w:w="80" w:type="dxa"/>
-            </w:tcMar>
-            <w:vAlign w:val="top"/>
-          </w:tcPr>
-          <w:p>
-            <w:pPr>
-              <w:spacing w:after="0" w:line="252" w:lineRule="auto"/>
-            </w:pPr>
-            <w:r>
-              <w:rPr>
-                <w:rFonts w:ascii="Noto Sans CJK KR" w:hAnsi="Noto Sans CJK KR"/>
-                <w:color w:val="202124"/>
-                <w:sz w:val="17"/>
-              </w:rPr>
-              <w:t>관련 기술 명세</w:t>
+              <w:t>DB3/Lifecycle/Recovery</w:t>
             </w:r>
           </w:p>
         </w:tc>
@@ -2662,15 +1808,14 @@
         </w:trPr>
         <w:tc>
           <w:tcPr>
-            <w:tcW w:type="dxa" w:w="2720"/>
+            <w:tcW w:type="dxa" w:w="1843"/>
             <w:tcMar>
-              <w:top w:w="70" w:type="dxa"/>
-              <w:start w:w="80" w:type="dxa"/>
-              <w:bottom w:w="70" w:type="dxa"/>
-              <w:end w:w="80" w:type="dxa"/>
+              <w:top w:w="80" w:type="dxa"/>
+              <w:start w:w="100" w:type="dxa"/>
+              <w:bottom w:w="80" w:type="dxa"/>
+              <w:end w:w="100" w:type="dxa"/>
             </w:tcMar>
-            <w:vAlign w:val="top"/>
-            <w:shd w:fill="F4F7FA"/>
+            <w:vAlign w:val="center"/>
           </w:tcPr>
           <w:p>
             <w:pPr>
@@ -2678,24 +1823,23 @@
             </w:pPr>
             <w:r>
               <w:rPr>
-                <w:rFonts w:ascii="Noto Sans CJK KR" w:hAnsi="Noto Sans CJK KR"/>
-                <w:color w:val="202124"/>
-                <w:sz w:val="17"/>
+                <w:rFonts w:ascii="Noto Sans KR" w:hAnsi="Noto Sans KR" w:eastAsia="Noto Sans KR"/>
+                <w:sz w:val="16"/>
               </w:rPr>
-              <w:t>구현 Review</w:t>
+              <w:t>전체 목록</w:t>
             </w:r>
           </w:p>
         </w:tc>
         <w:tc>
           <w:tcPr>
-            <w:tcW w:type="dxa" w:w="2720"/>
+            <w:tcW w:type="dxa" w:w="3380"/>
             <w:tcMar>
-              <w:top w:w="70" w:type="dxa"/>
-              <w:start w:w="80" w:type="dxa"/>
-              <w:bottom w:w="70" w:type="dxa"/>
-              <w:end w:w="80" w:type="dxa"/>
+              <w:top w:w="80" w:type="dxa"/>
+              <w:start w:w="100" w:type="dxa"/>
+              <w:bottom w:w="80" w:type="dxa"/>
+              <w:end w:w="100" w:type="dxa"/>
             </w:tcMar>
-            <w:vAlign w:val="top"/>
+            <w:vAlign w:val="center"/>
           </w:tcPr>
           <w:p>
             <w:pPr>
@@ -2703,24 +1847,23 @@
             </w:pPr>
             <w:r>
               <w:rPr>
-                <w:rFonts w:ascii="Noto Sans CJK KR" w:hAnsi="Noto Sans CJK KR"/>
-                <w:color w:val="202124"/>
-                <w:sz w:val="17"/>
+                <w:rFonts w:ascii="Noto Sans KR" w:hAnsi="Noto Sans KR" w:eastAsia="Noto Sans KR"/>
+                <w:sz w:val="16"/>
               </w:rPr>
-              <w:t>기술표준서</w:t>
+              <w:t>산출물목록.pdf</w:t>
             </w:r>
           </w:p>
         </w:tc>
         <w:tc>
           <w:tcPr>
-            <w:tcW w:type="dxa" w:w="2720"/>
+            <w:tcW w:type="dxa" w:w="4301"/>
             <w:tcMar>
-              <w:top w:w="70" w:type="dxa"/>
-              <w:start w:w="80" w:type="dxa"/>
-              <w:bottom w:w="70" w:type="dxa"/>
-              <w:end w:w="80" w:type="dxa"/>
+              <w:top w:w="80" w:type="dxa"/>
+              <w:start w:w="100" w:type="dxa"/>
+              <w:bottom w:w="80" w:type="dxa"/>
+              <w:end w:w="100" w:type="dxa"/>
             </w:tcMar>
-            <w:vAlign w:val="top"/>
+            <w:vAlign w:val="center"/>
           </w:tcPr>
           <w:p>
             <w:pPr>
@@ -2728,816 +1871,85 @@
             </w:pPr>
             <w:r>
               <w:rPr>
-                <w:rFonts w:ascii="Noto Sans CJK KR" w:hAnsi="Noto Sans CJK KR"/>
-                <w:color w:val="202124"/>
-                <w:sz w:val="17"/>
+                <w:rFonts w:ascii="Noto Sans KR" w:hAnsi="Noto Sans KR" w:eastAsia="Noto Sans KR"/>
+                <w:sz w:val="16"/>
               </w:rPr>
-              <w:t>필수·금지 규칙</w:t>
+              <w:t>역할별 진입점</w:t>
+            </w:r>
+          </w:p>
+        </w:tc>
+      </w:tr>
+    </w:tbl>
+    <w:tbl>
+      <w:tblPr>
+        <w:tblW w:type="auto" w:w="0"/>
+        <w:jc w:val="left"/>
+        <w:tblLayout w:type="fixed"/>
+        <w:tblLook w:firstColumn="1" w:firstRow="1" w:lastColumn="0" w:lastRow="0" w:noHBand="0" w:noVBand="1" w:val="04A0"/>
+      </w:tblPr>
+      <w:tblGrid>
+        <w:gridCol w:w="4933"/>
+        <w:gridCol w:w="4933"/>
+      </w:tblGrid>
+      <w:tr>
+        <w:trPr>
+          <w:tblHeader w:val="true"/>
+        </w:trPr>
+        <w:tc>
+          <w:tcPr>
+            <w:tcW w:type="dxa" w:w="1701"/>
+            <w:shd w:fill="17324D"/>
+            <w:tcMar>
+              <w:top w:w="90" w:type="dxa"/>
+              <w:start w:w="120" w:type="dxa"/>
+              <w:bottom w:w="90" w:type="dxa"/>
+              <w:end w:w="120" w:type="dxa"/>
+            </w:tcMar>
+          </w:tcPr>
+          <w:p>
+            <w:r>
+              <w:rPr>
+                <w:b/>
+                <w:color w:val="FFFFFF"/>
+                <w:sz w:val="16"/>
+              </w:rPr>
+              <w:t>Navigation</w:t>
             </w:r>
           </w:p>
         </w:tc>
         <w:tc>
           <w:tcPr>
-            <w:tcW w:type="dxa" w:w="2720"/>
+            <w:tcW w:type="dxa" w:w="7371"/>
+            <w:shd w:fill="EDF6FF"/>
             <w:tcMar>
-              <w:top w:w="70" w:type="dxa"/>
-              <w:start w:w="80" w:type="dxa"/>
-              <w:bottom w:w="70" w:type="dxa"/>
-              <w:end w:w="80" w:type="dxa"/>
+              <w:top w:w="90" w:type="dxa"/>
+              <w:start w:w="120" w:type="dxa"/>
+              <w:bottom w:w="90" w:type="dxa"/>
+              <w:end w:w="120" w:type="dxa"/>
             </w:tcMar>
-            <w:vAlign w:val="top"/>
           </w:tcPr>
           <w:p>
-            <w:pPr>
-              <w:spacing w:after="0" w:line="252" w:lineRule="auto"/>
-            </w:pPr>
             <w:r>
-              <w:rPr>
-                <w:rFonts w:ascii="Noto Sans CJK KR" w:hAnsi="Noto Sans CJK KR"/>
-                <w:color w:val="202124"/>
-                <w:sz w:val="17"/>
-              </w:rPr>
-              <w:t>기술사양서</w:t>
+              <w:t>일반 사용자 탐색 링크는 PDF만 제공합니다. DOCX는 편집/납품용으로 최종 ZIP에 포함하지만 사용자 바로 열기 링크로 노출하지 않습니다.</w:t>
             </w:r>
           </w:p>
         </w:tc>
       </w:tr>
     </w:tbl>
-    <w:p/>
     <w:p>
       <w:pPr>
-        <w:pStyle w:val="SourceRail"/>
+        <w:pStyle w:val="CPFCaption"/>
+        <w:spacing w:before="160"/>
       </w:pPr>
       <w:r>
-        <w:t>Source 길찾기 cpf-docs/governance/documentation-harness/scope.json</w:t>
-      </w:r>
-    </w:p>
-    <w:p>
-      <w:pPr>
-        <w:pStyle w:val="Heading1"/>
-        <w:keepNext/>
-        <w:keepLines/>
-        <w:widowControl/>
-      </w:pPr>
-      <w:r>
-        <w:t>4. 갱신 조건과 Source 영향</w:t>
-      </w:r>
-    </w:p>
-    <w:p>
-      <w:pPr>
-        <w:pStyle w:val="BodyRail"/>
-      </w:pPr>
-      <w:r>
-        <w:t>언제 갱신하는가 · Source 변경과 문서 영향 · 정본 우선순위을 중심으로 독자가 먼저 볼 문서와 다음 문서를 연결합니다.</w:t>
-      </w:r>
-    </w:p>
-    <w:p>
-      <w:pPr>
-        <w:pStyle w:val="Heading2"/>
-        <w:keepNext/>
-        <w:keepLines/>
-        <w:widowControl/>
-      </w:pPr>
-      <w:r>
-        <w:t>4.1 언제 갱신하는가</w:t>
-      </w:r>
-    </w:p>
-    <w:p>
-      <w:pPr>
-        <w:pStyle w:val="BodyRail"/>
-      </w:pPr>
-      <w:r>
-        <w:t>Public Contract, Architecture Boundary, CLI/DB Lifecycle, 공식 지원 기준이 바뀌면 영향을 받는 공식 문서를 같은 기준 Source로 갱신합니다.</w:t>
-      </w:r>
-    </w:p>
-    <w:p>
-      <w:pPr>
-        <w:pStyle w:val="Heading2"/>
-        <w:keepNext/>
-        <w:keepLines/>
-        <w:widowControl/>
-      </w:pPr>
-      <w:r>
-        <w:t>4.2 Source 변경과 문서 영향</w:t>
-      </w:r>
-    </w:p>
-    <w:p>
-      <w:pPr>
-        <w:pStyle w:val="BodyRail"/>
-      </w:pPr>
-      <w:r>
-        <w:t>Source 변경은 Capability·Owner·API·CLI·DB·Generator 영향에 따라 관련 DOCX와 PDF Companion을 함께 현행화합니다.</w:t>
-      </w:r>
-    </w:p>
-    <w:p>
-      <w:pPr>
-        <w:pStyle w:val="Heading2"/>
-        <w:keepNext/>
-        <w:keepLines/>
-        <w:widowControl/>
-      </w:pPr>
-      <w:r>
-        <w:t>4.3 정본 우선순위</w:t>
-      </w:r>
-    </w:p>
-    <w:p>
-      <w:pPr>
-        <w:pStyle w:val="BodyRail"/>
-      </w:pPr>
-      <w:r>
-        <w:t>Canonical Requirement와 최신 Source를 기능·계약 정본으로 사용하고 Harness는 문서 구조·표현·검수 방식을 규정합니다.</w:t>
-      </w:r>
-    </w:p>
-    <w:p>
-      <w:pPr>
-        <w:pStyle w:val="BodyRail"/>
-      </w:pPr>
-      <w:r>
-        <w:t>기능·계약은 Canonical Requirement/Source, 문서 구성·QA는 Harness를 우선하는 기준을 확인합니다.</w:t>
-      </w:r>
-    </w:p>
-    <w:p>
-      <w:pPr>
-        <w:pStyle w:val="TableTitle"/>
-        <w:keepNext/>
-        <w:keepLines/>
-        <w:widowControl/>
-      </w:pPr>
-      <w:r>
-        <w:t>표 4-1. 상황 / 먼저 볼 문서 / 얻는 답 / 다음 문서</w:t>
-      </w:r>
-    </w:p>
-    <w:p>
-      <w:pPr>
-        <w:pStyle w:val="TablePurpose"/>
-        <w:keepNext/>
-        <w:keepLines/>
-        <w:widowControl/>
-      </w:pPr>
-      <w:r>
-        <w:t>비교·선택·확인에 필요한 항목만 압축해 정리합니다.</w:t>
-      </w:r>
-    </w:p>
-    <w:tbl>
-      <w:tblPr>
-        <w:tblW w:type="auto" w:w="0"/>
-        <w:jc w:val="left"/>
-        <w:tblLayout w:type="autofit"/>
-        <w:tblLook w:firstColumn="1" w:firstRow="1" w:lastColumn="0" w:lastRow="0" w:noHBand="0" w:noVBand="1" w:val="04A0"/>
-      </w:tblPr>
-      <w:tblGrid>
-        <w:gridCol w:w="2720"/>
-        <w:gridCol w:w="2720"/>
-        <w:gridCol w:w="2720"/>
-        <w:gridCol w:w="2720"/>
-      </w:tblGrid>
-      <w:tr>
-        <w:trPr>
-          <w:cantSplit/>
-          <w:tblHeader w:val="true"/>
-        </w:trPr>
-        <w:tc>
-          <w:tcPr>
-            <w:tcW w:type="dxa" w:w="2720"/>
-            <w:tcMar>
-              <w:top w:w="70" w:type="dxa"/>
-              <w:start w:w="80" w:type="dxa"/>
-              <w:bottom w:w="70" w:type="dxa"/>
-              <w:end w:w="80" w:type="dxa"/>
-            </w:tcMar>
-            <w:vAlign w:val="top"/>
-            <w:shd w:fill="17324D"/>
-          </w:tcPr>
-          <w:p>
-            <w:r>
-              <w:rPr>
-                <w:rFonts w:ascii="Noto Sans CJK KR" w:hAnsi="Noto Sans CJK KR"/>
-                <w:b/>
-                <w:color w:val="FFFFFF"/>
-                <w:sz w:val="17"/>
-              </w:rPr>
-              <w:t>상황</w:t>
-            </w:r>
-          </w:p>
-        </w:tc>
-        <w:tc>
-          <w:tcPr>
-            <w:tcW w:type="dxa" w:w="2720"/>
-            <w:tcMar>
-              <w:top w:w="70" w:type="dxa"/>
-              <w:start w:w="80" w:type="dxa"/>
-              <w:bottom w:w="70" w:type="dxa"/>
-              <w:end w:w="80" w:type="dxa"/>
-            </w:tcMar>
-            <w:vAlign w:val="top"/>
-            <w:shd w:fill="17324D"/>
-          </w:tcPr>
-          <w:p>
-            <w:r>
-              <w:rPr>
-                <w:rFonts w:ascii="Noto Sans CJK KR" w:hAnsi="Noto Sans CJK KR"/>
-                <w:b/>
-                <w:color w:val="FFFFFF"/>
-                <w:sz w:val="17"/>
-              </w:rPr>
-              <w:t>먼저 볼 문서</w:t>
-            </w:r>
-          </w:p>
-        </w:tc>
-        <w:tc>
-          <w:tcPr>
-            <w:tcW w:type="dxa" w:w="2720"/>
-            <w:tcMar>
-              <w:top w:w="70" w:type="dxa"/>
-              <w:start w:w="80" w:type="dxa"/>
-              <w:bottom w:w="70" w:type="dxa"/>
-              <w:end w:w="80" w:type="dxa"/>
-            </w:tcMar>
-            <w:vAlign w:val="top"/>
-            <w:shd w:fill="17324D"/>
-          </w:tcPr>
-          <w:p>
-            <w:r>
-              <w:rPr>
-                <w:rFonts w:ascii="Noto Sans CJK KR" w:hAnsi="Noto Sans CJK KR"/>
-                <w:b/>
-                <w:color w:val="FFFFFF"/>
-                <w:sz w:val="17"/>
-              </w:rPr>
-              <w:t>얻는 답</w:t>
-            </w:r>
-          </w:p>
-        </w:tc>
-        <w:tc>
-          <w:tcPr>
-            <w:tcW w:type="dxa" w:w="2720"/>
-            <w:tcMar>
-              <w:top w:w="70" w:type="dxa"/>
-              <w:start w:w="80" w:type="dxa"/>
-              <w:bottom w:w="70" w:type="dxa"/>
-              <w:end w:w="80" w:type="dxa"/>
-            </w:tcMar>
-            <w:vAlign w:val="top"/>
-            <w:shd w:fill="17324D"/>
-          </w:tcPr>
-          <w:p>
-            <w:r>
-              <w:rPr>
-                <w:rFonts w:ascii="Noto Sans CJK KR" w:hAnsi="Noto Sans CJK KR"/>
-                <w:b/>
-                <w:color w:val="FFFFFF"/>
-                <w:sz w:val="17"/>
-              </w:rPr>
-              <w:t>다음 문서</w:t>
-            </w:r>
-          </w:p>
-        </w:tc>
-      </w:tr>
-      <w:tr>
-        <w:trPr>
-          <w:cantSplit/>
-        </w:trPr>
-        <w:tc>
-          <w:tcPr>
-            <w:tcW w:type="dxa" w:w="2720"/>
-            <w:tcMar>
-              <w:top w:w="70" w:type="dxa"/>
-              <w:start w:w="80" w:type="dxa"/>
-              <w:bottom w:w="70" w:type="dxa"/>
-              <w:end w:w="80" w:type="dxa"/>
-            </w:tcMar>
-            <w:vAlign w:val="top"/>
-            <w:shd w:fill="F4F7FA"/>
-          </w:tcPr>
-          <w:p>
-            <w:pPr>
-              <w:spacing w:after="0" w:line="252" w:lineRule="auto"/>
-            </w:pPr>
-            <w:r>
-              <w:rPr>
-                <w:rFonts w:ascii="Noto Sans CJK KR" w:hAnsi="Noto Sans CJK KR"/>
-                <w:color w:val="202124"/>
-                <w:sz w:val="17"/>
-              </w:rPr>
-              <w:t>처음 CPF 파악</w:t>
-            </w:r>
-          </w:p>
-        </w:tc>
-        <w:tc>
-          <w:tcPr>
-            <w:tcW w:type="dxa" w:w="2720"/>
-            <w:tcMar>
-              <w:top w:w="70" w:type="dxa"/>
-              <w:start w:w="80" w:type="dxa"/>
-              <w:bottom w:w="70" w:type="dxa"/>
-              <w:end w:w="80" w:type="dxa"/>
-            </w:tcMar>
-            <w:vAlign w:val="top"/>
-          </w:tcPr>
-          <w:p>
-            <w:pPr>
-              <w:spacing w:after="0" w:line="252" w:lineRule="auto"/>
-            </w:pPr>
-            <w:r>
-              <w:rPr>
-                <w:rFonts w:ascii="Noto Sans CJK KR" w:hAnsi="Noto Sans CJK KR"/>
-                <w:color w:val="202124"/>
-                <w:sz w:val="17"/>
-              </w:rPr>
-              <w:t>README</w:t>
-            </w:r>
-          </w:p>
-        </w:tc>
-        <w:tc>
-          <w:tcPr>
-            <w:tcW w:type="dxa" w:w="2720"/>
-            <w:tcMar>
-              <w:top w:w="70" w:type="dxa"/>
-              <w:start w:w="80" w:type="dxa"/>
-              <w:bottom w:w="70" w:type="dxa"/>
-              <w:end w:w="80" w:type="dxa"/>
-            </w:tcMar>
-            <w:vAlign w:val="top"/>
-          </w:tcPr>
-          <w:p>
-            <w:pPr>
-              <w:spacing w:after="0" w:line="252" w:lineRule="auto"/>
-            </w:pPr>
-            <w:r>
-              <w:rPr>
-                <w:rFonts w:ascii="Noto Sans CJK KR" w:hAnsi="Noto Sans CJK KR"/>
-                <w:color w:val="202124"/>
-                <w:sz w:val="17"/>
-              </w:rPr>
-              <w:t>제품 구조·가치</w:t>
-            </w:r>
-          </w:p>
-        </w:tc>
-        <w:tc>
-          <w:tcPr>
-            <w:tcW w:type="dxa" w:w="2720"/>
-            <w:tcMar>
-              <w:top w:w="70" w:type="dxa"/>
-              <w:start w:w="80" w:type="dxa"/>
-              <w:bottom w:w="70" w:type="dxa"/>
-              <w:end w:w="80" w:type="dxa"/>
-            </w:tcMar>
-            <w:vAlign w:val="top"/>
-          </w:tcPr>
-          <w:p>
-            <w:pPr>
-              <w:spacing w:after="0" w:line="252" w:lineRule="auto"/>
-            </w:pPr>
-            <w:r>
-              <w:rPr>
-                <w:rFonts w:ascii="Noto Sans CJK KR" w:hAnsi="Noto Sans CJK KR"/>
-                <w:color w:val="202124"/>
-                <w:sz w:val="17"/>
-              </w:rPr>
-              <w:t>아키텍처설계서</w:t>
-            </w:r>
-          </w:p>
-        </w:tc>
-      </w:tr>
-      <w:tr>
-        <w:trPr>
-          <w:cantSplit/>
-        </w:trPr>
-        <w:tc>
-          <w:tcPr>
-            <w:tcW w:type="dxa" w:w="2720"/>
-            <w:tcMar>
-              <w:top w:w="70" w:type="dxa"/>
-              <w:start w:w="80" w:type="dxa"/>
-              <w:bottom w:w="70" w:type="dxa"/>
-              <w:end w:w="80" w:type="dxa"/>
-            </w:tcMar>
-            <w:vAlign w:val="top"/>
-            <w:shd w:fill="F4F7FA"/>
-          </w:tcPr>
-          <w:p>
-            <w:pPr>
-              <w:spacing w:after="0" w:line="252" w:lineRule="auto"/>
-            </w:pPr>
-            <w:r>
-              <w:rPr>
-                <w:rFonts w:ascii="Noto Sans CJK KR" w:hAnsi="Noto Sans CJK KR"/>
-                <w:color w:val="202124"/>
-                <w:sz w:val="17"/>
-              </w:rPr>
-              <w:t>업무 개발</w:t>
-            </w:r>
-          </w:p>
-        </w:tc>
-        <w:tc>
-          <w:tcPr>
-            <w:tcW w:type="dxa" w:w="2720"/>
-            <w:tcMar>
-              <w:top w:w="70" w:type="dxa"/>
-              <w:start w:w="80" w:type="dxa"/>
-              <w:bottom w:w="70" w:type="dxa"/>
-              <w:end w:w="80" w:type="dxa"/>
-            </w:tcMar>
-            <w:vAlign w:val="top"/>
-          </w:tcPr>
-          <w:p>
-            <w:pPr>
-              <w:spacing w:after="0" w:line="252" w:lineRule="auto"/>
-            </w:pPr>
-            <w:r>
-              <w:rPr>
-                <w:rFonts w:ascii="Noto Sans CJK KR" w:hAnsi="Noto Sans CJK KR"/>
-                <w:color w:val="202124"/>
-                <w:sz w:val="17"/>
-              </w:rPr>
-              <w:t>프레임워크 개발자 가이드</w:t>
-            </w:r>
-          </w:p>
-        </w:tc>
-        <w:tc>
-          <w:tcPr>
-            <w:tcW w:type="dxa" w:w="2720"/>
-            <w:tcMar>
-              <w:top w:w="70" w:type="dxa"/>
-              <w:start w:w="80" w:type="dxa"/>
-              <w:bottom w:w="70" w:type="dxa"/>
-              <w:end w:w="80" w:type="dxa"/>
-            </w:tcMar>
-            <w:vAlign w:val="top"/>
-          </w:tcPr>
-          <w:p>
-            <w:pPr>
-              <w:spacing w:after="0" w:line="252" w:lineRule="auto"/>
-            </w:pPr>
-            <w:r>
-              <w:rPr>
-                <w:rFonts w:ascii="Noto Sans CJK KR" w:hAnsi="Noto Sans CJK KR"/>
-                <w:color w:val="202124"/>
-                <w:sz w:val="17"/>
-              </w:rPr>
-              <w:t>기능/API 선택</w:t>
-            </w:r>
-          </w:p>
-        </w:tc>
-        <w:tc>
-          <w:tcPr>
-            <w:tcW w:type="dxa" w:w="2720"/>
-            <w:tcMar>
-              <w:top w:w="70" w:type="dxa"/>
-              <w:start w:w="80" w:type="dxa"/>
-              <w:bottom w:w="70" w:type="dxa"/>
-              <w:end w:w="80" w:type="dxa"/>
-            </w:tcMar>
-            <w:vAlign w:val="top"/>
-          </w:tcPr>
-          <w:p>
-            <w:pPr>
-              <w:spacing w:after="0" w:line="252" w:lineRule="auto"/>
-            </w:pPr>
-            <w:r>
-              <w:rPr>
-                <w:rFonts w:ascii="Noto Sans CJK KR" w:hAnsi="Noto Sans CJK KR"/>
-                <w:color w:val="202124"/>
-                <w:sz w:val="17"/>
-              </w:rPr>
-              <w:t>Specification</w:t>
-            </w:r>
-          </w:p>
-        </w:tc>
-      </w:tr>
-      <w:tr>
-        <w:trPr>
-          <w:cantSplit/>
-        </w:trPr>
-        <w:tc>
-          <w:tcPr>
-            <w:tcW w:type="dxa" w:w="2720"/>
-            <w:tcMar>
-              <w:top w:w="70" w:type="dxa"/>
-              <w:start w:w="80" w:type="dxa"/>
-              <w:bottom w:w="70" w:type="dxa"/>
-              <w:end w:w="80" w:type="dxa"/>
-            </w:tcMar>
-            <w:vAlign w:val="top"/>
-            <w:shd w:fill="F4F7FA"/>
-          </w:tcPr>
-          <w:p>
-            <w:pPr>
-              <w:spacing w:after="0" w:line="252" w:lineRule="auto"/>
-            </w:pPr>
-            <w:r>
-              <w:rPr>
-                <w:rFonts w:ascii="Noto Sans CJK KR" w:hAnsi="Noto Sans CJK KR"/>
-                <w:color w:val="202124"/>
-                <w:sz w:val="17"/>
-              </w:rPr>
-              <w:t>Batch 개발</w:t>
-            </w:r>
-          </w:p>
-        </w:tc>
-        <w:tc>
-          <w:tcPr>
-            <w:tcW w:type="dxa" w:w="2720"/>
-            <w:tcMar>
-              <w:top w:w="70" w:type="dxa"/>
-              <w:start w:w="80" w:type="dxa"/>
-              <w:bottom w:w="70" w:type="dxa"/>
-              <w:end w:w="80" w:type="dxa"/>
-            </w:tcMar>
-            <w:vAlign w:val="top"/>
-          </w:tcPr>
-          <w:p>
-            <w:pPr>
-              <w:spacing w:after="0" w:line="252" w:lineRule="auto"/>
-            </w:pPr>
-            <w:r>
-              <w:rPr>
-                <w:rFonts w:ascii="Noto Sans CJK KR" w:hAnsi="Noto Sans CJK KR"/>
-                <w:color w:val="202124"/>
-                <w:sz w:val="17"/>
-              </w:rPr>
-              <w:t>배치 개발자 가이드</w:t>
-            </w:r>
-          </w:p>
-        </w:tc>
-        <w:tc>
-          <w:tcPr>
-            <w:tcW w:type="dxa" w:w="2720"/>
-            <w:tcMar>
-              <w:top w:w="70" w:type="dxa"/>
-              <w:start w:w="80" w:type="dxa"/>
-              <w:bottom w:w="70" w:type="dxa"/>
-              <w:end w:w="80" w:type="dxa"/>
-            </w:tcMar>
-            <w:vAlign w:val="top"/>
-          </w:tcPr>
-          <w:p>
-            <w:pPr>
-              <w:spacing w:after="0" w:line="252" w:lineRule="auto"/>
-            </w:pPr>
-            <w:r>
-              <w:rPr>
-                <w:rFonts w:ascii="Noto Sans CJK KR" w:hAnsi="Noto Sans CJK KR"/>
-                <w:color w:val="202124"/>
-                <w:sz w:val="17"/>
-              </w:rPr>
-              <w:t>실행·복구 계약</w:t>
-            </w:r>
-          </w:p>
-        </w:tc>
-        <w:tc>
-          <w:tcPr>
-            <w:tcW w:type="dxa" w:w="2720"/>
-            <w:tcMar>
-              <w:top w:w="70" w:type="dxa"/>
-              <w:start w:w="80" w:type="dxa"/>
-              <w:bottom w:w="70" w:type="dxa"/>
-              <w:end w:w="80" w:type="dxa"/>
-            </w:tcMar>
-            <w:vAlign w:val="top"/>
-          </w:tcPr>
-          <w:p>
-            <w:pPr>
-              <w:spacing w:after="0" w:line="252" w:lineRule="auto"/>
-            </w:pPr>
-            <w:r>
-              <w:rPr>
-                <w:rFonts w:ascii="Noto Sans CJK KR" w:hAnsi="Noto Sans CJK KR"/>
-                <w:color w:val="202124"/>
-                <w:sz w:val="17"/>
-              </w:rPr>
-              <w:t>배치 운영 가이드</w:t>
-            </w:r>
-          </w:p>
-        </w:tc>
-      </w:tr>
-      <w:tr>
-        <w:trPr>
-          <w:cantSplit/>
-        </w:trPr>
-        <w:tc>
-          <w:tcPr>
-            <w:tcW w:type="dxa" w:w="2720"/>
-            <w:tcMar>
-              <w:top w:w="70" w:type="dxa"/>
-              <w:start w:w="80" w:type="dxa"/>
-              <w:bottom w:w="70" w:type="dxa"/>
-              <w:end w:w="80" w:type="dxa"/>
-            </w:tcMar>
-            <w:vAlign w:val="top"/>
-            <w:shd w:fill="F4F7FA"/>
-          </w:tcPr>
-          <w:p>
-            <w:pPr>
-              <w:spacing w:after="0" w:line="252" w:lineRule="auto"/>
-            </w:pPr>
-            <w:r>
-              <w:rPr>
-                <w:rFonts w:ascii="Noto Sans CJK KR" w:hAnsi="Noto Sans CJK KR"/>
-                <w:color w:val="202124"/>
-                <w:sz w:val="17"/>
-              </w:rPr>
-              <w:t>운영 장애</w:t>
-            </w:r>
-          </w:p>
-        </w:tc>
-        <w:tc>
-          <w:tcPr>
-            <w:tcW w:type="dxa" w:w="2720"/>
-            <w:tcMar>
-              <w:top w:w="70" w:type="dxa"/>
-              <w:start w:w="80" w:type="dxa"/>
-              <w:bottom w:w="70" w:type="dxa"/>
-              <w:end w:w="80" w:type="dxa"/>
-            </w:tcMar>
-            <w:vAlign w:val="top"/>
-          </w:tcPr>
-          <w:p>
-            <w:pPr>
-              <w:spacing w:after="0" w:line="252" w:lineRule="auto"/>
-            </w:pPr>
-            <w:r>
-              <w:rPr>
-                <w:rFonts w:ascii="Noto Sans CJK KR" w:hAnsi="Noto Sans CJK KR"/>
-                <w:color w:val="202124"/>
-                <w:sz w:val="17"/>
-              </w:rPr>
-              <w:t>운영자 매뉴얼</w:t>
-            </w:r>
-          </w:p>
-        </w:tc>
-        <w:tc>
-          <w:tcPr>
-            <w:tcW w:type="dxa" w:w="2720"/>
-            <w:tcMar>
-              <w:top w:w="70" w:type="dxa"/>
-              <w:start w:w="80" w:type="dxa"/>
-              <w:bottom w:w="70" w:type="dxa"/>
-              <w:end w:w="80" w:type="dxa"/>
-            </w:tcMar>
-            <w:vAlign w:val="top"/>
-          </w:tcPr>
-          <w:p>
-            <w:pPr>
-              <w:spacing w:after="0" w:line="252" w:lineRule="auto"/>
-            </w:pPr>
-            <w:r>
-              <w:rPr>
-                <w:rFonts w:ascii="Noto Sans CJK KR" w:hAnsi="Noto Sans CJK KR"/>
-                <w:color w:val="202124"/>
-                <w:sz w:val="17"/>
-              </w:rPr>
-              <w:t>판단·조치·Audit</w:t>
-            </w:r>
-          </w:p>
-        </w:tc>
-        <w:tc>
-          <w:tcPr>
-            <w:tcW w:type="dxa" w:w="2720"/>
-            <w:tcMar>
-              <w:top w:w="70" w:type="dxa"/>
-              <w:start w:w="80" w:type="dxa"/>
-              <w:bottom w:w="70" w:type="dxa"/>
-              <w:end w:w="80" w:type="dxa"/>
-            </w:tcMar>
-            <w:vAlign w:val="top"/>
-          </w:tcPr>
-          <w:p>
-            <w:pPr>
-              <w:spacing w:after="0" w:line="252" w:lineRule="auto"/>
-            </w:pPr>
-            <w:r>
-              <w:rPr>
-                <w:rFonts w:ascii="Noto Sans CJK KR" w:hAnsi="Noto Sans CJK KR"/>
-                <w:color w:val="202124"/>
-                <w:sz w:val="17"/>
-              </w:rPr>
-              <w:t>관련 기술 명세</w:t>
-            </w:r>
-          </w:p>
-        </w:tc>
-      </w:tr>
-      <w:tr>
-        <w:trPr>
-          <w:cantSplit/>
-        </w:trPr>
-        <w:tc>
-          <w:tcPr>
-            <w:tcW w:type="dxa" w:w="2720"/>
-            <w:tcMar>
-              <w:top w:w="70" w:type="dxa"/>
-              <w:start w:w="80" w:type="dxa"/>
-              <w:bottom w:w="70" w:type="dxa"/>
-              <w:end w:w="80" w:type="dxa"/>
-            </w:tcMar>
-            <w:vAlign w:val="top"/>
-            <w:shd w:fill="F4F7FA"/>
-          </w:tcPr>
-          <w:p>
-            <w:pPr>
-              <w:spacing w:after="0" w:line="252" w:lineRule="auto"/>
-            </w:pPr>
-            <w:r>
-              <w:rPr>
-                <w:rFonts w:ascii="Noto Sans CJK KR" w:hAnsi="Noto Sans CJK KR"/>
-                <w:color w:val="202124"/>
-                <w:sz w:val="17"/>
-              </w:rPr>
-              <w:t>구현 Review</w:t>
-            </w:r>
-          </w:p>
-        </w:tc>
-        <w:tc>
-          <w:tcPr>
-            <w:tcW w:type="dxa" w:w="2720"/>
-            <w:tcMar>
-              <w:top w:w="70" w:type="dxa"/>
-              <w:start w:w="80" w:type="dxa"/>
-              <w:bottom w:w="70" w:type="dxa"/>
-              <w:end w:w="80" w:type="dxa"/>
-            </w:tcMar>
-            <w:vAlign w:val="top"/>
-          </w:tcPr>
-          <w:p>
-            <w:pPr>
-              <w:spacing w:after="0" w:line="252" w:lineRule="auto"/>
-            </w:pPr>
-            <w:r>
-              <w:rPr>
-                <w:rFonts w:ascii="Noto Sans CJK KR" w:hAnsi="Noto Sans CJK KR"/>
-                <w:color w:val="202124"/>
-                <w:sz w:val="17"/>
-              </w:rPr>
-              <w:t>기술표준서</w:t>
-            </w:r>
-          </w:p>
-        </w:tc>
-        <w:tc>
-          <w:tcPr>
-            <w:tcW w:type="dxa" w:w="2720"/>
-            <w:tcMar>
-              <w:top w:w="70" w:type="dxa"/>
-              <w:start w:w="80" w:type="dxa"/>
-              <w:bottom w:w="70" w:type="dxa"/>
-              <w:end w:w="80" w:type="dxa"/>
-            </w:tcMar>
-            <w:vAlign w:val="top"/>
-          </w:tcPr>
-          <w:p>
-            <w:pPr>
-              <w:spacing w:after="0" w:line="252" w:lineRule="auto"/>
-            </w:pPr>
-            <w:r>
-              <w:rPr>
-                <w:rFonts w:ascii="Noto Sans CJK KR" w:hAnsi="Noto Sans CJK KR"/>
-                <w:color w:val="202124"/>
-                <w:sz w:val="17"/>
-              </w:rPr>
-              <w:t>필수·금지 규칙</w:t>
-            </w:r>
-          </w:p>
-        </w:tc>
-        <w:tc>
-          <w:tcPr>
-            <w:tcW w:type="dxa" w:w="2720"/>
-            <w:tcMar>
-              <w:top w:w="70" w:type="dxa"/>
-              <w:start w:w="80" w:type="dxa"/>
-              <w:bottom w:w="70" w:type="dxa"/>
-              <w:end w:w="80" w:type="dxa"/>
-            </w:tcMar>
-            <w:vAlign w:val="top"/>
-          </w:tcPr>
-          <w:p>
-            <w:pPr>
-              <w:spacing w:after="0" w:line="252" w:lineRule="auto"/>
-            </w:pPr>
-            <w:r>
-              <w:rPr>
-                <w:rFonts w:ascii="Noto Sans CJK KR" w:hAnsi="Noto Sans CJK KR"/>
-                <w:color w:val="202124"/>
-                <w:sz w:val="17"/>
-              </w:rPr>
-              <w:t>기술사양서</w:t>
-            </w:r>
-          </w:p>
-        </w:tc>
-      </w:tr>
-    </w:tbl>
-    <w:p/>
-    <w:p>
-      <w:pPr>
-        <w:pStyle w:val="SourceRail"/>
-      </w:pPr>
-      <w:r>
-        <w:t>Source 길찾기 cpf-docs/governance/documentation-harness/REFERENCE_BASIS.md</w:t>
+        <w:t>근거: Source snapshot ZIP-SHA256:B47BCE7700700BF4의 Public 계약과 CPF 정본 문서. Source에 없는 API·옵션은 작성하지 않음.</w:t>
       </w:r>
     </w:p>
     <w:sectPr>
       <w:headerReference w:type="default" r:id="rId9"/>
       <w:footerReference w:type="default" r:id="rId10"/>
-      <w:pgSz w:w="12240" w:h="15840"/>
-      <w:pgMar w:top="510" w:right="680" w:bottom="510" w:left="680" w:header="255" w:footer="312" w:gutter="0"/>
+      <w:pgSz w:w="11906" w:h="16838"/>
+      <w:pgMar w:top="907" w:right="1020" w:bottom="907" w:left="1020" w:header="397" w:footer="454" w:gutter="0"/>
       <w:cols w:space="720"/>
       <w:docGrid w:linePitch="360"/>
     </w:sectPr>
@@ -3550,16 +1962,21 @@
   <w:p>
     <w:pPr>
       <w:pStyle w:val="Footer"/>
-      <w:jc w:val="right"/>
+      <w:jc w:val="center"/>
     </w:pPr>
     <w:r>
       <w:rPr>
-        <w:color w:val="5F738A"/>
-        <w:sz w:val="16"/>
-      </w:rPr>
-      <w:t xml:space="preserve">Harness v2.1.0  ·  Source 054d894b47f4  ·  </w:t>
+        <w:rFonts w:ascii="Noto Sans KR" w:hAnsi="Noto Sans KR"/>
+        <w:color w:val="5E7186"/>
+        <w:sz w:val="15"/>
+      </w:rPr>
+      <w:t xml:space="preserve">Core Platform Framework  |  </w:t>
     </w:r>
-    <w:fldSimple w:instr="PAGE"/>
+    <w:r>
+      <w:fldChar w:fldCharType="begin"/>
+      <w:instrText xml:space="preserve"> PAGE </w:instrText>
+      <w:fldChar w:fldCharType="end"/>
+    </w:r>
   </w:p>
 </w:ftr>
 </file>
@@ -3567,13 +1984,17 @@
 <file path=word/header1.xml><?xml version="1.0" encoding="utf-8"?>
 <w:hdr xmlns:m="http://schemas.openxmlformats.org/officeDocument/2006/math" xmlns:mc="http://schemas.openxmlformats.org/markup-compatibility/2006" xmlns:mo="http://schemas.microsoft.com/office/mac/office/2008/main" xmlns:mv="urn:schemas-microsoft-com:mac:vml" xmlns:o="urn:schemas-microsoft-com:office:office" xmlns:r="http://schemas.openxmlformats.org/officeDocument/2006/relationships" xmlns:v="urn:schemas-microsoft-com:vml" xmlns:w10="urn:schemas-microsoft-com:office:word" xmlns:w14="http://schemas.microsoft.com/office/word/2010/wordml" xmlns:w="http://schemas.openxmlformats.org/wordprocessingml/2006/main" xmlns:wne="http://schemas.microsoft.com/office/word/2006/wordml" xmlns:wp14="http://schemas.microsoft.com/office/word/2010/wordprocessingDrawing" xmlns:wp="http://schemas.openxmlformats.org/drawingml/2006/wordprocessingDrawing" xmlns:wpc="http://schemas.microsoft.com/office/word/2010/wordprocessingCanvas" xmlns:wpg="http://schemas.microsoft.com/office/word/2010/wordprocessingGroup" xmlns:wpi="http://schemas.microsoft.com/office/word/2010/wordprocessingInk" xmlns:wps="http://schemas.microsoft.com/office/word/2010/wordprocessingShape" mc:Ignorable="w14 wp14">
   <w:p>
-    <w:pPr/>
+    <w:pPr>
+      <w:pStyle w:val="Header"/>
+      <w:jc w:val="right"/>
+    </w:pPr>
     <w:r>
       <w:rPr>
-        <w:color w:val="5F738A"/>
-        <w:sz w:val="16"/>
-      </w:rPr>
-      <w:t>CPF  |  Core Platform Framework</w:t>
+        <w:rFonts w:ascii="Noto Sans KR" w:hAnsi="Noto Sans KR"/>
+        <w:color w:val="5E7186"/>
+        <w:sz w:val="15"/>
+      </w:rPr>
+      <w:t>CPF  ·  산출물목록</w:t>
     </w:r>
   </w:p>
 </w:hdr>
@@ -3943,12 +2364,12 @@
     <w:qFormat/>
     <w:rsid w:val="00FC693F"/>
     <w:pPr>
-      <w:spacing w:after="100" w:line="281" w:lineRule="auto"/>
+      <w:spacing w:after="86" w:line="283" w:lineRule="auto"/>
     </w:pPr>
     <w:rPr>
-      <w:rFonts w:ascii="Noto Sans CJK KR" w:hAnsi="Noto Sans CJK KR"/>
-      <w:color w:val="202124"/>
-      <w:sz w:val="20"/>
+      <w:rFonts w:ascii="Noto Sans KR" w:hAnsi="Noto Sans KR" w:eastAsia="Noto Sans KR"/>
+      <w:color w:val="243547"/>
+      <w:sz w:val="18"/>
     </w:rPr>
   </w:style>
   <w:style w:type="paragraph" w:styleId="Header">
@@ -4006,11 +2427,11 @@
     <w:pPr>
       <w:keepNext/>
       <w:keepLines/>
-      <w:spacing w:before="560" w:after="240"/>
+      <w:spacing w:before="300" w:after="100"/>
       <w:outlineLvl w:val="0"/>
     </w:pPr>
     <w:rPr>
-      <w:rFonts w:asciiTheme="majorHAnsi" w:eastAsiaTheme="majorEastAsia" w:hAnsiTheme="majorHAnsi" w:cstheme="majorBidi" w:ascii="Noto Sans CJK KR" w:hAnsi="Noto Sans CJK KR"/>
+      <w:rFonts w:asciiTheme="majorHAnsi" w:eastAsiaTheme="majorEastAsia" w:hAnsiTheme="majorHAnsi" w:cstheme="majorBidi" w:ascii="Noto Sans KR" w:hAnsi="Noto Sans KR" w:eastAsia="Noto Sans KR"/>
       <w:b/>
       <w:bCs/>
       <w:color w:val="17324D"/>
@@ -4030,15 +2451,16 @@
     <w:pPr>
       <w:keepNext/>
       <w:keepLines/>
-      <w:spacing w:before="320" w:after="70"/>
+      <w:spacing w:before="200" w:after="60"/>
+      <w:ind w:left="113"/>
       <w:outlineLvl w:val="1"/>
     </w:pPr>
     <w:rPr>
-      <w:rFonts w:asciiTheme="majorHAnsi" w:eastAsiaTheme="majorEastAsia" w:hAnsiTheme="majorHAnsi" w:cstheme="majorBidi" w:ascii="Noto Sans CJK KR" w:hAnsi="Noto Sans CJK KR"/>
+      <w:rFonts w:asciiTheme="majorHAnsi" w:eastAsiaTheme="majorEastAsia" w:hAnsiTheme="majorHAnsi" w:cstheme="majorBidi" w:ascii="Noto Sans KR" w:hAnsi="Noto Sans KR" w:eastAsia="Noto Sans KR"/>
       <w:b/>
       <w:bCs/>
       <w:color w:val="17324D"/>
-      <w:sz w:val="27"/>
+      <w:sz w:val="25"/>
       <w:szCs w:val="26"/>
     </w:rPr>
   </w:style>
@@ -4054,15 +2476,16 @@
     <w:pPr>
       <w:keepNext/>
       <w:keepLines/>
-      <w:spacing w:before="200" w:after="60"/>
+      <w:spacing w:before="140" w:after="40"/>
+      <w:ind w:left="255"/>
       <w:outlineLvl w:val="2"/>
     </w:pPr>
     <w:rPr>
-      <w:rFonts w:asciiTheme="majorHAnsi" w:eastAsiaTheme="majorEastAsia" w:hAnsiTheme="majorHAnsi" w:cstheme="majorBidi" w:ascii="Noto Sans CJK KR" w:hAnsi="Noto Sans CJK KR"/>
+      <w:rFonts w:asciiTheme="majorHAnsi" w:eastAsiaTheme="majorEastAsia" w:hAnsiTheme="majorHAnsi" w:cstheme="majorBidi" w:ascii="Noto Sans KR" w:hAnsi="Noto Sans KR" w:eastAsia="Noto Sans KR"/>
       <w:b/>
       <w:bCs/>
-      <w:color w:val="2563EB"/>
-      <w:sz w:val="23"/>
+      <w:color w:val="7154C7"/>
+      <w:sz w:val="21"/>
     </w:rPr>
   </w:style>
   <w:style w:type="paragraph" w:styleId="Heading4">
@@ -4296,16 +2719,16 @@
       <w:pBdr>
         <w:bottom w:val="single" w:sz="8" w:space="4" w:color="4F81BD" w:themeColor="accent1"/>
       </w:pBdr>
-      <w:spacing w:after="240" w:line="240" w:lineRule="auto" w:before="0"/>
+      <w:spacing w:after="300" w:line="240" w:lineRule="auto"/>
       <w:contextualSpacing/>
     </w:pPr>
     <w:rPr>
-      <w:rFonts w:asciiTheme="majorHAnsi" w:eastAsiaTheme="majorEastAsia" w:hAnsiTheme="majorHAnsi" w:cstheme="majorBidi" w:ascii="Noto Sans CJK KR" w:hAnsi="Noto Sans CJK KR"/>
+      <w:rFonts w:asciiTheme="majorHAnsi" w:eastAsiaTheme="majorEastAsia" w:hAnsiTheme="majorHAnsi" w:cstheme="majorBidi" w:ascii="Noto Sans KR" w:hAnsi="Noto Sans KR" w:eastAsia="Noto Sans KR"/>
       <w:b/>
-      <w:color w:val="17324D"/>
+      <w:color w:val="071A2B"/>
       <w:spacing w:val="5"/>
       <w:kern w:val="28"/>
-      <w:sz w:val="48"/>
+      <w:sz w:val="60"/>
       <w:szCs w:val="52"/>
     </w:rPr>
   </w:style>
@@ -4336,16 +2759,15 @@
       <w:numPr>
         <w:ilvl w:val="1"/>
       </w:numPr>
-      <w:spacing w:after="100"/>
     </w:pPr>
     <w:rPr>
-      <w:rFonts w:asciiTheme="majorHAnsi" w:eastAsiaTheme="majorEastAsia" w:hAnsiTheme="majorHAnsi" w:cstheme="majorBidi" w:ascii="Noto Sans CJK KR" w:hAnsi="Noto Sans CJK KR"/>
+      <w:rFonts w:asciiTheme="majorHAnsi" w:eastAsiaTheme="majorEastAsia" w:hAnsiTheme="majorHAnsi" w:cstheme="majorBidi" w:ascii="Noto Sans KR" w:hAnsi="Noto Sans KR" w:eastAsia="Noto Sans KR"/>
       <w:b w:val="0"/>
       <w:i/>
       <w:iCs/>
-      <w:color w:val="60738A"/>
+      <w:color w:val="5E7186"/>
       <w:spacing w:val="15"/>
-      <w:sz w:val="23"/>
+      <w:sz w:val="22"/>
       <w:szCs w:val="24"/>
     </w:rPr>
   </w:style>
@@ -15637,117 +14059,42 @@
       </w:tcPr>
     </w:tblStylePr>
   </w:style>
-  <w:style w:type="paragraph" w:customStyle="1" w:styleId="BodyRail">
-    <w:name w:val="Body Rail"/>
-    <w:pPr>
-      <w:spacing w:after="100"/>
+  <w:style w:type="paragraph" w:customStyle="1" w:styleId="CPFCode">
+    <w:name w:val="CPF Code"/>
+    <w:pPr>
+      <w:spacing w:before="40" w:after="80"/>
+      <w:ind w:left="283" w:right="170"/>
+    </w:pPr>
+    <w:rPr>
+      <w:rFonts w:ascii="DejaVu Sans Mono" w:hAnsi="DejaVu Sans Mono" w:eastAsia="DejaVu Sans Mono"/>
+      <w:color w:val="071A2B"/>
+      <w:sz w:val="16"/>
+    </w:rPr>
+  </w:style>
+  <w:style w:type="paragraph" w:customStyle="1" w:styleId="CPFCaption">
+    <w:name w:val="CPF Caption"/>
+    <w:pPr>
+      <w:spacing w:before="40" w:after="100"/>
+      <w:ind w:left="255" w:right="255"/>
+    </w:pPr>
+    <w:rPr>
+      <w:rFonts w:ascii="Noto Sans KR" w:hAnsi="Noto Sans KR" w:eastAsia="Noto Sans KR"/>
+      <w:color w:val="5E7186"/>
+      <w:sz w:val="16"/>
+    </w:rPr>
+  </w:style>
+  <w:style w:type="paragraph" w:customStyle="1" w:styleId="CPFLabel">
+    <w:name w:val="CPF Label"/>
+    <w:pPr>
+      <w:keepNext/>
+      <w:spacing w:before="140" w:after="40"/>
       <w:ind w:left="255"/>
     </w:pPr>
     <w:rPr>
-      <w:rFonts w:ascii="Noto Sans CJK KR" w:hAnsi="Noto Sans CJK KR"/>
-      <w:b w:val="0"/>
-      <w:color w:val="202124"/>
-      <w:sz w:val="20"/>
-    </w:rPr>
-  </w:style>
-  <w:style w:type="paragraph" w:customStyle="1" w:styleId="BulletRail">
-    <w:name w:val="Bullet Rail"/>
-    <w:pPr>
-      <w:spacing w:after="60"/>
-      <w:ind w:left="425" w:hanging="170"/>
-    </w:pPr>
-    <w:rPr>
-      <w:rFonts w:ascii="Noto Sans CJK KR" w:hAnsi="Noto Sans CJK KR"/>
-      <w:b w:val="0"/>
-      <w:color w:val="202124"/>
-      <w:sz w:val="20"/>
-    </w:rPr>
-  </w:style>
-  <w:style w:type="paragraph" w:customStyle="1" w:styleId="FigureCaption">
-    <w:name w:val="Figure Caption"/>
-    <w:pPr>
-      <w:spacing w:after="60"/>
-    </w:pPr>
-    <w:rPr>
-      <w:rFonts w:ascii="Noto Sans CJK KR" w:hAnsi="Noto Sans CJK KR"/>
+      <w:rFonts w:ascii="Noto Sans KR" w:hAnsi="Noto Sans KR" w:eastAsia="Noto Sans KR"/>
       <w:b/>
-      <w:color w:val="17324D"/>
-      <w:sz w:val="18"/>
-    </w:rPr>
-  </w:style>
-  <w:style w:type="paragraph" w:customStyle="1" w:styleId="FigureExplain">
-    <w:name w:val="Figure Explain"/>
-    <w:pPr>
-      <w:spacing w:after="160"/>
-      <w:ind w:left="255"/>
-    </w:pPr>
-    <w:rPr>
-      <w:rFonts w:ascii="Noto Sans CJK KR" w:hAnsi="Noto Sans CJK KR"/>
-      <w:b w:val="0"/>
-      <w:color w:val="60738A"/>
-      <w:sz w:val="18"/>
-    </w:rPr>
-  </w:style>
-  <w:style w:type="paragraph" w:customStyle="1" w:styleId="SourceRail">
-    <w:name w:val="Source Rail"/>
-    <w:pPr>
-      <w:spacing w:after="120"/>
-      <w:ind w:left="255"/>
-    </w:pPr>
-    <w:rPr>
-      <w:rFonts w:ascii="Noto Sans CJK KR" w:hAnsi="Noto Sans CJK KR"/>
-      <w:b w:val="0"/>
-      <w:color w:val="2563EB"/>
-      <w:sz w:val="18"/>
-    </w:rPr>
-  </w:style>
-  <w:style w:type="paragraph" w:customStyle="1" w:styleId="TableTitle">
-    <w:name w:val="Table Title"/>
-    <w:pPr>
-      <w:spacing w:after="40"/>
-    </w:pPr>
-    <w:rPr>
-      <w:rFonts w:ascii="Noto Sans CJK KR" w:hAnsi="Noto Sans CJK KR"/>
-      <w:b/>
-      <w:color w:val="17324D"/>
-      <w:sz w:val="20"/>
-    </w:rPr>
-  </w:style>
-  <w:style w:type="paragraph" w:customStyle="1" w:styleId="TablePurpose">
-    <w:name w:val="Table Purpose"/>
-    <w:pPr>
-      <w:spacing w:after="100"/>
-    </w:pPr>
-    <w:rPr>
-      <w:rFonts w:ascii="Noto Sans CJK KR" w:hAnsi="Noto Sans CJK KR"/>
-      <w:b w:val="0"/>
-      <w:color w:val="60738A"/>
-      <w:sz w:val="18"/>
-    </w:rPr>
-  </w:style>
-  <w:style w:type="paragraph" w:customStyle="1" w:styleId="TOC1">
-    <w:name w:val="TOC 1"/>
-    <w:pPr>
-      <w:spacing w:after="40"/>
-    </w:pPr>
-    <w:rPr>
-      <w:rFonts w:ascii="Noto Sans CJK KR" w:hAnsi="Noto Sans CJK KR"/>
-      <w:b/>
-      <w:color w:val="17324D"/>
+      <w:color w:val="7154C7"/>
       <w:sz w:val="21"/>
-    </w:rPr>
-  </w:style>
-  <w:style w:type="paragraph" w:customStyle="1" w:styleId="TOC2">
-    <w:name w:val="TOC 2"/>
-    <w:pPr>
-      <w:spacing w:after="20"/>
-      <w:ind w:left="340"/>
-    </w:pPr>
-    <w:rPr>
-      <w:rFonts w:ascii="Noto Sans CJK KR" w:hAnsi="Noto Sans CJK KR"/>
-      <w:b w:val="0"/>
-      <w:color w:val="60738A"/>
-      <w:sz w:val="19"/>
     </w:rPr>
   </w:style>
 </w:styles>

--- a/cpf-docs/deliverables/산출물목록.docx
+++ b/cpf-docs/deliverables/산출물목록.docx
@@ -40,7 +40,7 @@
     <w:tbl>
       <w:tblPr>
         <w:tblW w:type="auto" w:w="0"/>
-        <w:jc w:val="left"/>
+        <w:jc w:val="center"/>
         <w:tblLayout w:type="fixed"/>
         <w:tblLook w:firstColumn="1" w:firstRow="1" w:lastColumn="0" w:lastRow="0" w:noHBand="0" w:noVBand="1" w:val="04A0"/>
       </w:tblPr>
@@ -54,21 +54,26 @@
         </w:trPr>
         <w:tc>
           <w:tcPr>
-            <w:tcW w:type="dxa" w:w="4933"/>
+            <w:tcW w:type="dxa" w:w="2367"/>
             <w:tcMar>
-              <w:top w:w="100" w:type="dxa"/>
-              <w:start w:w="150" w:type="dxa"/>
-              <w:bottom w:w="100" w:type="dxa"/>
-              <w:end w:w="150" w:type="dxa"/>
+              <w:top w:w="90" w:type="dxa"/>
+              <w:start w:w="100" w:type="dxa"/>
+              <w:bottom w:w="90" w:type="dxa"/>
+              <w:end w:w="100" w:type="dxa"/>
             </w:tcMar>
-            <w:shd w:fill="17324D"/>
+            <w:shd w:fill="223A57"/>
+            <w:vAlign w:val="center"/>
           </w:tcPr>
           <w:p>
+            <w:pPr>
+              <w:spacing w:before="0" w:after="0" w:line="252" w:lineRule="auto"/>
+              <w:jc w:val="left"/>
+            </w:pPr>
             <w:r>
               <w:rPr>
                 <w:b/>
                 <w:color w:val="FFFFFF"/>
-                <w:sz w:val="18"/>
+                <w:sz w:val="16"/>
               </w:rPr>
               <w:t>누가 보는가</w:t>
             </w:r>
@@ -76,18 +81,26 @@
         </w:tc>
         <w:tc>
           <w:tcPr>
-            <w:tcW w:type="dxa" w:w="4933"/>
+            <w:tcW w:type="dxa" w:w="7498"/>
             <w:tcMar>
-              <w:top w:w="100" w:type="dxa"/>
-              <w:start w:w="150" w:type="dxa"/>
-              <w:bottom w:w="100" w:type="dxa"/>
-              <w:end w:w="150" w:type="dxa"/>
+              <w:top w:w="90" w:type="dxa"/>
+              <w:start w:w="100" w:type="dxa"/>
+              <w:bottom w:w="90" w:type="dxa"/>
+              <w:end w:w="100" w:type="dxa"/>
             </w:tcMar>
+            <w:vAlign w:val="center"/>
+            <w:shd w:fill="223A57"/>
           </w:tcPr>
           <w:p>
+            <w:pPr>
+              <w:spacing w:before="0" w:after="0" w:line="252" w:lineRule="auto"/>
+              <w:jc w:val="left"/>
+            </w:pPr>
             <w:r>
               <w:rPr>
-                <w:sz w:val="18"/>
+                <w:b/>
+                <w:color w:val="FFFFFF"/>
+                <w:sz w:val="16"/>
               </w:rPr>
               <w:t>모든 CPF 사용자</w:t>
             </w:r>
@@ -97,21 +110,25 @@
       <w:tr>
         <w:tc>
           <w:tcPr>
-            <w:tcW w:type="dxa" w:w="4933"/>
+            <w:tcW w:type="dxa" w:w="2367"/>
             <w:tcMar>
-              <w:top w:w="100" w:type="dxa"/>
-              <w:start w:w="150" w:type="dxa"/>
-              <w:bottom w:w="100" w:type="dxa"/>
-              <w:end w:w="150" w:type="dxa"/>
+              <w:top w:w="90" w:type="dxa"/>
+              <w:start w:w="100" w:type="dxa"/>
+              <w:bottom w:w="90" w:type="dxa"/>
+              <w:end w:w="100" w:type="dxa"/>
             </w:tcMar>
             <w:shd w:fill="17324D"/>
+            <w:vAlign w:val="center"/>
           </w:tcPr>
           <w:p>
+            <w:pPr>
+              <w:spacing w:before="0" w:after="0" w:line="252" w:lineRule="auto"/>
+            </w:pPr>
             <w:r>
               <w:rPr>
                 <w:b/>
                 <w:color w:val="FFFFFF"/>
-                <w:sz w:val="18"/>
+                <w:sz w:val="17"/>
               </w:rPr>
               <w:t>이 문서로 끝낼 일</w:t>
             </w:r>
@@ -119,18 +136,22 @@
         </w:tc>
         <w:tc>
           <w:tcPr>
-            <w:tcW w:type="dxa" w:w="4933"/>
+            <w:tcW w:type="dxa" w:w="7498"/>
             <w:tcMar>
-              <w:top w:w="100" w:type="dxa"/>
-              <w:start w:w="150" w:type="dxa"/>
-              <w:bottom w:w="100" w:type="dxa"/>
-              <w:end w:w="150" w:type="dxa"/>
+              <w:top w:w="90" w:type="dxa"/>
+              <w:start w:w="100" w:type="dxa"/>
+              <w:bottom w:w="90" w:type="dxa"/>
+              <w:end w:w="100" w:type="dxa"/>
             </w:tcMar>
+            <w:vAlign w:val="center"/>
           </w:tcPr>
           <w:p>
+            <w:pPr>
+              <w:spacing w:before="0" w:after="0" w:line="252" w:lineRule="auto"/>
+            </w:pPr>
             <w:r>
               <w:rPr>
-                <w:sz w:val="18"/>
+                <w:sz w:val="17"/>
               </w:rPr>
               <w:t>내 역할과 하려는 일에 맞는 PDF를 바로 선택한다</w:t>
             </w:r>
@@ -140,21 +161,25 @@
       <w:tr>
         <w:tc>
           <w:tcPr>
-            <w:tcW w:type="dxa" w:w="4933"/>
+            <w:tcW w:type="dxa" w:w="2367"/>
             <w:tcMar>
-              <w:top w:w="100" w:type="dxa"/>
-              <w:start w:w="150" w:type="dxa"/>
-              <w:bottom w:w="100" w:type="dxa"/>
-              <w:end w:w="150" w:type="dxa"/>
+              <w:top w:w="90" w:type="dxa"/>
+              <w:start w:w="100" w:type="dxa"/>
+              <w:bottom w:w="90" w:type="dxa"/>
+              <w:end w:w="100" w:type="dxa"/>
             </w:tcMar>
-            <w:shd w:fill="17324D"/>
+            <w:shd w:fill="F5F8FB"/>
+            <w:vAlign w:val="center"/>
           </w:tcPr>
           <w:p>
+            <w:pPr>
+              <w:spacing w:before="0" w:after="0" w:line="252" w:lineRule="auto"/>
+            </w:pPr>
             <w:r>
               <w:rPr>
                 <w:b/>
                 <w:color w:val="FFFFFF"/>
-                <w:sz w:val="18"/>
+                <w:sz w:val="17"/>
               </w:rPr>
               <w:t>기준</w:t>
             </w:r>
@@ -162,20 +187,23 @@
         </w:tc>
         <w:tc>
           <w:tcPr>
-            <w:tcW w:type="dxa" w:w="4933"/>
+            <w:tcW w:type="dxa" w:w="7498"/>
             <w:tcMar>
-              <w:top w:w="100" w:type="dxa"/>
-              <w:start w:w="150" w:type="dxa"/>
-              <w:bottom w:w="100" w:type="dxa"/>
-              <w:end w:w="150" w:type="dxa"/>
+              <w:top w:w="90" w:type="dxa"/>
+              <w:start w:w="100" w:type="dxa"/>
+              <w:bottom w:w="90" w:type="dxa"/>
+              <w:end w:w="100" w:type="dxa"/>
             </w:tcMar>
+            <w:vAlign w:val="center"/>
+            <w:shd w:fill="F5F8FB"/>
           </w:tcPr>
           <w:p>
             <w:r>
               <w:rPr>
-                <w:sz w:val="18"/>
+                <w:color w:val="26374C"/>
+                <w:sz w:val="16"/>
               </w:rPr>
-              <w:t>Harness 2.2.0 · Source 054d894b47f4 · Oracle/PostgreSQL/MariaDB</w:t>
+              <w:t>Harness 2.3.0 · Source A5B7844665F4 · Oracle/PostgreSQL/MariaDB</w:t>
             </w:r>
           </w:p>
         </w:tc>
@@ -224,6 +252,7 @@
     <w:p>
       <w:pPr>
         <w:pStyle w:val="Heading1"/>
+        <w:keepNext/>
       </w:pPr>
       <w:r>
         <w:t>찾아보기</w:t>
@@ -237,10 +266,99 @@
         <w:t>필요한 작업을 먼저 찾고 해당 장으로 이동합니다. 페이지 번호는 최종 PDF 기준입니다.</w:t>
       </w:r>
     </w:p>
+    <w:p>
+      <w:pPr>
+        <w:spacing w:after="60"/>
+        <w:ind w:left="259"/>
+      </w:pPr>
+      <w:r>
+        <w:rPr>
+          <w:b/>
+          <w:color w:val="1F3349"/>
+          <w:sz w:val="21"/>
+        </w:rPr>
+        <w:t>1 내가 개발자라면</w:t>
+      </w:r>
+    </w:p>
+    <w:p>
+      <w:pPr>
+        <w:spacing w:after="60"/>
+        <w:ind w:left="259"/>
+      </w:pPr>
+      <w:r>
+        <w:rPr>
+          <w:b/>
+          <w:color w:val="1F3349"/>
+          <w:sz w:val="21"/>
+        </w:rPr>
+        <w:t>2 내가 운영자라면</w:t>
+      </w:r>
+    </w:p>
+    <w:p>
+      <w:pPr>
+        <w:spacing w:after="60"/>
+        <w:ind w:left="259"/>
+      </w:pPr>
+      <w:r>
+        <w:rPr>
+          <w:b/>
+          <w:color w:val="1F3349"/>
+          <w:sz w:val="21"/>
+        </w:rPr>
+        <w:t>3 내가 아키텍트·검수자라면</w:t>
+      </w:r>
+    </w:p>
+    <w:p>
+      <w:r>
+        <w:br w:type="page"/>
+      </w:r>
+    </w:p>
+    <w:p>
+      <w:pPr>
+        <w:pStyle w:val="Heading1"/>
+        <w:keepNext/>
+      </w:pPr>
+      <w:r>
+        <w:t>1 내가 개발자라면</w:t>
+      </w:r>
+    </w:p>
+    <w:p>
+      <w:pPr>
+        <w:spacing w:before="80" w:after="200"/>
+        <w:ind w:left="173" w:right="58"/>
+        <w:shd w:fill="F3F7FB"/>
+        <w:pBdr>
+          <w:left w:val="single" w:sz="18" w:space="8" w:color="4F46E5"/>
+        </w:pBdr>
+      </w:pPr>
+      <w:r>
+        <w:rPr>
+          <w:b/>
+          <w:color w:val="362D91"/>
+          <w:sz w:val="20"/>
+        </w:rPr>
+        <w:t xml:space="preserve">이 장을 보는 이유  </w:t>
+      </w:r>
+      <w:r>
+        <w:rPr>
+          <w:color w:val="26374C"/>
+          <w:sz w:val="20"/>
+        </w:rPr>
+        <w:t>개발 시작·API 선택·오류/Transaction 구현에 필요한 문서를 먼저 엽니다.</w:t>
+      </w:r>
+    </w:p>
+    <w:p>
+      <w:pPr>
+        <w:pStyle w:val="CPFLabel"/>
+      </w:pPr>
+      <w:r>
+        <w:t>개발자용</w:t>
+      </w:r>
+    </w:p>
     <w:tbl>
       <w:tblPr>
         <w:tblW w:type="auto" w:w="0"/>
-        <w:jc w:val="left"/>
+        <w:jc w:val="center"/>
         <w:tblLayout w:type="fixed"/>
         <w:tblLook w:firstColumn="1" w:firstRow="1" w:lastColumn="0" w:lastRow="0" w:noHBand="0" w:noVBand="1" w:val="04A0"/>
       </w:tblPr>
@@ -255,328 +373,21 @@
         </w:trPr>
         <w:tc>
           <w:tcPr>
-            <w:tcW w:type="dxa" w:w="1247"/>
-            <w:shd w:fill="17324D"/>
+            <w:tcW w:type="dxa" w:w="1973"/>
+            <w:shd w:fill="223A57"/>
+            <w:tcMar>
+              <w:top w:w="90" w:type="dxa"/>
+              <w:start w:w="100" w:type="dxa"/>
+              <w:bottom w:w="90" w:type="dxa"/>
+              <w:end w:w="100" w:type="dxa"/>
+            </w:tcMar>
+            <w:vAlign w:val="center"/>
           </w:tcPr>
           <w:p>
-            <w:r>
-              <w:rPr>
-                <w:b/>
-                <w:color w:val="FFFFFF"/>
-                <w:sz w:val="17"/>
-              </w:rPr>
-              <w:t>구분</w:t>
-            </w:r>
-          </w:p>
-        </w:tc>
-        <w:tc>
-          <w:tcPr>
-            <w:tcW w:type="dxa" w:w="7087"/>
-            <w:shd w:fill="17324D"/>
-          </w:tcPr>
-          <w:p>
-            <w:r>
-              <w:rPr>
-                <w:b/>
-                <w:color w:val="FFFFFF"/>
-                <w:sz w:val="17"/>
-              </w:rPr>
-              <w:t>내용</w:t>
-            </w:r>
-          </w:p>
-        </w:tc>
-        <w:tc>
-          <w:tcPr>
-            <w:tcW w:type="dxa" w:w="1020"/>
-            <w:shd w:fill="17324D"/>
-          </w:tcPr>
-          <w:p>
-            <w:r>
-              <w:rPr>
-                <w:b/>
-                <w:color w:val="FFFFFF"/>
-                <w:sz w:val="17"/>
-              </w:rPr>
-              <w:t>쪽</w:t>
-            </w:r>
-          </w:p>
-        </w:tc>
-      </w:tr>
-      <w:tr>
-        <w:trPr>
-          <w:cantSplit/>
-        </w:trPr>
-        <w:tc>
-          <w:tcPr>
-            <w:tcW w:type="dxa" w:w="1247"/>
-            <w:shd w:fill="E9F6F2"/>
-            <w:tcMar>
-              <w:top w:w="70" w:type="dxa"/>
-              <w:start w:w="100" w:type="dxa"/>
-              <w:bottom w:w="70" w:type="dxa"/>
-              <w:end w:w="100" w:type="dxa"/>
-            </w:tcMar>
-          </w:tcPr>
-          <w:p>
-            <w:r>
-              <w:t>대메뉴</w:t>
-            </w:r>
-          </w:p>
-        </w:tc>
-        <w:tc>
-          <w:tcPr>
-            <w:tcW w:type="dxa" w:w="7087"/>
-            <w:tcMar>
-              <w:top w:w="70" w:type="dxa"/>
-              <w:start w:w="100" w:type="dxa"/>
-              <w:bottom w:w="70" w:type="dxa"/>
-              <w:end w:w="100" w:type="dxa"/>
-            </w:tcMar>
-          </w:tcPr>
-          <w:p>
-            <w:r>
-              <w:rPr>
-                <w:b/>
-              </w:rPr>
-              <w:t>1 내가 개발자라면</w:t>
-            </w:r>
-          </w:p>
-        </w:tc>
-        <w:tc>
-          <w:tcPr>
-            <w:tcW w:type="dxa" w:w="1020"/>
-            <w:tcMar>
-              <w:top w:w="70" w:type="dxa"/>
-              <w:start w:w="100" w:type="dxa"/>
-              <w:bottom w:w="70" w:type="dxa"/>
-              <w:end w:w="100" w:type="dxa"/>
-            </w:tcMar>
-          </w:tcPr>
-          <w:p>
-            <w:r>
-              <w:t>3</w:t>
-            </w:r>
-          </w:p>
-        </w:tc>
-      </w:tr>
-      <w:tr>
-        <w:trPr>
-          <w:cantSplit/>
-        </w:trPr>
-        <w:tc>
-          <w:tcPr>
-            <w:tcW w:type="dxa" w:w="1247"/>
-            <w:shd w:fill="E9F6F2"/>
-            <w:tcMar>
-              <w:top w:w="70" w:type="dxa"/>
-              <w:start w:w="100" w:type="dxa"/>
-              <w:bottom w:w="70" w:type="dxa"/>
-              <w:end w:w="100" w:type="dxa"/>
-            </w:tcMar>
-          </w:tcPr>
-          <w:p>
-            <w:r>
-              <w:t>대메뉴</w:t>
-            </w:r>
-          </w:p>
-        </w:tc>
-        <w:tc>
-          <w:tcPr>
-            <w:tcW w:type="dxa" w:w="7087"/>
-            <w:tcMar>
-              <w:top w:w="70" w:type="dxa"/>
-              <w:start w:w="100" w:type="dxa"/>
-              <w:bottom w:w="70" w:type="dxa"/>
-              <w:end w:w="100" w:type="dxa"/>
-            </w:tcMar>
-          </w:tcPr>
-          <w:p>
-            <w:r>
-              <w:rPr>
-                <w:b/>
-              </w:rPr>
-              <w:t>2 내가 운영자라면</w:t>
-            </w:r>
-          </w:p>
-        </w:tc>
-        <w:tc>
-          <w:tcPr>
-            <w:tcW w:type="dxa" w:w="1020"/>
-            <w:tcMar>
-              <w:top w:w="70" w:type="dxa"/>
-              <w:start w:w="100" w:type="dxa"/>
-              <w:bottom w:w="70" w:type="dxa"/>
-              <w:end w:w="100" w:type="dxa"/>
-            </w:tcMar>
-          </w:tcPr>
-          <w:p>
-            <w:r>
-              <w:t>3</w:t>
-            </w:r>
-          </w:p>
-        </w:tc>
-      </w:tr>
-      <w:tr>
-        <w:trPr>
-          <w:cantSplit/>
-        </w:trPr>
-        <w:tc>
-          <w:tcPr>
-            <w:tcW w:type="dxa" w:w="1247"/>
-            <w:shd w:fill="E9F6F2"/>
-            <w:tcMar>
-              <w:top w:w="70" w:type="dxa"/>
-              <w:start w:w="100" w:type="dxa"/>
-              <w:bottom w:w="70" w:type="dxa"/>
-              <w:end w:w="100" w:type="dxa"/>
-            </w:tcMar>
-          </w:tcPr>
-          <w:p>
-            <w:r>
-              <w:t>대메뉴</w:t>
-            </w:r>
-          </w:p>
-        </w:tc>
-        <w:tc>
-          <w:tcPr>
-            <w:tcW w:type="dxa" w:w="7087"/>
-            <w:tcMar>
-              <w:top w:w="70" w:type="dxa"/>
-              <w:start w:w="100" w:type="dxa"/>
-              <w:bottom w:w="70" w:type="dxa"/>
-              <w:end w:w="100" w:type="dxa"/>
-            </w:tcMar>
-          </w:tcPr>
-          <w:p>
-            <w:r>
-              <w:rPr>
-                <w:b/>
-              </w:rPr>
-              <w:t>3 내가 아키텍트·검수자라면</w:t>
-            </w:r>
-          </w:p>
-        </w:tc>
-        <w:tc>
-          <w:tcPr>
-            <w:tcW w:type="dxa" w:w="1020"/>
-            <w:tcMar>
-              <w:top w:w="70" w:type="dxa"/>
-              <w:start w:w="100" w:type="dxa"/>
-              <w:bottom w:w="70" w:type="dxa"/>
-              <w:end w:w="100" w:type="dxa"/>
-            </w:tcMar>
-          </w:tcPr>
-          <w:p>
-            <w:r>
-              <w:t>3</w:t>
-            </w:r>
-          </w:p>
-        </w:tc>
-      </w:tr>
-    </w:tbl>
-    <w:p>
-      <w:r>
-        <w:br w:type="page"/>
-      </w:r>
-    </w:p>
-    <w:p>
-      <w:pPr>
-        <w:pStyle w:val="Heading1"/>
-      </w:pPr>
-      <w:r>
-        <w:t>1 내가 개발자라면</w:t>
-      </w:r>
-    </w:p>
-    <w:tbl>
-      <w:tblPr>
-        <w:tblW w:type="auto" w:w="0"/>
-        <w:jc w:val="left"/>
-        <w:tblLayout w:type="fixed"/>
-        <w:tblLook w:firstColumn="1" w:firstRow="1" w:lastColumn="0" w:lastRow="0" w:noHBand="0" w:noVBand="1" w:val="04A0"/>
-      </w:tblPr>
-      <w:tblGrid>
-        <w:gridCol w:w="4933"/>
-        <w:gridCol w:w="4933"/>
-      </w:tblGrid>
-      <w:tr>
-        <w:trPr>
-          <w:tblHeader w:val="true"/>
-        </w:trPr>
-        <w:tc>
-          <w:tcPr>
-            <w:tcW w:type="dxa" w:w="1927"/>
-            <w:shd w:fill="17324D"/>
-            <w:tcMar>
-              <w:top w:w="110" w:type="dxa"/>
-              <w:start w:w="140" w:type="dxa"/>
-              <w:bottom w:w="110" w:type="dxa"/>
-              <w:end w:w="140" w:type="dxa"/>
-            </w:tcMar>
-          </w:tcPr>
-          <w:p>
-            <w:r>
-              <w:rPr>
-                <w:b/>
-                <w:color w:val="FFFFFF"/>
-              </w:rPr>
-              <w:t>이 장을 보는 이유</w:t>
-            </w:r>
-          </w:p>
-        </w:tc>
-        <w:tc>
-          <w:tcPr>
-            <w:tcW w:type="dxa" w:w="7371"/>
-            <w:tcMar>
-              <w:top w:w="110" w:type="dxa"/>
-              <w:start w:w="140" w:type="dxa"/>
-              <w:bottom w:w="110" w:type="dxa"/>
-              <w:end w:w="140" w:type="dxa"/>
-            </w:tcMar>
-          </w:tcPr>
-          <w:p>
-            <w:r>
-              <w:t>개발 시작·API 선택·오류/Transaction 구현에 필요한 문서를 먼저 엽니다.</w:t>
-            </w:r>
-          </w:p>
-        </w:tc>
-      </w:tr>
-    </w:tbl>
-    <w:p>
-      <w:pPr>
-        <w:pStyle w:val="CPFLabel"/>
-      </w:pPr>
-      <w:r>
-        <w:t>개발자용</w:t>
-      </w:r>
-    </w:p>
-    <w:tbl>
-      <w:tblPr>
-        <w:tblW w:type="auto" w:w="0"/>
-        <w:jc w:val="left"/>
-        <w:tblLayout w:type="fixed"/>
-        <w:tblLook w:firstColumn="1" w:firstRow="1" w:lastColumn="0" w:lastRow="0" w:noHBand="0" w:noVBand="1" w:val="04A0"/>
-      </w:tblPr>
-      <w:tblGrid>
-        <w:gridCol w:w="3289"/>
-        <w:gridCol w:w="3289"/>
-        <w:gridCol w:w="3289"/>
-      </w:tblGrid>
-      <w:tr>
-        <w:trPr>
-          <w:tblHeader w:val="true"/>
-        </w:trPr>
-        <w:tc>
-          <w:tcPr>
-            <w:tcW w:type="dxa" w:w="1843"/>
-            <w:shd w:fill="17324D"/>
-            <w:tcMar>
-              <w:top w:w="90" w:type="dxa"/>
-              <w:start w:w="110" w:type="dxa"/>
-              <w:bottom w:w="90" w:type="dxa"/>
-              <w:end w:w="110" w:type="dxa"/>
-            </w:tcMar>
-          </w:tcPr>
-          <w:p>
+            <w:pPr>
+              <w:spacing w:before="0" w:after="0" w:line="252" w:lineRule="auto"/>
+              <w:jc w:val="left"/>
+            </w:pPr>
             <w:r>
               <w:rPr>
                 <w:b/>
@@ -589,16 +400,21 @@
         </w:tc>
         <w:tc>
           <w:tcPr>
-            <w:tcW w:type="dxa" w:w="3380"/>
-            <w:shd w:fill="17324D"/>
+            <w:tcW w:type="dxa" w:w="4735"/>
+            <w:shd w:fill="223A57"/>
             <w:tcMar>
               <w:top w:w="90" w:type="dxa"/>
-              <w:start w:w="110" w:type="dxa"/>
+              <w:start w:w="100" w:type="dxa"/>
               <w:bottom w:w="90" w:type="dxa"/>
-              <w:end w:w="110" w:type="dxa"/>
+              <w:end w:w="100" w:type="dxa"/>
             </w:tcMar>
+            <w:vAlign w:val="center"/>
           </w:tcPr>
           <w:p>
+            <w:pPr>
+              <w:spacing w:before="0" w:after="0" w:line="252" w:lineRule="auto"/>
+              <w:jc w:val="left"/>
+            </w:pPr>
             <w:r>
               <w:rPr>
                 <w:b/>
@@ -611,16 +427,21 @@
         </w:tc>
         <w:tc>
           <w:tcPr>
-            <w:tcW w:type="dxa" w:w="4301"/>
-            <w:shd w:fill="17324D"/>
+            <w:tcW w:type="dxa" w:w="3157"/>
+            <w:shd w:fill="223A57"/>
             <w:tcMar>
               <w:top w:w="90" w:type="dxa"/>
-              <w:start w:w="110" w:type="dxa"/>
+              <w:start w:w="100" w:type="dxa"/>
               <w:bottom w:w="90" w:type="dxa"/>
-              <w:end w:w="110" w:type="dxa"/>
+              <w:end w:w="100" w:type="dxa"/>
             </w:tcMar>
+            <w:vAlign w:val="center"/>
           </w:tcPr>
           <w:p>
+            <w:pPr>
+              <w:spacing w:before="0" w:after="0" w:line="252" w:lineRule="auto"/>
+              <w:jc w:val="left"/>
+            </w:pPr>
             <w:r>
               <w:rPr>
                 <w:b/>
@@ -638,23 +459,23 @@
         </w:trPr>
         <w:tc>
           <w:tcPr>
-            <w:tcW w:type="dxa" w:w="1843"/>
+            <w:tcW w:type="dxa" w:w="1973"/>
             <w:tcMar>
-              <w:top w:w="80" w:type="dxa"/>
+              <w:top w:w="90" w:type="dxa"/>
               <w:start w:w="100" w:type="dxa"/>
-              <w:bottom w:w="80" w:type="dxa"/>
+              <w:bottom w:w="90" w:type="dxa"/>
               <w:end w:w="100" w:type="dxa"/>
             </w:tcMar>
             <w:vAlign w:val="center"/>
           </w:tcPr>
           <w:p>
             <w:pPr>
-              <w:spacing w:after="0" w:line="252" w:lineRule="auto"/>
+              <w:spacing w:after="0" w:line="252" w:lineRule="auto" w:before="0"/>
             </w:pPr>
             <w:r>
               <w:rPr>
                 <w:rFonts w:ascii="Noto Sans KR" w:hAnsi="Noto Sans KR" w:eastAsia="Noto Sans KR"/>
-                <w:sz w:val="16"/>
+                <w:sz w:val="17"/>
               </w:rPr>
               <w:t>CRUD/Transaction/API</w:t>
             </w:r>
@@ -662,23 +483,23 @@
         </w:tc>
         <w:tc>
           <w:tcPr>
-            <w:tcW w:type="dxa" w:w="3380"/>
+            <w:tcW w:type="dxa" w:w="4735"/>
             <w:tcMar>
-              <w:top w:w="80" w:type="dxa"/>
+              <w:top w:w="90" w:type="dxa"/>
               <w:start w:w="100" w:type="dxa"/>
-              <w:bottom w:w="80" w:type="dxa"/>
+              <w:bottom w:w="90" w:type="dxa"/>
               <w:end w:w="100" w:type="dxa"/>
             </w:tcMar>
             <w:vAlign w:val="center"/>
           </w:tcPr>
           <w:p>
             <w:pPr>
-              <w:spacing w:after="0" w:line="252" w:lineRule="auto"/>
+              <w:spacing w:after="0" w:line="252" w:lineRule="auto" w:before="0"/>
             </w:pPr>
             <w:r>
               <w:rPr>
                 <w:rFonts w:ascii="Noto Sans KR" w:hAnsi="Noto Sans KR" w:eastAsia="Noto Sans KR"/>
-                <w:sz w:val="16"/>
+                <w:sz w:val="17"/>
               </w:rPr>
               <w:t>02_프레임워크_개발자_가이드.pdf</w:t>
             </w:r>
@@ -686,23 +507,23 @@
         </w:tc>
         <w:tc>
           <w:tcPr>
-            <w:tcW w:type="dxa" w:w="4301"/>
+            <w:tcW w:type="dxa" w:w="3157"/>
             <w:tcMar>
-              <w:top w:w="80" w:type="dxa"/>
+              <w:top w:w="90" w:type="dxa"/>
               <w:start w:w="100" w:type="dxa"/>
-              <w:bottom w:w="80" w:type="dxa"/>
+              <w:bottom w:w="90" w:type="dxa"/>
               <w:end w:w="100" w:type="dxa"/>
             </w:tcMar>
             <w:vAlign w:val="center"/>
           </w:tcPr>
           <w:p>
             <w:pPr>
-              <w:spacing w:after="0" w:line="252" w:lineRule="auto"/>
+              <w:spacing w:after="0" w:line="252" w:lineRule="auto" w:before="0"/>
             </w:pPr>
             <w:r>
               <w:rPr>
                 <w:rFonts w:ascii="Noto Sans KR" w:hAnsi="Noto Sans KR" w:eastAsia="Noto Sans KR"/>
-                <w:sz w:val="16"/>
+                <w:sz w:val="17"/>
               </w:rPr>
               <w:t>Public API·옵션·선택·실패·예제</w:t>
             </w:r>
@@ -715,24 +536,24 @@
         </w:trPr>
         <w:tc>
           <w:tcPr>
-            <w:tcW w:type="dxa" w:w="1843"/>
+            <w:tcW w:type="dxa" w:w="1973"/>
             <w:tcMar>
-              <w:top w:w="80" w:type="dxa"/>
+              <w:top w:w="90" w:type="dxa"/>
               <w:start w:w="100" w:type="dxa"/>
-              <w:bottom w:w="80" w:type="dxa"/>
+              <w:bottom w:w="90" w:type="dxa"/>
               <w:end w:w="100" w:type="dxa"/>
             </w:tcMar>
             <w:vAlign w:val="center"/>
-            <w:shd w:fill="F7FAFC"/>
+            <w:shd w:fill="F5F8FB"/>
           </w:tcPr>
           <w:p>
             <w:pPr>
-              <w:spacing w:after="0" w:line="252" w:lineRule="auto"/>
+              <w:spacing w:after="0" w:line="252" w:lineRule="auto" w:before="0"/>
             </w:pPr>
             <w:r>
               <w:rPr>
                 <w:rFonts w:ascii="Noto Sans KR" w:hAnsi="Noto Sans KR" w:eastAsia="Noto Sans KR"/>
-                <w:sz w:val="16"/>
+                <w:sz w:val="17"/>
               </w:rPr>
               <w:t>Batch 개발</w:t>
             </w:r>
@@ -740,24 +561,24 @@
         </w:tc>
         <w:tc>
           <w:tcPr>
-            <w:tcW w:type="dxa" w:w="3380"/>
+            <w:tcW w:type="dxa" w:w="4735"/>
             <w:tcMar>
-              <w:top w:w="80" w:type="dxa"/>
+              <w:top w:w="90" w:type="dxa"/>
               <w:start w:w="100" w:type="dxa"/>
-              <w:bottom w:w="80" w:type="dxa"/>
+              <w:bottom w:w="90" w:type="dxa"/>
               <w:end w:w="100" w:type="dxa"/>
             </w:tcMar>
             <w:vAlign w:val="center"/>
-            <w:shd w:fill="F7FAFC"/>
+            <w:shd w:fill="F5F8FB"/>
           </w:tcPr>
           <w:p>
             <w:pPr>
-              <w:spacing w:after="0" w:line="252" w:lineRule="auto"/>
+              <w:spacing w:after="0" w:line="252" w:lineRule="auto" w:before="0"/>
             </w:pPr>
             <w:r>
               <w:rPr>
                 <w:rFonts w:ascii="Noto Sans KR" w:hAnsi="Noto Sans KR" w:eastAsia="Noto Sans KR"/>
-                <w:sz w:val="16"/>
+                <w:sz w:val="17"/>
               </w:rPr>
               <w:t>03_배치_개발자_가이드.pdf</w:t>
             </w:r>
@@ -765,24 +586,24 @@
         </w:tc>
         <w:tc>
           <w:tcPr>
-            <w:tcW w:type="dxa" w:w="4301"/>
+            <w:tcW w:type="dxa" w:w="3157"/>
             <w:tcMar>
-              <w:top w:w="80" w:type="dxa"/>
+              <w:top w:w="90" w:type="dxa"/>
               <w:start w:w="100" w:type="dxa"/>
-              <w:bottom w:w="80" w:type="dxa"/>
+              <w:bottom w:w="90" w:type="dxa"/>
               <w:end w:w="100" w:type="dxa"/>
             </w:tcMar>
             <w:vAlign w:val="center"/>
-            <w:shd w:fill="F7FAFC"/>
+            <w:shd w:fill="F5F8FB"/>
           </w:tcPr>
           <w:p>
             <w:pPr>
-              <w:spacing w:after="0" w:line="252" w:lineRule="auto"/>
+              <w:spacing w:after="0" w:line="252" w:lineRule="auto" w:before="0"/>
             </w:pPr>
             <w:r>
               <w:rPr>
                 <w:rFonts w:ascii="Noto Sans KR" w:hAnsi="Noto Sans KR" w:eastAsia="Noto Sans KR"/>
-                <w:sz w:val="16"/>
+                <w:sz w:val="17"/>
               </w:rPr>
               <w:t>Job/Step/Policy/Lease/Fencing/복구</w:t>
             </w:r>
@@ -795,23 +616,23 @@
         </w:trPr>
         <w:tc>
           <w:tcPr>
-            <w:tcW w:type="dxa" w:w="1843"/>
+            <w:tcW w:type="dxa" w:w="1973"/>
             <w:tcMar>
-              <w:top w:w="80" w:type="dxa"/>
+              <w:top w:w="90" w:type="dxa"/>
               <w:start w:w="100" w:type="dxa"/>
-              <w:bottom w:w="80" w:type="dxa"/>
+              <w:bottom w:w="90" w:type="dxa"/>
               <w:end w:w="100" w:type="dxa"/>
             </w:tcMar>
             <w:vAlign w:val="center"/>
           </w:tcPr>
           <w:p>
             <w:pPr>
-              <w:spacing w:after="0" w:line="252" w:lineRule="auto"/>
+              <w:spacing w:after="0" w:line="252" w:lineRule="auto" w:before="0"/>
             </w:pPr>
             <w:r>
               <w:rPr>
                 <w:rFonts w:ascii="Noto Sans KR" w:hAnsi="Noto Sans KR" w:eastAsia="Noto Sans KR"/>
-                <w:sz w:val="16"/>
+                <w:sz w:val="17"/>
               </w:rPr>
               <w:t>Gateway 연동</w:t>
             </w:r>
@@ -819,23 +640,23 @@
         </w:tc>
         <w:tc>
           <w:tcPr>
-            <w:tcW w:type="dxa" w:w="3380"/>
+            <w:tcW w:type="dxa" w:w="4735"/>
             <w:tcMar>
-              <w:top w:w="80" w:type="dxa"/>
+              <w:top w:w="90" w:type="dxa"/>
               <w:start w:w="100" w:type="dxa"/>
-              <w:bottom w:w="80" w:type="dxa"/>
+              <w:bottom w:w="90" w:type="dxa"/>
               <w:end w:w="100" w:type="dxa"/>
             </w:tcMar>
             <w:vAlign w:val="center"/>
           </w:tcPr>
           <w:p>
             <w:pPr>
-              <w:spacing w:after="0" w:line="252" w:lineRule="auto"/>
+              <w:spacing w:after="0" w:line="252" w:lineRule="auto" w:before="0"/>
             </w:pPr>
             <w:r>
               <w:rPr>
                 <w:rFonts w:ascii="Noto Sans KR" w:hAnsi="Noto Sans KR" w:eastAsia="Noto Sans KR"/>
-                <w:sz w:val="16"/>
+                <w:sz w:val="17"/>
               </w:rPr>
               <w:t>06_Gateway_개발_사용_가이드.pdf</w:t>
             </w:r>
@@ -843,23 +664,23 @@
         </w:tc>
         <w:tc>
           <w:tcPr>
-            <w:tcW w:type="dxa" w:w="4301"/>
+            <w:tcW w:type="dxa" w:w="3157"/>
             <w:tcMar>
-              <w:top w:w="80" w:type="dxa"/>
+              <w:top w:w="90" w:type="dxa"/>
               <w:start w:w="100" w:type="dxa"/>
-              <w:bottom w:w="80" w:type="dxa"/>
+              <w:bottom w:w="90" w:type="dxa"/>
               <w:end w:w="100" w:type="dxa"/>
             </w:tcMar>
             <w:vAlign w:val="center"/>
           </w:tcPr>
           <w:p>
             <w:pPr>
-              <w:spacing w:after="0" w:line="252" w:lineRule="auto"/>
+              <w:spacing w:after="0" w:line="252" w:lineRule="auto" w:before="0"/>
             </w:pPr>
             <w:r>
               <w:rPr>
                 <w:rFonts w:ascii="Noto Sans KR" w:hAnsi="Noto Sans KR" w:eastAsia="Noto Sans KR"/>
-                <w:sz w:val="16"/>
+                <w:sz w:val="17"/>
               </w:rPr>
               <w:t>언제 Gateway를 쓰고 언제 쓰지 않는지</w:t>
             </w:r>
@@ -872,24 +693,24 @@
         </w:trPr>
         <w:tc>
           <w:tcPr>
-            <w:tcW w:type="dxa" w:w="1843"/>
+            <w:tcW w:type="dxa" w:w="1973"/>
             <w:tcMar>
-              <w:top w:w="80" w:type="dxa"/>
+              <w:top w:w="90" w:type="dxa"/>
               <w:start w:w="100" w:type="dxa"/>
-              <w:bottom w:w="80" w:type="dxa"/>
+              <w:bottom w:w="90" w:type="dxa"/>
               <w:end w:w="100" w:type="dxa"/>
             </w:tcMar>
             <w:vAlign w:val="center"/>
-            <w:shd w:fill="F7FAFC"/>
+            <w:shd w:fill="F5F8FB"/>
           </w:tcPr>
           <w:p>
             <w:pPr>
-              <w:spacing w:after="0" w:line="252" w:lineRule="auto"/>
+              <w:spacing w:after="0" w:line="252" w:lineRule="auto" w:before="0"/>
             </w:pPr>
             <w:r>
               <w:rPr>
                 <w:rFonts w:ascii="Noto Sans KR" w:hAnsi="Noto Sans KR" w:eastAsia="Noto Sans KR"/>
-                <w:sz w:val="16"/>
+                <w:sz w:val="17"/>
               </w:rPr>
               <w:t>정확한 계약</w:t>
             </w:r>
@@ -897,24 +718,24 @@
         </w:tc>
         <w:tc>
           <w:tcPr>
-            <w:tcW w:type="dxa" w:w="3380"/>
+            <w:tcW w:type="dxa" w:w="4735"/>
             <w:tcMar>
-              <w:top w:w="80" w:type="dxa"/>
+              <w:top w:w="90" w:type="dxa"/>
               <w:start w:w="100" w:type="dxa"/>
-              <w:bottom w:w="80" w:type="dxa"/>
+              <w:bottom w:w="90" w:type="dxa"/>
               <w:end w:w="100" w:type="dxa"/>
             </w:tcMar>
             <w:vAlign w:val="center"/>
-            <w:shd w:fill="F7FAFC"/>
+            <w:shd w:fill="F5F8FB"/>
           </w:tcPr>
           <w:p>
             <w:pPr>
-              <w:spacing w:after="0" w:line="252" w:lineRule="auto"/>
+              <w:spacing w:after="0" w:line="252" w:lineRule="auto" w:before="0"/>
             </w:pPr>
             <w:r>
               <w:rPr>
                 <w:rFonts w:ascii="Noto Sans KR" w:hAnsi="Noto Sans KR" w:eastAsia="Noto Sans KR"/>
-                <w:sz w:val="16"/>
+                <w:sz w:val="17"/>
               </w:rPr>
               <w:t>07_Specification_기술_명세.pdf</w:t>
             </w:r>
@@ -922,24 +743,24 @@
         </w:tc>
         <w:tc>
           <w:tcPr>
-            <w:tcW w:type="dxa" w:w="4301"/>
+            <w:tcW w:type="dxa" w:w="3157"/>
             <w:tcMar>
-              <w:top w:w="80" w:type="dxa"/>
+              <w:top w:w="90" w:type="dxa"/>
               <w:start w:w="100" w:type="dxa"/>
-              <w:bottom w:w="80" w:type="dxa"/>
+              <w:bottom w:w="90" w:type="dxa"/>
               <w:end w:w="100" w:type="dxa"/>
             </w:tcMar>
             <w:vAlign w:val="center"/>
-            <w:shd w:fill="F7FAFC"/>
+            <w:shd w:fill="F5F8FB"/>
           </w:tcPr>
           <w:p>
             <w:pPr>
-              <w:spacing w:after="0" w:line="252" w:lineRule="auto"/>
+              <w:spacing w:after="0" w:line="252" w:lineRule="auto" w:before="0"/>
             </w:pPr>
             <w:r>
               <w:rPr>
                 <w:rFonts w:ascii="Noto Sans KR" w:hAnsi="Noto Sans KR" w:eastAsia="Noto Sans KR"/>
-                <w:sz w:val="16"/>
+                <w:sz w:val="17"/>
               </w:rPr>
               <w:t>Stack/Public Contract/Identity/DB3</w:t>
             </w:r>
@@ -950,65 +771,37 @@
     <w:p>
       <w:pPr>
         <w:pStyle w:val="Heading1"/>
+        <w:keepNext/>
       </w:pPr>
       <w:r>
         <w:t>2 내가 운영자라면</w:t>
       </w:r>
     </w:p>
-    <w:tbl>
-      <w:tblPr>
-        <w:tblW w:type="auto" w:w="0"/>
-        <w:jc w:val="left"/>
-        <w:tblLayout w:type="fixed"/>
-        <w:tblLook w:firstColumn="1" w:firstRow="1" w:lastColumn="0" w:lastRow="0" w:noHBand="0" w:noVBand="1" w:val="04A0"/>
-      </w:tblPr>
-      <w:tblGrid>
-        <w:gridCol w:w="4933"/>
-        <w:gridCol w:w="4933"/>
-      </w:tblGrid>
-      <w:tr>
-        <w:trPr>
-          <w:tblHeader w:val="true"/>
-        </w:trPr>
-        <w:tc>
-          <w:tcPr>
-            <w:tcW w:type="dxa" w:w="1927"/>
-            <w:shd w:fill="17324D"/>
-            <w:tcMar>
-              <w:top w:w="110" w:type="dxa"/>
-              <w:start w:w="140" w:type="dxa"/>
-              <w:bottom w:w="110" w:type="dxa"/>
-              <w:end w:w="140" w:type="dxa"/>
-            </w:tcMar>
-          </w:tcPr>
-          <w:p>
-            <w:r>
-              <w:rPr>
-                <w:b/>
-                <w:color w:val="FFFFFF"/>
-              </w:rPr>
-              <w:t>이 장을 보는 이유</w:t>
-            </w:r>
-          </w:p>
-        </w:tc>
-        <w:tc>
-          <w:tcPr>
-            <w:tcW w:type="dxa" w:w="7371"/>
-            <w:tcMar>
-              <w:top w:w="110" w:type="dxa"/>
-              <w:start w:w="140" w:type="dxa"/>
-              <w:bottom w:w="110" w:type="dxa"/>
-              <w:end w:w="140" w:type="dxa"/>
-            </w:tcMar>
-          </w:tcPr>
-          <w:p>
-            <w:r>
-              <w:t>장애·Batch·배포·DB 변경을 안전하게 처리할 문서를 고릅니다.</w:t>
-            </w:r>
-          </w:p>
-        </w:tc>
-      </w:tr>
-    </w:tbl>
+    <w:p>
+      <w:pPr>
+        <w:spacing w:before="80" w:after="200"/>
+        <w:ind w:left="173" w:right="58"/>
+        <w:shd w:fill="F3F7FB"/>
+        <w:pBdr>
+          <w:left w:val="single" w:sz="18" w:space="8" w:color="4F46E5"/>
+        </w:pBdr>
+      </w:pPr>
+      <w:r>
+        <w:rPr>
+          <w:b/>
+          <w:color w:val="362D91"/>
+          <w:sz w:val="20"/>
+        </w:rPr>
+        <w:t xml:space="preserve">이 장을 보는 이유  </w:t>
+      </w:r>
+      <w:r>
+        <w:rPr>
+          <w:color w:val="26374C"/>
+          <w:sz w:val="20"/>
+        </w:rPr>
+        <w:t>장애·Batch·배포·DB 변경을 안전하게 처리할 문서를 고릅니다.</w:t>
+      </w:r>
+    </w:p>
     <w:p>
       <w:pPr>
         <w:pStyle w:val="CPFLabel"/>
@@ -1020,7 +813,7 @@
     <w:tbl>
       <w:tblPr>
         <w:tblW w:type="auto" w:w="0"/>
-        <w:jc w:val="left"/>
+        <w:jc w:val="center"/>
         <w:tblLayout w:type="fixed"/>
         <w:tblLook w:firstColumn="1" w:firstRow="1" w:lastColumn="0" w:lastRow="0" w:noHBand="0" w:noVBand="1" w:val="04A0"/>
       </w:tblPr>
@@ -1035,16 +828,21 @@
         </w:trPr>
         <w:tc>
           <w:tcPr>
-            <w:tcW w:type="dxa" w:w="1843"/>
-            <w:shd w:fill="17324D"/>
+            <w:tcW w:type="dxa" w:w="1973"/>
+            <w:shd w:fill="223A57"/>
             <w:tcMar>
               <w:top w:w="90" w:type="dxa"/>
-              <w:start w:w="110" w:type="dxa"/>
+              <w:start w:w="100" w:type="dxa"/>
               <w:bottom w:w="90" w:type="dxa"/>
-              <w:end w:w="110" w:type="dxa"/>
+              <w:end w:w="100" w:type="dxa"/>
             </w:tcMar>
+            <w:vAlign w:val="center"/>
           </w:tcPr>
           <w:p>
+            <w:pPr>
+              <w:spacing w:before="0" w:after="0" w:line="252" w:lineRule="auto"/>
+              <w:jc w:val="left"/>
+            </w:pPr>
             <w:r>
               <w:rPr>
                 <w:b/>
@@ -1057,16 +855,21 @@
         </w:tc>
         <w:tc>
           <w:tcPr>
-            <w:tcW w:type="dxa" w:w="3380"/>
-            <w:shd w:fill="17324D"/>
+            <w:tcW w:type="dxa" w:w="4735"/>
+            <w:shd w:fill="223A57"/>
             <w:tcMar>
               <w:top w:w="90" w:type="dxa"/>
-              <w:start w:w="110" w:type="dxa"/>
+              <w:start w:w="100" w:type="dxa"/>
               <w:bottom w:w="90" w:type="dxa"/>
-              <w:end w:w="110" w:type="dxa"/>
+              <w:end w:w="100" w:type="dxa"/>
             </w:tcMar>
+            <w:vAlign w:val="center"/>
           </w:tcPr>
           <w:p>
+            <w:pPr>
+              <w:spacing w:before="0" w:after="0" w:line="252" w:lineRule="auto"/>
+              <w:jc w:val="left"/>
+            </w:pPr>
             <w:r>
               <w:rPr>
                 <w:b/>
@@ -1079,16 +882,21 @@
         </w:tc>
         <w:tc>
           <w:tcPr>
-            <w:tcW w:type="dxa" w:w="4301"/>
-            <w:shd w:fill="17324D"/>
+            <w:tcW w:type="dxa" w:w="3157"/>
+            <w:shd w:fill="223A57"/>
             <w:tcMar>
               <w:top w:w="90" w:type="dxa"/>
-              <w:start w:w="110" w:type="dxa"/>
+              <w:start w:w="100" w:type="dxa"/>
               <w:bottom w:w="90" w:type="dxa"/>
-              <w:end w:w="110" w:type="dxa"/>
+              <w:end w:w="100" w:type="dxa"/>
             </w:tcMar>
+            <w:vAlign w:val="center"/>
           </w:tcPr>
           <w:p>
+            <w:pPr>
+              <w:spacing w:before="0" w:after="0" w:line="252" w:lineRule="auto"/>
+              <w:jc w:val="left"/>
+            </w:pPr>
             <w:r>
               <w:rPr>
                 <w:b/>
@@ -1106,23 +914,23 @@
         </w:trPr>
         <w:tc>
           <w:tcPr>
-            <w:tcW w:type="dxa" w:w="1843"/>
+            <w:tcW w:type="dxa" w:w="1973"/>
             <w:tcMar>
-              <w:top w:w="80" w:type="dxa"/>
+              <w:top w:w="90" w:type="dxa"/>
               <w:start w:w="100" w:type="dxa"/>
-              <w:bottom w:w="80" w:type="dxa"/>
+              <w:bottom w:w="90" w:type="dxa"/>
               <w:end w:w="100" w:type="dxa"/>
             </w:tcMar>
             <w:vAlign w:val="center"/>
           </w:tcPr>
           <w:p>
             <w:pPr>
-              <w:spacing w:after="0" w:line="252" w:lineRule="auto"/>
+              <w:spacing w:after="0" w:line="252" w:lineRule="auto" w:before="0"/>
             </w:pPr>
             <w:r>
               <w:rPr>
                 <w:rFonts w:ascii="Noto Sans KR" w:hAnsi="Noto Sans KR" w:eastAsia="Noto Sans KR"/>
-                <w:sz w:val="16"/>
+                <w:sz w:val="17"/>
               </w:rPr>
               <w:t>장애/배포/복구</w:t>
             </w:r>
@@ -1130,23 +938,23 @@
         </w:tc>
         <w:tc>
           <w:tcPr>
-            <w:tcW w:type="dxa" w:w="3380"/>
+            <w:tcW w:type="dxa" w:w="4735"/>
             <w:tcMar>
-              <w:top w:w="80" w:type="dxa"/>
+              <w:top w:w="90" w:type="dxa"/>
               <w:start w:w="100" w:type="dxa"/>
-              <w:bottom w:w="80" w:type="dxa"/>
+              <w:bottom w:w="90" w:type="dxa"/>
               <w:end w:w="100" w:type="dxa"/>
             </w:tcMar>
             <w:vAlign w:val="center"/>
           </w:tcPr>
           <w:p>
             <w:pPr>
-              <w:spacing w:after="0" w:line="252" w:lineRule="auto"/>
+              <w:spacing w:after="0" w:line="252" w:lineRule="auto" w:before="0"/>
             </w:pPr>
             <w:r>
               <w:rPr>
                 <w:rFonts w:ascii="Noto Sans KR" w:hAnsi="Noto Sans KR" w:eastAsia="Noto Sans KR"/>
-                <w:sz w:val="16"/>
+                <w:sz w:val="17"/>
               </w:rPr>
               <w:t>04_운영자_매뉴얼.pdf</w:t>
             </w:r>
@@ -1154,23 +962,23 @@
         </w:tc>
         <w:tc>
           <w:tcPr>
-            <w:tcW w:type="dxa" w:w="4301"/>
+            <w:tcW w:type="dxa" w:w="3157"/>
             <w:tcMar>
-              <w:top w:w="80" w:type="dxa"/>
+              <w:top w:w="90" w:type="dxa"/>
               <w:start w:w="100" w:type="dxa"/>
-              <w:bottom w:w="80" w:type="dxa"/>
+              <w:bottom w:w="90" w:type="dxa"/>
               <w:end w:w="100" w:type="dxa"/>
             </w:tcMar>
             <w:vAlign w:val="center"/>
           </w:tcPr>
           <w:p>
             <w:pPr>
-              <w:spacing w:after="0" w:line="252" w:lineRule="auto"/>
+              <w:spacing w:after="0" w:line="252" w:lineRule="auto" w:before="0"/>
             </w:pPr>
             <w:r>
               <w:rPr>
                 <w:rFonts w:ascii="Noto Sans KR" w:hAnsi="Noto Sans KR" w:eastAsia="Noto Sans KR"/>
-                <w:sz w:val="16"/>
+                <w:sz w:val="17"/>
               </w:rPr>
               <w:t>상태별 런북/승인/DB migration</w:t>
             </w:r>
@@ -1183,24 +991,24 @@
         </w:trPr>
         <w:tc>
           <w:tcPr>
-            <w:tcW w:type="dxa" w:w="1843"/>
+            <w:tcW w:type="dxa" w:w="1973"/>
             <w:tcMar>
-              <w:top w:w="80" w:type="dxa"/>
+              <w:top w:w="90" w:type="dxa"/>
               <w:start w:w="100" w:type="dxa"/>
-              <w:bottom w:w="80" w:type="dxa"/>
+              <w:bottom w:w="90" w:type="dxa"/>
               <w:end w:w="100" w:type="dxa"/>
             </w:tcMar>
             <w:vAlign w:val="center"/>
-            <w:shd w:fill="F7FAFC"/>
+            <w:shd w:fill="F5F8FB"/>
           </w:tcPr>
           <w:p>
             <w:pPr>
-              <w:spacing w:after="0" w:line="252" w:lineRule="auto"/>
+              <w:spacing w:after="0" w:line="252" w:lineRule="auto" w:before="0"/>
             </w:pPr>
             <w:r>
               <w:rPr>
                 <w:rFonts w:ascii="Noto Sans KR" w:hAnsi="Noto Sans KR" w:eastAsia="Noto Sans KR"/>
-                <w:sz w:val="16"/>
+                <w:sz w:val="17"/>
               </w:rPr>
               <w:t>Batch 운영</w:t>
             </w:r>
@@ -1208,24 +1016,24 @@
         </w:tc>
         <w:tc>
           <w:tcPr>
-            <w:tcW w:type="dxa" w:w="3380"/>
+            <w:tcW w:type="dxa" w:w="4735"/>
             <w:tcMar>
-              <w:top w:w="80" w:type="dxa"/>
+              <w:top w:w="90" w:type="dxa"/>
               <w:start w:w="100" w:type="dxa"/>
-              <w:bottom w:w="80" w:type="dxa"/>
+              <w:bottom w:w="90" w:type="dxa"/>
               <w:end w:w="100" w:type="dxa"/>
             </w:tcMar>
             <w:vAlign w:val="center"/>
-            <w:shd w:fill="F7FAFC"/>
+            <w:shd w:fill="F5F8FB"/>
           </w:tcPr>
           <w:p>
             <w:pPr>
-              <w:spacing w:after="0" w:line="252" w:lineRule="auto"/>
+              <w:spacing w:after="0" w:line="252" w:lineRule="auto" w:before="0"/>
             </w:pPr>
             <w:r>
               <w:rPr>
                 <w:rFonts w:ascii="Noto Sans KR" w:hAnsi="Noto Sans KR" w:eastAsia="Noto Sans KR"/>
-                <w:sz w:val="16"/>
+                <w:sz w:val="17"/>
               </w:rPr>
               <w:t>05_배치_운영_가이드.pdf</w:t>
             </w:r>
@@ -1233,24 +1041,24 @@
         </w:tc>
         <w:tc>
           <w:tcPr>
-            <w:tcW w:type="dxa" w:w="4301"/>
+            <w:tcW w:type="dxa" w:w="3157"/>
             <w:tcMar>
-              <w:top w:w="80" w:type="dxa"/>
+              <w:top w:w="90" w:type="dxa"/>
               <w:start w:w="100" w:type="dxa"/>
-              <w:bottom w:w="80" w:type="dxa"/>
+              <w:bottom w:w="90" w:type="dxa"/>
               <w:end w:w="100" w:type="dxa"/>
             </w:tcMar>
             <w:vAlign w:val="center"/>
-            <w:shd w:fill="F7FAFC"/>
+            <w:shd w:fill="F5F8FB"/>
           </w:tcPr>
           <w:p>
             <w:pPr>
-              <w:spacing w:after="0" w:line="252" w:lineRule="auto"/>
+              <w:spacing w:after="0" w:line="252" w:lineRule="auto" w:before="0"/>
             </w:pPr>
             <w:r>
               <w:rPr>
                 <w:rFonts w:ascii="Noto Sans KR" w:hAnsi="Noto Sans KR" w:eastAsia="Noto Sans KR"/>
-                <w:sz w:val="16"/>
+                <w:sz w:val="17"/>
               </w:rPr>
               <w:t>stop/restart/rerun/reconcile</w:t>
             </w:r>
@@ -1263,23 +1071,23 @@
         </w:trPr>
         <w:tc>
           <w:tcPr>
-            <w:tcW w:type="dxa" w:w="1843"/>
+            <w:tcW w:type="dxa" w:w="1973"/>
             <w:tcMar>
-              <w:top w:w="80" w:type="dxa"/>
+              <w:top w:w="90" w:type="dxa"/>
               <w:start w:w="100" w:type="dxa"/>
-              <w:bottom w:w="80" w:type="dxa"/>
+              <w:bottom w:w="90" w:type="dxa"/>
               <w:end w:w="100" w:type="dxa"/>
             </w:tcMar>
             <w:vAlign w:val="center"/>
           </w:tcPr>
           <w:p>
             <w:pPr>
-              <w:spacing w:after="0" w:line="252" w:lineRule="auto"/>
+              <w:spacing w:after="0" w:line="252" w:lineRule="auto" w:before="0"/>
             </w:pPr>
             <w:r>
               <w:rPr>
                 <w:rFonts w:ascii="Noto Sans KR" w:hAnsi="Noto Sans KR" w:eastAsia="Noto Sans KR"/>
-                <w:sz w:val="16"/>
+                <w:sz w:val="17"/>
               </w:rPr>
               <w:t>구조 파악</w:t>
             </w:r>
@@ -1287,23 +1095,23 @@
         </w:tc>
         <w:tc>
           <w:tcPr>
-            <w:tcW w:type="dxa" w:w="3380"/>
+            <w:tcW w:type="dxa" w:w="4735"/>
             <w:tcMar>
-              <w:top w:w="80" w:type="dxa"/>
+              <w:top w:w="90" w:type="dxa"/>
               <w:start w:w="100" w:type="dxa"/>
-              <w:bottom w:w="80" w:type="dxa"/>
+              <w:bottom w:w="90" w:type="dxa"/>
               <w:end w:w="100" w:type="dxa"/>
             </w:tcMar>
             <w:vAlign w:val="center"/>
           </w:tcPr>
           <w:p>
             <w:pPr>
-              <w:spacing w:after="0" w:line="252" w:lineRule="auto"/>
+              <w:spacing w:after="0" w:line="252" w:lineRule="auto" w:before="0"/>
             </w:pPr>
             <w:r>
               <w:rPr>
                 <w:rFonts w:ascii="Noto Sans KR" w:hAnsi="Noto Sans KR" w:eastAsia="Noto Sans KR"/>
-                <w:sz w:val="16"/>
+                <w:sz w:val="17"/>
               </w:rPr>
               <w:t>아키텍처설계서.pdf</w:t>
             </w:r>
@@ -1311,23 +1119,23 @@
         </w:tc>
         <w:tc>
           <w:tcPr>
-            <w:tcW w:type="dxa" w:w="4301"/>
+            <w:tcW w:type="dxa" w:w="3157"/>
             <w:tcMar>
-              <w:top w:w="80" w:type="dxa"/>
+              <w:top w:w="90" w:type="dxa"/>
               <w:start w:w="100" w:type="dxa"/>
-              <w:bottom w:w="80" w:type="dxa"/>
+              <w:bottom w:w="90" w:type="dxa"/>
               <w:end w:w="100" w:type="dxa"/>
             </w:tcMar>
             <w:vAlign w:val="center"/>
           </w:tcPr>
           <w:p>
             <w:pPr>
-              <w:spacing w:after="0" w:line="252" w:lineRule="auto"/>
+              <w:spacing w:after="0" w:line="252" w:lineRule="auto" w:before="0"/>
             </w:pPr>
             <w:r>
               <w:rPr>
                 <w:rFonts w:ascii="Noto Sans KR" w:hAnsi="Noto Sans KR" w:eastAsia="Noto Sans KR"/>
-                <w:sz w:val="16"/>
+                <w:sz w:val="17"/>
               </w:rPr>
               <w:t>Owner/호출/DB3/Operations</w:t>
             </w:r>
@@ -1338,65 +1146,37 @@
     <w:p>
       <w:pPr>
         <w:pStyle w:val="Heading1"/>
+        <w:keepNext/>
       </w:pPr>
       <w:r>
         <w:t>3 내가 아키텍트·검수자라면</w:t>
       </w:r>
     </w:p>
-    <w:tbl>
-      <w:tblPr>
-        <w:tblW w:type="auto" w:w="0"/>
-        <w:jc w:val="left"/>
-        <w:tblLayout w:type="fixed"/>
-        <w:tblLook w:firstColumn="1" w:firstRow="1" w:lastColumn="0" w:lastRow="0" w:noHBand="0" w:noVBand="1" w:val="04A0"/>
-      </w:tblPr>
-      <w:tblGrid>
-        <w:gridCol w:w="4933"/>
-        <w:gridCol w:w="4933"/>
-      </w:tblGrid>
-      <w:tr>
-        <w:trPr>
-          <w:tblHeader w:val="true"/>
-        </w:trPr>
-        <w:tc>
-          <w:tcPr>
-            <w:tcW w:type="dxa" w:w="1927"/>
-            <w:shd w:fill="17324D"/>
-            <w:tcMar>
-              <w:top w:w="110" w:type="dxa"/>
-              <w:start w:w="140" w:type="dxa"/>
-              <w:bottom w:w="110" w:type="dxa"/>
-              <w:end w:w="140" w:type="dxa"/>
-            </w:tcMar>
-          </w:tcPr>
-          <w:p>
-            <w:r>
-              <w:rPr>
-                <w:b/>
-                <w:color w:val="FFFFFF"/>
-              </w:rPr>
-              <w:t>이 장을 보는 이유</w:t>
-            </w:r>
-          </w:p>
-        </w:tc>
-        <w:tc>
-          <w:tcPr>
-            <w:tcW w:type="dxa" w:w="7371"/>
-            <w:tcMar>
-              <w:top w:w="110" w:type="dxa"/>
-              <w:start w:w="140" w:type="dxa"/>
-              <w:bottom w:w="110" w:type="dxa"/>
-              <w:end w:w="140" w:type="dxa"/>
-            </w:tcMar>
-          </w:tcPr>
-          <w:p>
-            <w:r>
-              <w:t>구조·표준·DB·기술 사양을 교차 확인합니다.</w:t>
-            </w:r>
-          </w:p>
-        </w:tc>
-      </w:tr>
-    </w:tbl>
+    <w:p>
+      <w:pPr>
+        <w:spacing w:before="80" w:after="200"/>
+        <w:ind w:left="173" w:right="58"/>
+        <w:shd w:fill="F3F7FB"/>
+        <w:pBdr>
+          <w:left w:val="single" w:sz="18" w:space="8" w:color="4F46E5"/>
+        </w:pBdr>
+      </w:pPr>
+      <w:r>
+        <w:rPr>
+          <w:b/>
+          <w:color w:val="362D91"/>
+          <w:sz w:val="20"/>
+        </w:rPr>
+        <w:t xml:space="preserve">이 장을 보는 이유  </w:t>
+      </w:r>
+      <w:r>
+        <w:rPr>
+          <w:color w:val="26374C"/>
+          <w:sz w:val="20"/>
+        </w:rPr>
+        <w:t>구조·표준·DB·기술 사양을 교차 확인합니다.</w:t>
+      </w:r>
+    </w:p>
     <w:p>
       <w:pPr>
         <w:pStyle w:val="CPFLabel"/>
@@ -1408,7 +1188,7 @@
     <w:tbl>
       <w:tblPr>
         <w:tblW w:type="auto" w:w="0"/>
-        <w:jc w:val="left"/>
+        <w:jc w:val="center"/>
         <w:tblLayout w:type="fixed"/>
         <w:tblLook w:firstColumn="1" w:firstRow="1" w:lastColumn="0" w:lastRow="0" w:noHBand="0" w:noVBand="1" w:val="04A0"/>
       </w:tblPr>
@@ -1423,16 +1203,21 @@
         </w:trPr>
         <w:tc>
           <w:tcPr>
-            <w:tcW w:type="dxa" w:w="1843"/>
-            <w:shd w:fill="17324D"/>
+            <w:tcW w:type="dxa" w:w="1973"/>
+            <w:shd w:fill="223A57"/>
             <w:tcMar>
               <w:top w:w="90" w:type="dxa"/>
-              <w:start w:w="110" w:type="dxa"/>
+              <w:start w:w="100" w:type="dxa"/>
               <w:bottom w:w="90" w:type="dxa"/>
-              <w:end w:w="110" w:type="dxa"/>
+              <w:end w:w="100" w:type="dxa"/>
             </w:tcMar>
+            <w:vAlign w:val="center"/>
           </w:tcPr>
           <w:p>
+            <w:pPr>
+              <w:spacing w:before="0" w:after="0" w:line="252" w:lineRule="auto"/>
+              <w:jc w:val="left"/>
+            </w:pPr>
             <w:r>
               <w:rPr>
                 <w:b/>
@@ -1445,16 +1230,21 @@
         </w:tc>
         <w:tc>
           <w:tcPr>
-            <w:tcW w:type="dxa" w:w="3380"/>
-            <w:shd w:fill="17324D"/>
+            <w:tcW w:type="dxa" w:w="4735"/>
+            <w:shd w:fill="223A57"/>
             <w:tcMar>
               <w:top w:w="90" w:type="dxa"/>
-              <w:start w:w="110" w:type="dxa"/>
+              <w:start w:w="100" w:type="dxa"/>
               <w:bottom w:w="90" w:type="dxa"/>
-              <w:end w:w="110" w:type="dxa"/>
+              <w:end w:w="100" w:type="dxa"/>
             </w:tcMar>
+            <w:vAlign w:val="center"/>
           </w:tcPr>
           <w:p>
+            <w:pPr>
+              <w:spacing w:before="0" w:after="0" w:line="252" w:lineRule="auto"/>
+              <w:jc w:val="left"/>
+            </w:pPr>
             <w:r>
               <w:rPr>
                 <w:b/>
@@ -1467,16 +1257,21 @@
         </w:tc>
         <w:tc>
           <w:tcPr>
-            <w:tcW w:type="dxa" w:w="4301"/>
-            <w:shd w:fill="17324D"/>
+            <w:tcW w:type="dxa" w:w="3157"/>
+            <w:shd w:fill="223A57"/>
             <w:tcMar>
               <w:top w:w="90" w:type="dxa"/>
-              <w:start w:w="110" w:type="dxa"/>
+              <w:start w:w="100" w:type="dxa"/>
               <w:bottom w:w="90" w:type="dxa"/>
-              <w:end w:w="110" w:type="dxa"/>
+              <w:end w:w="100" w:type="dxa"/>
             </w:tcMar>
+            <w:vAlign w:val="center"/>
           </w:tcPr>
           <w:p>
+            <w:pPr>
+              <w:spacing w:before="0" w:after="0" w:line="252" w:lineRule="auto"/>
+              <w:jc w:val="left"/>
+            </w:pPr>
             <w:r>
               <w:rPr>
                 <w:b/>
@@ -1494,23 +1289,23 @@
         </w:trPr>
         <w:tc>
           <w:tcPr>
-            <w:tcW w:type="dxa" w:w="1843"/>
+            <w:tcW w:type="dxa" w:w="1973"/>
             <w:tcMar>
-              <w:top w:w="80" w:type="dxa"/>
+              <w:top w:w="90" w:type="dxa"/>
               <w:start w:w="100" w:type="dxa"/>
-              <w:bottom w:w="80" w:type="dxa"/>
+              <w:bottom w:w="90" w:type="dxa"/>
               <w:end w:w="100" w:type="dxa"/>
             </w:tcMar>
             <w:vAlign w:val="center"/>
           </w:tcPr>
           <w:p>
             <w:pPr>
-              <w:spacing w:after="0" w:line="252" w:lineRule="auto"/>
+              <w:spacing w:after="0" w:line="252" w:lineRule="auto" w:before="0"/>
             </w:pPr>
             <w:r>
               <w:rPr>
                 <w:rFonts w:ascii="Noto Sans KR" w:hAnsi="Noto Sans KR" w:eastAsia="Noto Sans KR"/>
-                <w:sz w:val="16"/>
+                <w:sz w:val="17"/>
               </w:rPr>
               <w:t>Architecture</w:t>
             </w:r>
@@ -1518,23 +1313,23 @@
         </w:tc>
         <w:tc>
           <w:tcPr>
-            <w:tcW w:type="dxa" w:w="3380"/>
+            <w:tcW w:type="dxa" w:w="4735"/>
             <w:tcMar>
-              <w:top w:w="80" w:type="dxa"/>
+              <w:top w:w="90" w:type="dxa"/>
               <w:start w:w="100" w:type="dxa"/>
-              <w:bottom w:w="80" w:type="dxa"/>
+              <w:bottom w:w="90" w:type="dxa"/>
               <w:end w:w="100" w:type="dxa"/>
             </w:tcMar>
             <w:vAlign w:val="center"/>
           </w:tcPr>
           <w:p>
             <w:pPr>
-              <w:spacing w:after="0" w:line="252" w:lineRule="auto"/>
+              <w:spacing w:after="0" w:line="252" w:lineRule="auto" w:before="0"/>
             </w:pPr>
             <w:r>
               <w:rPr>
                 <w:rFonts w:ascii="Noto Sans KR" w:hAnsi="Noto Sans KR" w:eastAsia="Noto Sans KR"/>
-                <w:sz w:val="16"/>
+                <w:sz w:val="17"/>
               </w:rPr>
               <w:t>아키텍처설계서.pdf</w:t>
             </w:r>
@@ -1542,23 +1337,23 @@
         </w:tc>
         <w:tc>
           <w:tcPr>
-            <w:tcW w:type="dxa" w:w="4301"/>
+            <w:tcW w:type="dxa" w:w="3157"/>
             <w:tcMar>
-              <w:top w:w="80" w:type="dxa"/>
+              <w:top w:w="90" w:type="dxa"/>
               <w:start w:w="100" w:type="dxa"/>
-              <w:bottom w:w="80" w:type="dxa"/>
+              <w:bottom w:w="90" w:type="dxa"/>
               <w:end w:w="100" w:type="dxa"/>
             </w:tcMar>
             <w:vAlign w:val="center"/>
           </w:tcPr>
           <w:p>
             <w:pPr>
-              <w:spacing w:after="0" w:line="252" w:lineRule="auto"/>
+              <w:spacing w:after="0" w:line="252" w:lineRule="auto" w:before="0"/>
             </w:pPr>
             <w:r>
               <w:rPr>
                 <w:rFonts w:ascii="Noto Sans KR" w:hAnsi="Noto Sans KR" w:eastAsia="Noto Sans KR"/>
-                <w:sz w:val="16"/>
+                <w:sz w:val="17"/>
               </w:rPr>
               <w:t>Owner/Dependency/Topology</w:t>
             </w:r>
@@ -1571,24 +1366,24 @@
         </w:trPr>
         <w:tc>
           <w:tcPr>
-            <w:tcW w:type="dxa" w:w="1843"/>
+            <w:tcW w:type="dxa" w:w="1973"/>
             <w:tcMar>
-              <w:top w:w="80" w:type="dxa"/>
+              <w:top w:w="90" w:type="dxa"/>
               <w:start w:w="100" w:type="dxa"/>
-              <w:bottom w:w="80" w:type="dxa"/>
+              <w:bottom w:w="90" w:type="dxa"/>
               <w:end w:w="100" w:type="dxa"/>
             </w:tcMar>
             <w:vAlign w:val="center"/>
-            <w:shd w:fill="F7FAFC"/>
+            <w:shd w:fill="F5F8FB"/>
           </w:tcPr>
           <w:p>
             <w:pPr>
-              <w:spacing w:after="0" w:line="252" w:lineRule="auto"/>
+              <w:spacing w:after="0" w:line="252" w:lineRule="auto" w:before="0"/>
             </w:pPr>
             <w:r>
               <w:rPr>
                 <w:rFonts w:ascii="Noto Sans KR" w:hAnsi="Noto Sans KR" w:eastAsia="Noto Sans KR"/>
-                <w:sz w:val="16"/>
+                <w:sz w:val="17"/>
               </w:rPr>
               <w:t>기술 Stack/계약</w:t>
             </w:r>
@@ -1596,24 +1391,24 @@
         </w:tc>
         <w:tc>
           <w:tcPr>
-            <w:tcW w:type="dxa" w:w="3380"/>
+            <w:tcW w:type="dxa" w:w="4735"/>
             <w:tcMar>
-              <w:top w:w="80" w:type="dxa"/>
+              <w:top w:w="90" w:type="dxa"/>
               <w:start w:w="100" w:type="dxa"/>
-              <w:bottom w:w="80" w:type="dxa"/>
+              <w:bottom w:w="90" w:type="dxa"/>
               <w:end w:w="100" w:type="dxa"/>
             </w:tcMar>
             <w:vAlign w:val="center"/>
-            <w:shd w:fill="F7FAFC"/>
+            <w:shd w:fill="F5F8FB"/>
           </w:tcPr>
           <w:p>
             <w:pPr>
-              <w:spacing w:after="0" w:line="252" w:lineRule="auto"/>
+              <w:spacing w:after="0" w:line="252" w:lineRule="auto" w:before="0"/>
             </w:pPr>
             <w:r>
               <w:rPr>
                 <w:rFonts w:ascii="Noto Sans KR" w:hAnsi="Noto Sans KR" w:eastAsia="Noto Sans KR"/>
-                <w:sz w:val="16"/>
+                <w:sz w:val="17"/>
               </w:rPr>
               <w:t>기술사양서.pdf</w:t>
             </w:r>
@@ -1621,24 +1416,24 @@
         </w:tc>
         <w:tc>
           <w:tcPr>
-            <w:tcW w:type="dxa" w:w="4301"/>
+            <w:tcW w:type="dxa" w:w="3157"/>
             <w:tcMar>
-              <w:top w:w="80" w:type="dxa"/>
+              <w:top w:w="90" w:type="dxa"/>
               <w:start w:w="100" w:type="dxa"/>
-              <w:bottom w:w="80" w:type="dxa"/>
+              <w:bottom w:w="90" w:type="dxa"/>
               <w:end w:w="100" w:type="dxa"/>
             </w:tcMar>
             <w:vAlign w:val="center"/>
-            <w:shd w:fill="F7FAFC"/>
+            <w:shd w:fill="F5F8FB"/>
           </w:tcPr>
           <w:p>
             <w:pPr>
-              <w:spacing w:after="0" w:line="252" w:lineRule="auto"/>
+              <w:spacing w:after="0" w:line="252" w:lineRule="auto" w:before="0"/>
             </w:pPr>
             <w:r>
               <w:rPr>
                 <w:rFonts w:ascii="Noto Sans KR" w:hAnsi="Noto Sans KR" w:eastAsia="Noto Sans KR"/>
-                <w:sz w:val="16"/>
+                <w:sz w:val="17"/>
               </w:rPr>
               <w:t>기술 구성/Public surface</w:t>
             </w:r>
@@ -1651,23 +1446,23 @@
         </w:trPr>
         <w:tc>
           <w:tcPr>
-            <w:tcW w:type="dxa" w:w="1843"/>
+            <w:tcW w:type="dxa" w:w="1973"/>
             <w:tcMar>
-              <w:top w:w="80" w:type="dxa"/>
+              <w:top w:w="90" w:type="dxa"/>
               <w:start w:w="100" w:type="dxa"/>
-              <w:bottom w:w="80" w:type="dxa"/>
+              <w:bottom w:w="90" w:type="dxa"/>
               <w:end w:w="100" w:type="dxa"/>
             </w:tcMar>
             <w:vAlign w:val="center"/>
           </w:tcPr>
           <w:p>
             <w:pPr>
-              <w:spacing w:after="0" w:line="252" w:lineRule="auto"/>
+              <w:spacing w:after="0" w:line="252" w:lineRule="auto" w:before="0"/>
             </w:pPr>
             <w:r>
               <w:rPr>
                 <w:rFonts w:ascii="Noto Sans KR" w:hAnsi="Noto Sans KR" w:eastAsia="Noto Sans KR"/>
-                <w:sz w:val="16"/>
+                <w:sz w:val="17"/>
               </w:rPr>
               <w:t>개발 규칙</w:t>
             </w:r>
@@ -1675,23 +1470,23 @@
         </w:tc>
         <w:tc>
           <w:tcPr>
-            <w:tcW w:type="dxa" w:w="3380"/>
+            <w:tcW w:type="dxa" w:w="4735"/>
             <w:tcMar>
-              <w:top w:w="80" w:type="dxa"/>
+              <w:top w:w="90" w:type="dxa"/>
               <w:start w:w="100" w:type="dxa"/>
-              <w:bottom w:w="80" w:type="dxa"/>
+              <w:bottom w:w="90" w:type="dxa"/>
               <w:end w:w="100" w:type="dxa"/>
             </w:tcMar>
             <w:vAlign w:val="center"/>
           </w:tcPr>
           <w:p>
             <w:pPr>
-              <w:spacing w:after="0" w:line="252" w:lineRule="auto"/>
+              <w:spacing w:after="0" w:line="252" w:lineRule="auto" w:before="0"/>
             </w:pPr>
             <w:r>
               <w:rPr>
                 <w:rFonts w:ascii="Noto Sans KR" w:hAnsi="Noto Sans KR" w:eastAsia="Noto Sans KR"/>
-                <w:sz w:val="16"/>
+                <w:sz w:val="17"/>
               </w:rPr>
               <w:t>기술표준서.pdf</w:t>
             </w:r>
@@ -1699,23 +1494,23 @@
         </w:tc>
         <w:tc>
           <w:tcPr>
-            <w:tcW w:type="dxa" w:w="4301"/>
+            <w:tcW w:type="dxa" w:w="3157"/>
             <w:tcMar>
-              <w:top w:w="80" w:type="dxa"/>
+              <w:top w:w="90" w:type="dxa"/>
               <w:start w:w="100" w:type="dxa"/>
-              <w:bottom w:w="80" w:type="dxa"/>
+              <w:bottom w:w="90" w:type="dxa"/>
               <w:end w:w="100" w:type="dxa"/>
             </w:tcMar>
             <w:vAlign w:val="center"/>
           </w:tcPr>
           <w:p>
             <w:pPr>
-              <w:spacing w:after="0" w:line="252" w:lineRule="auto"/>
+              <w:spacing w:after="0" w:line="252" w:lineRule="auto" w:before="0"/>
             </w:pPr>
             <w:r>
               <w:rPr>
                 <w:rFonts w:ascii="Noto Sans KR" w:hAnsi="Noto Sans KR" w:eastAsia="Noto Sans KR"/>
-                <w:sz w:val="16"/>
+                <w:sz w:val="17"/>
               </w:rPr>
               <w:t>MUST/MUST NOT</w:t>
             </w:r>
@@ -1728,24 +1523,24 @@
         </w:trPr>
         <w:tc>
           <w:tcPr>
-            <w:tcW w:type="dxa" w:w="1843"/>
+            <w:tcW w:type="dxa" w:w="1973"/>
             <w:tcMar>
-              <w:top w:w="80" w:type="dxa"/>
+              <w:top w:w="90" w:type="dxa"/>
               <w:start w:w="100" w:type="dxa"/>
-              <w:bottom w:w="80" w:type="dxa"/>
+              <w:bottom w:w="90" w:type="dxa"/>
               <w:end w:w="100" w:type="dxa"/>
             </w:tcMar>
             <w:vAlign w:val="center"/>
-            <w:shd w:fill="F7FAFC"/>
+            <w:shd w:fill="F5F8FB"/>
           </w:tcPr>
           <w:p>
             <w:pPr>
-              <w:spacing w:after="0" w:line="252" w:lineRule="auto"/>
+              <w:spacing w:after="0" w:line="252" w:lineRule="auto" w:before="0"/>
             </w:pPr>
             <w:r>
               <w:rPr>
                 <w:rFonts w:ascii="Noto Sans KR" w:hAnsi="Noto Sans KR" w:eastAsia="Noto Sans KR"/>
-                <w:sz w:val="16"/>
+                <w:sz w:val="17"/>
               </w:rPr>
               <w:t>DB</w:t>
             </w:r>
@@ -1753,24 +1548,24 @@
         </w:tc>
         <w:tc>
           <w:tcPr>
-            <w:tcW w:type="dxa" w:w="3380"/>
+            <w:tcW w:type="dxa" w:w="4735"/>
             <w:tcMar>
-              <w:top w:w="80" w:type="dxa"/>
+              <w:top w:w="90" w:type="dxa"/>
               <w:start w:w="100" w:type="dxa"/>
-              <w:bottom w:w="80" w:type="dxa"/>
+              <w:bottom w:w="90" w:type="dxa"/>
               <w:end w:w="100" w:type="dxa"/>
             </w:tcMar>
             <w:vAlign w:val="center"/>
-            <w:shd w:fill="F7FAFC"/>
+            <w:shd w:fill="F5F8FB"/>
           </w:tcPr>
           <w:p>
             <w:pPr>
-              <w:spacing w:after="0" w:line="252" w:lineRule="auto"/>
+              <w:spacing w:after="0" w:line="252" w:lineRule="auto" w:before="0"/>
             </w:pPr>
             <w:r>
               <w:rPr>
                 <w:rFonts w:ascii="Noto Sans KR" w:hAnsi="Noto Sans KR" w:eastAsia="Noto Sans KR"/>
-                <w:sz w:val="16"/>
+                <w:sz w:val="17"/>
               </w:rPr>
               <w:t>데이터베이스표준서.pdf</w:t>
             </w:r>
@@ -1778,24 +1573,24 @@
         </w:tc>
         <w:tc>
           <w:tcPr>
-            <w:tcW w:type="dxa" w:w="4301"/>
+            <w:tcW w:type="dxa" w:w="3157"/>
             <w:tcMar>
-              <w:top w:w="80" w:type="dxa"/>
+              <w:top w:w="90" w:type="dxa"/>
               <w:start w:w="100" w:type="dxa"/>
-              <w:bottom w:w="80" w:type="dxa"/>
+              <w:bottom w:w="90" w:type="dxa"/>
               <w:end w:w="100" w:type="dxa"/>
             </w:tcMar>
             <w:vAlign w:val="center"/>
-            <w:shd w:fill="F7FAFC"/>
+            <w:shd w:fill="F5F8FB"/>
           </w:tcPr>
           <w:p>
             <w:pPr>
-              <w:spacing w:after="0" w:line="252" w:lineRule="auto"/>
+              <w:spacing w:after="0" w:line="252" w:lineRule="auto" w:before="0"/>
             </w:pPr>
             <w:r>
               <w:rPr>
                 <w:rFonts w:ascii="Noto Sans KR" w:hAnsi="Noto Sans KR" w:eastAsia="Noto Sans KR"/>
-                <w:sz w:val="16"/>
+                <w:sz w:val="17"/>
               </w:rPr>
               <w:t>DB3/Lifecycle/Recovery</w:t>
             </w:r>
@@ -1808,23 +1603,23 @@
         </w:trPr>
         <w:tc>
           <w:tcPr>
-            <w:tcW w:type="dxa" w:w="1843"/>
+            <w:tcW w:type="dxa" w:w="1973"/>
             <w:tcMar>
-              <w:top w:w="80" w:type="dxa"/>
+              <w:top w:w="90" w:type="dxa"/>
               <w:start w:w="100" w:type="dxa"/>
-              <w:bottom w:w="80" w:type="dxa"/>
+              <w:bottom w:w="90" w:type="dxa"/>
               <w:end w:w="100" w:type="dxa"/>
             </w:tcMar>
             <w:vAlign w:val="center"/>
           </w:tcPr>
           <w:p>
             <w:pPr>
-              <w:spacing w:after="0" w:line="252" w:lineRule="auto"/>
+              <w:spacing w:after="0" w:line="252" w:lineRule="auto" w:before="0"/>
             </w:pPr>
             <w:r>
               <w:rPr>
                 <w:rFonts w:ascii="Noto Sans KR" w:hAnsi="Noto Sans KR" w:eastAsia="Noto Sans KR"/>
-                <w:sz w:val="16"/>
+                <w:sz w:val="17"/>
               </w:rPr>
               <w:t>전체 목록</w:t>
             </w:r>
@@ -1832,23 +1627,23 @@
         </w:tc>
         <w:tc>
           <w:tcPr>
-            <w:tcW w:type="dxa" w:w="3380"/>
+            <w:tcW w:type="dxa" w:w="4735"/>
             <w:tcMar>
-              <w:top w:w="80" w:type="dxa"/>
+              <w:top w:w="90" w:type="dxa"/>
               <w:start w:w="100" w:type="dxa"/>
-              <w:bottom w:w="80" w:type="dxa"/>
+              <w:bottom w:w="90" w:type="dxa"/>
               <w:end w:w="100" w:type="dxa"/>
             </w:tcMar>
             <w:vAlign w:val="center"/>
           </w:tcPr>
           <w:p>
             <w:pPr>
-              <w:spacing w:after="0" w:line="252" w:lineRule="auto"/>
+              <w:spacing w:after="0" w:line="252" w:lineRule="auto" w:before="0"/>
             </w:pPr>
             <w:r>
               <w:rPr>
                 <w:rFonts w:ascii="Noto Sans KR" w:hAnsi="Noto Sans KR" w:eastAsia="Noto Sans KR"/>
-                <w:sz w:val="16"/>
+                <w:sz w:val="17"/>
               </w:rPr>
               <w:t>산출물목록.pdf</w:t>
             </w:r>
@@ -1856,23 +1651,23 @@
         </w:tc>
         <w:tc>
           <w:tcPr>
-            <w:tcW w:type="dxa" w:w="4301"/>
+            <w:tcW w:type="dxa" w:w="3157"/>
             <w:tcMar>
-              <w:top w:w="80" w:type="dxa"/>
+              <w:top w:w="90" w:type="dxa"/>
               <w:start w:w="100" w:type="dxa"/>
-              <w:bottom w:w="80" w:type="dxa"/>
+              <w:bottom w:w="90" w:type="dxa"/>
               <w:end w:w="100" w:type="dxa"/>
             </w:tcMar>
             <w:vAlign w:val="center"/>
           </w:tcPr>
           <w:p>
             <w:pPr>
-              <w:spacing w:after="0" w:line="252" w:lineRule="auto"/>
+              <w:spacing w:after="0" w:line="252" w:lineRule="auto" w:before="0"/>
             </w:pPr>
             <w:r>
               <w:rPr>
                 <w:rFonts w:ascii="Noto Sans KR" w:hAnsi="Noto Sans KR" w:eastAsia="Noto Sans KR"/>
-                <w:sz w:val="16"/>
+                <w:sz w:val="17"/>
               </w:rPr>
               <w:t>역할별 진입점</w:t>
             </w:r>
@@ -1883,7 +1678,7 @@
     <w:tbl>
       <w:tblPr>
         <w:tblW w:type="auto" w:w="0"/>
-        <w:jc w:val="left"/>
+        <w:jc w:val="center"/>
         <w:tblLayout w:type="fixed"/>
         <w:tblLook w:firstColumn="1" w:firstRow="1" w:lastColumn="0" w:lastRow="0" w:noHBand="0" w:noVBand="1" w:val="04A0"/>
       </w:tblPr>
@@ -1897,16 +1692,21 @@
         </w:trPr>
         <w:tc>
           <w:tcPr>
-            <w:tcW w:type="dxa" w:w="1701"/>
-            <w:shd w:fill="17324D"/>
+            <w:tcW w:type="dxa" w:w="2466"/>
+            <w:shd w:fill="223A57"/>
             <w:tcMar>
               <w:top w:w="90" w:type="dxa"/>
-              <w:start w:w="120" w:type="dxa"/>
+              <w:start w:w="100" w:type="dxa"/>
               <w:bottom w:w="90" w:type="dxa"/>
-              <w:end w:w="120" w:type="dxa"/>
+              <w:end w:w="100" w:type="dxa"/>
             </w:tcMar>
+            <w:vAlign w:val="center"/>
           </w:tcPr>
           <w:p>
+            <w:pPr>
+              <w:spacing w:before="0" w:after="0" w:line="252" w:lineRule="auto"/>
+              <w:jc w:val="left"/>
+            </w:pPr>
             <w:r>
               <w:rPr>
                 <w:b/>
@@ -1919,32 +1719,33 @@
         </w:tc>
         <w:tc>
           <w:tcPr>
-            <w:tcW w:type="dxa" w:w="7371"/>
-            <w:shd w:fill="EDF6FF"/>
+            <w:tcW w:type="dxa" w:w="7399"/>
+            <w:shd w:fill="223A57"/>
             <w:tcMar>
               <w:top w:w="90" w:type="dxa"/>
-              <w:start w:w="120" w:type="dxa"/>
+              <w:start w:w="100" w:type="dxa"/>
               <w:bottom w:w="90" w:type="dxa"/>
-              <w:end w:w="120" w:type="dxa"/>
+              <w:end w:w="100" w:type="dxa"/>
             </w:tcMar>
+            <w:vAlign w:val="center"/>
           </w:tcPr>
           <w:p>
+            <w:pPr>
+              <w:spacing w:before="0" w:after="0" w:line="252" w:lineRule="auto"/>
+              <w:jc w:val="left"/>
+            </w:pPr>
             <w:r>
+              <w:rPr>
+                <w:b/>
+                <w:color w:val="FFFFFF"/>
+                <w:sz w:val="16"/>
+              </w:rPr>
               <w:t>일반 사용자 탐색 링크는 PDF만 제공합니다. DOCX는 편집/납품용으로 최종 ZIP에 포함하지만 사용자 바로 열기 링크로 노출하지 않습니다.</w:t>
             </w:r>
           </w:p>
         </w:tc>
       </w:tr>
     </w:tbl>
-    <w:p>
-      <w:pPr>
-        <w:pStyle w:val="CPFCaption"/>
-        <w:spacing w:before="160"/>
-      </w:pPr>
-      <w:r>
-        <w:t>근거: Source snapshot ZIP-SHA256:B47BCE7700700BF4의 Public 계약과 CPF 정본 문서. Source에 없는 API·옵션은 작성하지 않음.</w:t>
-      </w:r>
-    </w:p>
     <w:sectPr>
       <w:headerReference w:type="default" r:id="rId9"/>
       <w:footerReference w:type="default" r:id="rId10"/>
@@ -2364,12 +2165,12 @@
     <w:qFormat/>
     <w:rsid w:val="00FC693F"/>
     <w:pPr>
-      <w:spacing w:after="86" w:line="283" w:lineRule="auto"/>
+      <w:spacing w:after="100" w:line="281" w:lineRule="auto"/>
     </w:pPr>
     <w:rPr>
       <w:rFonts w:ascii="Noto Sans KR" w:hAnsi="Noto Sans KR" w:eastAsia="Noto Sans KR"/>
       <w:color w:val="243547"/>
-      <w:sz w:val="18"/>
+      <w:sz w:val="19"/>
     </w:rPr>
   </w:style>
   <w:style w:type="paragraph" w:styleId="Header">
@@ -2427,7 +2228,7 @@
     <w:pPr>
       <w:keepNext/>
       <w:keepLines/>
-      <w:spacing w:before="300" w:after="100"/>
+      <w:spacing w:before="480" w:after="180"/>
       <w:outlineLvl w:val="0"/>
     </w:pPr>
     <w:rPr>
@@ -2435,7 +2236,7 @@
       <w:b/>
       <w:bCs/>
       <w:color w:val="17324D"/>
-      <w:sz w:val="34"/>
+      <w:sz w:val="38"/>
       <w:szCs w:val="28"/>
     </w:rPr>
   </w:style>
@@ -2451,7 +2252,7 @@
     <w:pPr>
       <w:keepNext/>
       <w:keepLines/>
-      <w:spacing w:before="200" w:after="60"/>
+      <w:spacing w:before="340" w:after="120"/>
       <w:ind w:left="113"/>
       <w:outlineLvl w:val="1"/>
     </w:pPr>
@@ -2459,8 +2260,8 @@
       <w:rFonts w:asciiTheme="majorHAnsi" w:eastAsiaTheme="majorEastAsia" w:hAnsiTheme="majorHAnsi" w:cstheme="majorBidi" w:ascii="Noto Sans KR" w:hAnsi="Noto Sans KR" w:eastAsia="Noto Sans KR"/>
       <w:b/>
       <w:bCs/>
-      <w:color w:val="17324D"/>
-      <w:sz w:val="25"/>
+      <w:color w:val="4F46E5"/>
+      <w:sz w:val="28"/>
       <w:szCs w:val="26"/>
     </w:rPr>
   </w:style>
@@ -2476,7 +2277,7 @@
     <w:pPr>
       <w:keepNext/>
       <w:keepLines/>
-      <w:spacing w:before="140" w:after="40"/>
+      <w:spacing w:before="240" w:after="80"/>
       <w:ind w:left="255"/>
       <w:outlineLvl w:val="2"/>
     </w:pPr>
@@ -2484,8 +2285,8 @@
       <w:rFonts w:asciiTheme="majorHAnsi" w:eastAsiaTheme="majorEastAsia" w:hAnsiTheme="majorHAnsi" w:cstheme="majorBidi" w:ascii="Noto Sans KR" w:hAnsi="Noto Sans KR" w:eastAsia="Noto Sans KR"/>
       <w:b/>
       <w:bCs/>
-      <w:color w:val="7154C7"/>
-      <w:sz w:val="21"/>
+      <w:color w:val="17324D"/>
+      <w:sz w:val="22"/>
     </w:rPr>
   </w:style>
   <w:style w:type="paragraph" w:styleId="Heading4">
@@ -2719,7 +2520,7 @@
       <w:pBdr>
         <w:bottom w:val="single" w:sz="8" w:space="4" w:color="4F81BD" w:themeColor="accent1"/>
       </w:pBdr>
-      <w:spacing w:after="300" w:line="240" w:lineRule="auto"/>
+      <w:spacing w:after="200" w:line="240" w:lineRule="auto"/>
       <w:contextualSpacing/>
     </w:pPr>
     <w:rPr>
@@ -2728,7 +2529,7 @@
       <w:color w:val="071A2B"/>
       <w:spacing w:val="5"/>
       <w:kern w:val="28"/>
-      <w:sz w:val="60"/>
+      <w:sz w:val="50"/>
       <w:szCs w:val="52"/>
     </w:rPr>
   </w:style>

--- a/cpf-docs/deliverables/산출물목록.docx
+++ b/cpf-docs/deliverables/산출물목록.docx
@@ -4,14 +4,14 @@
   <w:body>
     <w:p>
       <w:pPr>
-        <w:spacing w:before="600"/>
+        <w:spacing w:before="600" w:after="60"/>
       </w:pPr>
       <w:r>
         <w:rPr>
-          <w:rFonts w:ascii="Noto Sans KR" w:hAnsi="Noto Sans KR"/>
+          <w:rFonts w:ascii="Noto Sans KR" w:hAnsi="Noto Sans KR" w:eastAsia="Noto Sans KR" w:cs="Noto Sans KR"/>
           <w:b/>
-          <w:color w:val="00B882"/>
-          <w:sz w:val="22"/>
+          <w:color w:val="0F9D7A"/>
+          <w:sz w:val="16"/>
         </w:rPr>
         <w:t>CORE PLATFORM FRAMEWORK</w:t>
       </w:r>
@@ -21,6 +21,9 @@
         <w:pStyle w:val="Title"/>
       </w:pPr>
       <w:r>
+        <w:rPr>
+          <w:rFonts w:ascii="Noto Sans KR" w:hAnsi="Noto Sans KR" w:eastAsia="Noto Sans KR" w:cs="Noto Sans KR"/>
+        </w:rPr>
         <w:t>산출물목록</w:t>
       </w:r>
     </w:p>
@@ -29,218 +32,68 @@
         <w:pStyle w:val="Subtitle"/>
       </w:pPr>
       <w:r>
+        <w:rPr>
+          <w:rFonts w:ascii="Noto Sans KR" w:hAnsi="Noto Sans KR" w:eastAsia="Noto Sans KR" w:cs="Noto Sans KR"/>
+        </w:rPr>
         <w:t>파일명이 아니라 독자의 상황으로 문서를 찾는 Navigation</w:t>
       </w:r>
     </w:p>
     <w:p>
       <w:pPr>
-        <w:spacing w:before="240" w:after="160"/>
+        <w:pStyle w:val="CPFLead"/>
+        <w:shd w:fill="EEF5FB"/>
+        <w:pBdr>
+          <w:left w:val="single" w:sz="20" w:space="8" w:color="0F9D7A"/>
+        </w:pBdr>
+        <w:spacing w:before="80" w:after="180"/>
+        <w:ind w:left="170" w:right="113"/>
       </w:pPr>
-    </w:p>
-    <w:tbl>
-      <w:tblPr>
-        <w:tblW w:type="auto" w:w="0"/>
-        <w:jc w:val="center"/>
-        <w:tblLayout w:type="fixed"/>
-        <w:tblLook w:firstColumn="1" w:firstRow="1" w:lastColumn="0" w:lastRow="0" w:noHBand="0" w:noVBand="1" w:val="04A0"/>
-      </w:tblPr>
-      <w:tblGrid>
-        <w:gridCol w:w="4933"/>
-        <w:gridCol w:w="4933"/>
-      </w:tblGrid>
-      <w:tr>
-        <w:trPr>
-          <w:tblHeader w:val="true"/>
-        </w:trPr>
-        <w:tc>
-          <w:tcPr>
-            <w:tcW w:type="dxa" w:w="2367"/>
-            <w:tcMar>
-              <w:top w:w="90" w:type="dxa"/>
-              <w:start w:w="100" w:type="dxa"/>
-              <w:bottom w:w="90" w:type="dxa"/>
-              <w:end w:w="100" w:type="dxa"/>
-            </w:tcMar>
-            <w:shd w:fill="223A57"/>
-            <w:vAlign w:val="center"/>
-          </w:tcPr>
-          <w:p>
-            <w:pPr>
-              <w:spacing w:before="0" w:after="0" w:line="252" w:lineRule="auto"/>
-              <w:jc w:val="left"/>
-            </w:pPr>
-            <w:r>
-              <w:rPr>
-                <w:b/>
-                <w:color w:val="FFFFFF"/>
-                <w:sz w:val="16"/>
-              </w:rPr>
-              <w:t>누가 보는가</w:t>
-            </w:r>
-          </w:p>
-        </w:tc>
-        <w:tc>
-          <w:tcPr>
-            <w:tcW w:type="dxa" w:w="7498"/>
-            <w:tcMar>
-              <w:top w:w="90" w:type="dxa"/>
-              <w:start w:w="100" w:type="dxa"/>
-              <w:bottom w:w="90" w:type="dxa"/>
-              <w:end w:w="100" w:type="dxa"/>
-            </w:tcMar>
-            <w:vAlign w:val="center"/>
-            <w:shd w:fill="223A57"/>
-          </w:tcPr>
-          <w:p>
-            <w:pPr>
-              <w:spacing w:before="0" w:after="0" w:line="252" w:lineRule="auto"/>
-              <w:jc w:val="left"/>
-            </w:pPr>
-            <w:r>
-              <w:rPr>
-                <w:b/>
-                <w:color w:val="FFFFFF"/>
-                <w:sz w:val="16"/>
-              </w:rPr>
-              <w:t>모든 CPF 사용자</w:t>
-            </w:r>
-          </w:p>
-        </w:tc>
-      </w:tr>
-      <w:tr>
-        <w:tc>
-          <w:tcPr>
-            <w:tcW w:type="dxa" w:w="2367"/>
-            <w:tcMar>
-              <w:top w:w="90" w:type="dxa"/>
-              <w:start w:w="100" w:type="dxa"/>
-              <w:bottom w:w="90" w:type="dxa"/>
-              <w:end w:w="100" w:type="dxa"/>
-            </w:tcMar>
-            <w:shd w:fill="17324D"/>
-            <w:vAlign w:val="center"/>
-          </w:tcPr>
-          <w:p>
-            <w:pPr>
-              <w:spacing w:before="0" w:after="0" w:line="252" w:lineRule="auto"/>
-            </w:pPr>
-            <w:r>
-              <w:rPr>
-                <w:b/>
-                <w:color w:val="FFFFFF"/>
-                <w:sz w:val="17"/>
-              </w:rPr>
-              <w:t>이 문서로 끝낼 일</w:t>
-            </w:r>
-          </w:p>
-        </w:tc>
-        <w:tc>
-          <w:tcPr>
-            <w:tcW w:type="dxa" w:w="7498"/>
-            <w:tcMar>
-              <w:top w:w="90" w:type="dxa"/>
-              <w:start w:w="100" w:type="dxa"/>
-              <w:bottom w:w="90" w:type="dxa"/>
-              <w:end w:w="100" w:type="dxa"/>
-            </w:tcMar>
-            <w:vAlign w:val="center"/>
-          </w:tcPr>
-          <w:p>
-            <w:pPr>
-              <w:spacing w:before="0" w:after="0" w:line="252" w:lineRule="auto"/>
-            </w:pPr>
-            <w:r>
-              <w:rPr>
-                <w:sz w:val="17"/>
-              </w:rPr>
-              <w:t>내 역할과 하려는 일에 맞는 PDF를 바로 선택한다</w:t>
-            </w:r>
-          </w:p>
-        </w:tc>
-      </w:tr>
-      <w:tr>
-        <w:tc>
-          <w:tcPr>
-            <w:tcW w:type="dxa" w:w="2367"/>
-            <w:tcMar>
-              <w:top w:w="90" w:type="dxa"/>
-              <w:start w:w="100" w:type="dxa"/>
-              <w:bottom w:w="90" w:type="dxa"/>
-              <w:end w:w="100" w:type="dxa"/>
-            </w:tcMar>
-            <w:shd w:fill="F5F8FB"/>
-            <w:vAlign w:val="center"/>
-          </w:tcPr>
-          <w:p>
-            <w:pPr>
-              <w:spacing w:before="0" w:after="0" w:line="252" w:lineRule="auto"/>
-            </w:pPr>
-            <w:r>
-              <w:rPr>
-                <w:b/>
-                <w:color w:val="FFFFFF"/>
-                <w:sz w:val="17"/>
-              </w:rPr>
-              <w:t>기준</w:t>
-            </w:r>
-          </w:p>
-        </w:tc>
-        <w:tc>
-          <w:tcPr>
-            <w:tcW w:type="dxa" w:w="7498"/>
-            <w:tcMar>
-              <w:top w:w="90" w:type="dxa"/>
-              <w:start w:w="100" w:type="dxa"/>
-              <w:bottom w:w="90" w:type="dxa"/>
-              <w:end w:w="100" w:type="dxa"/>
-            </w:tcMar>
-            <w:vAlign w:val="center"/>
-            <w:shd w:fill="F5F8FB"/>
-          </w:tcPr>
-          <w:p>
-            <w:r>
-              <w:rPr>
-                <w:color w:val="26374C"/>
-                <w:sz w:val="16"/>
-              </w:rPr>
-              <w:t>Harness 2.3.0 · Source A5B7844665F4 · Oracle/PostgreSQL/MariaDB</w:t>
-            </w:r>
-          </w:p>
-        </w:tc>
-      </w:tr>
-    </w:tbl>
-    <w:p>
-      <w:pPr>
-        <w:spacing w:before="200"/>
-      </w:pPr>
+      <w:r>
+        <w:t>모든 CPF 사용자를 위한 문서 길찾기입니다. 내 역할과 하려는 일에 맞는 PDF를 바로 선택합니다.</w:t>
+      </w:r>
     </w:p>
     <w:p>
       <w:pPr>
         <w:pStyle w:val="ListBullet"/>
-        <w:spacing w:after="60"/>
+        <w:spacing w:after="64" w:line="269" w:lineRule="auto"/>
         <w:ind w:left="283"/>
       </w:pPr>
       <w:r>
+        <w:rPr>
+          <w:rFonts w:ascii="Noto Sans KR" w:hAnsi="Noto Sans KR" w:eastAsia="Noto Sans KR" w:cs="Noto Sans KR"/>
+          <w:color w:val="243547"/>
+          <w:sz w:val="20"/>
+        </w:rPr>
         <w:t>개발자·운영자·설계/검수자별로 문서를 고릅니다.</w:t>
       </w:r>
     </w:p>
     <w:p>
       <w:pPr>
         <w:pStyle w:val="ListBullet"/>
-        <w:spacing w:after="60"/>
+        <w:spacing w:after="64" w:line="269" w:lineRule="auto"/>
         <w:ind w:left="283"/>
       </w:pPr>
       <w:r>
+        <w:rPr>
+          <w:rFonts w:ascii="Noto Sans KR" w:hAnsi="Noto Sans KR" w:eastAsia="Noto Sans KR" w:cs="Noto Sans KR"/>
+          <w:color w:val="243547"/>
+          <w:sz w:val="20"/>
+        </w:rPr>
         <w:t>사용자 바로 열기는 PDF만 제공합니다.</w:t>
       </w:r>
     </w:p>
     <w:p>
       <w:pPr>
         <w:pStyle w:val="ListBullet"/>
-        <w:spacing w:after="60"/>
+        <w:spacing w:after="64" w:line="269" w:lineRule="auto"/>
         <w:ind w:left="283"/>
       </w:pPr>
       <w:r>
+        <w:rPr>
+          <w:rFonts w:ascii="Noto Sans KR" w:hAnsi="Noto Sans KR" w:eastAsia="Noto Sans KR" w:cs="Noto Sans KR"/>
+          <w:color w:val="243547"/>
+          <w:sz w:val="20"/>
+        </w:rPr>
         <w:t>DOCX는 편집·납품용으로 ZIP에만 포함합니다.</w:t>
       </w:r>
     </w:p>
@@ -255,6 +108,9 @@
         <w:keepNext/>
       </w:pPr>
       <w:r>
+        <w:rPr>
+          <w:rFonts w:ascii="Noto Sans KR" w:hAnsi="Noto Sans KR" w:eastAsia="Noto Sans KR" w:cs="Noto Sans KR"/>
+        </w:rPr>
         <w:t>찾아보기</w:t>
       </w:r>
     </w:p>
@@ -268,49 +124,92 @@
     </w:p>
     <w:p>
       <w:pPr>
-        <w:spacing w:after="60"/>
+        <w:pStyle w:val="CPFTOCEntry"/>
+        <w:tabs>
+          <w:tab w:pos="10425" w:val="right" w:leader="dot"/>
+        </w:tabs>
+        <w:spacing w:after="56"/>
         <w:ind w:left="259"/>
       </w:pPr>
       <w:r>
         <w:rPr>
-          <w:b/>
-          <w:color w:val="1F3349"/>
-          <w:sz w:val="21"/>
+          <w:rFonts w:ascii="Noto Sans KR" w:hAnsi="Noto Sans KR"/>
+          <w:color w:val="243547"/>
+          <w:sz w:val="20"/>
         </w:rPr>
         <w:t>1 내가 개발자라면</w:t>
+      </w:r>
+      <w:r>
+        <w:tab/>
+      </w:r>
+      <w:r>
+        <w:rPr>
+          <w:rFonts w:ascii="Noto Sans KR" w:hAnsi="Noto Sans KR"/>
+          <w:b/>
+          <w:color w:val="17324D"/>
+          <w:sz w:val="20"/>
+        </w:rPr>
+        <w:t>2</w:t>
       </w:r>
     </w:p>
     <w:p>
       <w:pPr>
-        <w:spacing w:after="60"/>
+        <w:pStyle w:val="CPFTOCEntry"/>
+        <w:tabs>
+          <w:tab w:pos="10425" w:val="right" w:leader="dot"/>
+        </w:tabs>
+        <w:spacing w:after="56"/>
         <w:ind w:left="259"/>
       </w:pPr>
       <w:r>
         <w:rPr>
-          <w:b/>
-          <w:color w:val="1F3349"/>
-          <w:sz w:val="21"/>
+          <w:rFonts w:ascii="Noto Sans KR" w:hAnsi="Noto Sans KR"/>
+          <w:color w:val="243547"/>
+          <w:sz w:val="20"/>
         </w:rPr>
         <w:t>2 내가 운영자라면</w:t>
+      </w:r>
+      <w:r>
+        <w:tab/>
+      </w:r>
+      <w:r>
+        <w:rPr>
+          <w:rFonts w:ascii="Noto Sans KR" w:hAnsi="Noto Sans KR"/>
+          <w:b/>
+          <w:color w:val="17324D"/>
+          <w:sz w:val="20"/>
+        </w:rPr>
+        <w:t>2</w:t>
       </w:r>
     </w:p>
     <w:p>
       <w:pPr>
-        <w:spacing w:after="60"/>
+        <w:pStyle w:val="CPFTOCEntry"/>
+        <w:tabs>
+          <w:tab w:pos="10425" w:val="right" w:leader="dot"/>
+        </w:tabs>
+        <w:spacing w:after="56"/>
         <w:ind w:left="259"/>
       </w:pPr>
       <w:r>
         <w:rPr>
-          <w:b/>
-          <w:color w:val="1F3349"/>
-          <w:sz w:val="21"/>
+          <w:rFonts w:ascii="Noto Sans KR" w:hAnsi="Noto Sans KR"/>
+          <w:color w:val="243547"/>
+          <w:sz w:val="20"/>
         </w:rPr>
         <w:t>3 내가 아키텍트·검수자라면</w:t>
       </w:r>
-    </w:p>
-    <w:p>
       <w:r>
-        <w:br w:type="page"/>
+        <w:tab/>
+      </w:r>
+      <w:r>
+        <w:rPr>
+          <w:rFonts w:ascii="Noto Sans KR" w:hAnsi="Noto Sans KR"/>
+          <w:b/>
+          <w:color w:val="17324D"/>
+          <w:sz w:val="20"/>
+        </w:rPr>
+        <w:t>2</w:t>
       </w:r>
     </w:p>
     <w:p>
@@ -319,30 +218,25 @@
         <w:keepNext/>
       </w:pPr>
       <w:r>
+        <w:rPr>
+          <w:rFonts w:ascii="Noto Sans KR" w:hAnsi="Noto Sans KR" w:eastAsia="Noto Sans KR" w:cs="Noto Sans KR"/>
+        </w:rPr>
         <w:t>1 내가 개발자라면</w:t>
       </w:r>
     </w:p>
     <w:p>
       <w:pPr>
         <w:spacing w:before="80" w:after="200"/>
-        <w:ind w:left="173" w:right="58"/>
-        <w:shd w:fill="F3F7FB"/>
+        <w:ind w:left="170" w:right="113"/>
+        <w:shd w:fill="F3F7FA"/>
+        <w:pStyle w:val="CPFSectionLead"/>
         <w:pBdr>
-          <w:left w:val="single" w:sz="18" w:space="8" w:color="4F46E5"/>
+          <w:left w:val="single" w:sz="16" w:space="7" w:color="8AA4BE"/>
         </w:pBdr>
       </w:pPr>
       <w:r>
         <w:rPr>
-          <w:b/>
-          <w:color w:val="362D91"/>
-          <w:sz w:val="20"/>
-        </w:rPr>
-        <w:t xml:space="preserve">이 장을 보는 이유  </w:t>
-      </w:r>
-      <w:r>
-        <w:rPr>
-          <w:color w:val="26374C"/>
-          <w:sz w:val="20"/>
+          <w:rFonts w:ascii="Noto Sans KR" w:hAnsi="Noto Sans KR" w:eastAsia="Noto Sans KR" w:cs="Noto Sans KR"/>
         </w:rPr>
         <w:t>개발 시작·API 선택·오류/Transaction 구현에 필요한 문서를 먼저 엽니다.</w:t>
       </w:r>
@@ -352,6 +246,9 @@
         <w:pStyle w:val="CPFLabel"/>
       </w:pPr>
       <w:r>
+        <w:rPr>
+          <w:rFonts w:ascii="Noto Sans KR" w:hAnsi="Noto Sans KR" w:eastAsia="Noto Sans KR" w:cs="Noto Sans KR"/>
+        </w:rPr>
         <w:t>개발자용</w:t>
       </w:r>
     </w:p>
@@ -369,16 +266,17 @@
       </w:tblGrid>
       <w:tr>
         <w:trPr>
+          <w:trHeight w:hRule="atLeast" w:val="397"/>
           <w:tblHeader w:val="true"/>
         </w:trPr>
         <w:tc>
           <w:tcPr>
-            <w:tcW w:type="dxa" w:w="1973"/>
-            <w:shd w:fill="223A57"/>
+            <w:tcW w:type="dxa" w:w="2029"/>
+            <w:shd w:fill="0D2B45"/>
             <w:tcMar>
-              <w:top w:w="90" w:type="dxa"/>
+              <w:top w:w="70" w:type="dxa"/>
               <w:start w:w="100" w:type="dxa"/>
-              <w:bottom w:w="90" w:type="dxa"/>
+              <w:bottom w:w="70" w:type="dxa"/>
               <w:end w:w="100" w:type="dxa"/>
             </w:tcMar>
             <w:vAlign w:val="center"/>
@@ -386,13 +284,14 @@
           <w:p>
             <w:pPr>
               <w:spacing w:before="0" w:after="0" w:line="252" w:lineRule="auto"/>
-              <w:jc w:val="left"/>
+              <w:jc w:val="center"/>
             </w:pPr>
             <w:r>
               <w:rPr>
+                <w:rFonts w:ascii="Noto Sans KR" w:hAnsi="Noto Sans KR" w:eastAsia="Noto Sans KR" w:cs="Noto Sans KR"/>
                 <w:b/>
                 <w:color w:val="FFFFFF"/>
-                <w:sz w:val="16"/>
+                <w:sz w:val="18"/>
               </w:rPr>
               <w:t>필요</w:t>
             </w:r>
@@ -400,12 +299,12 @@
         </w:tc>
         <w:tc>
           <w:tcPr>
-            <w:tcW w:type="dxa" w:w="4735"/>
-            <w:shd w:fill="223A57"/>
+            <w:tcW w:type="dxa" w:w="3650"/>
+            <w:shd w:fill="0D2B45"/>
             <w:tcMar>
-              <w:top w:w="90" w:type="dxa"/>
+              <w:top w:w="70" w:type="dxa"/>
               <w:start w:w="100" w:type="dxa"/>
-              <w:bottom w:w="90" w:type="dxa"/>
+              <w:bottom w:w="70" w:type="dxa"/>
               <w:end w:w="100" w:type="dxa"/>
             </w:tcMar>
             <w:vAlign w:val="center"/>
@@ -413,13 +312,14 @@
           <w:p>
             <w:pPr>
               <w:spacing w:before="0" w:after="0" w:line="252" w:lineRule="auto"/>
-              <w:jc w:val="left"/>
+              <w:jc w:val="center"/>
             </w:pPr>
             <w:r>
               <w:rPr>
+                <w:rFonts w:ascii="Noto Sans KR" w:hAnsi="Noto Sans KR" w:eastAsia="Noto Sans KR" w:cs="Noto Sans KR"/>
                 <w:b/>
                 <w:color w:val="FFFFFF"/>
-                <w:sz w:val="16"/>
+                <w:sz w:val="18"/>
               </w:rPr>
               <w:t>먼저 볼 PDF</w:t>
             </w:r>
@@ -427,12 +327,12 @@
         </w:tc>
         <w:tc>
           <w:tcPr>
-            <w:tcW w:type="dxa" w:w="3157"/>
-            <w:shd w:fill="223A57"/>
+            <w:tcW w:type="dxa" w:w="5205"/>
+            <w:shd w:fill="0D2B45"/>
             <w:tcMar>
-              <w:top w:w="90" w:type="dxa"/>
+              <w:top w:w="70" w:type="dxa"/>
               <w:start w:w="100" w:type="dxa"/>
-              <w:bottom w:w="90" w:type="dxa"/>
+              <w:bottom w:w="70" w:type="dxa"/>
               <w:end w:w="100" w:type="dxa"/>
             </w:tcMar>
             <w:vAlign w:val="center"/>
@@ -440,13 +340,14 @@
           <w:p>
             <w:pPr>
               <w:spacing w:before="0" w:after="0" w:line="252" w:lineRule="auto"/>
-              <w:jc w:val="left"/>
+              <w:jc w:val="center"/>
             </w:pPr>
             <w:r>
               <w:rPr>
+                <w:rFonts w:ascii="Noto Sans KR" w:hAnsi="Noto Sans KR" w:eastAsia="Noto Sans KR" w:cs="Noto Sans KR"/>
                 <w:b/>
                 <w:color w:val="FFFFFF"/>
-                <w:sz w:val="16"/>
+                <w:sz w:val="18"/>
               </w:rPr>
               <w:t>얻는 답</w:t>
             </w:r>
@@ -456,26 +357,31 @@
       <w:tr>
         <w:trPr>
           <w:cantSplit/>
+          <w:trHeight w:hRule="atLeast" w:val="351"/>
         </w:trPr>
         <w:tc>
           <w:tcPr>
-            <w:tcW w:type="dxa" w:w="1973"/>
+            <w:tcW w:type="dxa" w:w="2029"/>
             <w:tcMar>
-              <w:top w:w="90" w:type="dxa"/>
+              <w:top w:w="70" w:type="dxa"/>
               <w:start w:w="100" w:type="dxa"/>
-              <w:bottom w:w="90" w:type="dxa"/>
+              <w:bottom w:w="70" w:type="dxa"/>
               <w:end w:w="100" w:type="dxa"/>
             </w:tcMar>
             <w:vAlign w:val="center"/>
+            <w:shd w:fill="FFFFFF"/>
           </w:tcPr>
           <w:p>
             <w:pPr>
               <w:spacing w:after="0" w:line="252" w:lineRule="auto" w:before="0"/>
+              <w:jc w:val="left"/>
             </w:pPr>
             <w:r>
               <w:rPr>
-                <w:rFonts w:ascii="Noto Sans KR" w:hAnsi="Noto Sans KR" w:eastAsia="Noto Sans KR"/>
-                <w:sz w:val="17"/>
+                <w:rFonts w:ascii="Noto Sans KR" w:hAnsi="Noto Sans KR" w:eastAsia="Noto Sans KR" w:cs="Noto Sans KR"/>
+                <w:b w:val="0"/>
+                <w:color w:val="243547"/>
+                <w:sz w:val="18"/>
               </w:rPr>
               <w:t>CRUD/Transaction/API</w:t>
             </w:r>
@@ -483,23 +389,27 @@
         </w:tc>
         <w:tc>
           <w:tcPr>
-            <w:tcW w:type="dxa" w:w="4735"/>
+            <w:tcW w:type="dxa" w:w="3650"/>
             <w:tcMar>
-              <w:top w:w="90" w:type="dxa"/>
+              <w:top w:w="70" w:type="dxa"/>
               <w:start w:w="100" w:type="dxa"/>
-              <w:bottom w:w="90" w:type="dxa"/>
+              <w:bottom w:w="70" w:type="dxa"/>
               <w:end w:w="100" w:type="dxa"/>
             </w:tcMar>
             <w:vAlign w:val="center"/>
+            <w:shd w:fill="FFFFFF"/>
           </w:tcPr>
           <w:p>
             <w:pPr>
               <w:spacing w:after="0" w:line="252" w:lineRule="auto" w:before="0"/>
+              <w:jc w:val="left"/>
             </w:pPr>
             <w:r>
               <w:rPr>
-                <w:rFonts w:ascii="Noto Sans KR" w:hAnsi="Noto Sans KR" w:eastAsia="Noto Sans KR"/>
-                <w:sz w:val="17"/>
+                <w:rFonts w:ascii="Noto Sans KR" w:hAnsi="Noto Sans KR" w:eastAsia="Noto Sans KR" w:cs="Noto Sans KR"/>
+                <w:b w:val="0"/>
+                <w:color w:val="243547"/>
+                <w:sz w:val="18"/>
               </w:rPr>
               <w:t>02_프레임워크_개발자_가이드.pdf</w:t>
             </w:r>
@@ -507,23 +417,27 @@
         </w:tc>
         <w:tc>
           <w:tcPr>
-            <w:tcW w:type="dxa" w:w="3157"/>
+            <w:tcW w:type="dxa" w:w="5205"/>
             <w:tcMar>
-              <w:top w:w="90" w:type="dxa"/>
+              <w:top w:w="70" w:type="dxa"/>
               <w:start w:w="100" w:type="dxa"/>
-              <w:bottom w:w="90" w:type="dxa"/>
+              <w:bottom w:w="70" w:type="dxa"/>
               <w:end w:w="100" w:type="dxa"/>
             </w:tcMar>
             <w:vAlign w:val="center"/>
+            <w:shd w:fill="FFFFFF"/>
           </w:tcPr>
           <w:p>
             <w:pPr>
               <w:spacing w:after="0" w:line="252" w:lineRule="auto" w:before="0"/>
+              <w:jc w:val="left"/>
             </w:pPr>
             <w:r>
               <w:rPr>
-                <w:rFonts w:ascii="Noto Sans KR" w:hAnsi="Noto Sans KR" w:eastAsia="Noto Sans KR"/>
-                <w:sz w:val="17"/>
+                <w:rFonts w:ascii="Noto Sans KR" w:hAnsi="Noto Sans KR" w:eastAsia="Noto Sans KR" w:cs="Noto Sans KR"/>
+                <w:b w:val="0"/>
+                <w:color w:val="243547"/>
+                <w:sz w:val="18"/>
               </w:rPr>
               <w:t>Public API·옵션·선택·실패·예제</w:t>
             </w:r>
@@ -533,27 +447,31 @@
       <w:tr>
         <w:trPr>
           <w:cantSplit/>
+          <w:trHeight w:hRule="atLeast" w:val="351"/>
         </w:trPr>
         <w:tc>
           <w:tcPr>
-            <w:tcW w:type="dxa" w:w="1973"/>
+            <w:tcW w:type="dxa" w:w="2029"/>
             <w:tcMar>
-              <w:top w:w="90" w:type="dxa"/>
+              <w:top w:w="70" w:type="dxa"/>
               <w:start w:w="100" w:type="dxa"/>
-              <w:bottom w:w="90" w:type="dxa"/>
+              <w:bottom w:w="70" w:type="dxa"/>
               <w:end w:w="100" w:type="dxa"/>
             </w:tcMar>
             <w:vAlign w:val="center"/>
-            <w:shd w:fill="F5F8FB"/>
+            <w:shd w:fill="F7FAFC"/>
           </w:tcPr>
           <w:p>
             <w:pPr>
               <w:spacing w:after="0" w:line="252" w:lineRule="auto" w:before="0"/>
+              <w:jc w:val="left"/>
             </w:pPr>
             <w:r>
               <w:rPr>
-                <w:rFonts w:ascii="Noto Sans KR" w:hAnsi="Noto Sans KR" w:eastAsia="Noto Sans KR"/>
-                <w:sz w:val="17"/>
+                <w:rFonts w:ascii="Noto Sans KR" w:hAnsi="Noto Sans KR" w:eastAsia="Noto Sans KR" w:cs="Noto Sans KR"/>
+                <w:b w:val="0"/>
+                <w:color w:val="243547"/>
+                <w:sz w:val="18"/>
               </w:rPr>
               <w:t>Batch 개발</w:t>
             </w:r>
@@ -561,24 +479,27 @@
         </w:tc>
         <w:tc>
           <w:tcPr>
-            <w:tcW w:type="dxa" w:w="4735"/>
+            <w:tcW w:type="dxa" w:w="3650"/>
             <w:tcMar>
-              <w:top w:w="90" w:type="dxa"/>
+              <w:top w:w="70" w:type="dxa"/>
               <w:start w:w="100" w:type="dxa"/>
-              <w:bottom w:w="90" w:type="dxa"/>
+              <w:bottom w:w="70" w:type="dxa"/>
               <w:end w:w="100" w:type="dxa"/>
             </w:tcMar>
             <w:vAlign w:val="center"/>
-            <w:shd w:fill="F5F8FB"/>
+            <w:shd w:fill="F7FAFC"/>
           </w:tcPr>
           <w:p>
             <w:pPr>
               <w:spacing w:after="0" w:line="252" w:lineRule="auto" w:before="0"/>
+              <w:jc w:val="left"/>
             </w:pPr>
             <w:r>
               <w:rPr>
-                <w:rFonts w:ascii="Noto Sans KR" w:hAnsi="Noto Sans KR" w:eastAsia="Noto Sans KR"/>
-                <w:sz w:val="17"/>
+                <w:rFonts w:ascii="Noto Sans KR" w:hAnsi="Noto Sans KR" w:eastAsia="Noto Sans KR" w:cs="Noto Sans KR"/>
+                <w:b w:val="0"/>
+                <w:color w:val="243547"/>
+                <w:sz w:val="18"/>
               </w:rPr>
               <w:t>03_배치_개발자_가이드.pdf</w:t>
             </w:r>
@@ -586,24 +507,27 @@
         </w:tc>
         <w:tc>
           <w:tcPr>
-            <w:tcW w:type="dxa" w:w="3157"/>
+            <w:tcW w:type="dxa" w:w="5205"/>
             <w:tcMar>
-              <w:top w:w="90" w:type="dxa"/>
+              <w:top w:w="70" w:type="dxa"/>
               <w:start w:w="100" w:type="dxa"/>
-              <w:bottom w:w="90" w:type="dxa"/>
+              <w:bottom w:w="70" w:type="dxa"/>
               <w:end w:w="100" w:type="dxa"/>
             </w:tcMar>
             <w:vAlign w:val="center"/>
-            <w:shd w:fill="F5F8FB"/>
+            <w:shd w:fill="F7FAFC"/>
           </w:tcPr>
           <w:p>
             <w:pPr>
               <w:spacing w:after="0" w:line="252" w:lineRule="auto" w:before="0"/>
+              <w:jc w:val="left"/>
             </w:pPr>
             <w:r>
               <w:rPr>
-                <w:rFonts w:ascii="Noto Sans KR" w:hAnsi="Noto Sans KR" w:eastAsia="Noto Sans KR"/>
-                <w:sz w:val="17"/>
+                <w:rFonts w:ascii="Noto Sans KR" w:hAnsi="Noto Sans KR" w:eastAsia="Noto Sans KR" w:cs="Noto Sans KR"/>
+                <w:b w:val="0"/>
+                <w:color w:val="243547"/>
+                <w:sz w:val="18"/>
               </w:rPr>
               <w:t>Job/Step/Policy/Lease/Fencing/복구</w:t>
             </w:r>
@@ -613,26 +537,31 @@
       <w:tr>
         <w:trPr>
           <w:cantSplit/>
+          <w:trHeight w:hRule="atLeast" w:val="351"/>
         </w:trPr>
         <w:tc>
           <w:tcPr>
-            <w:tcW w:type="dxa" w:w="1973"/>
+            <w:tcW w:type="dxa" w:w="2029"/>
             <w:tcMar>
-              <w:top w:w="90" w:type="dxa"/>
+              <w:top w:w="70" w:type="dxa"/>
               <w:start w:w="100" w:type="dxa"/>
-              <w:bottom w:w="90" w:type="dxa"/>
+              <w:bottom w:w="70" w:type="dxa"/>
               <w:end w:w="100" w:type="dxa"/>
             </w:tcMar>
             <w:vAlign w:val="center"/>
+            <w:shd w:fill="FFFFFF"/>
           </w:tcPr>
           <w:p>
             <w:pPr>
               <w:spacing w:after="0" w:line="252" w:lineRule="auto" w:before="0"/>
+              <w:jc w:val="left"/>
             </w:pPr>
             <w:r>
               <w:rPr>
-                <w:rFonts w:ascii="Noto Sans KR" w:hAnsi="Noto Sans KR" w:eastAsia="Noto Sans KR"/>
-                <w:sz w:val="17"/>
+                <w:rFonts w:ascii="Noto Sans KR" w:hAnsi="Noto Sans KR" w:eastAsia="Noto Sans KR" w:cs="Noto Sans KR"/>
+                <w:b w:val="0"/>
+                <w:color w:val="243547"/>
+                <w:sz w:val="18"/>
               </w:rPr>
               <w:t>Gateway 연동</w:t>
             </w:r>
@@ -640,23 +569,27 @@
         </w:tc>
         <w:tc>
           <w:tcPr>
-            <w:tcW w:type="dxa" w:w="4735"/>
+            <w:tcW w:type="dxa" w:w="3650"/>
             <w:tcMar>
-              <w:top w:w="90" w:type="dxa"/>
+              <w:top w:w="70" w:type="dxa"/>
               <w:start w:w="100" w:type="dxa"/>
-              <w:bottom w:w="90" w:type="dxa"/>
+              <w:bottom w:w="70" w:type="dxa"/>
               <w:end w:w="100" w:type="dxa"/>
             </w:tcMar>
             <w:vAlign w:val="center"/>
+            <w:shd w:fill="FFFFFF"/>
           </w:tcPr>
           <w:p>
             <w:pPr>
               <w:spacing w:after="0" w:line="252" w:lineRule="auto" w:before="0"/>
+              <w:jc w:val="left"/>
             </w:pPr>
             <w:r>
               <w:rPr>
-                <w:rFonts w:ascii="Noto Sans KR" w:hAnsi="Noto Sans KR" w:eastAsia="Noto Sans KR"/>
-                <w:sz w:val="17"/>
+                <w:rFonts w:ascii="Noto Sans KR" w:hAnsi="Noto Sans KR" w:eastAsia="Noto Sans KR" w:cs="Noto Sans KR"/>
+                <w:b w:val="0"/>
+                <w:color w:val="243547"/>
+                <w:sz w:val="18"/>
               </w:rPr>
               <w:t>06_Gateway_개발_사용_가이드.pdf</w:t>
             </w:r>
@@ -664,23 +597,27 @@
         </w:tc>
         <w:tc>
           <w:tcPr>
-            <w:tcW w:type="dxa" w:w="3157"/>
+            <w:tcW w:type="dxa" w:w="5205"/>
             <w:tcMar>
-              <w:top w:w="90" w:type="dxa"/>
+              <w:top w:w="70" w:type="dxa"/>
               <w:start w:w="100" w:type="dxa"/>
-              <w:bottom w:w="90" w:type="dxa"/>
+              <w:bottom w:w="70" w:type="dxa"/>
               <w:end w:w="100" w:type="dxa"/>
             </w:tcMar>
             <w:vAlign w:val="center"/>
+            <w:shd w:fill="FFFFFF"/>
           </w:tcPr>
           <w:p>
             <w:pPr>
               <w:spacing w:after="0" w:line="252" w:lineRule="auto" w:before="0"/>
+              <w:jc w:val="left"/>
             </w:pPr>
             <w:r>
               <w:rPr>
-                <w:rFonts w:ascii="Noto Sans KR" w:hAnsi="Noto Sans KR" w:eastAsia="Noto Sans KR"/>
-                <w:sz w:val="17"/>
+                <w:rFonts w:ascii="Noto Sans KR" w:hAnsi="Noto Sans KR" w:eastAsia="Noto Sans KR" w:cs="Noto Sans KR"/>
+                <w:b w:val="0"/>
+                <w:color w:val="243547"/>
+                <w:sz w:val="18"/>
               </w:rPr>
               <w:t>언제 Gateway를 쓰고 언제 쓰지 않는지</w:t>
             </w:r>
@@ -690,27 +627,31 @@
       <w:tr>
         <w:trPr>
           <w:cantSplit/>
+          <w:trHeight w:hRule="atLeast" w:val="351"/>
         </w:trPr>
         <w:tc>
           <w:tcPr>
-            <w:tcW w:type="dxa" w:w="1973"/>
+            <w:tcW w:type="dxa" w:w="2029"/>
             <w:tcMar>
-              <w:top w:w="90" w:type="dxa"/>
+              <w:top w:w="70" w:type="dxa"/>
               <w:start w:w="100" w:type="dxa"/>
-              <w:bottom w:w="90" w:type="dxa"/>
+              <w:bottom w:w="70" w:type="dxa"/>
               <w:end w:w="100" w:type="dxa"/>
             </w:tcMar>
             <w:vAlign w:val="center"/>
-            <w:shd w:fill="F5F8FB"/>
+            <w:shd w:fill="F7FAFC"/>
           </w:tcPr>
           <w:p>
             <w:pPr>
               <w:spacing w:after="0" w:line="252" w:lineRule="auto" w:before="0"/>
+              <w:jc w:val="left"/>
             </w:pPr>
             <w:r>
               <w:rPr>
-                <w:rFonts w:ascii="Noto Sans KR" w:hAnsi="Noto Sans KR" w:eastAsia="Noto Sans KR"/>
-                <w:sz w:val="17"/>
+                <w:rFonts w:ascii="Noto Sans KR" w:hAnsi="Noto Sans KR" w:eastAsia="Noto Sans KR" w:cs="Noto Sans KR"/>
+                <w:b w:val="0"/>
+                <w:color w:val="243547"/>
+                <w:sz w:val="18"/>
               </w:rPr>
               <w:t>정확한 계약</w:t>
             </w:r>
@@ -718,24 +659,27 @@
         </w:tc>
         <w:tc>
           <w:tcPr>
-            <w:tcW w:type="dxa" w:w="4735"/>
+            <w:tcW w:type="dxa" w:w="3650"/>
             <w:tcMar>
-              <w:top w:w="90" w:type="dxa"/>
+              <w:top w:w="70" w:type="dxa"/>
               <w:start w:w="100" w:type="dxa"/>
-              <w:bottom w:w="90" w:type="dxa"/>
+              <w:bottom w:w="70" w:type="dxa"/>
               <w:end w:w="100" w:type="dxa"/>
             </w:tcMar>
             <w:vAlign w:val="center"/>
-            <w:shd w:fill="F5F8FB"/>
+            <w:shd w:fill="F7FAFC"/>
           </w:tcPr>
           <w:p>
             <w:pPr>
               <w:spacing w:after="0" w:line="252" w:lineRule="auto" w:before="0"/>
+              <w:jc w:val="left"/>
             </w:pPr>
             <w:r>
               <w:rPr>
-                <w:rFonts w:ascii="Noto Sans KR" w:hAnsi="Noto Sans KR" w:eastAsia="Noto Sans KR"/>
-                <w:sz w:val="17"/>
+                <w:rFonts w:ascii="Noto Sans KR" w:hAnsi="Noto Sans KR" w:eastAsia="Noto Sans KR" w:cs="Noto Sans KR"/>
+                <w:b w:val="0"/>
+                <w:color w:val="243547"/>
+                <w:sz w:val="18"/>
               </w:rPr>
               <w:t>07_Specification_기술_명세.pdf</w:t>
             </w:r>
@@ -743,24 +687,27 @@
         </w:tc>
         <w:tc>
           <w:tcPr>
-            <w:tcW w:type="dxa" w:w="3157"/>
+            <w:tcW w:type="dxa" w:w="5205"/>
             <w:tcMar>
-              <w:top w:w="90" w:type="dxa"/>
+              <w:top w:w="70" w:type="dxa"/>
               <w:start w:w="100" w:type="dxa"/>
-              <w:bottom w:w="90" w:type="dxa"/>
+              <w:bottom w:w="70" w:type="dxa"/>
               <w:end w:w="100" w:type="dxa"/>
             </w:tcMar>
             <w:vAlign w:val="center"/>
-            <w:shd w:fill="F5F8FB"/>
+            <w:shd w:fill="F7FAFC"/>
           </w:tcPr>
           <w:p>
             <w:pPr>
               <w:spacing w:after="0" w:line="252" w:lineRule="auto" w:before="0"/>
+              <w:jc w:val="left"/>
             </w:pPr>
             <w:r>
               <w:rPr>
-                <w:rFonts w:ascii="Noto Sans KR" w:hAnsi="Noto Sans KR" w:eastAsia="Noto Sans KR"/>
-                <w:sz w:val="17"/>
+                <w:rFonts w:ascii="Noto Sans KR" w:hAnsi="Noto Sans KR" w:eastAsia="Noto Sans KR" w:cs="Noto Sans KR"/>
+                <w:b w:val="0"/>
+                <w:color w:val="243547"/>
+                <w:sz w:val="18"/>
               </w:rPr>
               <w:t>Stack/Public Contract/Identity/DB3</w:t>
             </w:r>
@@ -774,30 +721,25 @@
         <w:keepNext/>
       </w:pPr>
       <w:r>
+        <w:rPr>
+          <w:rFonts w:ascii="Noto Sans KR" w:hAnsi="Noto Sans KR" w:eastAsia="Noto Sans KR" w:cs="Noto Sans KR"/>
+        </w:rPr>
         <w:t>2 내가 운영자라면</w:t>
       </w:r>
     </w:p>
     <w:p>
       <w:pPr>
         <w:spacing w:before="80" w:after="200"/>
-        <w:ind w:left="173" w:right="58"/>
-        <w:shd w:fill="F3F7FB"/>
+        <w:ind w:left="170" w:right="113"/>
+        <w:shd w:fill="F3F7FA"/>
+        <w:pStyle w:val="CPFSectionLead"/>
         <w:pBdr>
-          <w:left w:val="single" w:sz="18" w:space="8" w:color="4F46E5"/>
+          <w:left w:val="single" w:sz="16" w:space="7" w:color="8AA4BE"/>
         </w:pBdr>
       </w:pPr>
       <w:r>
         <w:rPr>
-          <w:b/>
-          <w:color w:val="362D91"/>
-          <w:sz w:val="20"/>
-        </w:rPr>
-        <w:t xml:space="preserve">이 장을 보는 이유  </w:t>
-      </w:r>
-      <w:r>
-        <w:rPr>
-          <w:color w:val="26374C"/>
-          <w:sz w:val="20"/>
+          <w:rFonts w:ascii="Noto Sans KR" w:hAnsi="Noto Sans KR" w:eastAsia="Noto Sans KR" w:cs="Noto Sans KR"/>
         </w:rPr>
         <w:t>장애·Batch·배포·DB 변경을 안전하게 처리할 문서를 고릅니다.</w:t>
       </w:r>
@@ -807,6 +749,9 @@
         <w:pStyle w:val="CPFLabel"/>
       </w:pPr>
       <w:r>
+        <w:rPr>
+          <w:rFonts w:ascii="Noto Sans KR" w:hAnsi="Noto Sans KR" w:eastAsia="Noto Sans KR" w:cs="Noto Sans KR"/>
+        </w:rPr>
         <w:t>운영자용</w:t>
       </w:r>
     </w:p>
@@ -824,16 +769,17 @@
       </w:tblGrid>
       <w:tr>
         <w:trPr>
+          <w:trHeight w:hRule="atLeast" w:val="397"/>
           <w:tblHeader w:val="true"/>
         </w:trPr>
         <w:tc>
           <w:tcPr>
-            <w:tcW w:type="dxa" w:w="1973"/>
-            <w:shd w:fill="223A57"/>
+            <w:tcW w:type="dxa" w:w="2455"/>
+            <w:shd w:fill="0D2B45"/>
             <w:tcMar>
-              <w:top w:w="90" w:type="dxa"/>
+              <w:top w:w="70" w:type="dxa"/>
               <w:start w:w="100" w:type="dxa"/>
-              <w:bottom w:w="90" w:type="dxa"/>
+              <w:bottom w:w="70" w:type="dxa"/>
               <w:end w:w="100" w:type="dxa"/>
             </w:tcMar>
             <w:vAlign w:val="center"/>
@@ -841,13 +787,14 @@
           <w:p>
             <w:pPr>
               <w:spacing w:before="0" w:after="0" w:line="252" w:lineRule="auto"/>
-              <w:jc w:val="left"/>
+              <w:jc w:val="center"/>
             </w:pPr>
             <w:r>
               <w:rPr>
+                <w:rFonts w:ascii="Noto Sans KR" w:hAnsi="Noto Sans KR" w:eastAsia="Noto Sans KR" w:cs="Noto Sans KR"/>
                 <w:b/>
                 <w:color w:val="FFFFFF"/>
-                <w:sz w:val="16"/>
+                <w:sz w:val="18"/>
               </w:rPr>
               <w:t>필요</w:t>
             </w:r>
@@ -855,12 +802,12 @@
         </w:tc>
         <w:tc>
           <w:tcPr>
-            <w:tcW w:type="dxa" w:w="4735"/>
-            <w:shd w:fill="223A57"/>
+            <w:tcW w:type="dxa" w:w="3335"/>
+            <w:shd w:fill="0D2B45"/>
             <w:tcMar>
-              <w:top w:w="90" w:type="dxa"/>
+              <w:top w:w="70" w:type="dxa"/>
               <w:start w:w="100" w:type="dxa"/>
-              <w:bottom w:w="90" w:type="dxa"/>
+              <w:bottom w:w="70" w:type="dxa"/>
               <w:end w:w="100" w:type="dxa"/>
             </w:tcMar>
             <w:vAlign w:val="center"/>
@@ -868,13 +815,14 @@
           <w:p>
             <w:pPr>
               <w:spacing w:before="0" w:after="0" w:line="252" w:lineRule="auto"/>
-              <w:jc w:val="left"/>
+              <w:jc w:val="center"/>
             </w:pPr>
             <w:r>
               <w:rPr>
+                <w:rFonts w:ascii="Noto Sans KR" w:hAnsi="Noto Sans KR" w:eastAsia="Noto Sans KR" w:cs="Noto Sans KR"/>
                 <w:b/>
                 <w:color w:val="FFFFFF"/>
-                <w:sz w:val="16"/>
+                <w:sz w:val="18"/>
               </w:rPr>
               <w:t>먼저 볼 PDF</w:t>
             </w:r>
@@ -882,12 +830,12 @@
         </w:tc>
         <w:tc>
           <w:tcPr>
-            <w:tcW w:type="dxa" w:w="3157"/>
-            <w:shd w:fill="223A57"/>
+            <w:tcW w:type="dxa" w:w="5095"/>
+            <w:shd w:fill="0D2B45"/>
             <w:tcMar>
-              <w:top w:w="90" w:type="dxa"/>
+              <w:top w:w="70" w:type="dxa"/>
               <w:start w:w="100" w:type="dxa"/>
-              <w:bottom w:w="90" w:type="dxa"/>
+              <w:bottom w:w="70" w:type="dxa"/>
               <w:end w:w="100" w:type="dxa"/>
             </w:tcMar>
             <w:vAlign w:val="center"/>
@@ -895,13 +843,14 @@
           <w:p>
             <w:pPr>
               <w:spacing w:before="0" w:after="0" w:line="252" w:lineRule="auto"/>
-              <w:jc w:val="left"/>
+              <w:jc w:val="center"/>
             </w:pPr>
             <w:r>
               <w:rPr>
+                <w:rFonts w:ascii="Noto Sans KR" w:hAnsi="Noto Sans KR" w:eastAsia="Noto Sans KR" w:cs="Noto Sans KR"/>
                 <w:b/>
                 <w:color w:val="FFFFFF"/>
-                <w:sz w:val="16"/>
+                <w:sz w:val="18"/>
               </w:rPr>
               <w:t>얻는 답</w:t>
             </w:r>
@@ -911,26 +860,31 @@
       <w:tr>
         <w:trPr>
           <w:cantSplit/>
+          <w:trHeight w:hRule="atLeast" w:val="351"/>
         </w:trPr>
         <w:tc>
           <w:tcPr>
-            <w:tcW w:type="dxa" w:w="1973"/>
+            <w:tcW w:type="dxa" w:w="2455"/>
             <w:tcMar>
-              <w:top w:w="90" w:type="dxa"/>
+              <w:top w:w="70" w:type="dxa"/>
               <w:start w:w="100" w:type="dxa"/>
-              <w:bottom w:w="90" w:type="dxa"/>
+              <w:bottom w:w="70" w:type="dxa"/>
               <w:end w:w="100" w:type="dxa"/>
             </w:tcMar>
             <w:vAlign w:val="center"/>
+            <w:shd w:fill="FFFFFF"/>
           </w:tcPr>
           <w:p>
             <w:pPr>
               <w:spacing w:after="0" w:line="252" w:lineRule="auto" w:before="0"/>
+              <w:jc w:val="left"/>
             </w:pPr>
             <w:r>
               <w:rPr>
-                <w:rFonts w:ascii="Noto Sans KR" w:hAnsi="Noto Sans KR" w:eastAsia="Noto Sans KR"/>
-                <w:sz w:val="17"/>
+                <w:rFonts w:ascii="Noto Sans KR" w:hAnsi="Noto Sans KR" w:eastAsia="Noto Sans KR" w:cs="Noto Sans KR"/>
+                <w:b w:val="0"/>
+                <w:color w:val="243547"/>
+                <w:sz w:val="18"/>
               </w:rPr>
               <w:t>장애/배포/복구</w:t>
             </w:r>
@@ -938,23 +892,27 @@
         </w:tc>
         <w:tc>
           <w:tcPr>
-            <w:tcW w:type="dxa" w:w="4735"/>
+            <w:tcW w:type="dxa" w:w="3335"/>
             <w:tcMar>
-              <w:top w:w="90" w:type="dxa"/>
+              <w:top w:w="70" w:type="dxa"/>
               <w:start w:w="100" w:type="dxa"/>
-              <w:bottom w:w="90" w:type="dxa"/>
+              <w:bottom w:w="70" w:type="dxa"/>
               <w:end w:w="100" w:type="dxa"/>
             </w:tcMar>
             <w:vAlign w:val="center"/>
+            <w:shd w:fill="FFFFFF"/>
           </w:tcPr>
           <w:p>
             <w:pPr>
               <w:spacing w:after="0" w:line="252" w:lineRule="auto" w:before="0"/>
+              <w:jc w:val="left"/>
             </w:pPr>
             <w:r>
               <w:rPr>
-                <w:rFonts w:ascii="Noto Sans KR" w:hAnsi="Noto Sans KR" w:eastAsia="Noto Sans KR"/>
-                <w:sz w:val="17"/>
+                <w:rFonts w:ascii="Noto Sans KR" w:hAnsi="Noto Sans KR" w:eastAsia="Noto Sans KR" w:cs="Noto Sans KR"/>
+                <w:b w:val="0"/>
+                <w:color w:val="243547"/>
+                <w:sz w:val="18"/>
               </w:rPr>
               <w:t>04_운영자_매뉴얼.pdf</w:t>
             </w:r>
@@ -962,23 +920,27 @@
         </w:tc>
         <w:tc>
           <w:tcPr>
-            <w:tcW w:type="dxa" w:w="3157"/>
+            <w:tcW w:type="dxa" w:w="5095"/>
             <w:tcMar>
-              <w:top w:w="90" w:type="dxa"/>
+              <w:top w:w="70" w:type="dxa"/>
               <w:start w:w="100" w:type="dxa"/>
-              <w:bottom w:w="90" w:type="dxa"/>
+              <w:bottom w:w="70" w:type="dxa"/>
               <w:end w:w="100" w:type="dxa"/>
             </w:tcMar>
             <w:vAlign w:val="center"/>
+            <w:shd w:fill="FFFFFF"/>
           </w:tcPr>
           <w:p>
             <w:pPr>
               <w:spacing w:after="0" w:line="252" w:lineRule="auto" w:before="0"/>
+              <w:jc w:val="left"/>
             </w:pPr>
             <w:r>
               <w:rPr>
-                <w:rFonts w:ascii="Noto Sans KR" w:hAnsi="Noto Sans KR" w:eastAsia="Noto Sans KR"/>
-                <w:sz w:val="17"/>
+                <w:rFonts w:ascii="Noto Sans KR" w:hAnsi="Noto Sans KR" w:eastAsia="Noto Sans KR" w:cs="Noto Sans KR"/>
+                <w:b w:val="0"/>
+                <w:color w:val="243547"/>
+                <w:sz w:val="18"/>
               </w:rPr>
               <w:t>상태별 런북/승인/DB migration</w:t>
             </w:r>
@@ -988,27 +950,31 @@
       <w:tr>
         <w:trPr>
           <w:cantSplit/>
+          <w:trHeight w:hRule="atLeast" w:val="351"/>
         </w:trPr>
         <w:tc>
           <w:tcPr>
-            <w:tcW w:type="dxa" w:w="1973"/>
+            <w:tcW w:type="dxa" w:w="2455"/>
             <w:tcMar>
-              <w:top w:w="90" w:type="dxa"/>
+              <w:top w:w="70" w:type="dxa"/>
               <w:start w:w="100" w:type="dxa"/>
-              <w:bottom w:w="90" w:type="dxa"/>
+              <w:bottom w:w="70" w:type="dxa"/>
               <w:end w:w="100" w:type="dxa"/>
             </w:tcMar>
             <w:vAlign w:val="center"/>
-            <w:shd w:fill="F5F8FB"/>
+            <w:shd w:fill="F7FAFC"/>
           </w:tcPr>
           <w:p>
             <w:pPr>
               <w:spacing w:after="0" w:line="252" w:lineRule="auto" w:before="0"/>
+              <w:jc w:val="left"/>
             </w:pPr>
             <w:r>
               <w:rPr>
-                <w:rFonts w:ascii="Noto Sans KR" w:hAnsi="Noto Sans KR" w:eastAsia="Noto Sans KR"/>
-                <w:sz w:val="17"/>
+                <w:rFonts w:ascii="Noto Sans KR" w:hAnsi="Noto Sans KR" w:eastAsia="Noto Sans KR" w:cs="Noto Sans KR"/>
+                <w:b w:val="0"/>
+                <w:color w:val="243547"/>
+                <w:sz w:val="18"/>
               </w:rPr>
               <w:t>Batch 운영</w:t>
             </w:r>
@@ -1016,24 +982,27 @@
         </w:tc>
         <w:tc>
           <w:tcPr>
-            <w:tcW w:type="dxa" w:w="4735"/>
+            <w:tcW w:type="dxa" w:w="3335"/>
             <w:tcMar>
-              <w:top w:w="90" w:type="dxa"/>
+              <w:top w:w="70" w:type="dxa"/>
               <w:start w:w="100" w:type="dxa"/>
-              <w:bottom w:w="90" w:type="dxa"/>
+              <w:bottom w:w="70" w:type="dxa"/>
               <w:end w:w="100" w:type="dxa"/>
             </w:tcMar>
             <w:vAlign w:val="center"/>
-            <w:shd w:fill="F5F8FB"/>
+            <w:shd w:fill="F7FAFC"/>
           </w:tcPr>
           <w:p>
             <w:pPr>
               <w:spacing w:after="0" w:line="252" w:lineRule="auto" w:before="0"/>
+              <w:jc w:val="left"/>
             </w:pPr>
             <w:r>
               <w:rPr>
-                <w:rFonts w:ascii="Noto Sans KR" w:hAnsi="Noto Sans KR" w:eastAsia="Noto Sans KR"/>
-                <w:sz w:val="17"/>
+                <w:rFonts w:ascii="Noto Sans KR" w:hAnsi="Noto Sans KR" w:eastAsia="Noto Sans KR" w:cs="Noto Sans KR"/>
+                <w:b w:val="0"/>
+                <w:color w:val="243547"/>
+                <w:sz w:val="18"/>
               </w:rPr>
               <w:t>05_배치_운영_가이드.pdf</w:t>
             </w:r>
@@ -1041,24 +1010,27 @@
         </w:tc>
         <w:tc>
           <w:tcPr>
-            <w:tcW w:type="dxa" w:w="3157"/>
+            <w:tcW w:type="dxa" w:w="5095"/>
             <w:tcMar>
-              <w:top w:w="90" w:type="dxa"/>
+              <w:top w:w="70" w:type="dxa"/>
               <w:start w:w="100" w:type="dxa"/>
-              <w:bottom w:w="90" w:type="dxa"/>
+              <w:bottom w:w="70" w:type="dxa"/>
               <w:end w:w="100" w:type="dxa"/>
             </w:tcMar>
             <w:vAlign w:val="center"/>
-            <w:shd w:fill="F5F8FB"/>
+            <w:shd w:fill="F7FAFC"/>
           </w:tcPr>
           <w:p>
             <w:pPr>
               <w:spacing w:after="0" w:line="252" w:lineRule="auto" w:before="0"/>
+              <w:jc w:val="left"/>
             </w:pPr>
             <w:r>
               <w:rPr>
-                <w:rFonts w:ascii="Noto Sans KR" w:hAnsi="Noto Sans KR" w:eastAsia="Noto Sans KR"/>
-                <w:sz w:val="17"/>
+                <w:rFonts w:ascii="Noto Sans KR" w:hAnsi="Noto Sans KR" w:eastAsia="Noto Sans KR" w:cs="Noto Sans KR"/>
+                <w:b w:val="0"/>
+                <w:color w:val="243547"/>
+                <w:sz w:val="18"/>
               </w:rPr>
               <w:t>stop/restart/rerun/reconcile</w:t>
             </w:r>
@@ -1068,26 +1040,31 @@
       <w:tr>
         <w:trPr>
           <w:cantSplit/>
+          <w:trHeight w:hRule="atLeast" w:val="351"/>
         </w:trPr>
         <w:tc>
           <w:tcPr>
-            <w:tcW w:type="dxa" w:w="1973"/>
+            <w:tcW w:type="dxa" w:w="2455"/>
             <w:tcMar>
-              <w:top w:w="90" w:type="dxa"/>
+              <w:top w:w="70" w:type="dxa"/>
               <w:start w:w="100" w:type="dxa"/>
-              <w:bottom w:w="90" w:type="dxa"/>
+              <w:bottom w:w="70" w:type="dxa"/>
               <w:end w:w="100" w:type="dxa"/>
             </w:tcMar>
             <w:vAlign w:val="center"/>
+            <w:shd w:fill="FFFFFF"/>
           </w:tcPr>
           <w:p>
             <w:pPr>
               <w:spacing w:after="0" w:line="252" w:lineRule="auto" w:before="0"/>
+              <w:jc w:val="left"/>
             </w:pPr>
             <w:r>
               <w:rPr>
-                <w:rFonts w:ascii="Noto Sans KR" w:hAnsi="Noto Sans KR" w:eastAsia="Noto Sans KR"/>
-                <w:sz w:val="17"/>
+                <w:rFonts w:ascii="Noto Sans KR" w:hAnsi="Noto Sans KR" w:eastAsia="Noto Sans KR" w:cs="Noto Sans KR"/>
+                <w:b w:val="0"/>
+                <w:color w:val="243547"/>
+                <w:sz w:val="18"/>
               </w:rPr>
               <w:t>구조 파악</w:t>
             </w:r>
@@ -1095,23 +1072,27 @@
         </w:tc>
         <w:tc>
           <w:tcPr>
-            <w:tcW w:type="dxa" w:w="4735"/>
+            <w:tcW w:type="dxa" w:w="3335"/>
             <w:tcMar>
-              <w:top w:w="90" w:type="dxa"/>
+              <w:top w:w="70" w:type="dxa"/>
               <w:start w:w="100" w:type="dxa"/>
-              <w:bottom w:w="90" w:type="dxa"/>
+              <w:bottom w:w="70" w:type="dxa"/>
               <w:end w:w="100" w:type="dxa"/>
             </w:tcMar>
             <w:vAlign w:val="center"/>
+            <w:shd w:fill="FFFFFF"/>
           </w:tcPr>
           <w:p>
             <w:pPr>
               <w:spacing w:after="0" w:line="252" w:lineRule="auto" w:before="0"/>
+              <w:jc w:val="left"/>
             </w:pPr>
             <w:r>
               <w:rPr>
-                <w:rFonts w:ascii="Noto Sans KR" w:hAnsi="Noto Sans KR" w:eastAsia="Noto Sans KR"/>
-                <w:sz w:val="17"/>
+                <w:rFonts w:ascii="Noto Sans KR" w:hAnsi="Noto Sans KR" w:eastAsia="Noto Sans KR" w:cs="Noto Sans KR"/>
+                <w:b w:val="0"/>
+                <w:color w:val="243547"/>
+                <w:sz w:val="18"/>
               </w:rPr>
               <w:t>아키텍처설계서.pdf</w:t>
             </w:r>
@@ -1119,23 +1100,27 @@
         </w:tc>
         <w:tc>
           <w:tcPr>
-            <w:tcW w:type="dxa" w:w="3157"/>
+            <w:tcW w:type="dxa" w:w="5095"/>
             <w:tcMar>
-              <w:top w:w="90" w:type="dxa"/>
+              <w:top w:w="70" w:type="dxa"/>
               <w:start w:w="100" w:type="dxa"/>
-              <w:bottom w:w="90" w:type="dxa"/>
+              <w:bottom w:w="70" w:type="dxa"/>
               <w:end w:w="100" w:type="dxa"/>
             </w:tcMar>
             <w:vAlign w:val="center"/>
+            <w:shd w:fill="FFFFFF"/>
           </w:tcPr>
           <w:p>
             <w:pPr>
               <w:spacing w:after="0" w:line="252" w:lineRule="auto" w:before="0"/>
+              <w:jc w:val="left"/>
             </w:pPr>
             <w:r>
               <w:rPr>
-                <w:rFonts w:ascii="Noto Sans KR" w:hAnsi="Noto Sans KR" w:eastAsia="Noto Sans KR"/>
-                <w:sz w:val="17"/>
+                <w:rFonts w:ascii="Noto Sans KR" w:hAnsi="Noto Sans KR" w:eastAsia="Noto Sans KR" w:cs="Noto Sans KR"/>
+                <w:b w:val="0"/>
+                <w:color w:val="243547"/>
+                <w:sz w:val="18"/>
               </w:rPr>
               <w:t>Owner/호출/DB3/Operations</w:t>
             </w:r>
@@ -1149,30 +1134,25 @@
         <w:keepNext/>
       </w:pPr>
       <w:r>
+        <w:rPr>
+          <w:rFonts w:ascii="Noto Sans KR" w:hAnsi="Noto Sans KR" w:eastAsia="Noto Sans KR" w:cs="Noto Sans KR"/>
+        </w:rPr>
         <w:t>3 내가 아키텍트·검수자라면</w:t>
       </w:r>
     </w:p>
     <w:p>
       <w:pPr>
         <w:spacing w:before="80" w:after="200"/>
-        <w:ind w:left="173" w:right="58"/>
-        <w:shd w:fill="F3F7FB"/>
+        <w:ind w:left="170" w:right="113"/>
+        <w:shd w:fill="F3F7FA"/>
+        <w:pStyle w:val="CPFSectionLead"/>
         <w:pBdr>
-          <w:left w:val="single" w:sz="18" w:space="8" w:color="4F46E5"/>
+          <w:left w:val="single" w:sz="16" w:space="7" w:color="8AA4BE"/>
         </w:pBdr>
       </w:pPr>
       <w:r>
         <w:rPr>
-          <w:b/>
-          <w:color w:val="362D91"/>
-          <w:sz w:val="20"/>
-        </w:rPr>
-        <w:t xml:space="preserve">이 장을 보는 이유  </w:t>
-      </w:r>
-      <w:r>
-        <w:rPr>
-          <w:color w:val="26374C"/>
-          <w:sz w:val="20"/>
+          <w:rFonts w:ascii="Noto Sans KR" w:hAnsi="Noto Sans KR" w:eastAsia="Noto Sans KR" w:cs="Noto Sans KR"/>
         </w:rPr>
         <w:t>구조·표준·DB·기술 사양을 교차 확인합니다.</w:t>
       </w:r>
@@ -1182,6 +1162,9 @@
         <w:pStyle w:val="CPFLabel"/>
       </w:pPr>
       <w:r>
+        <w:rPr>
+          <w:rFonts w:ascii="Noto Sans KR" w:hAnsi="Noto Sans KR" w:eastAsia="Noto Sans KR" w:cs="Noto Sans KR"/>
+        </w:rPr>
         <w:t>설계/검수용</w:t>
       </w:r>
     </w:p>
@@ -1199,16 +1182,17 @@
       </w:tblGrid>
       <w:tr>
         <w:trPr>
+          <w:trHeight w:hRule="atLeast" w:val="397"/>
           <w:tblHeader w:val="true"/>
         </w:trPr>
         <w:tc>
           <w:tcPr>
-            <w:tcW w:type="dxa" w:w="1973"/>
-            <w:shd w:fill="223A57"/>
+            <w:tcW w:type="dxa" w:w="2898"/>
+            <w:shd w:fill="0D2B45"/>
             <w:tcMar>
-              <w:top w:w="90" w:type="dxa"/>
+              <w:top w:w="70" w:type="dxa"/>
               <w:start w:w="100" w:type="dxa"/>
-              <w:bottom w:w="90" w:type="dxa"/>
+              <w:bottom w:w="70" w:type="dxa"/>
               <w:end w:w="100" w:type="dxa"/>
             </w:tcMar>
             <w:vAlign w:val="center"/>
@@ -1216,13 +1200,14 @@
           <w:p>
             <w:pPr>
               <w:spacing w:before="0" w:after="0" w:line="252" w:lineRule="auto"/>
-              <w:jc w:val="left"/>
+              <w:jc w:val="center"/>
             </w:pPr>
             <w:r>
               <w:rPr>
+                <w:rFonts w:ascii="Noto Sans KR" w:hAnsi="Noto Sans KR" w:eastAsia="Noto Sans KR" w:cs="Noto Sans KR"/>
                 <w:b/>
                 <w:color w:val="FFFFFF"/>
-                <w:sz w:val="16"/>
+                <w:sz w:val="18"/>
               </w:rPr>
               <w:t>필요</w:t>
             </w:r>
@@ -1230,12 +1215,12 @@
         </w:tc>
         <w:tc>
           <w:tcPr>
-            <w:tcW w:type="dxa" w:w="4735"/>
-            <w:shd w:fill="223A57"/>
+            <w:tcW w:type="dxa" w:w="3603"/>
+            <w:shd w:fill="0D2B45"/>
             <w:tcMar>
-              <w:top w:w="90" w:type="dxa"/>
+              <w:top w:w="70" w:type="dxa"/>
               <w:start w:w="100" w:type="dxa"/>
-              <w:bottom w:w="90" w:type="dxa"/>
+              <w:bottom w:w="70" w:type="dxa"/>
               <w:end w:w="100" w:type="dxa"/>
             </w:tcMar>
             <w:vAlign w:val="center"/>
@@ -1243,13 +1228,14 @@
           <w:p>
             <w:pPr>
               <w:spacing w:before="0" w:after="0" w:line="252" w:lineRule="auto"/>
-              <w:jc w:val="left"/>
+              <w:jc w:val="center"/>
             </w:pPr>
             <w:r>
               <w:rPr>
+                <w:rFonts w:ascii="Noto Sans KR" w:hAnsi="Noto Sans KR" w:eastAsia="Noto Sans KR" w:cs="Noto Sans KR"/>
                 <w:b/>
                 <w:color w:val="FFFFFF"/>
-                <w:sz w:val="16"/>
+                <w:sz w:val="18"/>
               </w:rPr>
               <w:t>PDF</w:t>
             </w:r>
@@ -1257,12 +1243,12 @@
         </w:tc>
         <w:tc>
           <w:tcPr>
-            <w:tcW w:type="dxa" w:w="3157"/>
-            <w:shd w:fill="223A57"/>
+            <w:tcW w:type="dxa" w:w="4383"/>
+            <w:shd w:fill="0D2B45"/>
             <w:tcMar>
-              <w:top w:w="90" w:type="dxa"/>
+              <w:top w:w="70" w:type="dxa"/>
               <w:start w:w="100" w:type="dxa"/>
-              <w:bottom w:w="90" w:type="dxa"/>
+              <w:bottom w:w="70" w:type="dxa"/>
               <w:end w:w="100" w:type="dxa"/>
             </w:tcMar>
             <w:vAlign w:val="center"/>
@@ -1270,13 +1256,14 @@
           <w:p>
             <w:pPr>
               <w:spacing w:before="0" w:after="0" w:line="252" w:lineRule="auto"/>
-              <w:jc w:val="left"/>
+              <w:jc w:val="center"/>
             </w:pPr>
             <w:r>
               <w:rPr>
+                <w:rFonts w:ascii="Noto Sans KR" w:hAnsi="Noto Sans KR" w:eastAsia="Noto Sans KR" w:cs="Noto Sans KR"/>
                 <w:b/>
                 <w:color w:val="FFFFFF"/>
-                <w:sz w:val="16"/>
+                <w:sz w:val="18"/>
               </w:rPr>
               <w:t>핵심</w:t>
             </w:r>
@@ -1286,26 +1273,31 @@
       <w:tr>
         <w:trPr>
           <w:cantSplit/>
+          <w:trHeight w:hRule="atLeast" w:val="351"/>
         </w:trPr>
         <w:tc>
           <w:tcPr>
-            <w:tcW w:type="dxa" w:w="1973"/>
+            <w:tcW w:type="dxa" w:w="2898"/>
             <w:tcMar>
-              <w:top w:w="90" w:type="dxa"/>
+              <w:top w:w="70" w:type="dxa"/>
               <w:start w:w="100" w:type="dxa"/>
-              <w:bottom w:w="90" w:type="dxa"/>
+              <w:bottom w:w="70" w:type="dxa"/>
               <w:end w:w="100" w:type="dxa"/>
             </w:tcMar>
             <w:vAlign w:val="center"/>
+            <w:shd w:fill="FFFFFF"/>
           </w:tcPr>
           <w:p>
             <w:pPr>
               <w:spacing w:after="0" w:line="252" w:lineRule="auto" w:before="0"/>
+              <w:jc w:val="left"/>
             </w:pPr>
             <w:r>
               <w:rPr>
-                <w:rFonts w:ascii="Noto Sans KR" w:hAnsi="Noto Sans KR" w:eastAsia="Noto Sans KR"/>
-                <w:sz w:val="17"/>
+                <w:rFonts w:ascii="Noto Sans KR" w:hAnsi="Noto Sans KR" w:eastAsia="Noto Sans KR" w:cs="Noto Sans KR"/>
+                <w:b w:val="0"/>
+                <w:color w:val="243547"/>
+                <w:sz w:val="18"/>
               </w:rPr>
               <w:t>Architecture</w:t>
             </w:r>
@@ -1313,23 +1305,27 @@
         </w:tc>
         <w:tc>
           <w:tcPr>
-            <w:tcW w:type="dxa" w:w="4735"/>
+            <w:tcW w:type="dxa" w:w="3603"/>
             <w:tcMar>
-              <w:top w:w="90" w:type="dxa"/>
+              <w:top w:w="70" w:type="dxa"/>
               <w:start w:w="100" w:type="dxa"/>
-              <w:bottom w:w="90" w:type="dxa"/>
+              <w:bottom w:w="70" w:type="dxa"/>
               <w:end w:w="100" w:type="dxa"/>
             </w:tcMar>
             <w:vAlign w:val="center"/>
+            <w:shd w:fill="FFFFFF"/>
           </w:tcPr>
           <w:p>
             <w:pPr>
               <w:spacing w:after="0" w:line="252" w:lineRule="auto" w:before="0"/>
+              <w:jc w:val="left"/>
             </w:pPr>
             <w:r>
               <w:rPr>
-                <w:rFonts w:ascii="Noto Sans KR" w:hAnsi="Noto Sans KR" w:eastAsia="Noto Sans KR"/>
-                <w:sz w:val="17"/>
+                <w:rFonts w:ascii="Noto Sans KR" w:hAnsi="Noto Sans KR" w:eastAsia="Noto Sans KR" w:cs="Noto Sans KR"/>
+                <w:b w:val="0"/>
+                <w:color w:val="243547"/>
+                <w:sz w:val="18"/>
               </w:rPr>
               <w:t>아키텍처설계서.pdf</w:t>
             </w:r>
@@ -1337,23 +1333,27 @@
         </w:tc>
         <w:tc>
           <w:tcPr>
-            <w:tcW w:type="dxa" w:w="3157"/>
+            <w:tcW w:type="dxa" w:w="4383"/>
             <w:tcMar>
-              <w:top w:w="90" w:type="dxa"/>
+              <w:top w:w="70" w:type="dxa"/>
               <w:start w:w="100" w:type="dxa"/>
-              <w:bottom w:w="90" w:type="dxa"/>
+              <w:bottom w:w="70" w:type="dxa"/>
               <w:end w:w="100" w:type="dxa"/>
             </w:tcMar>
             <w:vAlign w:val="center"/>
+            <w:shd w:fill="FFFFFF"/>
           </w:tcPr>
           <w:p>
             <w:pPr>
               <w:spacing w:after="0" w:line="252" w:lineRule="auto" w:before="0"/>
+              <w:jc w:val="left"/>
             </w:pPr>
             <w:r>
               <w:rPr>
-                <w:rFonts w:ascii="Noto Sans KR" w:hAnsi="Noto Sans KR" w:eastAsia="Noto Sans KR"/>
-                <w:sz w:val="17"/>
+                <w:rFonts w:ascii="Noto Sans KR" w:hAnsi="Noto Sans KR" w:eastAsia="Noto Sans KR" w:cs="Noto Sans KR"/>
+                <w:b w:val="0"/>
+                <w:color w:val="243547"/>
+                <w:sz w:val="18"/>
               </w:rPr>
               <w:t>Owner/Dependency/Topology</w:t>
             </w:r>
@@ -1363,27 +1363,31 @@
       <w:tr>
         <w:trPr>
           <w:cantSplit/>
+          <w:trHeight w:hRule="atLeast" w:val="351"/>
         </w:trPr>
         <w:tc>
           <w:tcPr>
-            <w:tcW w:type="dxa" w:w="1973"/>
+            <w:tcW w:type="dxa" w:w="2898"/>
             <w:tcMar>
-              <w:top w:w="90" w:type="dxa"/>
+              <w:top w:w="70" w:type="dxa"/>
               <w:start w:w="100" w:type="dxa"/>
-              <w:bottom w:w="90" w:type="dxa"/>
+              <w:bottom w:w="70" w:type="dxa"/>
               <w:end w:w="100" w:type="dxa"/>
             </w:tcMar>
             <w:vAlign w:val="center"/>
-            <w:shd w:fill="F5F8FB"/>
+            <w:shd w:fill="F7FAFC"/>
           </w:tcPr>
           <w:p>
             <w:pPr>
               <w:spacing w:after="0" w:line="252" w:lineRule="auto" w:before="0"/>
+              <w:jc w:val="left"/>
             </w:pPr>
             <w:r>
               <w:rPr>
-                <w:rFonts w:ascii="Noto Sans KR" w:hAnsi="Noto Sans KR" w:eastAsia="Noto Sans KR"/>
-                <w:sz w:val="17"/>
+                <w:rFonts w:ascii="Noto Sans KR" w:hAnsi="Noto Sans KR" w:eastAsia="Noto Sans KR" w:cs="Noto Sans KR"/>
+                <w:b w:val="0"/>
+                <w:color w:val="243547"/>
+                <w:sz w:val="18"/>
               </w:rPr>
               <w:t>기술 Stack/계약</w:t>
             </w:r>
@@ -1391,24 +1395,27 @@
         </w:tc>
         <w:tc>
           <w:tcPr>
-            <w:tcW w:type="dxa" w:w="4735"/>
+            <w:tcW w:type="dxa" w:w="3603"/>
             <w:tcMar>
-              <w:top w:w="90" w:type="dxa"/>
+              <w:top w:w="70" w:type="dxa"/>
               <w:start w:w="100" w:type="dxa"/>
-              <w:bottom w:w="90" w:type="dxa"/>
+              <w:bottom w:w="70" w:type="dxa"/>
               <w:end w:w="100" w:type="dxa"/>
             </w:tcMar>
             <w:vAlign w:val="center"/>
-            <w:shd w:fill="F5F8FB"/>
+            <w:shd w:fill="F7FAFC"/>
           </w:tcPr>
           <w:p>
             <w:pPr>
               <w:spacing w:after="0" w:line="252" w:lineRule="auto" w:before="0"/>
+              <w:jc w:val="left"/>
             </w:pPr>
             <w:r>
               <w:rPr>
-                <w:rFonts w:ascii="Noto Sans KR" w:hAnsi="Noto Sans KR" w:eastAsia="Noto Sans KR"/>
-                <w:sz w:val="17"/>
+                <w:rFonts w:ascii="Noto Sans KR" w:hAnsi="Noto Sans KR" w:eastAsia="Noto Sans KR" w:cs="Noto Sans KR"/>
+                <w:b w:val="0"/>
+                <w:color w:val="243547"/>
+                <w:sz w:val="18"/>
               </w:rPr>
               <w:t>기술사양서.pdf</w:t>
             </w:r>
@@ -1416,24 +1423,27 @@
         </w:tc>
         <w:tc>
           <w:tcPr>
-            <w:tcW w:type="dxa" w:w="3157"/>
+            <w:tcW w:type="dxa" w:w="4383"/>
             <w:tcMar>
-              <w:top w:w="90" w:type="dxa"/>
+              <w:top w:w="70" w:type="dxa"/>
               <w:start w:w="100" w:type="dxa"/>
-              <w:bottom w:w="90" w:type="dxa"/>
+              <w:bottom w:w="70" w:type="dxa"/>
               <w:end w:w="100" w:type="dxa"/>
             </w:tcMar>
             <w:vAlign w:val="center"/>
-            <w:shd w:fill="F5F8FB"/>
+            <w:shd w:fill="F7FAFC"/>
           </w:tcPr>
           <w:p>
             <w:pPr>
               <w:spacing w:after="0" w:line="252" w:lineRule="auto" w:before="0"/>
+              <w:jc w:val="left"/>
             </w:pPr>
             <w:r>
               <w:rPr>
-                <w:rFonts w:ascii="Noto Sans KR" w:hAnsi="Noto Sans KR" w:eastAsia="Noto Sans KR"/>
-                <w:sz w:val="17"/>
+                <w:rFonts w:ascii="Noto Sans KR" w:hAnsi="Noto Sans KR" w:eastAsia="Noto Sans KR" w:cs="Noto Sans KR"/>
+                <w:b w:val="0"/>
+                <w:color w:val="243547"/>
+                <w:sz w:val="18"/>
               </w:rPr>
               <w:t>기술 구성/Public surface</w:t>
             </w:r>
@@ -1443,26 +1453,31 @@
       <w:tr>
         <w:trPr>
           <w:cantSplit/>
+          <w:trHeight w:hRule="atLeast" w:val="351"/>
         </w:trPr>
         <w:tc>
           <w:tcPr>
-            <w:tcW w:type="dxa" w:w="1973"/>
+            <w:tcW w:type="dxa" w:w="2898"/>
             <w:tcMar>
-              <w:top w:w="90" w:type="dxa"/>
+              <w:top w:w="70" w:type="dxa"/>
               <w:start w:w="100" w:type="dxa"/>
-              <w:bottom w:w="90" w:type="dxa"/>
+              <w:bottom w:w="70" w:type="dxa"/>
               <w:end w:w="100" w:type="dxa"/>
             </w:tcMar>
             <w:vAlign w:val="center"/>
+            <w:shd w:fill="FFFFFF"/>
           </w:tcPr>
           <w:p>
             <w:pPr>
               <w:spacing w:after="0" w:line="252" w:lineRule="auto" w:before="0"/>
+              <w:jc w:val="left"/>
             </w:pPr>
             <w:r>
               <w:rPr>
-                <w:rFonts w:ascii="Noto Sans KR" w:hAnsi="Noto Sans KR" w:eastAsia="Noto Sans KR"/>
-                <w:sz w:val="17"/>
+                <w:rFonts w:ascii="Noto Sans KR" w:hAnsi="Noto Sans KR" w:eastAsia="Noto Sans KR" w:cs="Noto Sans KR"/>
+                <w:b w:val="0"/>
+                <w:color w:val="243547"/>
+                <w:sz w:val="18"/>
               </w:rPr>
               <w:t>개발 규칙</w:t>
             </w:r>
@@ -1470,23 +1485,27 @@
         </w:tc>
         <w:tc>
           <w:tcPr>
-            <w:tcW w:type="dxa" w:w="4735"/>
+            <w:tcW w:type="dxa" w:w="3603"/>
             <w:tcMar>
-              <w:top w:w="90" w:type="dxa"/>
+              <w:top w:w="70" w:type="dxa"/>
               <w:start w:w="100" w:type="dxa"/>
-              <w:bottom w:w="90" w:type="dxa"/>
+              <w:bottom w:w="70" w:type="dxa"/>
               <w:end w:w="100" w:type="dxa"/>
             </w:tcMar>
             <w:vAlign w:val="center"/>
+            <w:shd w:fill="FFFFFF"/>
           </w:tcPr>
           <w:p>
             <w:pPr>
               <w:spacing w:after="0" w:line="252" w:lineRule="auto" w:before="0"/>
+              <w:jc w:val="left"/>
             </w:pPr>
             <w:r>
               <w:rPr>
-                <w:rFonts w:ascii="Noto Sans KR" w:hAnsi="Noto Sans KR" w:eastAsia="Noto Sans KR"/>
-                <w:sz w:val="17"/>
+                <w:rFonts w:ascii="Noto Sans KR" w:hAnsi="Noto Sans KR" w:eastAsia="Noto Sans KR" w:cs="Noto Sans KR"/>
+                <w:b w:val="0"/>
+                <w:color w:val="243547"/>
+                <w:sz w:val="18"/>
               </w:rPr>
               <w:t>기술표준서.pdf</w:t>
             </w:r>
@@ -1494,23 +1513,27 @@
         </w:tc>
         <w:tc>
           <w:tcPr>
-            <w:tcW w:type="dxa" w:w="3157"/>
+            <w:tcW w:type="dxa" w:w="4383"/>
             <w:tcMar>
-              <w:top w:w="90" w:type="dxa"/>
+              <w:top w:w="70" w:type="dxa"/>
               <w:start w:w="100" w:type="dxa"/>
-              <w:bottom w:w="90" w:type="dxa"/>
+              <w:bottom w:w="70" w:type="dxa"/>
               <w:end w:w="100" w:type="dxa"/>
             </w:tcMar>
             <w:vAlign w:val="center"/>
+            <w:shd w:fill="FFFFFF"/>
           </w:tcPr>
           <w:p>
             <w:pPr>
               <w:spacing w:after="0" w:line="252" w:lineRule="auto" w:before="0"/>
+              <w:jc w:val="left"/>
             </w:pPr>
             <w:r>
               <w:rPr>
-                <w:rFonts w:ascii="Noto Sans KR" w:hAnsi="Noto Sans KR" w:eastAsia="Noto Sans KR"/>
-                <w:sz w:val="17"/>
+                <w:rFonts w:ascii="Noto Sans KR" w:hAnsi="Noto Sans KR" w:eastAsia="Noto Sans KR" w:cs="Noto Sans KR"/>
+                <w:b w:val="0"/>
+                <w:color w:val="243547"/>
+                <w:sz w:val="18"/>
               </w:rPr>
               <w:t>MUST/MUST NOT</w:t>
             </w:r>
@@ -1520,27 +1543,31 @@
       <w:tr>
         <w:trPr>
           <w:cantSplit/>
+          <w:trHeight w:hRule="atLeast" w:val="351"/>
         </w:trPr>
         <w:tc>
           <w:tcPr>
-            <w:tcW w:type="dxa" w:w="1973"/>
+            <w:tcW w:type="dxa" w:w="2898"/>
             <w:tcMar>
-              <w:top w:w="90" w:type="dxa"/>
+              <w:top w:w="70" w:type="dxa"/>
               <w:start w:w="100" w:type="dxa"/>
-              <w:bottom w:w="90" w:type="dxa"/>
+              <w:bottom w:w="70" w:type="dxa"/>
               <w:end w:w="100" w:type="dxa"/>
             </w:tcMar>
             <w:vAlign w:val="center"/>
-            <w:shd w:fill="F5F8FB"/>
+            <w:shd w:fill="F7FAFC"/>
           </w:tcPr>
           <w:p>
             <w:pPr>
               <w:spacing w:after="0" w:line="252" w:lineRule="auto" w:before="0"/>
+              <w:jc w:val="left"/>
             </w:pPr>
             <w:r>
               <w:rPr>
-                <w:rFonts w:ascii="Noto Sans KR" w:hAnsi="Noto Sans KR" w:eastAsia="Noto Sans KR"/>
-                <w:sz w:val="17"/>
+                <w:rFonts w:ascii="Noto Sans KR" w:hAnsi="Noto Sans KR" w:eastAsia="Noto Sans KR" w:cs="Noto Sans KR"/>
+                <w:b w:val="0"/>
+                <w:color w:val="243547"/>
+                <w:sz w:val="18"/>
               </w:rPr>
               <w:t>DB</w:t>
             </w:r>
@@ -1548,24 +1575,27 @@
         </w:tc>
         <w:tc>
           <w:tcPr>
-            <w:tcW w:type="dxa" w:w="4735"/>
+            <w:tcW w:type="dxa" w:w="3603"/>
             <w:tcMar>
-              <w:top w:w="90" w:type="dxa"/>
+              <w:top w:w="70" w:type="dxa"/>
               <w:start w:w="100" w:type="dxa"/>
-              <w:bottom w:w="90" w:type="dxa"/>
+              <w:bottom w:w="70" w:type="dxa"/>
               <w:end w:w="100" w:type="dxa"/>
             </w:tcMar>
             <w:vAlign w:val="center"/>
-            <w:shd w:fill="F5F8FB"/>
+            <w:shd w:fill="F7FAFC"/>
           </w:tcPr>
           <w:p>
             <w:pPr>
               <w:spacing w:after="0" w:line="252" w:lineRule="auto" w:before="0"/>
+              <w:jc w:val="left"/>
             </w:pPr>
             <w:r>
               <w:rPr>
-                <w:rFonts w:ascii="Noto Sans KR" w:hAnsi="Noto Sans KR" w:eastAsia="Noto Sans KR"/>
-                <w:sz w:val="17"/>
+                <w:rFonts w:ascii="Noto Sans KR" w:hAnsi="Noto Sans KR" w:eastAsia="Noto Sans KR" w:cs="Noto Sans KR"/>
+                <w:b w:val="0"/>
+                <w:color w:val="243547"/>
+                <w:sz w:val="18"/>
               </w:rPr>
               <w:t>데이터베이스표준서.pdf</w:t>
             </w:r>
@@ -1573,24 +1603,27 @@
         </w:tc>
         <w:tc>
           <w:tcPr>
-            <w:tcW w:type="dxa" w:w="3157"/>
+            <w:tcW w:type="dxa" w:w="4383"/>
             <w:tcMar>
-              <w:top w:w="90" w:type="dxa"/>
+              <w:top w:w="70" w:type="dxa"/>
               <w:start w:w="100" w:type="dxa"/>
-              <w:bottom w:w="90" w:type="dxa"/>
+              <w:bottom w:w="70" w:type="dxa"/>
               <w:end w:w="100" w:type="dxa"/>
             </w:tcMar>
             <w:vAlign w:val="center"/>
-            <w:shd w:fill="F5F8FB"/>
+            <w:shd w:fill="F7FAFC"/>
           </w:tcPr>
           <w:p>
             <w:pPr>
               <w:spacing w:after="0" w:line="252" w:lineRule="auto" w:before="0"/>
+              <w:jc w:val="left"/>
             </w:pPr>
             <w:r>
               <w:rPr>
-                <w:rFonts w:ascii="Noto Sans KR" w:hAnsi="Noto Sans KR" w:eastAsia="Noto Sans KR"/>
-                <w:sz w:val="17"/>
+                <w:rFonts w:ascii="Noto Sans KR" w:hAnsi="Noto Sans KR" w:eastAsia="Noto Sans KR" w:cs="Noto Sans KR"/>
+                <w:b w:val="0"/>
+                <w:color w:val="243547"/>
+                <w:sz w:val="18"/>
               </w:rPr>
               <w:t>DB3/Lifecycle/Recovery</w:t>
             </w:r>
@@ -1600,26 +1633,31 @@
       <w:tr>
         <w:trPr>
           <w:cantSplit/>
+          <w:trHeight w:hRule="atLeast" w:val="351"/>
         </w:trPr>
         <w:tc>
           <w:tcPr>
-            <w:tcW w:type="dxa" w:w="1973"/>
+            <w:tcW w:type="dxa" w:w="2898"/>
             <w:tcMar>
-              <w:top w:w="90" w:type="dxa"/>
+              <w:top w:w="70" w:type="dxa"/>
               <w:start w:w="100" w:type="dxa"/>
-              <w:bottom w:w="90" w:type="dxa"/>
+              <w:bottom w:w="70" w:type="dxa"/>
               <w:end w:w="100" w:type="dxa"/>
             </w:tcMar>
             <w:vAlign w:val="center"/>
+            <w:shd w:fill="FFFFFF"/>
           </w:tcPr>
           <w:p>
             <w:pPr>
               <w:spacing w:after="0" w:line="252" w:lineRule="auto" w:before="0"/>
+              <w:jc w:val="left"/>
             </w:pPr>
             <w:r>
               <w:rPr>
-                <w:rFonts w:ascii="Noto Sans KR" w:hAnsi="Noto Sans KR" w:eastAsia="Noto Sans KR"/>
-                <w:sz w:val="17"/>
+                <w:rFonts w:ascii="Noto Sans KR" w:hAnsi="Noto Sans KR" w:eastAsia="Noto Sans KR" w:cs="Noto Sans KR"/>
+                <w:b w:val="0"/>
+                <w:color w:val="243547"/>
+                <w:sz w:val="18"/>
               </w:rPr>
               <w:t>전체 목록</w:t>
             </w:r>
@@ -1627,23 +1665,27 @@
         </w:tc>
         <w:tc>
           <w:tcPr>
-            <w:tcW w:type="dxa" w:w="4735"/>
+            <w:tcW w:type="dxa" w:w="3603"/>
             <w:tcMar>
-              <w:top w:w="90" w:type="dxa"/>
+              <w:top w:w="70" w:type="dxa"/>
               <w:start w:w="100" w:type="dxa"/>
-              <w:bottom w:w="90" w:type="dxa"/>
+              <w:bottom w:w="70" w:type="dxa"/>
               <w:end w:w="100" w:type="dxa"/>
             </w:tcMar>
             <w:vAlign w:val="center"/>
+            <w:shd w:fill="FFFFFF"/>
           </w:tcPr>
           <w:p>
             <w:pPr>
               <w:spacing w:after="0" w:line="252" w:lineRule="auto" w:before="0"/>
+              <w:jc w:val="left"/>
             </w:pPr>
             <w:r>
               <w:rPr>
-                <w:rFonts w:ascii="Noto Sans KR" w:hAnsi="Noto Sans KR" w:eastAsia="Noto Sans KR"/>
-                <w:sz w:val="17"/>
+                <w:rFonts w:ascii="Noto Sans KR" w:hAnsi="Noto Sans KR" w:eastAsia="Noto Sans KR" w:cs="Noto Sans KR"/>
+                <w:b w:val="0"/>
+                <w:color w:val="243547"/>
+                <w:sz w:val="18"/>
               </w:rPr>
               <w:t>산출물목록.pdf</w:t>
             </w:r>
@@ -1651,96 +1693,29 @@
         </w:tc>
         <w:tc>
           <w:tcPr>
-            <w:tcW w:type="dxa" w:w="3157"/>
+            <w:tcW w:type="dxa" w:w="4383"/>
             <w:tcMar>
-              <w:top w:w="90" w:type="dxa"/>
+              <w:top w:w="70" w:type="dxa"/>
               <w:start w:w="100" w:type="dxa"/>
-              <w:bottom w:w="90" w:type="dxa"/>
+              <w:bottom w:w="70" w:type="dxa"/>
               <w:end w:w="100" w:type="dxa"/>
             </w:tcMar>
             <w:vAlign w:val="center"/>
+            <w:shd w:fill="FFFFFF"/>
           </w:tcPr>
           <w:p>
             <w:pPr>
               <w:spacing w:after="0" w:line="252" w:lineRule="auto" w:before="0"/>
-            </w:pPr>
-            <w:r>
-              <w:rPr>
-                <w:rFonts w:ascii="Noto Sans KR" w:hAnsi="Noto Sans KR" w:eastAsia="Noto Sans KR"/>
-                <w:sz w:val="17"/>
-              </w:rPr>
-              <w:t>역할별 진입점</w:t>
-            </w:r>
-          </w:p>
-        </w:tc>
-      </w:tr>
-    </w:tbl>
-    <w:tbl>
-      <w:tblPr>
-        <w:tblW w:type="auto" w:w="0"/>
-        <w:jc w:val="center"/>
-        <w:tblLayout w:type="fixed"/>
-        <w:tblLook w:firstColumn="1" w:firstRow="1" w:lastColumn="0" w:lastRow="0" w:noHBand="0" w:noVBand="1" w:val="04A0"/>
-      </w:tblPr>
-      <w:tblGrid>
-        <w:gridCol w:w="4933"/>
-        <w:gridCol w:w="4933"/>
-      </w:tblGrid>
-      <w:tr>
-        <w:trPr>
-          <w:tblHeader w:val="true"/>
-        </w:trPr>
-        <w:tc>
-          <w:tcPr>
-            <w:tcW w:type="dxa" w:w="2466"/>
-            <w:shd w:fill="223A57"/>
-            <w:tcMar>
-              <w:top w:w="90" w:type="dxa"/>
-              <w:start w:w="100" w:type="dxa"/>
-              <w:bottom w:w="90" w:type="dxa"/>
-              <w:end w:w="100" w:type="dxa"/>
-            </w:tcMar>
-            <w:vAlign w:val="center"/>
-          </w:tcPr>
-          <w:p>
-            <w:pPr>
-              <w:spacing w:before="0" w:after="0" w:line="252" w:lineRule="auto"/>
               <w:jc w:val="left"/>
             </w:pPr>
             <w:r>
               <w:rPr>
-                <w:b/>
-                <w:color w:val="FFFFFF"/>
-                <w:sz w:val="16"/>
+                <w:rFonts w:ascii="Noto Sans KR" w:hAnsi="Noto Sans KR" w:eastAsia="Noto Sans KR" w:cs="Noto Sans KR"/>
+                <w:b w:val="0"/>
+                <w:color w:val="243547"/>
+                <w:sz w:val="18"/>
               </w:rPr>
-              <w:t>Navigation</w:t>
-            </w:r>
-          </w:p>
-        </w:tc>
-        <w:tc>
-          <w:tcPr>
-            <w:tcW w:type="dxa" w:w="7399"/>
-            <w:shd w:fill="223A57"/>
-            <w:tcMar>
-              <w:top w:w="90" w:type="dxa"/>
-              <w:start w:w="100" w:type="dxa"/>
-              <w:bottom w:w="90" w:type="dxa"/>
-              <w:end w:w="100" w:type="dxa"/>
-            </w:tcMar>
-            <w:vAlign w:val="center"/>
-          </w:tcPr>
-          <w:p>
-            <w:pPr>
-              <w:spacing w:before="0" w:after="0" w:line="252" w:lineRule="auto"/>
-              <w:jc w:val="left"/>
-            </w:pPr>
-            <w:r>
-              <w:rPr>
-                <w:b/>
-                <w:color w:val="FFFFFF"/>
-                <w:sz w:val="16"/>
-              </w:rPr>
-              <w:t>일반 사용자 탐색 링크는 PDF만 제공합니다. DOCX는 편집/납품용으로 최종 ZIP에 포함하지만 사용자 바로 열기 링크로 노출하지 않습니다.</w:t>
+              <w:t>역할별 진입점</w:t>
             </w:r>
           </w:p>
         </w:tc>
@@ -1750,7 +1725,7 @@
       <w:headerReference w:type="default" r:id="rId9"/>
       <w:footerReference w:type="default" r:id="rId10"/>
       <w:pgSz w:w="11906" w:h="16838"/>
-      <w:pgMar w:top="907" w:right="1020" w:bottom="907" w:left="1020" w:header="397" w:footer="454" w:gutter="0"/>
+      <w:pgMar w:top="510" w:right="510" w:bottom="510" w:left="510" w:header="255" w:footer="312" w:gutter="0"/>
       <w:cols w:space="720"/>
       <w:docGrid w:linePitch="360"/>
     </w:sectPr>
@@ -2170,7 +2145,7 @@
     <w:rPr>
       <w:rFonts w:ascii="Noto Sans KR" w:hAnsi="Noto Sans KR" w:eastAsia="Noto Sans KR"/>
       <w:color w:val="243547"/>
-      <w:sz w:val="19"/>
+      <w:sz w:val="20"/>
     </w:rPr>
   </w:style>
   <w:style w:type="paragraph" w:styleId="Header">
@@ -2228,7 +2203,7 @@
     <w:pPr>
       <w:keepNext/>
       <w:keepLines/>
-      <w:spacing w:before="480" w:after="180"/>
+      <w:spacing w:before="800" w:after="160"/>
       <w:outlineLvl w:val="0"/>
     </w:pPr>
     <w:rPr>
@@ -2236,7 +2211,7 @@
       <w:b/>
       <w:bCs/>
       <w:color w:val="17324D"/>
-      <w:sz w:val="38"/>
+      <w:sz w:val="34"/>
       <w:szCs w:val="28"/>
     </w:rPr>
   </w:style>
@@ -2252,7 +2227,7 @@
     <w:pPr>
       <w:keepNext/>
       <w:keepLines/>
-      <w:spacing w:before="340" w:after="120"/>
+      <w:spacing w:before="360" w:after="80"/>
       <w:ind w:left="113"/>
       <w:outlineLvl w:val="1"/>
     </w:pPr>
@@ -2261,7 +2236,7 @@
       <w:b/>
       <w:bCs/>
       <w:color w:val="4F46E5"/>
-      <w:sz w:val="28"/>
+      <w:sz w:val="27"/>
       <w:szCs w:val="26"/>
     </w:rPr>
   </w:style>
@@ -2277,7 +2252,7 @@
     <w:pPr>
       <w:keepNext/>
       <w:keepLines/>
-      <w:spacing w:before="240" w:after="80"/>
+      <w:spacing w:before="240" w:after="60"/>
       <w:ind w:left="255"/>
       <w:outlineLvl w:val="2"/>
     </w:pPr>
@@ -2286,7 +2261,7 @@
       <w:b/>
       <w:bCs/>
       <w:color w:val="17324D"/>
-      <w:sz w:val="22"/>
+      <w:sz w:val="23"/>
     </w:rPr>
   </w:style>
   <w:style w:type="paragraph" w:styleId="Heading4">
@@ -2517,10 +2492,12 @@
     <w:qFormat/>
     <w:rsid w:val="00FC693F"/>
     <w:pPr>
+      <w:keepNext/>
+      <w:keepLines/>
       <w:pBdr>
         <w:bottom w:val="single" w:sz="8" w:space="4" w:color="4F81BD" w:themeColor="accent1"/>
       </w:pBdr>
-      <w:spacing w:after="200" w:line="240" w:lineRule="auto"/>
+      <w:spacing w:after="140" w:line="240" w:lineRule="auto" w:before="0"/>
       <w:contextualSpacing/>
     </w:pPr>
     <w:rPr>
@@ -2529,7 +2506,7 @@
       <w:color w:val="071A2B"/>
       <w:spacing w:val="5"/>
       <w:kern w:val="28"/>
-      <w:sz w:val="50"/>
+      <w:sz w:val="48"/>
       <w:szCs w:val="52"/>
     </w:rPr>
   </w:style>
@@ -2557,9 +2534,12 @@
     <w:qFormat/>
     <w:rsid w:val="00FC693F"/>
     <w:pPr>
+      <w:keepNext/>
+      <w:keepLines/>
       <w:numPr>
         <w:ilvl w:val="1"/>
       </w:numPr>
+      <w:spacing w:before="0" w:after="180"/>
     </w:pPr>
     <w:rPr>
       <w:rFonts w:asciiTheme="majorHAnsi" w:eastAsiaTheme="majorEastAsia" w:hAnsiTheme="majorHAnsi" w:cstheme="majorBidi" w:ascii="Noto Sans KR" w:hAnsi="Noto Sans KR" w:eastAsia="Noto Sans KR"/>
@@ -2568,7 +2548,7 @@
       <w:iCs/>
       <w:color w:val="5E7186"/>
       <w:spacing w:val="15"/>
-      <w:sz w:val="22"/>
+      <w:sz w:val="23"/>
       <w:szCs w:val="24"/>
     </w:rPr>
   </w:style>
@@ -13863,39 +13843,119 @@
   <w:style w:type="paragraph" w:customStyle="1" w:styleId="CPFCode">
     <w:name w:val="CPF Code"/>
     <w:pPr>
-      <w:spacing w:before="40" w:after="80"/>
+      <w:spacing w:before="100" w:after="140" w:line="240" w:lineRule="auto"/>
       <w:ind w:left="283" w:right="170"/>
     </w:pPr>
     <w:rPr>
-      <w:rFonts w:ascii="DejaVu Sans Mono" w:hAnsi="DejaVu Sans Mono" w:eastAsia="DejaVu Sans Mono"/>
-      <w:color w:val="071A2B"/>
-      <w:sz w:val="16"/>
+      <w:rFonts w:ascii="Noto Sans KR" w:hAnsi="Noto Sans KR" w:eastAsia="DejaVu Sans Mono"/>
+      <w:b w:val="0"/>
+      <w:color w:val="F4F8FC"/>
+      <w:sz w:val="18"/>
     </w:rPr>
   </w:style>
   <w:style w:type="paragraph" w:customStyle="1" w:styleId="CPFCaption">
     <w:name w:val="CPF Caption"/>
     <w:pPr>
-      <w:spacing w:before="40" w:after="100"/>
+      <w:spacing w:before="60" w:after="160"/>
       <w:ind w:left="255" w:right="255"/>
     </w:pPr>
     <w:rPr>
       <w:rFonts w:ascii="Noto Sans KR" w:hAnsi="Noto Sans KR" w:eastAsia="Noto Sans KR"/>
       <w:color w:val="5E7186"/>
-      <w:sz w:val="16"/>
+      <w:sz w:val="18"/>
     </w:rPr>
   </w:style>
   <w:style w:type="paragraph" w:customStyle="1" w:styleId="CPFLabel">
     <w:name w:val="CPF Label"/>
     <w:pPr>
       <w:keepNext/>
-      <w:spacing w:before="140" w:after="40"/>
+      <w:spacing w:before="200" w:after="80"/>
       <w:ind w:left="255"/>
     </w:pPr>
     <w:rPr>
       <w:rFonts w:ascii="Noto Sans KR" w:hAnsi="Noto Sans KR" w:eastAsia="Noto Sans KR"/>
       <w:b/>
-      <w:color w:val="7154C7"/>
-      <w:sz w:val="21"/>
+      <w:color w:val="4F46E5"/>
+      <w:sz w:val="20"/>
+    </w:rPr>
+  </w:style>
+  <w:style w:type="paragraph" w:customStyle="1" w:styleId="CPFLead">
+    <w:name w:val="CPF Lead"/>
+    <w:basedOn w:val="Normal"/>
+    <w:pPr>
+      <w:spacing w:before="60" w:after="180" w:line="283" w:lineRule="auto"/>
+    </w:pPr>
+    <w:rPr>
+      <w:rFonts w:ascii="Noto Sans KR" w:hAnsi="Noto Sans KR"/>
+      <w:b w:val="0"/>
+      <w:color w:val="243547"/>
+      <w:sz w:val="20"/>
+    </w:rPr>
+  </w:style>
+  <w:style w:type="paragraph" w:customStyle="1" w:styleId="CPFSectionLead">
+    <w:name w:val="CPF Section Lead"/>
+    <w:basedOn w:val="Normal"/>
+    <w:pPr>
+      <w:spacing w:before="40" w:after="160" w:line="276" w:lineRule="auto"/>
+    </w:pPr>
+    <w:rPr>
+      <w:rFonts w:ascii="Noto Sans KR" w:hAnsi="Noto Sans KR"/>
+      <w:b w:val="0"/>
+      <w:color w:val="243547"/>
+      <w:sz w:val="19"/>
+    </w:rPr>
+  </w:style>
+  <w:style w:type="paragraph" w:customStyle="1" w:styleId="CPFCallout">
+    <w:name w:val="CPF Callout"/>
+    <w:basedOn w:val="Normal"/>
+    <w:pPr>
+      <w:spacing w:before="80" w:after="140" w:line="269" w:lineRule="auto"/>
+    </w:pPr>
+    <w:rPr>
+      <w:rFonts w:ascii="Noto Sans KR" w:hAnsi="Noto Sans KR"/>
+      <w:b w:val="0"/>
+      <w:color w:val="243547"/>
+      <w:sz w:val="19"/>
+    </w:rPr>
+  </w:style>
+  <w:style w:type="paragraph" w:customStyle="1" w:styleId="CPFWarning">
+    <w:name w:val="CPF Warning"/>
+    <w:basedOn w:val="Normal"/>
+    <w:pPr>
+      <w:spacing w:before="80" w:after="140" w:line="269" w:lineRule="auto"/>
+    </w:pPr>
+    <w:rPr>
+      <w:rFonts w:ascii="Noto Sans KR" w:hAnsi="Noto Sans KR"/>
+      <w:b w:val="0"/>
+      <w:color w:val="A85600"/>
+      <w:sz w:val="19"/>
+    </w:rPr>
+  </w:style>
+  <w:style w:type="paragraph" w:customStyle="1" w:styleId="CPFSource">
+    <w:name w:val="CPF Source"/>
+    <w:basedOn w:val="Normal"/>
+    <w:pPr>
+      <w:spacing w:before="60" w:after="120" w:line="252" w:lineRule="auto"/>
+    </w:pPr>
+    <w:rPr>
+      <w:rFonts w:ascii="Noto Sans KR" w:hAnsi="Noto Sans KR"/>
+      <w:b w:val="0"/>
+      <w:color w:val="5E7186"/>
+      <w:sz w:val="18"/>
+    </w:rPr>
+  </w:style>
+  <w:style w:type="paragraph" w:customStyle="1" w:styleId="CPFTOCEntry">
+    <w:name w:val="CPF TOC Entry"/>
+    <w:basedOn w:val="Normal"/>
+    <w:pPr>
+      <w:spacing w:before="0" w:after="50" w:line="252" w:lineRule="auto"/>
+      <w:ind w:left="113"/>
+    </w:pPr>
+    <w:rPr>
+      <w:rFonts w:ascii="Noto Sans KR" w:hAnsi="Noto Sans KR"/>
+      <w:b w:val="0"/>
+      <w:color w:val="243547"/>
+      <w:sz w:val="20"/>
     </w:rPr>
   </w:style>
 </w:styles>

--- a/cpf-docs/deliverables/산출물목록.docx
+++ b/cpf-docs/deliverables/산출물목록.docx
@@ -315,7 +315,6 @@
         <w:rPr>
           <w:rFonts w:ascii="Noto Sans KR" w:hAnsi="Noto Sans KR" w:eastAsia="Noto Sans KR" w:cs="Noto Sans KR"/>
         </w:rPr>
-        <w:br w:type="page"/>
       </w:r>
     </w:p>
     <w:p>
@@ -923,16 +922,16 @@
             <w:shd w:fill="183B63" w:val="clear"/>
             <w:vAlign w:val="center"/>
             <w:tcMar>
-              <w:top w:w="70" w:type="dxa"/>
-              <w:start w:w="90" w:type="dxa"/>
-              <w:bottom w:w="70" w:type="dxa"/>
-              <w:end w:w="90" w:type="dxa"/>
+              <w:top w:w="80" w:type="dxa"/>
+              <w:start w:w="100" w:type="dxa"/>
+              <w:bottom w:w="80" w:type="dxa"/>
+              <w:end w:w="100" w:type="dxa"/>
             </w:tcMar>
           </w:tcPr>
           <w:p>
             <w:pPr>
               <w:pStyle w:val="Normal"/>
-              <w:spacing w:lineRule="auto" w:line="274" w:before="0" w:after="46"/>
+              <w:spacing w:lineRule="auto" w:line="269" w:before="0" w:after="70"/>
               <w:ind w:start="0" w:end="0"/>
               <w:jc w:val="center"/>
               <w:rPr/>
@@ -941,8 +940,8 @@
               <w:rPr>
                 <w:rFonts w:ascii="Noto Sans KR" w:hAnsi="Noto Sans KR" w:cs="Noto Sans KR" w:eastAsia="Noto Sans KR"/>
                 <w:b/>
+                <w:sz w:val="19"/>
                 <w:color w:val="FFFFFF"/>
-                <w:sz w:val="18"/>
               </w:rPr>
               <w:t>필요</w:t>
             </w:r>
@@ -960,16 +959,16 @@
             <w:shd w:fill="183B63" w:val="clear"/>
             <w:vAlign w:val="center"/>
             <w:tcMar>
-              <w:top w:w="70" w:type="dxa"/>
-              <w:start w:w="90" w:type="dxa"/>
-              <w:bottom w:w="70" w:type="dxa"/>
-              <w:end w:w="90" w:type="dxa"/>
+              <w:top w:w="80" w:type="dxa"/>
+              <w:start w:w="100" w:type="dxa"/>
+              <w:bottom w:w="80" w:type="dxa"/>
+              <w:end w:w="100" w:type="dxa"/>
             </w:tcMar>
           </w:tcPr>
           <w:p>
             <w:pPr>
               <w:pStyle w:val="Normal"/>
-              <w:spacing w:lineRule="auto" w:line="274" w:before="0" w:after="46"/>
+              <w:spacing w:lineRule="auto" w:line="269" w:before="0" w:after="70"/>
               <w:ind w:start="0" w:end="0"/>
               <w:jc w:val="center"/>
               <w:rPr/>
@@ -978,8 +977,8 @@
               <w:rPr>
                 <w:rFonts w:ascii="Noto Sans KR" w:hAnsi="Noto Sans KR" w:cs="Noto Sans KR" w:eastAsia="Noto Sans KR"/>
                 <w:b/>
+                <w:sz w:val="19"/>
                 <w:color w:val="FFFFFF"/>
-                <w:sz w:val="18"/>
               </w:rPr>
               <w:t xml:space="preserve">먼저 볼 </w:t>
             </w:r>
@@ -987,8 +986,8 @@
               <w:rPr>
                 <w:rFonts w:eastAsia="Noto Sans KR" w:cs="Noto Sans KR" w:ascii="Noto Sans KR" w:hAnsi="Noto Sans KR"/>
                 <w:b/>
+                <w:sz w:val="19"/>
                 <w:color w:val="FFFFFF"/>
-                <w:sz w:val="18"/>
               </w:rPr>
               <w:t>PDF</w:t>
             </w:r>
@@ -1006,16 +1005,16 @@
             <w:shd w:fill="183B63" w:val="clear"/>
             <w:vAlign w:val="center"/>
             <w:tcMar>
-              <w:top w:w="70" w:type="dxa"/>
-              <w:start w:w="90" w:type="dxa"/>
-              <w:bottom w:w="70" w:type="dxa"/>
-              <w:end w:w="90" w:type="dxa"/>
+              <w:top w:w="80" w:type="dxa"/>
+              <w:start w:w="100" w:type="dxa"/>
+              <w:bottom w:w="80" w:type="dxa"/>
+              <w:end w:w="100" w:type="dxa"/>
             </w:tcMar>
           </w:tcPr>
           <w:p>
             <w:pPr>
               <w:pStyle w:val="Normal"/>
-              <w:spacing w:lineRule="auto" w:line="274" w:before="0" w:after="46"/>
+              <w:spacing w:lineRule="auto" w:line="269" w:before="0" w:after="70"/>
               <w:ind w:start="0" w:end="0"/>
               <w:jc w:val="center"/>
               <w:rPr/>
@@ -1024,8 +1023,8 @@
               <w:rPr>
                 <w:rFonts w:ascii="Noto Sans KR" w:hAnsi="Noto Sans KR" w:cs="Noto Sans KR" w:eastAsia="Noto Sans KR"/>
                 <w:b/>
+                <w:sz w:val="19"/>
                 <w:color w:val="FFFFFF"/>
-                <w:sz w:val="18"/>
               </w:rPr>
               <w:t>얻는 답</w:t>
             </w:r>
@@ -1049,16 +1048,16 @@
             <w:shd w:fill="FFFFFF" w:val="clear"/>
             <w:vAlign w:val="center"/>
             <w:tcMar>
-              <w:top w:w="58" w:type="dxa"/>
-              <w:start w:w="90" w:type="dxa"/>
-              <w:bottom w:w="58" w:type="dxa"/>
-              <w:end w:w="90" w:type="dxa"/>
+              <w:top w:w="80" w:type="dxa"/>
+              <w:start w:w="100" w:type="dxa"/>
+              <w:bottom w:w="80" w:type="dxa"/>
+              <w:end w:w="100" w:type="dxa"/>
             </w:tcMar>
           </w:tcPr>
           <w:p>
             <w:pPr>
               <w:pStyle w:val="Normal"/>
-              <w:spacing w:lineRule="auto" w:line="274" w:before="0" w:after="46"/>
+              <w:spacing w:lineRule="auto" w:line="269" w:before="0" w:after="70"/>
               <w:ind w:start="0" w:end="0"/>
               <w:jc w:val="left"/>
               <w:rPr/>
@@ -1086,16 +1085,16 @@
             <w:shd w:fill="FFFFFF" w:val="clear"/>
             <w:vAlign w:val="center"/>
             <w:tcMar>
-              <w:top w:w="58" w:type="dxa"/>
-              <w:start w:w="90" w:type="dxa"/>
-              <w:bottom w:w="58" w:type="dxa"/>
-              <w:end w:w="90" w:type="dxa"/>
+              <w:top w:w="80" w:type="dxa"/>
+              <w:start w:w="100" w:type="dxa"/>
+              <w:bottom w:w="80" w:type="dxa"/>
+              <w:end w:w="100" w:type="dxa"/>
             </w:tcMar>
           </w:tcPr>
           <w:p>
             <w:pPr>
               <w:pStyle w:val="Normal"/>
-              <w:spacing w:lineRule="auto" w:line="274" w:before="0" w:after="46"/>
+              <w:spacing w:lineRule="auto" w:line="269" w:before="0" w:after="70"/>
               <w:ind w:start="0" w:end="0"/>
               <w:jc w:val="left"/>
               <w:rPr/>
@@ -1177,16 +1176,16 @@
             <w:shd w:fill="FFFFFF" w:val="clear"/>
             <w:vAlign w:val="center"/>
             <w:tcMar>
-              <w:top w:w="58" w:type="dxa"/>
-              <w:start w:w="90" w:type="dxa"/>
-              <w:bottom w:w="58" w:type="dxa"/>
-              <w:end w:w="90" w:type="dxa"/>
+              <w:top w:w="80" w:type="dxa"/>
+              <w:start w:w="100" w:type="dxa"/>
+              <w:bottom w:w="80" w:type="dxa"/>
+              <w:end w:w="100" w:type="dxa"/>
             </w:tcMar>
           </w:tcPr>
           <w:p>
             <w:pPr>
               <w:pStyle w:val="Normal"/>
-              <w:spacing w:lineRule="auto" w:line="274" w:before="0" w:after="46"/>
+              <w:spacing w:lineRule="auto" w:line="269" w:before="0" w:after="70"/>
               <w:ind w:start="0" w:end="0"/>
               <w:jc w:val="left"/>
               <w:rPr/>
@@ -1283,16 +1282,16 @@
             <w:shd w:fill="F4F7FB" w:val="clear"/>
             <w:vAlign w:val="center"/>
             <w:tcMar>
-              <w:top w:w="58" w:type="dxa"/>
-              <w:start w:w="90" w:type="dxa"/>
-              <w:bottom w:w="58" w:type="dxa"/>
-              <w:end w:w="90" w:type="dxa"/>
+              <w:top w:w="80" w:type="dxa"/>
+              <w:start w:w="100" w:type="dxa"/>
+              <w:bottom w:w="80" w:type="dxa"/>
+              <w:end w:w="100" w:type="dxa"/>
             </w:tcMar>
           </w:tcPr>
           <w:p>
             <w:pPr>
               <w:pStyle w:val="Normal"/>
-              <w:spacing w:lineRule="auto" w:line="274" w:before="0" w:after="46"/>
+              <w:spacing w:lineRule="auto" w:line="269" w:before="0" w:after="70"/>
               <w:ind w:start="0" w:end="0"/>
               <w:jc w:val="left"/>
               <w:rPr/>
@@ -1329,16 +1328,16 @@
             <w:shd w:fill="F4F7FB" w:val="clear"/>
             <w:vAlign w:val="center"/>
             <w:tcMar>
-              <w:top w:w="58" w:type="dxa"/>
-              <w:start w:w="90" w:type="dxa"/>
-              <w:bottom w:w="58" w:type="dxa"/>
-              <w:end w:w="90" w:type="dxa"/>
+              <w:top w:w="80" w:type="dxa"/>
+              <w:start w:w="100" w:type="dxa"/>
+              <w:bottom w:w="80" w:type="dxa"/>
+              <w:end w:w="100" w:type="dxa"/>
             </w:tcMar>
           </w:tcPr>
           <w:p>
             <w:pPr>
               <w:pStyle w:val="Normal"/>
-              <w:spacing w:lineRule="auto" w:line="274" w:before="0" w:after="46"/>
+              <w:spacing w:lineRule="auto" w:line="269" w:before="0" w:after="70"/>
               <w:ind w:start="0" w:end="0"/>
               <w:jc w:val="left"/>
               <w:rPr/>
@@ -1420,16 +1419,16 @@
             <w:shd w:fill="F4F7FB" w:val="clear"/>
             <w:vAlign w:val="center"/>
             <w:tcMar>
-              <w:top w:w="58" w:type="dxa"/>
-              <w:start w:w="90" w:type="dxa"/>
-              <w:bottom w:w="58" w:type="dxa"/>
-              <w:end w:w="90" w:type="dxa"/>
+              <w:top w:w="80" w:type="dxa"/>
+              <w:start w:w="100" w:type="dxa"/>
+              <w:bottom w:w="80" w:type="dxa"/>
+              <w:end w:w="100" w:type="dxa"/>
             </w:tcMar>
           </w:tcPr>
           <w:p>
             <w:pPr>
               <w:pStyle w:val="Normal"/>
-              <w:spacing w:lineRule="auto" w:line="274" w:before="0" w:after="46"/>
+              <w:spacing w:lineRule="auto" w:line="269" w:before="0" w:after="70"/>
               <w:ind w:start="0" w:end="0"/>
               <w:jc w:val="left"/>
               <w:rPr/>
@@ -1472,16 +1471,16 @@
             <w:shd w:fill="FFFFFF" w:val="clear"/>
             <w:vAlign w:val="center"/>
             <w:tcMar>
-              <w:top w:w="58" w:type="dxa"/>
-              <w:start w:w="90" w:type="dxa"/>
-              <w:bottom w:w="58" w:type="dxa"/>
-              <w:end w:w="90" w:type="dxa"/>
+              <w:top w:w="80" w:type="dxa"/>
+              <w:start w:w="100" w:type="dxa"/>
+              <w:bottom w:w="80" w:type="dxa"/>
+              <w:end w:w="100" w:type="dxa"/>
             </w:tcMar>
           </w:tcPr>
           <w:p>
             <w:pPr>
               <w:pStyle w:val="Normal"/>
-              <w:spacing w:lineRule="auto" w:line="274" w:before="0" w:after="46"/>
+              <w:spacing w:lineRule="auto" w:line="269" w:before="0" w:after="70"/>
               <w:ind w:start="0" w:end="0"/>
               <w:jc w:val="left"/>
               <w:rPr/>
@@ -1518,16 +1517,16 @@
             <w:shd w:fill="FFFFFF" w:val="clear"/>
             <w:vAlign w:val="center"/>
             <w:tcMar>
-              <w:top w:w="58" w:type="dxa"/>
-              <w:start w:w="90" w:type="dxa"/>
-              <w:bottom w:w="58" w:type="dxa"/>
-              <w:end w:w="90" w:type="dxa"/>
+              <w:top w:w="80" w:type="dxa"/>
+              <w:start w:w="100" w:type="dxa"/>
+              <w:bottom w:w="80" w:type="dxa"/>
+              <w:end w:w="100" w:type="dxa"/>
             </w:tcMar>
           </w:tcPr>
           <w:p>
             <w:pPr>
               <w:pStyle w:val="Normal"/>
-              <w:spacing w:lineRule="auto" w:line="274" w:before="0" w:after="46"/>
+              <w:spacing w:lineRule="auto" w:line="269" w:before="0" w:after="70"/>
               <w:ind w:start="0" w:end="0"/>
               <w:jc w:val="left"/>
               <w:rPr/>
@@ -1609,16 +1608,16 @@
             <w:shd w:fill="FFFFFF" w:val="clear"/>
             <w:vAlign w:val="center"/>
             <w:tcMar>
-              <w:top w:w="58" w:type="dxa"/>
-              <w:start w:w="90" w:type="dxa"/>
-              <w:bottom w:w="58" w:type="dxa"/>
-              <w:end w:w="90" w:type="dxa"/>
+              <w:top w:w="80" w:type="dxa"/>
+              <w:start w:w="100" w:type="dxa"/>
+              <w:bottom w:w="80" w:type="dxa"/>
+              <w:end w:w="100" w:type="dxa"/>
             </w:tcMar>
           </w:tcPr>
           <w:p>
             <w:pPr>
               <w:pStyle w:val="Normal"/>
-              <w:spacing w:lineRule="auto" w:line="274" w:before="0" w:after="46"/>
+              <w:spacing w:lineRule="auto" w:line="269" w:before="0" w:after="70"/>
               <w:ind w:start="0" w:end="0"/>
               <w:jc w:val="left"/>
               <w:rPr/>
@@ -1670,16 +1669,16 @@
             <w:shd w:fill="F4F7FB" w:val="clear"/>
             <w:vAlign w:val="center"/>
             <w:tcMar>
-              <w:top w:w="58" w:type="dxa"/>
-              <w:start w:w="90" w:type="dxa"/>
-              <w:bottom w:w="58" w:type="dxa"/>
-              <w:end w:w="90" w:type="dxa"/>
+              <w:top w:w="80" w:type="dxa"/>
+              <w:start w:w="100" w:type="dxa"/>
+              <w:bottom w:w="80" w:type="dxa"/>
+              <w:end w:w="100" w:type="dxa"/>
             </w:tcMar>
           </w:tcPr>
           <w:p>
             <w:pPr>
               <w:pStyle w:val="Normal"/>
-              <w:spacing w:lineRule="auto" w:line="274" w:before="0" w:after="46"/>
+              <w:spacing w:lineRule="auto" w:line="269" w:before="0" w:after="70"/>
               <w:ind w:start="0" w:end="0"/>
               <w:jc w:val="left"/>
               <w:rPr/>
@@ -1707,16 +1706,16 @@
             <w:shd w:fill="F4F7FB" w:val="clear"/>
             <w:vAlign w:val="center"/>
             <w:tcMar>
-              <w:top w:w="58" w:type="dxa"/>
-              <w:start w:w="90" w:type="dxa"/>
-              <w:bottom w:w="58" w:type="dxa"/>
-              <w:end w:w="90" w:type="dxa"/>
+              <w:top w:w="80" w:type="dxa"/>
+              <w:start w:w="100" w:type="dxa"/>
+              <w:bottom w:w="80" w:type="dxa"/>
+              <w:end w:w="100" w:type="dxa"/>
             </w:tcMar>
           </w:tcPr>
           <w:p>
             <w:pPr>
               <w:pStyle w:val="Normal"/>
-              <w:spacing w:lineRule="auto" w:line="274" w:before="0" w:after="46"/>
+              <w:spacing w:lineRule="auto" w:line="269" w:before="0" w:after="70"/>
               <w:ind w:start="0" w:end="0"/>
               <w:jc w:val="left"/>
               <w:rPr/>
@@ -1780,16 +1779,16 @@
             <w:shd w:fill="F4F7FB" w:val="clear"/>
             <w:vAlign w:val="center"/>
             <w:tcMar>
-              <w:top w:w="58" w:type="dxa"/>
-              <w:start w:w="90" w:type="dxa"/>
-              <w:bottom w:w="58" w:type="dxa"/>
-              <w:end w:w="90" w:type="dxa"/>
+              <w:top w:w="80" w:type="dxa"/>
+              <w:start w:w="100" w:type="dxa"/>
+              <w:bottom w:w="80" w:type="dxa"/>
+              <w:end w:w="100" w:type="dxa"/>
             </w:tcMar>
           </w:tcPr>
           <w:p>
             <w:pPr>
               <w:pStyle w:val="Normal"/>
-              <w:spacing w:lineRule="auto" w:line="274" w:before="0" w:after="46"/>
+              <w:spacing w:lineRule="auto" w:line="269" w:before="0" w:after="70"/>
               <w:ind w:start="0" w:end="0"/>
               <w:jc w:val="left"/>
               <w:rPr/>
@@ -1992,16 +1991,16 @@
             <w:shd w:fill="183B63" w:val="clear"/>
             <w:vAlign w:val="center"/>
             <w:tcMar>
-              <w:top w:w="70" w:type="dxa"/>
-              <w:start w:w="90" w:type="dxa"/>
-              <w:bottom w:w="70" w:type="dxa"/>
-              <w:end w:w="90" w:type="dxa"/>
+              <w:top w:w="80" w:type="dxa"/>
+              <w:start w:w="100" w:type="dxa"/>
+              <w:bottom w:w="80" w:type="dxa"/>
+              <w:end w:w="100" w:type="dxa"/>
             </w:tcMar>
           </w:tcPr>
           <w:p>
             <w:pPr>
               <w:pStyle w:val="Normal"/>
-              <w:spacing w:lineRule="auto" w:line="274" w:before="0" w:after="46"/>
+              <w:spacing w:lineRule="auto" w:line="269" w:before="0" w:after="70"/>
               <w:ind w:start="0" w:end="0"/>
               <w:jc w:val="center"/>
               <w:rPr/>
@@ -2010,8 +2009,8 @@
               <w:rPr>
                 <w:rFonts w:ascii="Noto Sans KR" w:hAnsi="Noto Sans KR" w:cs="Noto Sans KR" w:eastAsia="Noto Sans KR"/>
                 <w:b/>
+                <w:sz w:val="19"/>
                 <w:color w:val="FFFFFF"/>
-                <w:sz w:val="18"/>
               </w:rPr>
               <w:t>필요</w:t>
             </w:r>
@@ -2029,16 +2028,16 @@
             <w:shd w:fill="183B63" w:val="clear"/>
             <w:vAlign w:val="center"/>
             <w:tcMar>
-              <w:top w:w="70" w:type="dxa"/>
-              <w:start w:w="90" w:type="dxa"/>
-              <w:bottom w:w="70" w:type="dxa"/>
-              <w:end w:w="90" w:type="dxa"/>
+              <w:top w:w="80" w:type="dxa"/>
+              <w:start w:w="100" w:type="dxa"/>
+              <w:bottom w:w="80" w:type="dxa"/>
+              <w:end w:w="100" w:type="dxa"/>
             </w:tcMar>
           </w:tcPr>
           <w:p>
             <w:pPr>
               <w:pStyle w:val="Normal"/>
-              <w:spacing w:lineRule="auto" w:line="274" w:before="0" w:after="46"/>
+              <w:spacing w:lineRule="auto" w:line="269" w:before="0" w:after="70"/>
               <w:ind w:start="0" w:end="0"/>
               <w:jc w:val="center"/>
               <w:rPr/>
@@ -2047,8 +2046,8 @@
               <w:rPr>
                 <w:rFonts w:ascii="Noto Sans KR" w:hAnsi="Noto Sans KR" w:cs="Noto Sans KR" w:eastAsia="Noto Sans KR"/>
                 <w:b/>
+                <w:sz w:val="19"/>
                 <w:color w:val="FFFFFF"/>
-                <w:sz w:val="18"/>
               </w:rPr>
               <w:t xml:space="preserve">먼저 볼 </w:t>
             </w:r>
@@ -2056,8 +2055,8 @@
               <w:rPr>
                 <w:rFonts w:eastAsia="Noto Sans KR" w:cs="Noto Sans KR" w:ascii="Noto Sans KR" w:hAnsi="Noto Sans KR"/>
                 <w:b/>
+                <w:sz w:val="19"/>
                 <w:color w:val="FFFFFF"/>
-                <w:sz w:val="18"/>
               </w:rPr>
               <w:t>PDF</w:t>
             </w:r>
@@ -2075,16 +2074,16 @@
             <w:shd w:fill="183B63" w:val="clear"/>
             <w:vAlign w:val="center"/>
             <w:tcMar>
-              <w:top w:w="70" w:type="dxa"/>
-              <w:start w:w="90" w:type="dxa"/>
-              <w:bottom w:w="70" w:type="dxa"/>
-              <w:end w:w="90" w:type="dxa"/>
+              <w:top w:w="80" w:type="dxa"/>
+              <w:start w:w="100" w:type="dxa"/>
+              <w:bottom w:w="80" w:type="dxa"/>
+              <w:end w:w="100" w:type="dxa"/>
             </w:tcMar>
           </w:tcPr>
           <w:p>
             <w:pPr>
               <w:pStyle w:val="Normal"/>
-              <w:spacing w:lineRule="auto" w:line="274" w:before="0" w:after="46"/>
+              <w:spacing w:lineRule="auto" w:line="269" w:before="0" w:after="70"/>
               <w:ind w:start="0" w:end="0"/>
               <w:jc w:val="center"/>
               <w:rPr/>
@@ -2093,8 +2092,8 @@
               <w:rPr>
                 <w:rFonts w:ascii="Noto Sans KR" w:hAnsi="Noto Sans KR" w:cs="Noto Sans KR" w:eastAsia="Noto Sans KR"/>
                 <w:b/>
+                <w:sz w:val="19"/>
                 <w:color w:val="FFFFFF"/>
-                <w:sz w:val="18"/>
               </w:rPr>
               <w:t>얻는 답</w:t>
             </w:r>
@@ -2118,16 +2117,16 @@
             <w:shd w:fill="FFFFFF" w:val="clear"/>
             <w:vAlign w:val="center"/>
             <w:tcMar>
-              <w:top w:w="58" w:type="dxa"/>
-              <w:start w:w="90" w:type="dxa"/>
-              <w:bottom w:w="58" w:type="dxa"/>
-              <w:end w:w="90" w:type="dxa"/>
+              <w:top w:w="80" w:type="dxa"/>
+              <w:start w:w="100" w:type="dxa"/>
+              <w:bottom w:w="80" w:type="dxa"/>
+              <w:end w:w="100" w:type="dxa"/>
             </w:tcMar>
           </w:tcPr>
           <w:p>
             <w:pPr>
               <w:pStyle w:val="Normal"/>
-              <w:spacing w:lineRule="auto" w:line="274" w:before="0" w:after="46"/>
+              <w:spacing w:lineRule="auto" w:line="269" w:before="0" w:after="70"/>
               <w:ind w:start="0" w:end="0"/>
               <w:jc w:val="left"/>
               <w:rPr/>
@@ -2191,16 +2190,16 @@
             <w:shd w:fill="FFFFFF" w:val="clear"/>
             <w:vAlign w:val="center"/>
             <w:tcMar>
-              <w:top w:w="58" w:type="dxa"/>
-              <w:start w:w="90" w:type="dxa"/>
-              <w:bottom w:w="58" w:type="dxa"/>
-              <w:end w:w="90" w:type="dxa"/>
+              <w:top w:w="80" w:type="dxa"/>
+              <w:start w:w="100" w:type="dxa"/>
+              <w:bottom w:w="80" w:type="dxa"/>
+              <w:end w:w="100" w:type="dxa"/>
             </w:tcMar>
           </w:tcPr>
           <w:p>
             <w:pPr>
               <w:pStyle w:val="Normal"/>
-              <w:spacing w:lineRule="auto" w:line="274" w:before="0" w:after="46"/>
+              <w:spacing w:lineRule="auto" w:line="269" w:before="0" w:after="70"/>
               <w:ind w:start="0" w:end="0"/>
               <w:jc w:val="left"/>
               <w:rPr/>
@@ -2264,16 +2263,16 @@
             <w:shd w:fill="FFFFFF" w:val="clear"/>
             <w:vAlign w:val="center"/>
             <w:tcMar>
-              <w:top w:w="58" w:type="dxa"/>
-              <w:start w:w="90" w:type="dxa"/>
-              <w:bottom w:w="58" w:type="dxa"/>
-              <w:end w:w="90" w:type="dxa"/>
+              <w:top w:w="80" w:type="dxa"/>
+              <w:start w:w="100" w:type="dxa"/>
+              <w:bottom w:w="80" w:type="dxa"/>
+              <w:end w:w="100" w:type="dxa"/>
             </w:tcMar>
           </w:tcPr>
           <w:p>
             <w:pPr>
               <w:pStyle w:val="Normal"/>
-              <w:spacing w:lineRule="auto" w:line="274" w:before="0" w:after="46"/>
+              <w:spacing w:lineRule="auto" w:line="269" w:before="0" w:after="70"/>
               <w:ind w:start="0" w:end="0"/>
               <w:jc w:val="left"/>
               <w:rPr/>
@@ -2334,16 +2333,16 @@
             <w:shd w:fill="F4F7FB" w:val="clear"/>
             <w:vAlign w:val="center"/>
             <w:tcMar>
-              <w:top w:w="58" w:type="dxa"/>
-              <w:start w:w="90" w:type="dxa"/>
-              <w:bottom w:w="58" w:type="dxa"/>
-              <w:end w:w="90" w:type="dxa"/>
+              <w:top w:w="80" w:type="dxa"/>
+              <w:start w:w="100" w:type="dxa"/>
+              <w:bottom w:w="80" w:type="dxa"/>
+              <w:end w:w="100" w:type="dxa"/>
             </w:tcMar>
           </w:tcPr>
           <w:p>
             <w:pPr>
               <w:pStyle w:val="Normal"/>
-              <w:spacing w:lineRule="auto" w:line="274" w:before="0" w:after="46"/>
+              <w:spacing w:lineRule="auto" w:line="269" w:before="0" w:after="70"/>
               <w:ind w:start="0" w:end="0"/>
               <w:jc w:val="left"/>
               <w:rPr/>
@@ -2380,16 +2379,16 @@
             <w:shd w:fill="F4F7FB" w:val="clear"/>
             <w:vAlign w:val="center"/>
             <w:tcMar>
-              <w:top w:w="58" w:type="dxa"/>
-              <w:start w:w="90" w:type="dxa"/>
-              <w:bottom w:w="58" w:type="dxa"/>
-              <w:end w:w="90" w:type="dxa"/>
+              <w:top w:w="80" w:type="dxa"/>
+              <w:start w:w="100" w:type="dxa"/>
+              <w:bottom w:w="80" w:type="dxa"/>
+              <w:end w:w="100" w:type="dxa"/>
             </w:tcMar>
           </w:tcPr>
           <w:p>
             <w:pPr>
               <w:pStyle w:val="Normal"/>
-              <w:spacing w:lineRule="auto" w:line="274" w:before="0" w:after="46"/>
+              <w:spacing w:lineRule="auto" w:line="269" w:before="0" w:after="70"/>
               <w:ind w:start="0" w:end="0"/>
               <w:jc w:val="left"/>
               <w:rPr/>
@@ -2471,16 +2470,16 @@
             <w:shd w:fill="F4F7FB" w:val="clear"/>
             <w:vAlign w:val="center"/>
             <w:tcMar>
-              <w:top w:w="58" w:type="dxa"/>
-              <w:start w:w="90" w:type="dxa"/>
-              <w:bottom w:w="58" w:type="dxa"/>
-              <w:end w:w="90" w:type="dxa"/>
+              <w:top w:w="80" w:type="dxa"/>
+              <w:start w:w="100" w:type="dxa"/>
+              <w:bottom w:w="80" w:type="dxa"/>
+              <w:end w:w="100" w:type="dxa"/>
             </w:tcMar>
           </w:tcPr>
           <w:p>
             <w:pPr>
               <w:pStyle w:val="Normal"/>
-              <w:spacing w:lineRule="auto" w:line="274" w:before="0" w:after="46"/>
+              <w:spacing w:lineRule="auto" w:line="269" w:before="0" w:after="70"/>
               <w:ind w:start="0" w:end="0"/>
               <w:jc w:val="left"/>
               <w:rPr/>
@@ -2514,16 +2513,16 @@
             <w:shd w:fill="FFFFFF" w:val="clear"/>
             <w:vAlign w:val="center"/>
             <w:tcMar>
-              <w:top w:w="58" w:type="dxa"/>
-              <w:start w:w="90" w:type="dxa"/>
-              <w:bottom w:w="58" w:type="dxa"/>
-              <w:end w:w="90" w:type="dxa"/>
+              <w:top w:w="80" w:type="dxa"/>
+              <w:start w:w="100" w:type="dxa"/>
+              <w:bottom w:w="80" w:type="dxa"/>
+              <w:end w:w="100" w:type="dxa"/>
             </w:tcMar>
           </w:tcPr>
           <w:p>
             <w:pPr>
               <w:pStyle w:val="Normal"/>
-              <w:spacing w:lineRule="auto" w:line="274" w:before="0" w:after="46"/>
+              <w:spacing w:lineRule="auto" w:line="269" w:before="0" w:after="70"/>
               <w:ind w:start="0" w:end="0"/>
               <w:jc w:val="left"/>
               <w:rPr/>
@@ -2551,16 +2550,16 @@
             <w:shd w:fill="FFFFFF" w:val="clear"/>
             <w:vAlign w:val="center"/>
             <w:tcMar>
-              <w:top w:w="58" w:type="dxa"/>
-              <w:start w:w="90" w:type="dxa"/>
-              <w:bottom w:w="58" w:type="dxa"/>
-              <w:end w:w="90" w:type="dxa"/>
+              <w:top w:w="80" w:type="dxa"/>
+              <w:start w:w="100" w:type="dxa"/>
+              <w:bottom w:w="80" w:type="dxa"/>
+              <w:end w:w="100" w:type="dxa"/>
             </w:tcMar>
           </w:tcPr>
           <w:p>
             <w:pPr>
               <w:pStyle w:val="Normal"/>
-              <w:spacing w:lineRule="auto" w:line="274" w:before="0" w:after="46"/>
+              <w:spacing w:lineRule="auto" w:line="269" w:before="0" w:after="70"/>
               <w:ind w:start="0" w:end="0"/>
               <w:jc w:val="left"/>
               <w:rPr/>
@@ -2597,16 +2596,16 @@
             <w:shd w:fill="FFFFFF" w:val="clear"/>
             <w:vAlign w:val="center"/>
             <w:tcMar>
-              <w:top w:w="58" w:type="dxa"/>
-              <w:start w:w="90" w:type="dxa"/>
-              <w:bottom w:w="58" w:type="dxa"/>
-              <w:end w:w="90" w:type="dxa"/>
+              <w:top w:w="80" w:type="dxa"/>
+              <w:start w:w="100" w:type="dxa"/>
+              <w:bottom w:w="80" w:type="dxa"/>
+              <w:end w:w="100" w:type="dxa"/>
             </w:tcMar>
           </w:tcPr>
           <w:p>
             <w:pPr>
               <w:pStyle w:val="Normal"/>
-              <w:spacing w:lineRule="auto" w:line="274" w:before="0" w:after="46"/>
+              <w:spacing w:lineRule="auto" w:line="269" w:before="0" w:after="70"/>
               <w:ind w:start="0" w:end="0"/>
               <w:jc w:val="left"/>
               <w:rPr/>
@@ -2887,16 +2886,16 @@
             <w:shd w:fill="183B63" w:val="clear"/>
             <w:vAlign w:val="center"/>
             <w:tcMar>
-              <w:top w:w="70" w:type="dxa"/>
-              <w:start w:w="90" w:type="dxa"/>
-              <w:bottom w:w="70" w:type="dxa"/>
-              <w:end w:w="90" w:type="dxa"/>
+              <w:top w:w="80" w:type="dxa"/>
+              <w:start w:w="100" w:type="dxa"/>
+              <w:bottom w:w="80" w:type="dxa"/>
+              <w:end w:w="100" w:type="dxa"/>
             </w:tcMar>
           </w:tcPr>
           <w:p>
             <w:pPr>
               <w:pStyle w:val="Normal"/>
-              <w:spacing w:lineRule="auto" w:line="274" w:before="0" w:after="46"/>
+              <w:spacing w:lineRule="auto" w:line="269" w:before="0" w:after="70"/>
               <w:ind w:start="0" w:end="0"/>
               <w:jc w:val="center"/>
               <w:rPr/>
@@ -2905,8 +2904,8 @@
               <w:rPr>
                 <w:rFonts w:ascii="Noto Sans KR" w:hAnsi="Noto Sans KR" w:cs="Noto Sans KR" w:eastAsia="Noto Sans KR"/>
                 <w:b/>
+                <w:sz w:val="19"/>
                 <w:color w:val="FFFFFF"/>
-                <w:sz w:val="18"/>
               </w:rPr>
               <w:t>필요</w:t>
             </w:r>
@@ -2924,16 +2923,16 @@
             <w:shd w:fill="183B63" w:val="clear"/>
             <w:vAlign w:val="center"/>
             <w:tcMar>
-              <w:top w:w="70" w:type="dxa"/>
-              <w:start w:w="90" w:type="dxa"/>
-              <w:bottom w:w="70" w:type="dxa"/>
-              <w:end w:w="90" w:type="dxa"/>
+              <w:top w:w="80" w:type="dxa"/>
+              <w:start w:w="100" w:type="dxa"/>
+              <w:bottom w:w="80" w:type="dxa"/>
+              <w:end w:w="100" w:type="dxa"/>
             </w:tcMar>
           </w:tcPr>
           <w:p>
             <w:pPr>
               <w:pStyle w:val="Normal"/>
-              <w:spacing w:lineRule="auto" w:line="274" w:before="0" w:after="46"/>
+              <w:spacing w:lineRule="auto" w:line="269" w:before="0" w:after="70"/>
               <w:ind w:start="0" w:end="0"/>
               <w:jc w:val="center"/>
               <w:rPr/>
@@ -2942,8 +2941,8 @@
               <w:rPr>
                 <w:rFonts w:eastAsia="Noto Sans KR" w:cs="Noto Sans KR" w:ascii="Noto Sans KR" w:hAnsi="Noto Sans KR"/>
                 <w:b/>
+                <w:sz w:val="19"/>
                 <w:color w:val="FFFFFF"/>
-                <w:sz w:val="18"/>
               </w:rPr>
               <w:t>PDF</w:t>
             </w:r>
@@ -2961,16 +2960,16 @@
             <w:shd w:fill="183B63" w:val="clear"/>
             <w:vAlign w:val="center"/>
             <w:tcMar>
-              <w:top w:w="70" w:type="dxa"/>
-              <w:start w:w="90" w:type="dxa"/>
-              <w:bottom w:w="70" w:type="dxa"/>
-              <w:end w:w="90" w:type="dxa"/>
+              <w:top w:w="80" w:type="dxa"/>
+              <w:start w:w="100" w:type="dxa"/>
+              <w:bottom w:w="80" w:type="dxa"/>
+              <w:end w:w="100" w:type="dxa"/>
             </w:tcMar>
           </w:tcPr>
           <w:p>
             <w:pPr>
               <w:pStyle w:val="Normal"/>
-              <w:spacing w:lineRule="auto" w:line="274" w:before="0" w:after="46"/>
+              <w:spacing w:lineRule="auto" w:line="269" w:before="0" w:after="70"/>
               <w:ind w:start="0" w:end="0"/>
               <w:jc w:val="center"/>
               <w:rPr/>
@@ -2979,8 +2978,8 @@
               <w:rPr>
                 <w:rFonts w:ascii="Noto Sans KR" w:hAnsi="Noto Sans KR" w:cs="Noto Sans KR" w:eastAsia="Noto Sans KR"/>
                 <w:b/>
+                <w:sz w:val="19"/>
                 <w:color w:val="FFFFFF"/>
-                <w:sz w:val="18"/>
               </w:rPr>
               <w:t>핵심</w:t>
             </w:r>
@@ -3004,16 +3003,16 @@
             <w:shd w:fill="FFFFFF" w:val="clear"/>
             <w:vAlign w:val="center"/>
             <w:tcMar>
-              <w:top w:w="58" w:type="dxa"/>
-              <w:start w:w="90" w:type="dxa"/>
-              <w:bottom w:w="58" w:type="dxa"/>
-              <w:end w:w="90" w:type="dxa"/>
+              <w:top w:w="80" w:type="dxa"/>
+              <w:start w:w="100" w:type="dxa"/>
+              <w:bottom w:w="80" w:type="dxa"/>
+              <w:end w:w="100" w:type="dxa"/>
             </w:tcMar>
           </w:tcPr>
           <w:p>
             <w:pPr>
               <w:pStyle w:val="Normal"/>
-              <w:spacing w:lineRule="auto" w:line="274" w:before="0" w:after="46"/>
+              <w:spacing w:lineRule="auto" w:line="269" w:before="0" w:after="70"/>
               <w:ind w:start="0" w:end="0"/>
               <w:jc w:val="left"/>
               <w:rPr/>
@@ -3041,16 +3040,16 @@
             <w:shd w:fill="FFFFFF" w:val="clear"/>
             <w:vAlign w:val="center"/>
             <w:tcMar>
-              <w:top w:w="58" w:type="dxa"/>
-              <w:start w:w="90" w:type="dxa"/>
-              <w:bottom w:w="58" w:type="dxa"/>
-              <w:end w:w="90" w:type="dxa"/>
+              <w:top w:w="80" w:type="dxa"/>
+              <w:start w:w="100" w:type="dxa"/>
+              <w:bottom w:w="80" w:type="dxa"/>
+              <w:end w:w="100" w:type="dxa"/>
             </w:tcMar>
           </w:tcPr>
           <w:p>
             <w:pPr>
               <w:pStyle w:val="Normal"/>
-              <w:spacing w:lineRule="auto" w:line="274" w:before="0" w:after="46"/>
+              <w:spacing w:lineRule="auto" w:line="269" w:before="0" w:after="70"/>
               <w:ind w:start="0" w:end="0"/>
               <w:jc w:val="left"/>
               <w:rPr/>
@@ -3087,16 +3086,16 @@
             <w:shd w:fill="FFFFFF" w:val="clear"/>
             <w:vAlign w:val="center"/>
             <w:tcMar>
-              <w:top w:w="58" w:type="dxa"/>
-              <w:start w:w="90" w:type="dxa"/>
-              <w:bottom w:w="58" w:type="dxa"/>
-              <w:end w:w="90" w:type="dxa"/>
+              <w:top w:w="80" w:type="dxa"/>
+              <w:start w:w="100" w:type="dxa"/>
+              <w:bottom w:w="80" w:type="dxa"/>
+              <w:end w:w="100" w:type="dxa"/>
             </w:tcMar>
           </w:tcPr>
           <w:p>
             <w:pPr>
               <w:pStyle w:val="Normal"/>
-              <w:spacing w:lineRule="auto" w:line="274" w:before="0" w:after="46"/>
+              <w:spacing w:lineRule="auto" w:line="269" w:before="0" w:after="70"/>
               <w:ind w:start="0" w:end="0"/>
               <w:jc w:val="left"/>
               <w:rPr/>
@@ -3130,16 +3129,16 @@
             <w:shd w:fill="F4F7FB" w:val="clear"/>
             <w:vAlign w:val="center"/>
             <w:tcMar>
-              <w:top w:w="58" w:type="dxa"/>
-              <w:start w:w="90" w:type="dxa"/>
-              <w:bottom w:w="58" w:type="dxa"/>
-              <w:end w:w="90" w:type="dxa"/>
+              <w:top w:w="80" w:type="dxa"/>
+              <w:start w:w="100" w:type="dxa"/>
+              <w:bottom w:w="80" w:type="dxa"/>
+              <w:end w:w="100" w:type="dxa"/>
             </w:tcMar>
           </w:tcPr>
           <w:p>
             <w:pPr>
               <w:pStyle w:val="Normal"/>
-              <w:spacing w:lineRule="auto" w:line="274" w:before="0" w:after="46"/>
+              <w:spacing w:lineRule="auto" w:line="269" w:before="0" w:after="70"/>
               <w:ind w:start="0" w:end="0"/>
               <w:jc w:val="left"/>
               <w:rPr/>
@@ -3185,16 +3184,16 @@
             <w:shd w:fill="F4F7FB" w:val="clear"/>
             <w:vAlign w:val="center"/>
             <w:tcMar>
-              <w:top w:w="58" w:type="dxa"/>
-              <w:start w:w="90" w:type="dxa"/>
-              <w:bottom w:w="58" w:type="dxa"/>
-              <w:end w:w="90" w:type="dxa"/>
+              <w:top w:w="80" w:type="dxa"/>
+              <w:start w:w="100" w:type="dxa"/>
+              <w:bottom w:w="80" w:type="dxa"/>
+              <w:end w:w="100" w:type="dxa"/>
             </w:tcMar>
           </w:tcPr>
           <w:p>
             <w:pPr>
               <w:pStyle w:val="Normal"/>
-              <w:spacing w:lineRule="auto" w:line="274" w:before="0" w:after="46"/>
+              <w:spacing w:lineRule="auto" w:line="269" w:before="0" w:after="70"/>
               <w:ind w:start="0" w:end="0"/>
               <w:jc w:val="left"/>
               <w:rPr/>
@@ -3231,16 +3230,16 @@
             <w:shd w:fill="F4F7FB" w:val="clear"/>
             <w:vAlign w:val="center"/>
             <w:tcMar>
-              <w:top w:w="58" w:type="dxa"/>
-              <w:start w:w="90" w:type="dxa"/>
-              <w:bottom w:w="58" w:type="dxa"/>
-              <w:end w:w="90" w:type="dxa"/>
+              <w:top w:w="80" w:type="dxa"/>
+              <w:start w:w="100" w:type="dxa"/>
+              <w:bottom w:w="80" w:type="dxa"/>
+              <w:end w:w="100" w:type="dxa"/>
             </w:tcMar>
           </w:tcPr>
           <w:p>
             <w:pPr>
               <w:pStyle w:val="Normal"/>
-              <w:spacing w:lineRule="auto" w:line="274" w:before="0" w:after="46"/>
+              <w:spacing w:lineRule="auto" w:line="269" w:before="0" w:after="70"/>
               <w:ind w:start="0" w:end="0"/>
               <w:jc w:val="left"/>
               <w:rPr/>
@@ -3283,16 +3282,16 @@
             <w:shd w:fill="FFFFFF" w:val="clear"/>
             <w:vAlign w:val="center"/>
             <w:tcMar>
-              <w:top w:w="58" w:type="dxa"/>
-              <w:start w:w="90" w:type="dxa"/>
-              <w:bottom w:w="58" w:type="dxa"/>
-              <w:end w:w="90" w:type="dxa"/>
+              <w:top w:w="80" w:type="dxa"/>
+              <w:start w:w="100" w:type="dxa"/>
+              <w:bottom w:w="80" w:type="dxa"/>
+              <w:end w:w="100" w:type="dxa"/>
             </w:tcMar>
           </w:tcPr>
           <w:p>
             <w:pPr>
               <w:pStyle w:val="Normal"/>
-              <w:spacing w:lineRule="auto" w:line="274" w:before="0" w:after="46"/>
+              <w:spacing w:lineRule="auto" w:line="269" w:before="0" w:after="70"/>
               <w:ind w:start="0" w:end="0"/>
               <w:jc w:val="left"/>
               <w:rPr/>
@@ -3320,16 +3319,16 @@
             <w:shd w:fill="FFFFFF" w:val="clear"/>
             <w:vAlign w:val="center"/>
             <w:tcMar>
-              <w:top w:w="58" w:type="dxa"/>
-              <w:start w:w="90" w:type="dxa"/>
-              <w:bottom w:w="58" w:type="dxa"/>
-              <w:end w:w="90" w:type="dxa"/>
+              <w:top w:w="80" w:type="dxa"/>
+              <w:start w:w="100" w:type="dxa"/>
+              <w:bottom w:w="80" w:type="dxa"/>
+              <w:end w:w="100" w:type="dxa"/>
             </w:tcMar>
           </w:tcPr>
           <w:p>
             <w:pPr>
               <w:pStyle w:val="Normal"/>
-              <w:spacing w:lineRule="auto" w:line="274" w:before="0" w:after="46"/>
+              <w:spacing w:lineRule="auto" w:line="269" w:before="0" w:after="70"/>
               <w:ind w:start="0" w:end="0"/>
               <w:jc w:val="left"/>
               <w:rPr/>
@@ -3366,16 +3365,16 @@
             <w:shd w:fill="FFFFFF" w:val="clear"/>
             <w:vAlign w:val="center"/>
             <w:tcMar>
-              <w:top w:w="58" w:type="dxa"/>
-              <w:start w:w="90" w:type="dxa"/>
-              <w:bottom w:w="58" w:type="dxa"/>
-              <w:end w:w="90" w:type="dxa"/>
+              <w:top w:w="80" w:type="dxa"/>
+              <w:start w:w="100" w:type="dxa"/>
+              <w:bottom w:w="80" w:type="dxa"/>
+              <w:end w:w="100" w:type="dxa"/>
             </w:tcMar>
           </w:tcPr>
           <w:p>
             <w:pPr>
               <w:pStyle w:val="Normal"/>
-              <w:spacing w:lineRule="auto" w:line="274" w:before="0" w:after="46"/>
+              <w:spacing w:lineRule="auto" w:line="269" w:before="0" w:after="70"/>
               <w:ind w:start="0" w:end="0"/>
               <w:jc w:val="left"/>
               <w:rPr/>
@@ -3409,16 +3408,16 @@
             <w:shd w:fill="F4F7FB" w:val="clear"/>
             <w:vAlign w:val="center"/>
             <w:tcMar>
-              <w:top w:w="58" w:type="dxa"/>
-              <w:start w:w="90" w:type="dxa"/>
-              <w:bottom w:w="58" w:type="dxa"/>
-              <w:end w:w="90" w:type="dxa"/>
+              <w:top w:w="80" w:type="dxa"/>
+              <w:start w:w="100" w:type="dxa"/>
+              <w:bottom w:w="80" w:type="dxa"/>
+              <w:end w:w="100" w:type="dxa"/>
             </w:tcMar>
           </w:tcPr>
           <w:p>
             <w:pPr>
               <w:pStyle w:val="Normal"/>
-              <w:spacing w:lineRule="auto" w:line="274" w:before="0" w:after="46"/>
+              <w:spacing w:lineRule="auto" w:line="269" w:before="0" w:after="70"/>
               <w:ind w:start="0" w:end="0"/>
               <w:jc w:val="left"/>
               <w:rPr/>
@@ -3446,16 +3445,16 @@
             <w:shd w:fill="F4F7FB" w:val="clear"/>
             <w:vAlign w:val="center"/>
             <w:tcMar>
-              <w:top w:w="58" w:type="dxa"/>
-              <w:start w:w="90" w:type="dxa"/>
-              <w:bottom w:w="58" w:type="dxa"/>
-              <w:end w:w="90" w:type="dxa"/>
+              <w:top w:w="80" w:type="dxa"/>
+              <w:start w:w="100" w:type="dxa"/>
+              <w:bottom w:w="80" w:type="dxa"/>
+              <w:end w:w="100" w:type="dxa"/>
             </w:tcMar>
           </w:tcPr>
           <w:p>
             <w:pPr>
               <w:pStyle w:val="Normal"/>
-              <w:spacing w:lineRule="auto" w:line="274" w:before="0" w:after="46"/>
+              <w:spacing w:lineRule="auto" w:line="269" w:before="0" w:after="70"/>
               <w:ind w:start="0" w:end="0"/>
               <w:jc w:val="left"/>
               <w:rPr/>
@@ -3492,16 +3491,16 @@
             <w:shd w:fill="F4F7FB" w:val="clear"/>
             <w:vAlign w:val="center"/>
             <w:tcMar>
-              <w:top w:w="58" w:type="dxa"/>
-              <w:start w:w="90" w:type="dxa"/>
-              <w:bottom w:w="58" w:type="dxa"/>
-              <w:end w:w="90" w:type="dxa"/>
+              <w:top w:w="80" w:type="dxa"/>
+              <w:start w:w="100" w:type="dxa"/>
+              <w:bottom w:w="80" w:type="dxa"/>
+              <w:end w:w="100" w:type="dxa"/>
             </w:tcMar>
           </w:tcPr>
           <w:p>
             <w:pPr>
               <w:pStyle w:val="Normal"/>
-              <w:spacing w:lineRule="auto" w:line="274" w:before="0" w:after="46"/>
+              <w:spacing w:lineRule="auto" w:line="269" w:before="0" w:after="70"/>
               <w:ind w:start="0" w:end="0"/>
               <w:jc w:val="left"/>
               <w:rPr/>
@@ -3535,16 +3534,16 @@
             <w:shd w:fill="FFFFFF" w:val="clear"/>
             <w:vAlign w:val="center"/>
             <w:tcMar>
-              <w:top w:w="58" w:type="dxa"/>
-              <w:start w:w="90" w:type="dxa"/>
-              <w:bottom w:w="58" w:type="dxa"/>
-              <w:end w:w="90" w:type="dxa"/>
+              <w:top w:w="80" w:type="dxa"/>
+              <w:start w:w="100" w:type="dxa"/>
+              <w:bottom w:w="80" w:type="dxa"/>
+              <w:end w:w="100" w:type="dxa"/>
             </w:tcMar>
           </w:tcPr>
           <w:p>
             <w:pPr>
               <w:pStyle w:val="Normal"/>
-              <w:spacing w:lineRule="auto" w:line="274" w:before="0" w:after="46"/>
+              <w:spacing w:lineRule="auto" w:line="269" w:before="0" w:after="70"/>
               <w:ind w:start="0" w:end="0"/>
               <w:jc w:val="left"/>
               <w:rPr/>
@@ -3572,16 +3571,16 @@
             <w:shd w:fill="FFFFFF" w:val="clear"/>
             <w:vAlign w:val="center"/>
             <w:tcMar>
-              <w:top w:w="58" w:type="dxa"/>
-              <w:start w:w="90" w:type="dxa"/>
-              <w:bottom w:w="58" w:type="dxa"/>
-              <w:end w:w="90" w:type="dxa"/>
+              <w:top w:w="80" w:type="dxa"/>
+              <w:start w:w="100" w:type="dxa"/>
+              <w:bottom w:w="80" w:type="dxa"/>
+              <w:end w:w="100" w:type="dxa"/>
             </w:tcMar>
           </w:tcPr>
           <w:p>
             <w:pPr>
               <w:pStyle w:val="Normal"/>
-              <w:spacing w:lineRule="auto" w:line="274" w:before="0" w:after="46"/>
+              <w:spacing w:lineRule="auto" w:line="269" w:before="0" w:after="70"/>
               <w:ind w:start="0" w:end="0"/>
               <w:jc w:val="left"/>
               <w:rPr/>
@@ -3618,16 +3617,16 @@
             <w:shd w:fill="FFFFFF" w:val="clear"/>
             <w:vAlign w:val="center"/>
             <w:tcMar>
-              <w:top w:w="58" w:type="dxa"/>
-              <w:start w:w="90" w:type="dxa"/>
-              <w:bottom w:w="58" w:type="dxa"/>
-              <w:end w:w="90" w:type="dxa"/>
+              <w:top w:w="80" w:type="dxa"/>
+              <w:start w:w="100" w:type="dxa"/>
+              <w:bottom w:w="80" w:type="dxa"/>
+              <w:end w:w="100" w:type="dxa"/>
             </w:tcMar>
           </w:tcPr>
           <w:p>
             <w:pPr>
               <w:pStyle w:val="Normal"/>
-              <w:spacing w:lineRule="auto" w:line="274" w:before="0" w:after="46"/>
+              <w:spacing w:lineRule="auto" w:line="269" w:before="0" w:after="70"/>
               <w:ind w:start="0" w:end="0"/>
               <w:jc w:val="left"/>
               <w:rPr/>
@@ -4029,6 +4028,104 @@
           <w:rFonts w:eastAsia="Noto Sans KR" w:ascii="Noto Sans KR" w:hAnsi="Noto Sans KR" w:cs="Noto Sans KR"/>
         </w:rPr>
         <w:t>Source: README.md · cpf-docs/guides · cpf-docs/deliverables · cpf-docs/governance/CPF_DOCUMENT_CANONICAL_INDEX.md</w:t>
+      </w:r>
+    </w:p>
+    <w:p>
+      <w:pPr>
+        <w:pStyle w:val="Heading2"/>
+      </w:pPr>
+      <w:r>
+        <w:t>갱신 시 확인 순서</w:t>
+      </w:r>
+    </w:p>
+    <w:p>
+      <w:pPr/>
+      <w:r>
+        <w:t>Source가 바뀌면 문서 파일만 수정하지 않고 영향 계약과 실제 사용자 경로를 다시 확인한 뒤 현행본을 교체합니다.</w:t>
+      </w:r>
+    </w:p>
+    <w:p>
+      <w:pPr>
+        <w:pStyle w:val="ListBullet"/>
+      </w:pPr>
+      <w:r>
+        <w:t>작업 시작 전 최상위 Requirements와 현재 Source Inventory/Fingerprint를 기록합니다.</w:t>
+      </w:r>
+    </w:p>
+    <w:p>
+      <w:pPr>
+        <w:pStyle w:val="ListBullet"/>
+      </w:pPr>
+      <w:r>
+        <w:t>Public API·Starter·Generator·DB·Batch·Gateway·Backoffice·OpenAPI·Frontend 변경 영향을 Reader Task 기준으로 문서에 반영합니다.</w:t>
+      </w:r>
+    </w:p>
+    <w:p>
+      <w:pPr>
+        <w:pStyle w:val="ListBullet"/>
+      </w:pPr>
+      <w:r>
+        <w:t>최종 Render 직전 Source Fingerprint를 다시 계산하고 달라졌다면 기존 검증 결과를 폐기해 영향을 재검토합니다.</w:t>
+      </w:r>
+    </w:p>
+    <w:p>
+      <w:pPr>
+        <w:pStyle w:val="Heading2"/>
+      </w:pPr>
+      <w:r>
+        <w:t>현행본 유지</w:t>
+      </w:r>
+    </w:p>
+    <w:p>
+      <w:pPr/>
+      <w:r>
+        <w:t>독자는 같은 문서의 과거본과 현행본을 비교하며 사용할 필요가 없습니다. 배포 묶음에는 검증된 현행본만 남깁니다.</w:t>
+      </w:r>
+    </w:p>
+    <w:p>
+      <w:pPr>
+        <w:pStyle w:val="ListBullet"/>
+      </w:pPr>
+      <w:r>
+        <w:t>README의 PDF Navigation과 실제 PDF 파일명을 일치시키고 DOCX는 편집·보관용으로 함께 제공하되 일반 사용자 Navigation에는 PDF만 노출합니다.</w:t>
+      </w:r>
+    </w:p>
+    <w:p>
+      <w:pPr>
+        <w:pStyle w:val="Heading2"/>
+      </w:pPr>
+      <w:r>
+        <w:t>검수 인계</w:t>
+      </w:r>
+    </w:p>
+    <w:p>
+      <w:pPr/>
+      <w:r>
+        <w:t>배포 묶음은 문서 파일 존재 여부뿐 아니라 현재 Source와 검증 Evidence가 같은 기준을 가리키는지 확인한 뒤 검수자에게 넘깁니다.</w:t>
+      </w:r>
+    </w:p>
+    <w:p>
+      <w:pPr>
+        <w:pStyle w:val="ListBullet"/>
+      </w:pPr>
+      <w:r>
+        <w:t>Source Identity, Package Manifest, SHA-256, Fresh Replay 결과가 같은 배포 묶음을 가리키고 미검증 항목은 PASS로 기록하지 않습니다.</w:t>
+      </w:r>
+    </w:p>
+    <w:p>
+      <w:pPr>
+        <w:pStyle w:val="ListBullet"/>
+      </w:pPr>
+      <w:r>
+        <w:t>검수자는 Root README의 PDF Navigation에서 11개 PDF를 실제로 열어 파일명·페이지·링크·역할별 진입점이 현행본과 일치하는지 확인합니다.</w:t>
+      </w:r>
+    </w:p>
+    <w:p>
+      <w:pPr>
+        <w:pStyle w:val="CPFSource"/>
+      </w:pPr>
+      <w:r>
+        <w:t>Source: README.md · cpf-docs/governance/CPF_FINAL_TARGET_REQUIREMENTS.md · cpf-docs/governance/CPF_DOCUMENT_CANONICAL_INDEX.md · cpf-docs/guides · cpf-docs/deliverables</w:t>
       </w:r>
     </w:p>
     <w:sectPr>
@@ -5153,7 +5250,7 @@
     <w:pPr>
       <w:widowControl/>
       <w:bidi w:val="0"/>
-      <w:spacing w:lineRule="auto" w:line="312" w:before="0" w:after="180"/>
+      <w:spacing w:lineRule="auto" w:line="317" w:before="0" w:after="170"/>
       <w:jc w:val="start"/>
     </w:pPr>
     <w:rPr>
@@ -5177,7 +5274,7 @@
       <w:keepNext/>
       <w:keepLines/>
       <w:widowControl/>
-      <w:spacing w:lineRule="auto" w:line="259" w:before="1120" w:after="260"/>
+      <w:spacing w:lineRule="auto" w:line="259" w:before="1160" w:after="240"/>
       <w:outlineLvl w:val="0"/>
     </w:pPr>
     <w:rPr>
@@ -5202,7 +5299,7 @@
       <w:keepNext/>
       <w:keepLines/>
       <w:widowControl/>
-      <w:spacing w:lineRule="auto" w:line="259" w:before="640" w:after="170"/>
+      <w:spacing w:lineRule="auto" w:line="259" w:before="640" w:after="150"/>
       <w:ind w:start="113"/>
       <w:outlineLvl w:val="1"/>
     </w:pPr>
@@ -5228,7 +5325,7 @@
       <w:keepNext/>
       <w:keepLines/>
       <w:widowControl/>
-      <w:spacing w:lineRule="auto" w:line="264" w:before="420" w:after="130"/>
+      <w:spacing w:lineRule="auto" w:line="264" w:before="400" w:after="120"/>
       <w:ind w:start="255"/>
       <w:outlineLvl w:val="2"/>
     </w:pPr>
@@ -6329,7 +6426,7 @@
     <w:pPr>
       <w:keepNext w:val="false"/>
       <w:widowControl/>
-      <w:spacing w:lineRule="auto" w:line="324" w:before="0" w:after="220"/>
+      <w:spacing w:lineRule="auto" w:line="324" w:before="0" w:after="200"/>
     </w:pPr>
     <w:rPr>
       <w:rFonts w:ascii="Noto Sans KR" w:hAnsi="Noto Sans KR" w:eastAsia="Noto Sans KR" w:cs="Noto Sans KR"/>
@@ -6425,7 +6522,7 @@
       <w:keepNext/>
       <w:keepLines/>
       <w:widowControl/>
-      <w:spacing w:lineRule="auto" w:line="276" w:before="180" w:after="100"/>
+      <w:spacing w:lineRule="auto" w:line="276" w:before="180" w:after="120"/>
     </w:pPr>
     <w:rPr>
       <w:rFonts w:ascii="Noto Sans KR" w:hAnsi="Noto Sans KR" w:eastAsia="Noto Sans KR" w:cs="Noto Sans KR"/>
@@ -6441,7 +6538,7 @@
     <w:pPr>
       <w:keepNext w:val="true"/>
       <w:widowControl/>
-      <w:spacing w:lineRule="auto" w:line="288" w:before="0" w:after="140"/>
+      <w:spacing w:lineRule="auto" w:line="288" w:before="0" w:after="120"/>
     </w:pPr>
     <w:rPr>
       <w:rFonts w:ascii="Noto Sans KR" w:hAnsi="Noto Sans KR" w:eastAsia="Noto Sans KR" w:cs="Noto Sans KR"/>

--- a/cpf-docs/deliverables/산출물목록.docx
+++ b/cpf-docs/deliverables/산출물목록.docx
@@ -4128,6 +4128,234 @@
         <w:t>Source: README.md · cpf-docs/governance/CPF_FINAL_TARGET_REQUIREMENTS.md · cpf-docs/governance/CPF_DOCUMENT_CANONICAL_INDEX.md · cpf-docs/guides · cpf-docs/deliverables</w:t>
       </w:r>
     </w:p>
+    <w:p>
+      <w:pPr>
+        <w:pStyle w:val="Heading1"/>
+      </w:pPr>
+      <w:r>
+        <w:t>5 상황별 문서 사용 시나리오</w:t>
+      </w:r>
+    </w:p>
+    <w:p>
+      <w:pPr>
+        <w:pStyle w:val="CPFSectionLead"/>
+      </w:pPr>
+      <w:r>
+        <w:t>파일 이름만 보고 문서를 고르지 않도록 실제 작업 상황에서 어느 문서를 먼저 보고 어디로 이어지는지 정리합니다.</w:t>
+      </w:r>
+    </w:p>
+    <w:p>
+      <w:pPr>
+        <w:pStyle w:val="Heading2"/>
+      </w:pPr>
+      <w:r>
+        <w:t>새 업무 Domain을 만드는 경우</w:t>
+      </w:r>
+    </w:p>
+    <w:p>
+      <w:pPr>
+        <w:pStyle w:val="ListBullet"/>
+      </w:pPr>
+      <w:r>
+        <w:t>README에서 전체 Architecture와 개발 흐름을 파악합니다.</w:t>
+      </w:r>
+    </w:p>
+    <w:p>
+      <w:pPr>
+        <w:pStyle w:val="ListBullet"/>
+      </w:pPr>
+      <w:r>
+        <w:t>프레임워크 개발자 가이드에서 Starter/Persistence/Transaction/Domain 호출을 선택합니다.</w:t>
+      </w:r>
+    </w:p>
+    <w:p>
+      <w:pPr>
+        <w:pStyle w:val="ListBullet"/>
+      </w:pPr>
+      <w:r>
+        <w:t>Specification/기술표준서에서 Header·Error·Public/Internal 규칙을 확인합니다.</w:t>
+      </w:r>
+    </w:p>
+    <w:p>
+      <w:pPr>
+        <w:pStyle w:val="ListBullet"/>
+      </w:pPr>
+      <w:r>
+        <w:t>DB 변경이 있으면 데이터베이스표준서, 배치가 있으면 배치 개발자 가이드로 이어갑니다.</w:t>
+      </w:r>
+    </w:p>
+    <w:p>
+      <w:pPr>
+        <w:pStyle w:val="Heading2"/>
+      </w:pPr>
+      <w:r>
+        <w:t>장애를 복구하는 경우</w:t>
+      </w:r>
+    </w:p>
+    <w:p>
+      <w:pPr>
+        <w:pStyle w:val="ListBullet"/>
+      </w:pPr>
+      <w:r>
+        <w:t>운영자 매뉴얼에서 transactionId/operationId/instanceId/recoveryId로 범위를 좁힙니다.</w:t>
+      </w:r>
+    </w:p>
+    <w:p>
+      <w:pPr>
+        <w:pStyle w:val="ListBullet"/>
+      </w:pPr>
+      <w:r>
+        <w:t>Batch 장애면 배치 운영 가이드에서 Lease/Fencing/Checkpoint와 복구 동작을 선택합니다.</w:t>
+      </w:r>
+    </w:p>
+    <w:p>
+      <w:pPr>
+        <w:pStyle w:val="ListBullet"/>
+      </w:pPr>
+      <w:r>
+        <w:t>Gateway/Topology 문제가 의심되면 Gateway 가이드와 아키텍처설계서에서 Owner/Failure Domain을 확인합니다.</w:t>
+      </w:r>
+    </w:p>
+    <w:p>
+      <w:pPr>
+        <w:pStyle w:val="Heading2"/>
+      </w:pPr>
+      <w:r>
+        <w:t>Architecture·QA를 검토하는 경우</w:t>
+      </w:r>
+    </w:p>
+    <w:p>
+      <w:pPr>
+        <w:pStyle w:val="ListBullet"/>
+      </w:pPr>
+      <w:r>
+        <w:t>아키텍처설계서에서 Owner/Dependency/Topology를 확인합니다.</w:t>
+      </w:r>
+    </w:p>
+    <w:p>
+      <w:pPr>
+        <w:pStyle w:val="ListBullet"/>
+      </w:pPr>
+      <w:r>
+        <w:t>기술사양서·기술표준서·Specification에서 Runtime/Public Contract/MUST 규칙을 교차 확인합니다.</w:t>
+      </w:r>
+    </w:p>
+    <w:p>
+      <w:pPr>
+        <w:pStyle w:val="ListBullet"/>
+      </w:pPr>
+      <w:r>
+        <w:t>Source 변경이 문서의 계약을 바꾸면 영향받은 공식 문서를 함께 현행화하고 기존 PASS를 자동 승계하지 않습니다.</w:t>
+      </w:r>
+    </w:p>
+    <w:p>
+      <w:pPr>
+        <w:pStyle w:val="Heading2"/>
+        <w:spacing w:before="320" w:after="120"/>
+      </w:pPr>
+      <w:r>
+        <w:t>변경 유형별 함께 확인할 문서</w:t>
+      </w:r>
+    </w:p>
+    <w:p>
+      <w:pPr>
+        <w:pStyle w:val="ListBullet"/>
+        <w:spacing w:after="60" w:line="276" w:lineRule="auto"/>
+      </w:pPr>
+      <w:r>
+        <w:t>Public API·Starter·Generator가 바뀌면 프레임워크 개발자 가이드, Specification, 기술사양서·기술표준서와 Generated/Sample 사용 경로를 함께 확인합니다.</w:t>
+      </w:r>
+    </w:p>
+    <w:p>
+      <w:pPr>
+        <w:pStyle w:val="ListBullet"/>
+        <w:spacing w:after="60" w:line="276" w:lineRule="auto"/>
+      </w:pPr>
+      <w:r>
+        <w:t>Gateway·Topology·Owner 경계가 바뀌면 Gateway 개발·사용 가이드와 아키텍처설계서를 함께 현행화합니다.</w:t>
+      </w:r>
+    </w:p>
+    <w:p>
+      <w:pPr>
+        <w:pStyle w:val="ListBullet"/>
+        <w:spacing w:after="60" w:line="276" w:lineRule="auto"/>
+      </w:pPr>
+      <w:r>
+        <w:t>Batch Runtime·Lease·Fencing·Recovery가 바뀌면 배치 개발자 가이드와 배치 운영 가이드의 개발·운영 양쪽 절차를 같이 확인합니다.</w:t>
+      </w:r>
+    </w:p>
+    <w:p>
+      <w:pPr>
+        <w:pStyle w:val="ListBullet"/>
+        <w:spacing w:after="60" w:line="276" w:lineRule="auto"/>
+      </w:pPr>
+      <w:r>
+        <w:t>DB Schema·Migration·Vendor 지원이 바뀌면 데이터베이스표준서와 Generator/Runtime Consumer 설명을 함께 확인합니다.</w:t>
+      </w:r>
+    </w:p>
+    <w:p>
+      <w:pPr>
+        <w:pStyle w:val="ListBullet"/>
+        <w:spacing w:after="60" w:line="276" w:lineRule="auto"/>
+      </w:pPr>
+      <w:r>
+        <w:t>Runtime Identity·System6·Trace·Recovery가 바뀌면 운영자 매뉴얼과 Specification/아키텍처 문서의 동일 계약을 교차 확인합니다.</w:t>
+      </w:r>
+    </w:p>
+    <w:p>
+      <w:pPr>
+        <w:pStyle w:val="ListBullet"/>
+        <w:spacing w:after="60" w:line="276" w:lineRule="auto"/>
+      </w:pPr>
+      <w:r>
+        <w:t>문서 수정 후 README의 PDF Navigation과 실제 파일명·역할이 현재본을 가리키는지 최종 확인합니다.</w:t>
+      </w:r>
+    </w:p>
+    <w:p>
+      <w:pPr>
+        <w:pStyle w:val="Heading2"/>
+        <w:spacing w:before="320" w:after="120"/>
+      </w:pPr>
+      <w:r>
+        <w:t>문서 사용 결과 확인</w:t>
+      </w:r>
+    </w:p>
+    <w:p>
+      <w:pPr>
+        <w:pStyle w:val="ListBullet"/>
+        <w:spacing w:after="80" w:line="288" w:lineRule="auto"/>
+      </w:pPr>
+      <w:r>
+        <w:t>개발자는 선택한 기능의 Public API·설정·Consumer 예제와 실패/복구 절차까지 확인한 뒤 해당 가이드의 결과 확인 절차로 마칩니다.</w:t>
+      </w:r>
+    </w:p>
+    <w:p>
+      <w:pPr>
+        <w:pStyle w:val="ListBullet"/>
+        <w:spacing w:after="80" w:line="288" w:lineRule="auto"/>
+      </w:pPr>
+      <w:r>
+        <w:t>운영자는 장애 원인만 찾는 것으로 끝내지 않고 거래 결과·DB·Trace/Audit·대기 Queue/Batch·Recovery Evidence가 정상화됐는지 확인합니다.</w:t>
+      </w:r>
+    </w:p>
+    <w:p>
+      <w:pPr>
+        <w:pStyle w:val="ListBullet"/>
+        <w:spacing w:after="80" w:line="288" w:lineRule="auto"/>
+      </w:pPr>
+      <w:r>
+        <w:t>Architecture/QA 검수자는 README 요약만으로 완료 판단하지 않고 Specification·Architecture·Standard 문서에서 Canonical Contract를 교차 확인합니다.</w:t>
+      </w:r>
+    </w:p>
+    <w:p>
+      <w:pPr>
+        <w:pStyle w:val="ListBullet"/>
+        <w:spacing w:after="80" w:line="288" w:lineRule="auto"/>
+      </w:pPr>
+      <w:r>
+        <w:t>문서 세트가 변경되면 README Navigation, 산출물목록, 파일명·PDF 링크와 현재 Source Identity가 같은 현행본을 가리키는지 다시 확인합니다.</w:t>
+      </w:r>
+    </w:p>
     <w:sectPr>
       <w:headerReference w:type="even" r:id="rId2"/>
       <w:headerReference w:type="default" r:id="rId3"/>
